--- a/CHANGELOG.docx
+++ b/CHANGELOG.docx
@@ -10,7 +10,7 @@
         <w:t xml:space="preserve">CHANGELOG</w:t>
       </w:r>
     </w:p>
-    <w:bookmarkStart w:id="160" w:name="changelog--vasic-digitaltmux"/>
+    <w:bookmarkStart w:id="185" w:name="changelog--vasic-digitaltmux"/>
     <w:p>
       <w:pPr>
         <w:pStyle w:val="Heading1"/>
@@ -60,12 +60,3456 @@
         </w:pict>
       </w:r>
     </w:p>
-    <w:bookmarkStart w:id="14" w:name="v1022--2026-06-13"/>
+    <w:bookmarkStart w:id="15" w:name="v1025--2026-06-16"/>
     <w:p>
       <w:pPr>
         <w:pStyle w:val="Heading2"/>
       </w:pPr>
       <w:r>
+        <w:t xml:space="preserve">[v1.0.25] — 2026-06-16</w:t>
+      </w:r>
+    </w:p>
+    <w:p>
+      <w:pPr>
+        <w:pStyle w:val="FirstParagraph"/>
+      </w:pPr>
+      <w:r>
+        <w:rPr>
+          <w:b/>
+          <w:bCs/>
+        </w:rPr>
+        <w:t xml:space="preserve">Governance + tooling currency: advance the HelixConstitution submodule to its latest upstream (</w:t>
+      </w:r>
+      <w:r>
+        <w:rPr>
+          <w:rStyle w:val="VerbatimChar"/>
+          <w:b/>
+          <w:bCs/>
+        </w:rPr>
+        <w:t xml:space="preserve">1d408cb</w:t>
+      </w:r>
+      <w:r>
+        <w:rPr>
+          <w:b/>
+          <w:bCs/>
+        </w:rPr>
+        <w:t xml:space="preserve">), fix host-level codegraph version skew, and clean dead test-socket cruft — per the operator mandate "we MUST ALWAYS target the latest versions of all our submodules." No tmux product-surface change.</w:t>
+      </w:r>
+    </w:p>
+    <w:bookmarkStart w:id="10" w:name="changed"/>
+    <w:p>
+      <w:pPr>
+        <w:pStyle w:val="Heading3"/>
+      </w:pPr>
+      <w:r>
+        <w:t xml:space="preserve">Changed</w:t>
+      </w:r>
+    </w:p>
+    <w:p>
+      <w:pPr>
+        <w:pStyle w:val="Compact"/>
+        <w:numPr>
+          <w:ilvl w:val="0"/>
+          <w:numId w:val="1001"/>
+        </w:numPr>
+      </w:pPr>
+      <w:r>
+        <w:rPr>
+          <w:b/>
+          <w:bCs/>
+        </w:rPr>
+        <w:t xml:space="preserve">HelixConstitution submodule advanced</w:t>
+      </w:r>
+      <w:r>
+        <w:rPr>
+          <w:b/>
+          <w:bCs/>
+        </w:rPr>
+        <w:t xml:space="preserve"> </w:t>
+      </w:r>
+      <w:r>
+        <w:rPr>
+          <w:rStyle w:val="VerbatimChar"/>
+          <w:b/>
+          <w:bCs/>
+        </w:rPr>
+        <w:t xml:space="preserve">3f4d690</w:t>
+      </w:r>
+      <w:r>
+        <w:rPr>
+          <w:b/>
+          <w:bCs/>
+        </w:rPr>
+        <w:t xml:space="preserve"> </w:t>
+      </w:r>
+      <w:r>
+        <w:rPr>
+          <w:b/>
+          <w:bCs/>
+        </w:rPr>
+        <w:t xml:space="preserve">→</w:t>
+      </w:r>
+      <w:r>
+        <w:rPr>
+          <w:b/>
+          <w:bCs/>
+        </w:rPr>
+        <w:t xml:space="preserve"> </w:t>
+      </w:r>
+      <w:r>
+        <w:rPr>
+          <w:rStyle w:val="VerbatimChar"/>
+          <w:b/>
+          <w:bCs/>
+        </w:rPr>
+        <w:t xml:space="preserve">1d408cb</w:t>
+      </w:r>
+      <w:r>
+        <w:t xml:space="preserve"> </w:t>
+      </w:r>
+      <w:r>
+        <w:t xml:space="preserve">(+67 upstream</w:t>
+      </w:r>
+      <w:r>
+        <w:t xml:space="preserve"> </w:t>
+      </w:r>
+      <w:r>
+        <w:t xml:space="preserve">commits, new universal anchors §11.4.140–158). Functional inheritance verified —</w:t>
+      </w:r>
+      <w:r>
+        <w:t xml:space="preserve"> </w:t>
+      </w:r>
+      <w:r>
+        <w:rPr>
+          <w:rStyle w:val="VerbatimChar"/>
+        </w:rPr>
+        <w:t xml:space="preserve">18_constitution_inheritance.sh</w:t>
+      </w:r>
+      <w:r>
+        <w:t xml:space="preserve"> </w:t>
+      </w:r>
+      <w:r>
+        <w:rPr>
+          <w:b/>
+          <w:bCs/>
+        </w:rPr>
+        <w:t xml:space="preserve">PASS=10/0</w:t>
+      </w:r>
+      <w:r>
+        <w:t xml:space="preserve"> </w:t>
+      </w:r>
+      <w:r>
+        <w:t xml:space="preserve">(the project's</w:t>
+      </w:r>
+      <w:r>
+        <w:t xml:space="preserve"> </w:t>
+      </w:r>
+      <w:r>
+        <w:rPr>
+          <w:rStyle w:val="VerbatimChar"/>
+        </w:rPr>
+        <w:t xml:space="preserve">@constitution/CLAUDE.md</w:t>
+      </w:r>
+      <w:r>
+        <w:t xml:space="preserve"> </w:t>
+      </w:r>
+      <w:r>
+        <w:t xml:space="preserve">import + INHERITED-FROM blocks resolve to the new constitution). The release gate is</w:t>
+      </w:r>
+      <w:r>
+        <w:t xml:space="preserve"> </w:t>
+      </w:r>
+      <w:r>
+        <w:t xml:space="preserve">unaffected (</w:t>
+      </w:r>
+      <w:r>
+        <w:rPr>
+          <w:rStyle w:val="VerbatimChar"/>
+        </w:rPr>
+        <w:t xml:space="preserve">verify.sh</w:t>
+      </w:r>
+      <w:r>
+        <w:t xml:space="preserve"> </w:t>
+      </w:r>
+      <w:r>
+        <w:t xml:space="preserve">enforces the §11.4.87..99 propagation set, already mirrored).</w:t>
+      </w:r>
+    </w:p>
+    <w:p>
+      <w:pPr>
+        <w:pStyle w:val="Compact"/>
+        <w:numPr>
+          <w:ilvl w:val="0"/>
+          <w:numId w:val="1001"/>
+        </w:numPr>
+      </w:pPr>
+      <w:r>
+        <w:rPr>
+          <w:b/>
+          <w:bCs/>
+        </w:rPr>
+        <w:t xml:space="preserve">Containers submodule</w:t>
+      </w:r>
+      <w:r>
+        <w:t xml:space="preserve"> </w:t>
+      </w:r>
+      <w:r>
+        <w:t xml:space="preserve">confirmed at latest (</w:t>
+      </w:r>
+      <w:r>
+        <w:rPr>
+          <w:rStyle w:val="VerbatimChar"/>
+        </w:rPr>
+        <w:t xml:space="preserve">18ed03d</w:t>
+      </w:r>
+      <w:r>
+        <w:t xml:space="preserve">).</w:t>
+      </w:r>
+    </w:p>
+    <w:bookmarkEnd w:id="10"/>
+    <w:bookmarkStart w:id="11" w:name="fixed-host-level--no-repo-change"/>
+    <w:p>
+      <w:pPr>
+        <w:pStyle w:val="Heading3"/>
+      </w:pPr>
+      <w:r>
+        <w:t xml:space="preserve">Fixed (host-level — no repo change)</w:t>
+      </w:r>
+    </w:p>
+    <w:p>
+      <w:pPr>
+        <w:pStyle w:val="Compact"/>
+        <w:numPr>
+          <w:ilvl w:val="0"/>
+          <w:numId w:val="1002"/>
+        </w:numPr>
+      </w:pPr>
+      <w:r>
+        <w:rPr>
+          <w:b/>
+          <w:bCs/>
+        </w:rPr>
+        <w:t xml:space="preserve">codegraph version skew on macOS</w:t>
+      </w:r>
+      <w:r>
+        <w:t xml:space="preserve"> </w:t>
+      </w:r>
+      <w:r>
+        <w:t xml:space="preserve">—</w:t>
+      </w:r>
+      <w:r>
+        <w:t xml:space="preserve"> </w:t>
+      </w:r>
+      <w:r>
+        <w:rPr>
+          <w:rStyle w:val="VerbatimChar"/>
+        </w:rPr>
+        <w:t xml:space="preserve">codegraph --version</w:t>
+      </w:r>
+      <w:r>
+        <w:t xml:space="preserve"> </w:t>
+      </w:r>
+      <w:r>
+        <w:t xml:space="preserve">reported</w:t>
+      </w:r>
+      <w:r>
+        <w:t xml:space="preserve"> </w:t>
+      </w:r>
+      <w:r>
+        <w:rPr>
+          <w:rStyle w:val="VerbatimChar"/>
+        </w:rPr>
+        <w:t xml:space="preserve">0.9.9</w:t>
+      </w:r>
+      <w:r>
+        <w:t xml:space="preserve"> </w:t>
+      </w:r>
+      <w:r>
+        <w:t xml:space="preserve">while npm</w:t>
+      </w:r>
+      <w:r>
+        <w:t xml:space="preserve"> </w:t>
+      </w:r>
+      <w:r>
+        <w:t xml:space="preserve">had updated</w:t>
+      </w:r>
+      <w:r>
+        <w:t xml:space="preserve"> </w:t>
+      </w:r>
+      <w:r>
+        <w:rPr>
+          <w:rStyle w:val="VerbatimChar"/>
+        </w:rPr>
+        <w:t xml:space="preserve">0.9.9 → 1.0.1</w:t>
+      </w:r>
+      <w:r>
+        <w:t xml:space="preserve">: a stale</w:t>
+      </w:r>
+      <w:r>
+        <w:t xml:space="preserve"> </w:t>
+      </w:r>
+      <w:r>
+        <w:rPr>
+          <w:rStyle w:val="VerbatimChar"/>
+        </w:rPr>
+        <w:t xml:space="preserve">~/.local/bin/codegraph</w:t>
+      </w:r>
+      <w:r>
+        <w:t xml:space="preserve"> </w:t>
+      </w:r>
+      <w:r>
+        <w:t xml:space="preserve">symlink (→</w:t>
+      </w:r>
+      <w:r>
+        <w:t xml:space="preserve"> </w:t>
+      </w:r>
+      <w:r>
+        <w:rPr>
+          <w:rStyle w:val="VerbatimChar"/>
+        </w:rPr>
+        <w:t xml:space="preserve">~/.codegraph/ versions/v0.9.9</w:t>
+      </w:r>
+      <w:r>
+        <w:t xml:space="preserve">) shadowed the npm-managed</w:t>
+      </w:r>
+      <w:r>
+        <w:t xml:space="preserve"> </w:t>
+      </w:r>
+      <w:r>
+        <w:rPr>
+          <w:rStyle w:val="VerbatimChar"/>
+        </w:rPr>
+        <w:t xml:space="preserve">1.0.1</w:t>
+      </w:r>
+      <w:r>
+        <w:t xml:space="preserve">. Repointed the symlink → both hosts</w:t>
+      </w:r>
+      <w:r>
+        <w:t xml:space="preserve"> </w:t>
+      </w:r>
+      <w:r>
+        <w:t xml:space="preserve">now resolve</w:t>
+      </w:r>
+      <w:r>
+        <w:t xml:space="preserve"> </w:t>
+      </w:r>
+      <w:r>
+        <w:rPr>
+          <w:b/>
+          <w:bCs/>
+        </w:rPr>
+        <w:t xml:space="preserve">1.0.1</w:t>
+      </w:r>
+      <w:r>
+        <w:t xml:space="preserve"> </w:t>
+      </w:r>
+      <w:r>
+        <w:t xml:space="preserve">(matches npm-latest). Closes the §11.4.80/§107 "npm exit 0 was</w:t>
+      </w:r>
+      <w:r>
+        <w:t xml:space="preserve"> </w:t>
+      </w:r>
+      <w:r>
+        <w:t xml:space="preserve">bluffing" entry the cadence script had caught.</w:t>
+      </w:r>
+    </w:p>
+    <w:p>
+      <w:pPr>
+        <w:pStyle w:val="Compact"/>
+        <w:numPr>
+          <w:ilvl w:val="0"/>
+          <w:numId w:val="1002"/>
+        </w:numPr>
+      </w:pPr>
+      <w:r>
+        <w:rPr>
+          <w:b/>
+          <w:bCs/>
+        </w:rPr>
+        <w:t xml:space="preserve">macOS host hygiene</w:t>
+      </w:r>
+      <w:r>
+        <w:t xml:space="preserve"> </w:t>
+      </w:r>
+      <w:r>
+        <w:t xml:space="preserve">— removed</w:t>
+      </w:r>
+      <w:r>
+        <w:t xml:space="preserve"> </w:t>
+      </w:r>
+      <w:r>
+        <w:rPr>
+          <w:b/>
+          <w:bCs/>
+        </w:rPr>
+        <w:t xml:space="preserve">668 dead tmux test sockets</w:t>
+      </w:r>
+      <w:r>
+        <w:t xml:space="preserve"> </w:t>
+      </w:r>
+      <w:r>
+        <w:t xml:space="preserve">(</w:t>
+      </w:r>
+      <w:r>
+        <w:rPr>
+          <w:rStyle w:val="VerbatimChar"/>
+        </w:rPr>
+        <w:t xml:space="preserve">/tmp/tmux-501</w:t>
+      </w:r>
+      <w:r>
+        <w:t xml:space="preserve">,</w:t>
+      </w:r>
+      <w:r>
+        <w:t xml:space="preserve"> </w:t>
+      </w:r>
+      <w:r>
+        <w:t xml:space="preserve">678 → 10) without touching any live/real session (not a</w:t>
+      </w:r>
+      <w:r>
+        <w:t xml:space="preserve"> </w:t>
+      </w:r>
+      <w:r>
+        <w:rPr>
+          <w:rStyle w:val="VerbatimChar"/>
+        </w:rPr>
+        <w:t xml:space="preserve">kill-server</w:t>
+      </w:r>
+      <w:r>
+        <w:t xml:space="preserve">).</w:t>
+      </w:r>
+    </w:p>
+    <w:bookmarkEnd w:id="11"/>
+    <w:bookmarkStart w:id="12" w:name="fixed-tests--swap-aware-oom-1148111450"/>
+    <w:p>
+      <w:pPr>
+        <w:pStyle w:val="Heading3"/>
+      </w:pPr>
+      <w:r>
+        <w:t xml:space="preserve">Fixed (tests — swap-aware OOM, §11.4.81/§11.4.50)</w:t>
+      </w:r>
+    </w:p>
+    <w:p>
+      <w:pPr>
+        <w:pStyle w:val="Compact"/>
+        <w:numPr>
+          <w:ilvl w:val="0"/>
+          <w:numId w:val="1003"/>
+        </w:numPr>
+      </w:pPr>
+      <w:r>
+        <w:rPr>
+          <w:b/>
+          <w:bCs/>
+        </w:rPr>
+        <w:t xml:space="preserve">Tests 12 &amp; 14 (destructive cgroup OOM) failed deterministically on nezha</w:t>
+      </w:r>
+      <w:r>
+        <w:t xml:space="preserve"> </w:t>
+      </w:r>
+      <w:r>
+        <w:t xml:space="preserve">because</w:t>
+      </w:r>
+      <w:r>
+        <w:t xml:space="preserve"> </w:t>
+      </w:r>
+      <w:r>
+        <w:t xml:space="preserve">the host gained</w:t>
+      </w:r>
+      <w:r>
+        <w:t xml:space="preserve"> </w:t>
+      </w:r>
+      <w:r>
+        <w:rPr>
+          <w:b/>
+          <w:bCs/>
+        </w:rPr>
+        <w:t xml:space="preserve">15 GiB swap</w:t>
+      </w:r>
+      <w:r>
+        <w:t xml:space="preserve">: a cgroup at its</w:t>
+      </w:r>
+      <w:r>
+        <w:t xml:space="preserve"> </w:t>
+      </w:r>
+      <w:r>
+        <w:rPr>
+          <w:rStyle w:val="VerbatimChar"/>
+        </w:rPr>
+        <w:t xml:space="preserve">MemoryMax</w:t>
+      </w:r>
+      <w:r>
+        <w:t xml:space="preserve"> </w:t>
+      </w:r>
+      <w:r>
+        <w:t xml:space="preserve">enforces the cap by</w:t>
+      </w:r>
+      <w:r>
+        <w:t xml:space="preserve"> </w:t>
+      </w:r>
+      <w:r>
+        <w:t xml:space="preserve">reclaim/</w:t>
+      </w:r>
+      <w:r>
+        <w:rPr>
+          <w:b/>
+          <w:bCs/>
+        </w:rPr>
+        <w:t xml:space="preserve">swap</w:t>
+      </w:r>
+      <w:r>
+        <w:t xml:space="preserve"> </w:t>
+      </w:r>
+      <w:r>
+        <w:t xml:space="preserve">(memory.current pins at the cap,</w:t>
+      </w:r>
+      <w:r>
+        <w:t xml:space="preserve"> </w:t>
+      </w:r>
+      <w:r>
+        <w:rPr>
+          <w:rStyle w:val="VerbatimChar"/>
+        </w:rPr>
+        <w:t xml:space="preserve">oom_kill</w:t>
+      </w:r>
+      <w:r>
+        <w:t xml:space="preserve"> </w:t>
+      </w:r>
+      <w:r>
+        <w:t xml:space="preserve">stays 0) instead of</w:t>
+      </w:r>
+      <w:r>
+        <w:t xml:space="preserve"> </w:t>
+      </w:r>
+      <w:r>
+        <w:t xml:space="preserve">OOM-killing, so no OOM fired. Root-caused via the cgroup's own</w:t>
+      </w:r>
+      <w:r>
+        <w:t xml:space="preserve"> </w:t>
+      </w:r>
+      <w:r>
+        <w:rPr>
+          <w:rStyle w:val="VerbatimChar"/>
+        </w:rPr>
+        <w:t xml:space="preserve">memory.events</w:t>
+      </w:r>
+      <w:r>
+        <w:t xml:space="preserve"> </w:t>
+      </w:r>
+      <w:r>
+        <w:t xml:space="preserve">counter</w:t>
+      </w:r>
+      <w:r>
+        <w:t xml:space="preserve"> </w:t>
+      </w:r>
+      <w:r>
+        <w:t xml:space="preserve">(FACT:</w:t>
+      </w:r>
+      <w:r>
+        <w:t xml:space="preserve"> </w:t>
+      </w:r>
+      <w:r>
+        <w:rPr>
+          <w:rStyle w:val="VerbatimChar"/>
+        </w:rPr>
+        <w:t xml:space="preserve">oom_kill</w:t>
+      </w:r>
+      <w:r>
+        <w:t xml:space="preserve"> </w:t>
+      </w:r>
+      <w:r>
+        <w:t xml:space="preserve">0 with swap,</w:t>
+      </w:r>
+      <w:r>
+        <w:t xml:space="preserve"> </w:t>
+      </w:r>
+      <w:r>
+        <w:rPr>
+          <w:b/>
+          <w:bCs/>
+        </w:rPr>
+        <w:t xml:space="preserve">295</w:t>
+      </w:r>
+      <w:r>
+        <w:t xml:space="preserve"> </w:t>
+      </w:r>
+      <w:r>
+        <w:t xml:space="preserve">with swap disabled). Fix: the test scope now sets</w:t>
+      </w:r>
+      <w:r>
+        <w:t xml:space="preserve"> </w:t>
+      </w:r>
+      <w:r>
+        <w:rPr>
+          <w:rStyle w:val="VerbatimChar"/>
+          <w:b/>
+          <w:bCs/>
+        </w:rPr>
+        <w:t xml:space="preserve">memory.swap.max=0</w:t>
+      </w:r>
+      <w:r>
+        <w:t xml:space="preserve"> </w:t>
+      </w:r>
+      <w:r>
+        <w:t xml:space="preserve">(test 12 via</w:t>
+      </w:r>
+      <w:r>
+        <w:t xml:space="preserve"> </w:t>
+      </w:r>
+      <w:r>
+        <w:rPr>
+          <w:rStyle w:val="VerbatimChar"/>
+        </w:rPr>
+        <w:t xml:space="preserve">systemd-run -p MemorySwapMax=0</w:t>
+      </w:r>
+      <w:r>
+        <w:t xml:space="preserve">; test 14 by writing</w:t>
+      </w:r>
+      <w:r>
+        <w:t xml:space="preserve"> </w:t>
+      </w:r>
+      <w:r>
+        <w:t xml:space="preserve">the delegated cgroup file) so exceeding the cap OOM-kills deterministically on swap-enabled</w:t>
+      </w:r>
+      <w:r>
+        <w:t xml:space="preserve"> </w:t>
+      </w:r>
+      <w:r>
+        <w:t xml:space="preserve">AND swapless hosts — touching only the test scope, never host-wide swap. Now PASS 3/3.</w:t>
+      </w:r>
+    </w:p>
+    <w:bookmarkEnd w:id="12"/>
+    <w:bookmarkStart w:id="13" w:name="validation-dual-host-release-gate"/>
+    <w:p>
+      <w:pPr>
+        <w:pStyle w:val="Heading3"/>
+      </w:pPr>
+      <w:r>
+        <w:t xml:space="preserve">Validation (dual-host release gate)</w:t>
+      </w:r>
+    </w:p>
+    <w:p>
+      <w:pPr>
+        <w:pStyle w:val="Compact"/>
+        <w:numPr>
+          <w:ilvl w:val="0"/>
+          <w:numId w:val="1004"/>
+        </w:numPr>
+      </w:pPr>
+      <w:r>
+        <w:rPr>
+          <w:b/>
+          <w:bCs/>
+        </w:rPr>
+        <w:t xml:space="preserve">nezha</w:t>
+      </w:r>
+      <w:r>
+        <w:t xml:space="preserve"> </w:t>
+      </w:r>
+      <w:r>
+        <w:rPr>
+          <w:rStyle w:val="VerbatimChar"/>
+        </w:rPr>
+        <w:t xml:space="preserve">verify.sh</w:t>
+      </w:r>
+      <w:r>
+        <w:t xml:space="preserve"> </w:t>
+      </w:r>
+      <w:r>
+        <w:t xml:space="preserve">(TMX_TEST_DESTRUCTIVE=1) GREEN + meta-test 52 CAUGHT / 0 ESCAPED;</w:t>
+      </w:r>
+      <w:r>
+        <w:t xml:space="preserve"> </w:t>
+      </w:r>
+      <w:r>
+        <w:t xml:space="preserve">tests 12 &amp; 14 PASS 3/3 with real OOM-kill evidence after the swap-aware fix.</w:t>
+      </w:r>
+    </w:p>
+    <w:p>
+      <w:pPr>
+        <w:pStyle w:val="Compact"/>
+        <w:numPr>
+          <w:ilvl w:val="0"/>
+          <w:numId w:val="1004"/>
+        </w:numPr>
+      </w:pPr>
+      <w:r>
+        <w:rPr>
+          <w:b/>
+          <w:bCs/>
+        </w:rPr>
+        <w:t xml:space="preserve">macOS</w:t>
+      </w:r>
+      <w:r>
+        <w:t xml:space="preserve"> </w:t>
+      </w:r>
+      <w:r>
+        <w:rPr>
+          <w:rStyle w:val="VerbatimChar"/>
+        </w:rPr>
+        <w:t xml:space="preserve">run_all</w:t>
+      </w:r>
+      <w:r>
+        <w:t xml:space="preserve"> </w:t>
+      </w:r>
+      <w:r>
+        <w:t xml:space="preserve">GREEN.</w:t>
+      </w:r>
+    </w:p>
+    <w:p>
+      <w:pPr>
+        <w:pStyle w:val="Compact"/>
+        <w:numPr>
+          <w:ilvl w:val="0"/>
+          <w:numId w:val="1004"/>
+        </w:numPr>
+      </w:pPr>
+      <w:r>
+        <w:rPr>
+          <w:rStyle w:val="VerbatimChar"/>
+        </w:rPr>
+        <w:t xml:space="preserve">setup.sh</w:t>
+      </w:r>
+      <w:r>
+        <w:t xml:space="preserve"> </w:t>
+      </w:r>
+      <w:r>
+        <w:t xml:space="preserve">re-run + verified on both hosts.</w:t>
+      </w:r>
+    </w:p>
+    <w:bookmarkEnd w:id="13"/>
+    <w:bookmarkStart w:id="14" w:name="known-follow-up-non-release-blocking"/>
+    <w:p>
+      <w:pPr>
+        <w:pStyle w:val="Heading3"/>
+      </w:pPr>
+      <w:r>
+        <w:t xml:space="preserve">Known follow-up (non-release-blocking)</w:t>
+      </w:r>
+    </w:p>
+    <w:p>
+      <w:pPr>
+        <w:pStyle w:val="Compact"/>
+        <w:numPr>
+          <w:ilvl w:val="0"/>
+          <w:numId w:val="1005"/>
+        </w:numPr>
+      </w:pPr>
+      <w:r>
+        <w:t xml:space="preserve">Verbatim/cascade propagation of the new §11.4.140–158 anchors into the project's</w:t>
+      </w:r>
+      <w:r>
+        <w:t xml:space="preserve"> </w:t>
+      </w:r>
+      <w:r>
+        <w:rPr>
+          <w:rStyle w:val="VerbatimChar"/>
+        </w:rPr>
+        <w:t xml:space="preserve">CLAUDE.md</w:t>
+      </w:r>
+      <w:r>
+        <w:t xml:space="preserve">/</w:t>
+      </w:r>
+      <w:r>
+        <w:rPr>
+          <w:rStyle w:val="VerbatimChar"/>
+        </w:rPr>
+        <w:t xml:space="preserve">AGENTS.md</w:t>
+      </w:r>
+      <w:r>
+        <w:t xml:space="preserve">/</w:t>
+      </w:r>
+      <w:r>
+        <w:rPr>
+          <w:rStyle w:val="VerbatimChar"/>
+        </w:rPr>
+        <w:t xml:space="preserve">QWEN.md</w:t>
+      </w:r>
+      <w:r>
+        <w:t xml:space="preserve"> </w:t>
+      </w:r>
+      <w:r>
+        <w:t xml:space="preserve">verbatim-mirror sections (for non-</w:t>
+      </w:r>
+      <w:r>
+        <w:rPr>
+          <w:rStyle w:val="VerbatimChar"/>
+        </w:rPr>
+        <w:t xml:space="preserve">@import</w:t>
+      </w:r>
+      <w:r>
+        <w:t xml:space="preserve"> </w:t>
+      </w:r>
+      <w:r>
+        <w:t xml:space="preserve">agents) is</w:t>
+      </w:r>
+      <w:r>
+        <w:t xml:space="preserve"> </w:t>
+      </w:r>
+      <w:r>
+        <w:t xml:space="preserve">tracked separately — functional inheritance already works via the</w:t>
+      </w:r>
+      <w:r>
+        <w:t xml:space="preserve"> </w:t>
+      </w:r>
+      <w:r>
+        <w:rPr>
+          <w:rStyle w:val="VerbatimChar"/>
+        </w:rPr>
+        <w:t xml:space="preserve">@import</w:t>
+      </w:r>
+      <w:r>
+        <w:t xml:space="preserve">, and the</w:t>
+      </w:r>
+      <w:r>
+        <w:t xml:space="preserve"> </w:t>
+      </w:r>
+      <w:r>
+        <w:t xml:space="preserve">release gate does not enforce these anchors.</w:t>
+      </w:r>
+    </w:p>
+    <w:p>
+      <w:pPr>
+        <w:pStyle w:val="Compact"/>
+        <w:numPr>
+          <w:ilvl w:val="0"/>
+          <w:numId w:val="1005"/>
+        </w:numPr>
+      </w:pPr>
+      <w:r>
+        <w:t xml:space="preserve">Operator-pending on nezha:</w:t>
+      </w:r>
+      <w:r>
+        <w:t xml:space="preserve"> </w:t>
+      </w:r>
+      <w:r>
+        <w:rPr>
+          <w:rStyle w:val="VerbatimChar"/>
+        </w:rPr>
+        <w:t xml:space="preserve">sudo bash scripts/build_oom_set.sh --install</w:t>
+      </w:r>
+      <w:r>
+        <w:t xml:space="preserve"> </w:t>
+      </w:r>
+      <w:r>
+        <w:t xml:space="preserve">+</w:t>
+      </w:r>
+      <w:r>
+        <w:t xml:space="preserve"> </w:t>
+      </w:r>
+      <w:r>
+        <w:rPr>
+          <w:rStyle w:val="VerbatimChar"/>
+        </w:rPr>
+        <w:t xml:space="preserve">sudo apt-get install -y stress-ng</w:t>
+      </w:r>
+      <w:r>
+        <w:t xml:space="preserve"> </w:t>
+      </w:r>
+      <w:r>
+        <w:t xml:space="preserve">to promote tests 08/12/14 from honest SKIP to PASS.</w:t>
+      </w:r>
+    </w:p>
+    <w:bookmarkEnd w:id="14"/>
+    <w:bookmarkEnd w:id="15"/>
+    <w:bookmarkStart w:id="18" w:name="sources-verified-2026-06-16"/>
+    <w:p>
+      <w:pPr>
+        <w:pStyle w:val="Heading2"/>
+      </w:pPr>
+      <w:r>
+        <w:t xml:space="preserve">Sources verified 2026-06-16</w:t>
+      </w:r>
+    </w:p>
+    <w:p>
+      <w:pPr>
+        <w:pStyle w:val="Compact"/>
+        <w:numPr>
+          <w:ilvl w:val="0"/>
+          <w:numId w:val="1006"/>
+        </w:numPr>
+      </w:pPr>
+      <w:hyperlink r:id="rId16">
+        <w:r>
+          <w:rPr>
+            <w:rStyle w:val="Hyperlink"/>
+          </w:rPr>
+          <w:t xml:space="preserve">https://github.com/HelixDevelopment/HelixConstitution</w:t>
+        </w:r>
+      </w:hyperlink>
+    </w:p>
+    <w:p>
+      <w:pPr>
+        <w:pStyle w:val="Compact"/>
+        <w:numPr>
+          <w:ilvl w:val="0"/>
+          <w:numId w:val="1006"/>
+        </w:numPr>
+      </w:pPr>
+      <w:hyperlink r:id="rId17">
+        <w:r>
+          <w:rPr>
+            <w:rStyle w:val="Hyperlink"/>
+          </w:rPr>
+          <w:t xml:space="preserve">https://docs.npmjs.com/cli/v10/commands/npm-install</w:t>
+        </w:r>
+      </w:hyperlink>
+    </w:p>
+    <w:p>
+      <w:r>
+        <w:pict>
+          <v:rect style="width:0;height:1.5pt" o:hralign="center" o:hrstd="t" o:hr="t"/>
+        </w:pict>
+      </w:r>
+    </w:p>
+    <w:bookmarkEnd w:id="18"/>
+    <w:bookmarkStart w:id="23" w:name="v1024--2026-06-16"/>
+    <w:p>
+      <w:pPr>
+        <w:pStyle w:val="Heading2"/>
+      </w:pPr>
+      <w:r>
+        <w:t xml:space="preserve">[v1.0.24] — 2026-06-16</w:t>
+      </w:r>
+    </w:p>
+    <w:p>
+      <w:pPr>
+        <w:pStyle w:val="FirstParagraph"/>
+      </w:pPr>
+      <w:r>
+        <w:rPr>
+          <w:b/>
+          <w:bCs/>
+        </w:rPr>
+        <w:t xml:space="preserve">On-demand container-distribution orchestrator: a real binary (</w:t>
+      </w:r>
+      <w:r>
+        <w:rPr>
+          <w:rStyle w:val="VerbatimChar"/>
+          <w:b/>
+          <w:bCs/>
+        </w:rPr>
+        <w:t xml:space="preserve">scripts/tmx-orchestrator/</w:t>
+      </w:r>
+      <w:r>
+        <w:rPr>
+          <w:b/>
+          <w:bCs/>
+        </w:rPr>
+        <w:t xml:space="preserve">) that drives the</w:t>
+      </w:r>
+      <w:r>
+        <w:rPr>
+          <w:b/>
+          <w:bCs/>
+        </w:rPr>
+        <w:t xml:space="preserve"> </w:t>
+      </w:r>
+      <w:r>
+        <w:rPr>
+          <w:rStyle w:val="VerbatimChar"/>
+          <w:b/>
+          <w:bCs/>
+        </w:rPr>
+        <w:t xml:space="preserve">vasic-digital/containers</w:t>
+      </w:r>
+      <w:r>
+        <w:rPr>
+          <w:b/>
+          <w:bCs/>
+        </w:rPr>
+        <w:t xml:space="preserve"> </w:t>
+      </w:r>
+      <w:r>
+        <w:rPr>
+          <w:b/>
+          <w:bCs/>
+        </w:rPr>
+        <w:t xml:space="preserve">submodule to schedule, deploy, health-check, and tear down containers on remote test hosts (nezha.local) — for heavy testing that depends on real services running.</w:t>
+      </w:r>
+    </w:p>
+    <w:p>
+      <w:pPr>
+        <w:pStyle w:val="BodyText"/>
+      </w:pPr>
+      <w:r>
+        <w:t xml:space="preserve">Operator mandate: "Make a proper binary using the Containers submodule lib to orchestrate the distribution — for when/if we need it for our testing needs." The tmux product surface (the hardened tmux 3.6a binary +</w:t>
+      </w:r>
+      <w:r>
+        <w:t xml:space="preserve"> </w:t>
+      </w:r>
+      <w:r>
+        <w:rPr>
+          <w:rStyle w:val="VerbatimChar"/>
+        </w:rPr>
+        <w:t xml:space="preserve">tmx</w:t>
+      </w:r>
+      <w:r>
+        <w:t xml:space="preserve"> </w:t>
+      </w:r>
+      <w:r>
+        <w:t xml:space="preserve">wrapper) is</w:t>
+      </w:r>
+      <w:r>
+        <w:t xml:space="preserve"> </w:t>
+      </w:r>
+      <w:r>
+        <w:rPr>
+          <w:b/>
+          <w:bCs/>
+        </w:rPr>
+        <w:t xml:space="preserve">unchanged</w:t>
+      </w:r>
+      <w:r>
+        <w:t xml:space="preserve"> </w:t>
+      </w:r>
+      <w:r>
+        <w:t xml:space="preserve">from v1.0.23; this release adds testing tooling + extends + hardens the consumed Containers library.</w:t>
+      </w:r>
+    </w:p>
+    <w:bookmarkStart w:id="19" w:name="added"/>
+    <w:p>
+      <w:pPr>
+        <w:pStyle w:val="Heading3"/>
+      </w:pPr>
+      <w:r>
+        <w:t xml:space="preserve">Added</w:t>
+      </w:r>
+    </w:p>
+    <w:p>
+      <w:pPr>
+        <w:pStyle w:val="Compact"/>
+        <w:numPr>
+          <w:ilvl w:val="0"/>
+          <w:numId w:val="1007"/>
+        </w:numPr>
+      </w:pPr>
+      <w:r>
+        <w:rPr>
+          <w:rStyle w:val="VerbatimChar"/>
+          <w:b/>
+          <w:bCs/>
+        </w:rPr>
+        <w:t xml:space="preserve">scripts/tmx-orchestrator/</w:t>
+      </w:r>
+      <w:r>
+        <w:t xml:space="preserve"> </w:t>
+      </w:r>
+      <w:r>
+        <w:t xml:space="preserve">— a Go consumer of the decoupled</w:t>
+      </w:r>
+      <w:r>
+        <w:t xml:space="preserve"> </w:t>
+      </w:r>
+      <w:r>
+        <w:rPr>
+          <w:rStyle w:val="VerbatimChar"/>
+        </w:rPr>
+        <w:t xml:space="preserve">digital.vasic.containers</w:t>
+      </w:r>
+      <w:r>
+        <w:t xml:space="preserve"> </w:t>
+      </w:r>
+      <w:r>
+        <w:t xml:space="preserve">submodule (via</w:t>
+      </w:r>
+      <w:r>
+        <w:t xml:space="preserve"> </w:t>
+      </w:r>
+      <w:r>
+        <w:rPr>
+          <w:rStyle w:val="VerbatimChar"/>
+        </w:rPr>
+        <w:t xml:space="preserve">replace</w:t>
+      </w:r>
+      <w:r>
+        <w:t xml:space="preserve">, CONST-051 — no tmux-specifics</w:t>
+      </w:r>
+      <w:r>
+        <w:t xml:space="preserve"> </w:t>
+      </w:r>
+      <w:r>
+        <w:t xml:space="preserve">added to the submodule). Subcommands:</w:t>
+      </w:r>
+      <w:r>
+        <w:t xml:space="preserve"> </w:t>
+      </w:r>
+      <w:r>
+        <w:rPr>
+          <w:rStyle w:val="VerbatimChar"/>
+        </w:rPr>
+        <w:t xml:space="preserve">hosts</w:t>
+      </w:r>
+      <w:r>
+        <w:t xml:space="preserve"> </w:t>
+      </w:r>
+      <w:r>
+        <w:t xml:space="preserve">(register + SSH-probe remote hosts →</w:t>
+      </w:r>
+      <w:r>
+        <w:t xml:space="preserve"> </w:t>
+      </w:r>
+      <w:r>
+        <w:t xml:space="preserve">real</w:t>
+      </w:r>
+      <w:r>
+        <w:t xml:space="preserve"> </w:t>
+      </w:r>
+      <w:r>
+        <w:rPr>
+          <w:rStyle w:val="VerbatimChar"/>
+        </w:rPr>
+        <w:t xml:space="preserve">/proc</w:t>
+      </w:r>
+      <w:r>
+        <w:t xml:space="preserve"> </w:t>
+      </w:r>
+      <w:r>
+        <w:t xml:space="preserve">CPU/MEM/cores),</w:t>
+      </w:r>
+      <w:r>
+        <w:t xml:space="preserve"> </w:t>
+      </w:r>
+      <w:r>
+        <w:rPr>
+          <w:rStyle w:val="VerbatimChar"/>
+        </w:rPr>
+        <w:t xml:space="preserve">distribute</w:t>
+      </w:r>
+      <w:r>
+        <w:t xml:space="preserve"> </w:t>
+      </w:r>
+      <w:r>
+        <w:t xml:space="preserve">(schedule +</w:t>
+      </w:r>
+      <w:r>
+        <w:t xml:space="preserve"> </w:t>
+      </w:r>
+      <w:r>
+        <w:rPr>
+          <w:rStyle w:val="VerbatimChar"/>
+        </w:rPr>
+        <w:t xml:space="preserve">podman run -d -p host:container</w:t>
+      </w:r>
+      <w:r>
+        <w:t xml:space="preserve"> </w:t>
+      </w:r>
+      <w:r>
+        <w:t xml:space="preserve">a real container on the best remote host + poll-until-ready health check),</w:t>
+      </w:r>
+      <w:r>
+        <w:t xml:space="preserve"> </w:t>
+      </w:r>
+      <w:r>
+        <w:rPr>
+          <w:rStyle w:val="VerbatimChar"/>
+        </w:rPr>
+        <w:t xml:space="preserve">down</w:t>
+      </w:r>
+      <w:r>
+        <w:t xml:space="preserve"> </w:t>
+      </w:r>
+      <w:r>
+        <w:t xml:space="preserve">(teardown, exits non-zero when teardown can't be confirmed). nezha.local</w:t>
+      </w:r>
+      <w:r>
+        <w:t xml:space="preserve"> </w:t>
+      </w:r>
+      <w:r>
+        <w:t xml:space="preserve">registered in</w:t>
+      </w:r>
+      <w:r>
+        <w:t xml:space="preserve"> </w:t>
+      </w:r>
+      <w:r>
+        <w:rPr>
+          <w:rStyle w:val="VerbatimChar"/>
+        </w:rPr>
+        <w:t xml:space="preserve">Containers/.env</w:t>
+      </w:r>
+      <w:r>
+        <w:t xml:space="preserve"> </w:t>
+      </w:r>
+      <w:r>
+        <w:t xml:space="preserve">(gitignored). Binary</w:t>
+      </w:r>
+      <w:r>
+        <w:t xml:space="preserve"> </w:t>
+      </w:r>
+      <w:r>
+        <w:rPr>
+          <w:rStyle w:val="VerbatimChar"/>
+        </w:rPr>
+        <w:t xml:space="preserve">scripts/tmx-orchestrator-bin</w:t>
+      </w:r>
+      <w:r>
+        <w:t xml:space="preserve"> </w:t>
+      </w:r>
+      <w:r>
+        <w:t xml:space="preserve">gitignored, regenerated via</w:t>
+      </w:r>
+      <w:r>
+        <w:t xml:space="preserve"> </w:t>
+      </w:r>
+      <w:r>
+        <w:rPr>
+          <w:rStyle w:val="VerbatimChar"/>
+        </w:rPr>
+        <w:t xml:space="preserve">go build</w:t>
+      </w:r>
+      <w:r>
+        <w:t xml:space="preserve"> </w:t>
+      </w:r>
+      <w:r>
+        <w:t xml:space="preserve">(§11.4.77).</w:t>
+      </w:r>
+    </w:p>
+    <w:p>
+      <w:pPr>
+        <w:pStyle w:val="Compact"/>
+        <w:numPr>
+          <w:ilvl w:val="0"/>
+          <w:numId w:val="1007"/>
+        </w:numPr>
+      </w:pPr>
+      <w:r>
+        <w:rPr>
+          <w:rStyle w:val="VerbatimChar"/>
+          <w:b/>
+          <w:bCs/>
+        </w:rPr>
+        <w:t xml:space="preserve">scripts/tests/62_distribution_orchestrator.sh</w:t>
+      </w:r>
+      <w:r>
+        <w:t xml:space="preserve"> </w:t>
+      </w:r>
+      <w:r>
+        <w:t xml:space="preserve">— opt-in (</w:t>
+      </w:r>
+      <w:r>
+        <w:rPr>
+          <w:rStyle w:val="VerbatimChar"/>
+        </w:rPr>
+        <w:t xml:space="preserve">TMX_TEST_REMOTE=1</w:t>
+      </w:r>
+      <w:r>
+        <w:t xml:space="preserve">)</w:t>
+      </w:r>
+      <w:r>
+        <w:t xml:space="preserve"> </w:t>
+      </w:r>
+      <w:r>
+        <w:t xml:space="preserve">end-to-end test: builds, probes nezha, deploys a real nginx container + asserts HTTP</w:t>
+      </w:r>
+      <w:r>
+        <w:t xml:space="preserve"> </w:t>
+      </w:r>
+      <w:r>
+        <w:t xml:space="preserve">200, tears down clean. SKIP-with-reason by default.</w:t>
+      </w:r>
+    </w:p>
+    <w:bookmarkEnd w:id="19"/>
+    <w:bookmarkStart w:id="20" w:name="X2c9364c51b30857f4fa3451aa6836b263b04c0c"/>
+    <w:p>
+      <w:pPr>
+        <w:pStyle w:val="Heading3"/>
+      </w:pPr>
+      <w:r>
+        <w:t xml:space="preserve">Fixed (Containers library — extended/hardened upstream per §11.4.76)</w:t>
+      </w:r>
+    </w:p>
+    <w:p>
+      <w:pPr>
+        <w:pStyle w:val="Compact"/>
+        <w:numPr>
+          <w:ilvl w:val="0"/>
+          <w:numId w:val="1008"/>
+        </w:numPr>
+      </w:pPr>
+      <w:r>
+        <w:rPr>
+          <w:b/>
+          <w:bCs/>
+        </w:rPr>
+        <w:t xml:space="preserve">Port publishing</w:t>
+      </w:r>
+      <w:r>
+        <w:t xml:space="preserve"> </w:t>
+      </w:r>
+      <w:r>
+        <w:t xml:space="preserve">in the remote deploy path (</w:t>
+      </w:r>
+      <w:r>
+        <w:rPr>
+          <w:rStyle w:val="VerbatimChar"/>
+        </w:rPr>
+        <w:t xml:space="preserve">ContainerRequirements.Ports</w:t>
+      </w:r>
+      <w:r>
+        <w:t xml:space="preserve"> </w:t>
+      </w:r>
+      <w:r>
+        <w:t xml:space="preserve">+</w:t>
+      </w:r>
+      <w:r>
+        <w:t xml:space="preserve"> </w:t>
+      </w:r>
+      <w:r>
+        <w:rPr>
+          <w:rStyle w:val="VerbatimChar"/>
+        </w:rPr>
+        <w:t xml:space="preserve">-p</w:t>
+      </w:r>
+      <w:r>
+        <w:t xml:space="preserve"> </w:t>
+      </w:r>
+      <w:r>
+        <w:t xml:space="preserve">rendering) so a distributed service is reachable for health checks (Containers</w:t>
+      </w:r>
+      <w:r>
+        <w:t xml:space="preserve"> </w:t>
+      </w:r>
+      <w:r>
+        <w:rPr>
+          <w:rStyle w:val="VerbatimChar"/>
+        </w:rPr>
+        <w:t xml:space="preserve">1b9da9b</w:t>
+      </w:r>
+      <w:r>
+        <w:t xml:space="preserve">).</w:t>
+      </w:r>
+    </w:p>
+    <w:p>
+      <w:pPr>
+        <w:pStyle w:val="Compact"/>
+        <w:numPr>
+          <w:ilvl w:val="0"/>
+          <w:numId w:val="1008"/>
+        </w:numPr>
+      </w:pPr>
+      <w:r>
+        <w:rPr>
+          <w:b/>
+          <w:bCs/>
+        </w:rPr>
+        <w:t xml:space="preserve">Command-injection</w:t>
+      </w:r>
+      <w:r>
+        <w:t xml:space="preserve"> </w:t>
+      </w:r>
+      <w:r>
+        <w:t xml:space="preserve">in the port-publish protocol — allowlisted (Containers</w:t>
+      </w:r>
+      <w:r>
+        <w:t xml:space="preserve"> </w:t>
+      </w:r>
+      <w:r>
+        <w:rPr>
+          <w:rStyle w:val="VerbatimChar"/>
+        </w:rPr>
+        <w:t xml:space="preserve">82bd586</w:t>
+      </w:r>
+      <w:r>
+        <w:t xml:space="preserve">).</w:t>
+      </w:r>
+    </w:p>
+    <w:p>
+      <w:pPr>
+        <w:pStyle w:val="Compact"/>
+        <w:numPr>
+          <w:ilvl w:val="0"/>
+          <w:numId w:val="1008"/>
+        </w:numPr>
+      </w:pPr>
+      <w:r>
+        <w:rPr>
+          <w:b/>
+          <w:bCs/>
+        </w:rPr>
+        <w:t xml:space="preserve">ControlMaster socket leak</w:t>
+      </w:r>
+      <w:r>
+        <w:t xml:space="preserve"> </w:t>
+      </w:r>
+      <w:r>
+        <w:t xml:space="preserve">—</w:t>
+      </w:r>
+      <w:r>
+        <w:t xml:space="preserve"> </w:t>
+      </w:r>
+      <w:r>
+        <w:rPr>
+          <w:rStyle w:val="VerbatimChar"/>
+        </w:rPr>
+        <w:t xml:space="preserve">SSHExecutor.Execute</w:t>
+      </w:r>
+      <w:r>
+        <w:t xml:space="preserve"> </w:t>
+      </w:r>
+      <w:r>
+        <w:t xml:space="preserve">released the pooled SSH</w:t>
+      </w:r>
+      <w:r>
+        <w:t xml:space="preserve"> </w:t>
+      </w:r>
+      <w:r>
+        <w:t xml:space="preserve">connection ref only on success; now releases on all paths (</w:t>
+      </w:r>
+      <w:r>
+        <w:rPr>
+          <w:rStyle w:val="VerbatimChar"/>
+        </w:rPr>
+        <w:t xml:space="preserve">a856865</w:t>
+      </w:r>
+      <w:r>
+        <w:t xml:space="preserve">, RED→GREEN</w:t>
+      </w:r>
+      <w:r>
+        <w:t xml:space="preserve"> </w:t>
+      </w:r>
+      <w:r>
+        <w:t xml:space="preserve">regression test on real nezha) + the same-class</w:t>
+      </w:r>
+      <w:r>
+        <w:t xml:space="preserve"> </w:t>
+      </w:r>
+      <w:r>
+        <w:rPr>
+          <w:rStyle w:val="VerbatimChar"/>
+        </w:rPr>
+        <w:t xml:space="preserve">ExecuteStream</w:t>
+      </w:r>
+      <w:r>
+        <w:t xml:space="preserve"> </w:t>
+      </w:r>
+      <w:r>
+        <w:t xml:space="preserve">early-error leak (</w:t>
+      </w:r>
+      <w:r>
+        <w:rPr>
+          <w:rStyle w:val="VerbatimChar"/>
+        </w:rPr>
+        <w:t xml:space="preserve">18ed03d</w:t>
+      </w:r>
+      <w:r>
+        <w:t xml:space="preserve">).</w:t>
+      </w:r>
+    </w:p>
+    <w:p>
+      <w:pPr>
+        <w:pStyle w:val="Compact"/>
+        <w:numPr>
+          <w:ilvl w:val="0"/>
+          <w:numId w:val="1008"/>
+        </w:numPr>
+      </w:pPr>
+      <w:r>
+        <w:rPr>
+          <w:rStyle w:val="VerbatimChar"/>
+          <w:b/>
+          <w:bCs/>
+        </w:rPr>
+        <w:t xml:space="preserve">tmx-orchestrator down</w:t>
+      </w:r>
+      <w:r>
+        <w:rPr>
+          <w:b/>
+          <w:bCs/>
+        </w:rPr>
+        <w:t xml:space="preserve"> </w:t>
+      </w:r>
+      <w:r>
+        <w:rPr>
+          <w:b/>
+          <w:bCs/>
+        </w:rPr>
+        <w:t xml:space="preserve">FAIL-bluff</w:t>
+      </w:r>
+      <w:r>
+        <w:t xml:space="preserve"> </w:t>
+      </w:r>
+      <w:r>
+        <w:t xml:space="preserve">— reported "teardown complete" + exit 0 even</w:t>
+      </w:r>
+      <w:r>
+        <w:t xml:space="preserve"> </w:t>
+      </w:r>
+      <w:r>
+        <w:t xml:space="preserve">on an unreachable host; now exits non-zero when teardown can't be confirmed.</w:t>
+      </w:r>
+    </w:p>
+    <w:bookmarkEnd w:id="20"/>
+    <w:bookmarkStart w:id="21" w:name="X95999ade859dfb45118917147a4ca15cea390db"/>
+    <w:p>
+      <w:pPr>
+        <w:pStyle w:val="Heading3"/>
+      </w:pPr>
+      <w:r>
+        <w:t xml:space="preserve">Proven evidence (real captured runtime, no guessing per §11.4.6)</w:t>
+      </w:r>
+    </w:p>
+    <w:p>
+      <w:pPr>
+        <w:pStyle w:val="FirstParagraph"/>
+      </w:pPr>
+      <w:r>
+        <w:t xml:space="preserve">Captured under</w:t>
+      </w:r>
+      <w:r>
+        <w:t xml:space="preserve"> </w:t>
+      </w:r>
+      <w:r>
+        <w:rPr>
+          <w:rStyle w:val="VerbatimChar"/>
+        </w:rPr>
+        <w:t xml:space="preserve">docs/qa/2026-06-16-tmx-orchestrator/</w:t>
+      </w:r>
+      <w:r>
+        <w:t xml:space="preserve">:</w:t>
+      </w:r>
+    </w:p>
+    <w:tbl>
+      <w:tblPr>
+        <w:tblStyle w:val="Table"/>
+        <w:tblW w:type="auto" w:w="0"/>
+        <w:tblLook w:firstRow="1" w:lastRow="0" w:firstColumn="0" w:lastColumn="0" w:noHBand="0" w:noVBand="0" w:val="0020"/>
+      </w:tblPr>
+      <w:tblGrid>
+        <w:gridCol w:w="3960"/>
+        <w:gridCol w:w="3960"/>
+      </w:tblGrid>
+      <w:tr>
+        <w:trPr>
+          <w:tblHeader w:val="on"/>
+        </w:trPr>
+        <w:tc>
+          <w:tcPr/>
+          <w:p>
+            <w:pPr>
+              <w:pStyle w:val="Compact"/>
+            </w:pPr>
+            <w:r>
+              <w:t xml:space="preserve">Proof</w:t>
+            </w:r>
+          </w:p>
+        </w:tc>
+        <w:tc>
+          <w:tcPr/>
+          <w:p>
+            <w:pPr>
+              <w:pStyle w:val="Compact"/>
+            </w:pPr>
+            <w:r>
+              <w:t xml:space="preserve">Result</w:t>
+            </w:r>
+          </w:p>
+        </w:tc>
+      </w:tr>
+      <w:tr>
+        <w:tc>
+          <w:tcPr/>
+          <w:p>
+            <w:pPr>
+              <w:pStyle w:val="Compact"/>
+            </w:pPr>
+            <w:r>
+              <w:rPr>
+                <w:rStyle w:val="VerbatimChar"/>
+              </w:rPr>
+              <w:t xml:space="preserve">tmx-orchestrator distribute</w:t>
+            </w:r>
+            <w:r>
+              <w:t xml:space="preserve"> </w:t>
+            </w:r>
+            <w:r>
+              <w:t xml:space="preserve">(macOS → nezha over SSH+podman)</w:t>
+            </w:r>
+          </w:p>
+        </w:tc>
+        <w:tc>
+          <w:tcPr/>
+          <w:p>
+            <w:pPr>
+              <w:pStyle w:val="Compact"/>
+            </w:pPr>
+            <w:r>
+              <w:t xml:space="preserve">real nginx</w:t>
+            </w:r>
+            <w:r>
+              <w:t xml:space="preserve"> </w:t>
+            </w:r>
+            <w:r>
+              <w:rPr>
+                <w:rStyle w:val="VerbatimChar"/>
+              </w:rPr>
+              <w:t xml:space="preserve">0.0.0.0:18080-&gt;80/tcp</w:t>
+            </w:r>
+            <w:r>
+              <w:t xml:space="preserve">,</w:t>
+            </w:r>
+            <w:r>
+              <w:t xml:space="preserve"> </w:t>
+            </w:r>
+            <w:r>
+              <w:rPr>
+                <w:b/>
+                <w:bCs/>
+              </w:rPr>
+              <w:t xml:space="preserve">HTTP health 200</w:t>
+            </w:r>
+            <w:r>
+              <w:t xml:space="preserve"> </w:t>
+            </w:r>
+            <w:r>
+              <w:t xml:space="preserve">(podman ps + curl confirm)</w:t>
+            </w:r>
+          </w:p>
+        </w:tc>
+      </w:tr>
+      <w:tr>
+        <w:tc>
+          <w:tcPr/>
+          <w:p>
+            <w:pPr>
+              <w:pStyle w:val="Compact"/>
+            </w:pPr>
+            <w:r>
+              <w:rPr>
+                <w:rStyle w:val="VerbatimChar"/>
+              </w:rPr>
+              <w:t xml:space="preserve">down</w:t>
+            </w:r>
+          </w:p>
+        </w:tc>
+        <w:tc>
+          <w:tcPr/>
+          <w:p>
+            <w:pPr>
+              <w:pStyle w:val="Compact"/>
+            </w:pPr>
+            <w:r>
+              <w:t xml:space="preserve">container</w:t>
+            </w:r>
+            <w:r>
+              <w:t xml:space="preserve"> </w:t>
+            </w:r>
+            <w:r>
+              <w:rPr>
+                <w:b/>
+                <w:bCs/>
+              </w:rPr>
+              <w:t xml:space="preserve">REMOVED-CLEAN</w:t>
+            </w:r>
+            <w:r>
+              <w:t xml:space="preserve">; unreachable host →</w:t>
+            </w:r>
+            <w:r>
+              <w:t xml:space="preserve"> </w:t>
+            </w:r>
+            <w:r>
+              <w:rPr>
+                <w:b/>
+                <w:bCs/>
+              </w:rPr>
+              <w:t xml:space="preserve">exit 1</w:t>
+            </w:r>
+          </w:p>
+        </w:tc>
+      </w:tr>
+      <w:tr>
+        <w:tc>
+          <w:tcPr/>
+          <w:p>
+            <w:pPr>
+              <w:pStyle w:val="Compact"/>
+            </w:pPr>
+            <w:r>
+              <w:t xml:space="preserve">pool-leak regression (</w:t>
+            </w:r>
+            <w:r>
+              <w:rPr>
+                <w:rStyle w:val="VerbatimChar"/>
+              </w:rPr>
+              <w:t xml:space="preserve">pkg/remote/execute_release_test.go</w:t>
+            </w:r>
+            <w:r>
+              <w:t xml:space="preserve">)</w:t>
+            </w:r>
+          </w:p>
+        </w:tc>
+        <w:tc>
+          <w:tcPr/>
+          <w:p>
+            <w:pPr>
+              <w:pStyle w:val="Compact"/>
+            </w:pPr>
+            <w:r>
+              <w:t xml:space="preserve">RED refs=1 → GREEN refs=0 on nezha</w:t>
+            </w:r>
+          </w:p>
+        </w:tc>
+      </w:tr>
+      <w:tr>
+        <w:tc>
+          <w:tcPr/>
+          <w:p>
+            <w:pPr>
+              <w:pStyle w:val="Compact"/>
+            </w:pPr>
+            <w:r>
+              <w:t xml:space="preserve">test 62 (</w:t>
+            </w:r>
+            <w:r>
+              <w:rPr>
+                <w:rStyle w:val="VerbatimChar"/>
+              </w:rPr>
+              <w:t xml:space="preserve">TMX_TEST_REMOTE=1</w:t>
+            </w:r>
+            <w:r>
+              <w:t xml:space="preserve">)</w:t>
+            </w:r>
+          </w:p>
+        </w:tc>
+        <w:tc>
+          <w:tcPr/>
+          <w:p>
+            <w:pPr>
+              <w:pStyle w:val="Compact"/>
+            </w:pPr>
+            <w:r>
+              <w:t xml:space="preserve">PASS=4/0</w:t>
+            </w:r>
+          </w:p>
+        </w:tc>
+      </w:tr>
+      <w:tr>
+        <w:tc>
+          <w:tcPr/>
+          <w:p>
+            <w:pPr>
+              <w:pStyle w:val="Compact"/>
+            </w:pPr>
+            <w:r>
+              <w:t xml:space="preserve">Containers full suite on nezha (unit +</w:t>
+            </w:r>
+            <w:r>
+              <w:t xml:space="preserve"> </w:t>
+            </w:r>
+            <w:r>
+              <w:rPr>
+                <w:rStyle w:val="VerbatimChar"/>
+              </w:rPr>
+              <w:t xml:space="preserve">-tags=integration</w:t>
+            </w:r>
+            <w:r>
+              <w:t xml:space="preserve"> </w:t>
+            </w:r>
+            <w:r>
+              <w:t xml:space="preserve">vs real podman)</w:t>
+            </w:r>
+          </w:p>
+        </w:tc>
+        <w:tc>
+          <w:tcPr/>
+          <w:p>
+            <w:pPr>
+              <w:pStyle w:val="Compact"/>
+            </w:pPr>
+            <w:r>
+              <w:t xml:space="preserve">all 40 packages</w:t>
+            </w:r>
+            <w:r>
+              <w:t xml:space="preserve"> </w:t>
+            </w:r>
+            <w:r>
+              <w:rPr>
+                <w:rStyle w:val="VerbatimChar"/>
+              </w:rPr>
+              <w:t xml:space="preserve">ok</w:t>
+            </w:r>
+          </w:p>
+        </w:tc>
+      </w:tr>
+      <w:tr>
+        <w:tc>
+          <w:tcPr/>
+          <w:p>
+            <w:pPr>
+              <w:pStyle w:val="Compact"/>
+            </w:pPr>
+            <w:r>
+              <w:t xml:space="preserve">Adversarial code-review (§11.4.125/§11.4.134)</w:t>
+            </w:r>
+          </w:p>
+        </w:tc>
+        <w:tc>
+          <w:tcPr/>
+          <w:p>
+            <w:pPr>
+              <w:pStyle w:val="Compact"/>
+            </w:pPr>
+            <w:r>
+              <w:t xml:space="preserve">2 major + 4 minor found → all fixed → re-review</w:t>
+            </w:r>
+            <w:r>
+              <w:t xml:space="preserve"> </w:t>
+            </w:r>
+            <w:r>
+              <w:rPr>
+                <w:b/>
+                <w:bCs/>
+              </w:rPr>
+              <w:t xml:space="preserve">GO</w:t>
+            </w:r>
+          </w:p>
+        </w:tc>
+      </w:tr>
+      <w:tr>
+        <w:tc>
+          <w:tcPr/>
+          <w:p>
+            <w:pPr>
+              <w:pStyle w:val="Compact"/>
+            </w:pPr>
+            <w:r>
+              <w:t xml:space="preserve">macOS</w:t>
+            </w:r>
+            <w:r>
+              <w:t xml:space="preserve"> </w:t>
+            </w:r>
+            <w:r>
+              <w:rPr>
+                <w:rStyle w:val="VerbatimChar"/>
+              </w:rPr>
+              <w:t xml:space="preserve">run_all</w:t>
+            </w:r>
+          </w:p>
+        </w:tc>
+        <w:tc>
+          <w:tcPr/>
+          <w:p>
+            <w:pPr>
+              <w:pStyle w:val="Compact"/>
+            </w:pPr>
+            <w:r>
+              <w:t xml:space="preserve">PASS=55 FAIL=0 SKIP=6 (zero regression)</w:t>
+            </w:r>
+          </w:p>
+        </w:tc>
+      </w:tr>
+    </w:tbl>
+    <w:bookmarkEnd w:id="21"/>
+    <w:bookmarkStart w:id="22" w:name="notes"/>
+    <w:p>
+      <w:pPr>
+        <w:pStyle w:val="Heading3"/>
+      </w:pPr>
+      <w:r>
+        <w:t xml:space="preserve">Notes</w:t>
+      </w:r>
+    </w:p>
+    <w:p>
+      <w:pPr>
+        <w:pStyle w:val="Compact"/>
+        <w:numPr>
+          <w:ilvl w:val="0"/>
+          <w:numId w:val="1009"/>
+        </w:numPr>
+      </w:pPr>
+      <w:r>
+        <w:t xml:space="preserve">Submodule pointer</w:t>
+      </w:r>
+      <w:r>
+        <w:t xml:space="preserve"> </w:t>
+      </w:r>
+      <w:r>
+        <w:rPr>
+          <w:rStyle w:val="VerbatimChar"/>
+        </w:rPr>
+        <w:t xml:space="preserve">vasic-digital/containers</w:t>
+      </w:r>
+      <w:r>
+        <w:t xml:space="preserve"> </w:t>
+      </w:r>
+      <w:r>
+        <w:t xml:space="preserve">advanced 61e01dc → 18ed03d (3 fix</w:t>
+      </w:r>
+      <w:r>
+        <w:t xml:space="preserve"> </w:t>
+      </w:r>
+      <w:r>
+        <w:t xml:space="preserve">commits pushed to github + gitlab).</w:t>
+      </w:r>
+    </w:p>
+    <w:p>
+      <w:pPr>
+        <w:pStyle w:val="Compact"/>
+        <w:numPr>
+          <w:ilvl w:val="0"/>
+          <w:numId w:val="1009"/>
+        </w:numPr>
+      </w:pPr>
+      <w:r>
+        <w:rPr>
+          <w:rStyle w:val="VerbatimChar"/>
+        </w:rPr>
+        <w:t xml:space="preserve">Issues.md</w:t>
+      </w:r>
+      <w:r>
+        <w:t xml:space="preserve"> </w:t>
+      </w:r>
+      <w:r>
+        <w:t xml:space="preserve">zero open; closure recorded as</w:t>
+      </w:r>
+      <w:r>
+        <w:t xml:space="preserve"> </w:t>
+      </w:r>
+      <w:r>
+        <w:rPr>
+          <w:rStyle w:val="VerbatimChar"/>
+        </w:rPr>
+        <w:t xml:space="preserve">Fixed.md</w:t>
+      </w:r>
+      <w:r>
+        <w:t xml:space="preserve"> </w:t>
+      </w:r>
+      <w:r>
+        <w:t xml:space="preserve">A48.</w:t>
+      </w:r>
+    </w:p>
+    <w:p>
+      <w:r>
+        <w:pict>
+          <v:rect style="width:0;height:1.5pt" o:hralign="center" o:hrstd="t" o:hr="t"/>
+        </w:pict>
+      </w:r>
+    </w:p>
+    <w:bookmarkEnd w:id="22"/>
+    <w:bookmarkEnd w:id="23"/>
+    <w:bookmarkStart w:id="28" w:name="v1023--2026-06-16"/>
+    <w:p>
+      <w:pPr>
+        <w:pStyle w:val="Heading2"/>
+      </w:pPr>
+      <w:r>
+        <w:t xml:space="preserve">[v1.0.23] — 2026-06-16</w:t>
+      </w:r>
+    </w:p>
+    <w:p>
+      <w:pPr>
+        <w:pStyle w:val="FirstParagraph"/>
+      </w:pPr>
+      <w:r>
+        <w:rPr>
+          <w:b/>
+          <w:bCs/>
+        </w:rPr>
+        <w:t xml:space="preserve">Cross-distro Linux hardening: the tmux binary no longer emits the</w:t>
+      </w:r>
+      <w:r>
+        <w:rPr>
+          <w:b/>
+          <w:bCs/>
+        </w:rPr>
+        <w:t xml:space="preserve"> </w:t>
+      </w:r>
+      <w:r>
+        <w:rPr>
+          <w:rStyle w:val="VerbatimChar"/>
+          <w:b/>
+          <w:bCs/>
+        </w:rPr>
+        <w:t xml:space="preserve">/lib64/libtinfo.so.6: no version information available</w:t>
+      </w:r>
+      <w:r>
+        <w:rPr>
+          <w:b/>
+          <w:bCs/>
+        </w:rPr>
+        <w:t xml:space="preserve"> </w:t>
+      </w:r>
+      <w:r>
+        <w:rPr>
+          <w:b/>
+          <w:bCs/>
+        </w:rPr>
+        <w:t xml:space="preserve">warning on every invocation, plus three test-determinism fixes — validated dual-host on macOS (Darwin arm64) and nezha (ALT Linux x86_64).</w:t>
+      </w:r>
+    </w:p>
+    <w:p>
+      <w:pPr>
+        <w:pStyle w:val="BodyText"/>
+      </w:pPr>
+      <w:r>
+        <w:t xml:space="preserve">The Linux build of tmux is compiled in an</w:t>
+      </w:r>
+      <w:r>
+        <w:t xml:space="preserve"> </w:t>
+      </w:r>
+      <w:r>
+        <w:rPr>
+          <w:rStyle w:val="VerbatimChar"/>
+        </w:rPr>
+        <w:t xml:space="preserve">ubuntu:22.04</w:t>
+      </w:r>
+      <w:r>
+        <w:t xml:space="preserve"> </w:t>
+      </w:r>
+      <w:r>
+        <w:t xml:space="preserve">container whose</w:t>
+      </w:r>
+      <w:r>
+        <w:t xml:space="preserve"> </w:t>
+      </w:r>
+      <w:r>
+        <w:rPr>
+          <w:rStyle w:val="VerbatimChar"/>
+        </w:rPr>
+        <w:t xml:space="preserve">libtinfo</w:t>
+      </w:r>
+      <w:r>
+        <w:t xml:space="preserve"> </w:t>
+      </w:r>
+      <w:r>
+        <w:t xml:space="preserve">carries versioned symbol nodes (</w:t>
+      </w:r>
+      <w:r>
+        <w:rPr>
+          <w:rStyle w:val="VerbatimChar"/>
+        </w:rPr>
+        <w:t xml:space="preserve">NCURSES6_TINFO_5.0.*</w:t>
+      </w:r>
+      <w:r>
+        <w:t xml:space="preserve"> </w:t>
+      </w:r>
+      <w:r>
+        <w:t xml:space="preserve">/</w:t>
+      </w:r>
+      <w:r>
+        <w:t xml:space="preserve"> </w:t>
+      </w:r>
+      <w:r>
+        <w:rPr>
+          <w:rStyle w:val="VerbatimChar"/>
+        </w:rPr>
+        <w:t xml:space="preserve">5.8.*</w:t>
+      </w:r>
+      <w:r>
+        <w:t xml:space="preserve">).</w:t>
+      </w:r>
+      <w:r>
+        <w:t xml:space="preserve"> </w:t>
+      </w:r>
+      <w:r>
+        <w:t xml:space="preserve">When that binary ran on the</w:t>
+      </w:r>
+      <w:r>
+        <w:t xml:space="preserve"> </w:t>
+      </w:r>
+      <w:r>
+        <w:rPr>
+          <w:rStyle w:val="VerbatimChar"/>
+        </w:rPr>
+        <w:t xml:space="preserve">nezha.local</w:t>
+      </w:r>
+      <w:r>
+        <w:t xml:space="preserve"> </w:t>
+      </w:r>
+      <w:r>
+        <w:t xml:space="preserve">host (ALT Linux), whose</w:t>
+      </w:r>
+      <w:r>
+        <w:t xml:space="preserve"> </w:t>
+      </w:r>
+      <w:r>
+        <w:rPr>
+          <w:rStyle w:val="VerbatimChar"/>
+        </w:rPr>
+        <w:t xml:space="preserve">libtinfo.so.6</w:t>
+      </w:r>
+      <w:r>
+        <w:t xml:space="preserve"> </w:t>
+      </w:r>
+      <w:r>
+        <w:t xml:space="preserve">has</w:t>
+      </w:r>
+      <w:r>
+        <w:t xml:space="preserve"> </w:t>
+      </w:r>
+      <w:r>
+        <w:rPr>
+          <w:b/>
+          <w:bCs/>
+        </w:rPr>
+        <w:t xml:space="preserve">zero</w:t>
+      </w:r>
+      <w:r>
+        <w:t xml:space="preserve"> </w:t>
+      </w:r>
+      <w:r>
+        <w:t xml:space="preserve">NCURSES version nodes, the dynamic loader printed</w:t>
+      </w:r>
+      <w:r>
+        <w:t xml:space="preserve"> </w:t>
+      </w:r>
+      <w:r>
+        <w:rPr>
+          <w:rStyle w:val="VerbatimChar"/>
+        </w:rPr>
+        <w:t xml:space="preserve">/lib64/libtinfo.so.6: no version information available</w:t>
+      </w:r>
+      <w:r>
+        <w:t xml:space="preserve"> </w:t>
+      </w:r>
+      <w:r>
+        <w:t xml:space="preserve">on</w:t>
+      </w:r>
+      <w:r>
+        <w:t xml:space="preserve"> </w:t>
+      </w:r>
+      <w:r>
+        <w:rPr>
+          <w:b/>
+          <w:bCs/>
+        </w:rPr>
+        <w:t xml:space="preserve">every</w:t>
+      </w:r>
+      <w:r>
+        <w:t xml:space="preserve"> </w:t>
+      </w:r>
+      <w:r>
+        <w:t xml:space="preserve">tmux</w:t>
+      </w:r>
+      <w:r>
+        <w:t xml:space="preserve"> </w:t>
+      </w:r>
+      <w:r>
+        <w:t xml:space="preserve">invocation — polluting the stderr of every command. This release links terminfo</w:t>
+      </w:r>
+      <w:r>
+        <w:t xml:space="preserve"> </w:t>
+      </w:r>
+      <w:r>
+        <w:rPr>
+          <w:b/>
+          <w:bCs/>
+        </w:rPr>
+        <w:t xml:space="preserve">statically</w:t>
+      </w:r>
+      <w:r>
+        <w:t xml:space="preserve"> </w:t>
+      </w:r>
+      <w:r>
+        <w:t xml:space="preserve">so the warning is structurally impossible on any distribution,</w:t>
+      </w:r>
+      <w:r>
+        <w:t xml:space="preserve"> </w:t>
+      </w:r>
+      <w:r>
+        <w:t xml:space="preserve">and fixes three test-harness timing races discovered while re-validating the</w:t>
+      </w:r>
+      <w:r>
+        <w:t xml:space="preserve"> </w:t>
+      </w:r>
+      <w:r>
+        <w:t xml:space="preserve">full suite on real Linux hardware.</w:t>
+      </w:r>
+    </w:p>
+    <w:bookmarkStart w:id="24" w:name="fixed"/>
+    <w:p>
+      <w:pPr>
+        <w:pStyle w:val="Heading3"/>
+      </w:pPr>
+      <w:r>
+        <w:t xml:space="preserve">Fixed</w:t>
+      </w:r>
+    </w:p>
+    <w:p>
+      <w:pPr>
+        <w:pStyle w:val="Compact"/>
+        <w:numPr>
+          <w:ilvl w:val="0"/>
+          <w:numId w:val="1010"/>
+        </w:numPr>
+      </w:pPr>
+      <w:r>
+        <w:rPr>
+          <w:b/>
+          <w:bCs/>
+        </w:rPr>
+        <w:t xml:space="preserve">libtinfo cross-distro warning eliminated (cross-distro portability, §11.4.81).</w:t>
+      </w:r>
+      <w:r>
+        <w:t xml:space="preserve"> </w:t>
+      </w:r>
+      <w:r>
+        <w:rPr>
+          <w:rStyle w:val="VerbatimChar"/>
+        </w:rPr>
+        <w:t xml:space="preserve">docker/build_inside_container.sh</w:t>
+      </w:r>
+      <w:r>
+        <w:t xml:space="preserve"> </w:t>
+      </w:r>
+      <w:r>
+        <w:t xml:space="preserve">now passes</w:t>
+      </w:r>
+      <w:r>
+        <w:t xml:space="preserve"> </w:t>
+      </w:r>
+      <w:r>
+        <w:rPr>
+          <w:rStyle w:val="VerbatimChar"/>
+        </w:rPr>
+        <w:t xml:space="preserve">LIBTINFO_LIBS="-l:libtinfo.a"</w:t>
+      </w:r>
+      <w:r>
+        <w:t xml:space="preserve"> </w:t>
+      </w:r>
+      <w:r>
+        <w:t xml:space="preserve">to</w:t>
+      </w:r>
+      <w:r>
+        <w:t xml:space="preserve"> </w:t>
+      </w:r>
+      <w:r>
+        <w:rPr>
+          <w:rStyle w:val="VerbatimChar"/>
+        </w:rPr>
+        <w:t xml:space="preserve">./configure</w:t>
+      </w:r>
+      <w:r>
+        <w:t xml:space="preserve">, linking terminfo from</w:t>
+      </w:r>
+      <w:r>
+        <w:t xml:space="preserve"> </w:t>
+      </w:r>
+      <w:r>
+        <w:rPr>
+          <w:rStyle w:val="VerbatimChar"/>
+        </w:rPr>
+        <w:t xml:space="preserve">ubuntu:22.04</w:t>
+      </w:r>
+      <w:r>
+        <w:t xml:space="preserve">'s static archive</w:t>
+      </w:r>
+      <w:r>
+        <w:t xml:space="preserve"> </w:t>
+      </w:r>
+      <w:r>
+        <w:t xml:space="preserve">instead of</w:t>
+      </w:r>
+      <w:r>
+        <w:t xml:space="preserve"> </w:t>
+      </w:r>
+      <w:r>
+        <w:rPr>
+          <w:rStyle w:val="VerbatimChar"/>
+        </w:rPr>
+        <w:t xml:space="preserve">libtinfo.so.6</w:t>
+      </w:r>
+      <w:r>
+        <w:t xml:space="preserve">. The ELF carries</w:t>
+      </w:r>
+      <w:r>
+        <w:t xml:space="preserve"> </w:t>
+      </w:r>
+      <w:r>
+        <w:rPr>
+          <w:b/>
+          <w:bCs/>
+        </w:rPr>
+        <w:t xml:space="preserve">no</w:t>
+      </w:r>
+      <w:r>
+        <w:t xml:space="preserve"> </w:t>
+      </w:r>
+      <w:r>
+        <w:rPr>
+          <w:rStyle w:val="VerbatimChar"/>
+        </w:rPr>
+        <w:t xml:space="preserve">libtinfo.so</w:t>
+      </w:r>
+      <w:r>
+        <w:t xml:space="preserve"> </w:t>
+      </w:r>
+      <w:r>
+        <w:rPr>
+          <w:rStyle w:val="VerbatimChar"/>
+        </w:rPr>
+        <w:t xml:space="preserve">DT_NEEDED</w:t>
+      </w:r>
+      <w:r>
+        <w:t xml:space="preserve"> </w:t>
+      </w:r>
+      <w:r>
+        <w:t xml:space="preserve">entry and</w:t>
+      </w:r>
+      <w:r>
+        <w:t xml:space="preserve"> </w:t>
+      </w:r>
+      <w:r>
+        <w:rPr>
+          <w:b/>
+          <w:bCs/>
+        </w:rPr>
+        <w:t xml:space="preserve">zero</w:t>
+      </w:r>
+      <w:r>
+        <w:t xml:space="preserve"> </w:t>
+      </w:r>
+      <w:r>
+        <w:rPr>
+          <w:rStyle w:val="VerbatimChar"/>
+        </w:rPr>
+        <w:t xml:space="preserve">NCURSES6_TINFO</w:t>
+      </w:r>
+      <w:r>
+        <w:t xml:space="preserve"> </w:t>
+      </w:r>
+      <w:r>
+        <w:t xml:space="preserve">versioned refs, so the warning cannot</w:t>
+      </w:r>
+      <w:r>
+        <w:t xml:space="preserve"> </w:t>
+      </w:r>
+      <w:r>
+        <w:t xml:space="preserve">fire on any host. This is</w:t>
+      </w:r>
+      <w:r>
+        <w:t xml:space="preserve"> </w:t>
+      </w:r>
+      <w:r>
+        <w:rPr>
+          <w:b/>
+          <w:bCs/>
+        </w:rPr>
+        <w:t xml:space="preserve">partial</w:t>
+      </w:r>
+      <w:r>
+        <w:t xml:space="preserve">-static (terminfo only) —</w:t>
+      </w:r>
+      <w:r>
+        <w:t xml:space="preserve"> </w:t>
+      </w:r>
+      <w:r>
+        <w:rPr>
+          <w:rStyle w:val="VerbatimChar"/>
+        </w:rPr>
+        <w:t xml:space="preserve">glibc</w:t>
+      </w:r>
+      <w:r>
+        <w:t xml:space="preserve">,</w:t>
+      </w:r>
+      <w:r>
+        <w:t xml:space="preserve"> </w:t>
+      </w:r>
+      <w:r>
+        <w:rPr>
+          <w:rStyle w:val="VerbatimChar"/>
+        </w:rPr>
+        <w:t xml:space="preserve">jemalloc</w:t>
+      </w:r>
+      <w:r>
+        <w:t xml:space="preserve">, and</w:t>
+      </w:r>
+      <w:r>
+        <w:t xml:space="preserve"> </w:t>
+      </w:r>
+      <w:r>
+        <w:rPr>
+          <w:rStyle w:val="VerbatimChar"/>
+        </w:rPr>
+        <w:t xml:space="preserve">libevent</w:t>
+      </w:r>
+      <w:r>
+        <w:t xml:space="preserve"> </w:t>
+      </w:r>
+      <w:r>
+        <w:t xml:space="preserve">stay</w:t>
+      </w:r>
+      <w:r>
+        <w:t xml:space="preserve"> </w:t>
+      </w:r>
+      <w:r>
+        <w:rPr>
+          <w:b/>
+          <w:bCs/>
+        </w:rPr>
+        <w:t xml:space="preserve">dynamic</w:t>
+      </w:r>
+      <w:r>
+        <w:t xml:space="preserve"> </w:t>
+      </w:r>
+      <w:r>
+        <w:t xml:space="preserve">(</w:t>
+      </w:r>
+      <w:r>
+        <w:rPr>
+          <w:rStyle w:val="VerbatimChar"/>
+        </w:rPr>
+        <w:t xml:space="preserve">DT_NEEDED</w:t>
+      </w:r>
+      <w:r>
+        <w:t xml:space="preserve"> </w:t>
+      </w:r>
+      <w:r>
+        <w:t xml:space="preserve">still lists</w:t>
+      </w:r>
+      <w:r>
+        <w:t xml:space="preserve"> </w:t>
+      </w:r>
+      <w:r>
+        <w:rPr>
+          <w:rStyle w:val="VerbatimChar"/>
+        </w:rPr>
+        <w:t xml:space="preserve">libjemalloc.so.2</w:t>
+      </w:r>
+      <w:r>
+        <w:t xml:space="preserve">), preserving the</w:t>
+      </w:r>
+      <w:r>
+        <w:t xml:space="preserve"> </w:t>
+      </w:r>
+      <w:r>
+        <w:rPr>
+          <w:rStyle w:val="VerbatimChar"/>
+        </w:rPr>
+        <w:t xml:space="preserve">LD_PRELOAD</w:t>
+      </w:r>
+      <w:r>
+        <w:t xml:space="preserve">-jemalloc architecture and the</w:t>
+      </w:r>
+      <w:r>
+        <w:t xml:space="preserve"> </w:t>
+      </w:r>
+      <w:r>
+        <w:t xml:space="preserve">build-time</w:t>
+      </w:r>
+      <w:r>
+        <w:t xml:space="preserve"> </w:t>
+      </w:r>
+      <w:r>
+        <w:rPr>
+          <w:rStyle w:val="VerbatimChar"/>
+        </w:rPr>
+        <w:t xml:space="preserve">-ljemalloc</w:t>
+      </w:r>
+      <w:r>
+        <w:t xml:space="preserve"> </w:t>
+      </w:r>
+      <w:r>
+        <w:t xml:space="preserve">linkage. NOT</w:t>
+      </w:r>
+      <w:r>
+        <w:t xml:space="preserve"> </w:t>
+      </w:r>
+      <w:r>
+        <w:rPr>
+          <w:rStyle w:val="VerbatimChar"/>
+        </w:rPr>
+        <w:t xml:space="preserve">--enable-static</w:t>
+      </w:r>
+      <w:r>
+        <w:t xml:space="preserve"> </w:t>
+      </w:r>
+      <w:r>
+        <w:t xml:space="preserve">(which produces a</w:t>
+      </w:r>
+      <w:r>
+        <w:t xml:space="preserve"> </w:t>
+      </w:r>
+      <w:r>
+        <w:t xml:space="preserve">fully-static binary that drops jemalloc and breaks</w:t>
+      </w:r>
+      <w:r>
+        <w:t xml:space="preserve"> </w:t>
+      </w:r>
+      <w:r>
+        <w:rPr>
+          <w:rStyle w:val="VerbatimChar"/>
+        </w:rPr>
+        <w:t xml:space="preserve">LD_PRELOAD</w:t>
+      </w:r>
+      <w:r>
+        <w:t xml:space="preserve">). Static</w:t>
+      </w:r>
+      <w:r>
+        <w:t xml:space="preserve"> </w:t>
+      </w:r>
+      <w:r>
+        <w:t xml:space="preserve">terminfo still reads the host's</w:t>
+      </w:r>
+      <w:r>
+        <w:t xml:space="preserve"> </w:t>
+      </w:r>
+      <w:r>
+        <w:rPr>
+          <w:rStyle w:val="VerbatimChar"/>
+        </w:rPr>
+        <w:t xml:space="preserve">/usr/share/terminfo</w:t>
+      </w:r>
+      <w:r>
+        <w:t xml:space="preserve"> </w:t>
+      </w:r>
+      <w:r>
+        <w:t xml:space="preserve">at runtime — terminfo</w:t>
+      </w:r>
+      <w:r>
+        <w:t xml:space="preserve"> </w:t>
+      </w:r>
+      <w:r>
+        <w:t xml:space="preserve">data is never bundled.</w:t>
+      </w:r>
+    </w:p>
+    <w:p>
+      <w:pPr>
+        <w:pStyle w:val="Compact"/>
+        <w:numPr>
+          <w:ilvl w:val="0"/>
+          <w:numId w:val="1010"/>
+        </w:numPr>
+      </w:pPr>
+      <w:r>
+        <w:rPr>
+          <w:b/>
+          <w:bCs/>
+        </w:rPr>
+        <w:t xml:space="preserve">Test 27 (</w:t>
+      </w:r>
+      <w:r>
+        <w:rPr>
+          <w:rStyle w:val="VerbatimChar"/>
+          <w:b/>
+          <w:bCs/>
+        </w:rPr>
+        <w:t xml:space="preserve">tmx-state</w:t>
+      </w:r>
+      <w:r>
+        <w:rPr>
+          <w:b/>
+          <w:bCs/>
+        </w:rPr>
+        <w:t xml:space="preserve"> </w:t>
+      </w:r>
+      <w:r>
+        <w:rPr>
+          <w:b/>
+          <w:bCs/>
+        </w:rPr>
+        <w:t xml:space="preserve">cwd persistence) — deterministic FAIL on macOS fixed</w:t>
+      </w:r>
+      <w:r>
+        <w:rPr>
+          <w:b/>
+          <w:bCs/>
+        </w:rPr>
+        <w:t xml:space="preserve"> </w:t>
+      </w:r>
+      <w:r>
+        <w:rPr>
+          <w:b/>
+          <w:bCs/>
+        </w:rPr>
+        <w:t xml:space="preserve">(§11.4.1 source-layer).</w:t>
+      </w:r>
+      <w:r>
+        <w:t xml:space="preserve"> </w:t>
+      </w:r>
+      <w:r>
+        <w:t xml:space="preserve">Phase 3 recorded</w:t>
+      </w:r>
+      <w:r>
+        <w:t xml:space="preserve"> </w:t>
+      </w:r>
+      <w:r>
+        <w:rPr>
+          <w:rStyle w:val="VerbatimChar"/>
+        </w:rPr>
+        <w:t xml:space="preserve">#{pane_current_path}</w:t>
+      </w:r>
+      <w:r>
+        <w:t xml:space="preserve"> </w:t>
+      </w:r>
+      <w:r>
+        <w:t xml:space="preserve">after a</w:t>
+      </w:r>
+      <w:r>
+        <w:t xml:space="preserve"> </w:t>
+      </w:r>
+      <w:r>
+        <w:t xml:space="preserve">blind</w:t>
+      </w:r>
+      <w:r>
+        <w:t xml:space="preserve"> </w:t>
+      </w:r>
+      <w:r>
+        <w:rPr>
+          <w:rStyle w:val="VerbatimChar"/>
+        </w:rPr>
+        <w:t xml:space="preserve">sleep 0.4</w:t>
+      </w:r>
+      <w:r>
+        <w:t xml:space="preserve">, but macOS tmux updates the pane cwd ~1.5 s after a</w:t>
+      </w:r>
+      <w:r>
+        <w:t xml:space="preserve"> </w:t>
+      </w:r>
+      <w:r>
+        <w:rPr>
+          <w:rStyle w:val="VerbatimChar"/>
+        </w:rPr>
+        <w:t xml:space="preserve">send-keys "cd …"</w:t>
+      </w:r>
+      <w:r>
+        <w:t xml:space="preserve"> </w:t>
+      </w:r>
+      <w:r>
+        <w:t xml:space="preserve">(measured) — so it captured the stale path and FAILed</w:t>
+      </w:r>
+      <w:r>
+        <w:t xml:space="preserve"> </w:t>
+      </w:r>
+      <w:r>
+        <w:t xml:space="preserve">3/3. Now polls until the cd is reflected before recording. PASS 3/3 on both</w:t>
+      </w:r>
+      <w:r>
+        <w:t xml:space="preserve"> </w:t>
+      </w:r>
+      <w:r>
+        <w:t xml:space="preserve">macOS and Linux.</w:t>
+      </w:r>
+    </w:p>
+    <w:p>
+      <w:pPr>
+        <w:pStyle w:val="Compact"/>
+        <w:numPr>
+          <w:ilvl w:val="0"/>
+          <w:numId w:val="1010"/>
+        </w:numPr>
+      </w:pPr>
+      <w:r>
+        <w:rPr>
+          <w:b/>
+          <w:bCs/>
+        </w:rPr>
+        <w:t xml:space="preserve">Tests 12 &amp; 14 (cgroup memory-pressure / concurrent-OOM independence) —</w:t>
+      </w:r>
+      <w:r>
+        <w:rPr>
+          <w:b/>
+          <w:bCs/>
+        </w:rPr>
+        <w:t xml:space="preserve"> </w:t>
+      </w:r>
+      <w:r>
+        <w:rPr>
+          <w:b/>
+          <w:bCs/>
+        </w:rPr>
+        <w:t xml:space="preserve">flaky FALSE-NEGATIVE fixed (§11.4.1 / §11.4.50).</w:t>
+      </w:r>
+      <w:r>
+        <w:t xml:space="preserve"> </w:t>
+      </w:r>
+      <w:r>
+        <w:t xml:space="preserve">The kernel OOM-kill fires</w:t>
+      </w:r>
+      <w:r>
+        <w:t xml:space="preserve"> </w:t>
+      </w:r>
+      <w:r>
+        <w:t xml:space="preserve">asynchronously and, on a</w:t>
+      </w:r>
+      <w:r>
+        <w:t xml:space="preserve"> </w:t>
+      </w:r>
+      <w:r>
+        <w:rPr>
+          <w:rStyle w:val="VerbatimChar"/>
+        </w:rPr>
+        <w:t xml:space="preserve">kernel.dmesg_restrict=1</w:t>
+      </w:r>
+      <w:r>
+        <w:t xml:space="preserve"> </w:t>
+      </w:r>
+      <w:r>
+        <w:t xml:space="preserve">host,</w:t>
+      </w:r>
+      <w:r>
+        <w:t xml:space="preserve"> </w:t>
+      </w:r>
+      <w:r>
+        <w:rPr>
+          <w:rStyle w:val="VerbatimChar"/>
+        </w:rPr>
+        <w:t xml:space="preserve">journalctl -k</w:t>
+      </w:r>
+      <w:r>
+        <w:t xml:space="preserve"> </w:t>
+      </w:r>
+      <w:r>
+        <w:t xml:space="preserve">ingests the line with lag; a fixed-</w:t>
+      </w:r>
+      <w:r>
+        <w:rPr>
+          <w:rStyle w:val="VerbatimChar"/>
+        </w:rPr>
+        <w:t xml:space="preserve">sleep</w:t>
+      </w:r>
+      <w:r>
+        <w:t xml:space="preserve"> </w:t>
+      </w:r>
+      <w:r>
+        <w:t xml:space="preserve">single sample raced it. Now polls</w:t>
+      </w:r>
+      <w:r>
+        <w:t xml:space="preserve"> </w:t>
+      </w:r>
+      <w:r>
+        <w:t xml:space="preserve">the kernel ring for the OOM line up to a generous timeout (assertion</w:t>
+      </w:r>
+      <w:r>
+        <w:t xml:space="preserve"> </w:t>
+      </w:r>
+      <w:r>
+        <w:t xml:space="preserve">unchanged). PASS 5/5 deterministic on nezha with real OOM-kill evidence.</w:t>
+      </w:r>
+    </w:p>
+    <w:bookmarkEnd w:id="24"/>
+    <w:bookmarkStart w:id="25" w:name="added-1"/>
+    <w:p>
+      <w:pPr>
+        <w:pStyle w:val="Heading3"/>
+      </w:pPr>
+      <w:r>
+        <w:t xml:space="preserve">Added</w:t>
+      </w:r>
+    </w:p>
+    <w:p>
+      <w:pPr>
+        <w:pStyle w:val="Compact"/>
+        <w:numPr>
+          <w:ilvl w:val="0"/>
+          <w:numId w:val="1011"/>
+        </w:numPr>
+      </w:pPr>
+      <w:r>
+        <w:rPr>
+          <w:rStyle w:val="VerbatimChar"/>
+          <w:b/>
+          <w:bCs/>
+        </w:rPr>
+        <w:t xml:space="preserve">scripts/tests/61_no_libtinfo_version_warning.sh</w:t>
+      </w:r>
+      <w:r>
+        <w:t xml:space="preserve"> </w:t>
+      </w:r>
+      <w:r>
+        <w:t xml:space="preserve">— cross-platform</w:t>
+      </w:r>
+      <w:r>
+        <w:t xml:space="preserve"> </w:t>
+      </w:r>
+      <w:r>
+        <w:t xml:space="preserve">regression guard (§11.4.81): T1 (both OSes) the binary emits no</w:t>
+      </w:r>
+      <w:r>
+        <w:t xml:space="preserve"> </w:t>
+      </w:r>
+      <w:r>
+        <w:t xml:space="preserve">dynamic-loader version warning; T2 (Linux)</w:t>
+      </w:r>
+      <w:r>
+        <w:t xml:space="preserve"> </w:t>
+      </w:r>
+      <w:r>
+        <w:rPr>
+          <w:rStyle w:val="VerbatimChar"/>
+        </w:rPr>
+        <w:t xml:space="preserve">ldd</w:t>
+      </w:r>
+      <w:r>
+        <w:t xml:space="preserve"> </w:t>
+      </w:r>
+      <w:r>
+        <w:t xml:space="preserve">shows no</w:t>
+      </w:r>
+      <w:r>
+        <w:t xml:space="preserve"> </w:t>
+      </w:r>
+      <w:r>
+        <w:rPr>
+          <w:rStyle w:val="VerbatimChar"/>
+        </w:rPr>
+        <w:t xml:space="preserve">libtinfo.so</w:t>
+      </w:r>
+      <w:r>
+        <w:t xml:space="preserve"> </w:t>
+      </w:r>
+      <w:r>
+        <w:t xml:space="preserve">and</w:t>
+      </w:r>
+      <w:r>
+        <w:t xml:space="preserve"> </w:t>
+      </w:r>
+      <w:r>
+        <w:rPr>
+          <w:rStyle w:val="VerbatimChar"/>
+        </w:rPr>
+        <w:t xml:space="preserve">objdump</w:t>
+      </w:r>
+      <w:r>
+        <w:t xml:space="preserve"> </w:t>
+      </w:r>
+      <w:r>
+        <w:t xml:space="preserve">shows 0</w:t>
+      </w:r>
+      <w:r>
+        <w:t xml:space="preserve"> </w:t>
+      </w:r>
+      <w:r>
+        <w:rPr>
+          <w:rStyle w:val="VerbatimChar"/>
+        </w:rPr>
+        <w:t xml:space="preserve">NCURSES6_TINFO</w:t>
+      </w:r>
+      <w:r>
+        <w:t xml:space="preserve"> </w:t>
+      </w:r>
+      <w:r>
+        <w:t xml:space="preserve">refs; T3 (Linux)</w:t>
+      </w:r>
+      <w:r>
+        <w:t xml:space="preserve"> </w:t>
+      </w:r>
+      <w:r>
+        <w:rPr>
+          <w:rStyle w:val="VerbatimChar"/>
+        </w:rPr>
+        <w:t xml:space="preserve">DT_NEEDED</w:t>
+      </w:r>
+      <w:r>
+        <w:t xml:space="preserve"> </w:t>
+      </w:r>
+      <w:r>
+        <w:t xml:space="preserve">still lists</w:t>
+      </w:r>
+      <w:r>
+        <w:t xml:space="preserve"> </w:t>
+      </w:r>
+      <w:r>
+        <w:rPr>
+          <w:rStyle w:val="VerbatimChar"/>
+        </w:rPr>
+        <w:t xml:space="preserve">libjemalloc.so</w:t>
+      </w:r>
+      <w:r>
+        <w:t xml:space="preserve"> </w:t>
+      </w:r>
+      <w:r>
+        <w:t xml:space="preserve">(fix did not regress jemalloc). Darwin SKIPs T2/T3 with</w:t>
+      </w:r>
+      <w:r>
+        <w:t xml:space="preserve"> </w:t>
+      </w:r>
+      <w:r>
+        <w:t xml:space="preserve">reason; T1 is the shared positive proof.</w:t>
+      </w:r>
+    </w:p>
+    <w:p>
+      <w:pPr>
+        <w:pStyle w:val="Compact"/>
+        <w:numPr>
+          <w:ilvl w:val="0"/>
+          <w:numId w:val="1011"/>
+        </w:numPr>
+      </w:pPr>
+      <w:r>
+        <w:rPr>
+          <w:rStyle w:val="VerbatimChar"/>
+          <w:b/>
+          <w:bCs/>
+        </w:rPr>
+        <w:t xml:space="preserve">scripts/verify.sh</w:t>
+      </w:r>
+      <w:r>
+        <w:rPr>
+          <w:b/>
+          <w:bCs/>
+        </w:rPr>
+        <w:t xml:space="preserve"> </w:t>
+      </w:r>
+      <w:r>
+        <w:rPr>
+          <w:b/>
+          <w:bCs/>
+        </w:rPr>
+        <w:t xml:space="preserve">gate</w:t>
+      </w:r>
+      <w:r>
+        <w:rPr>
+          <w:b/>
+          <w:bCs/>
+        </w:rPr>
+        <w:t xml:space="preserve"> </w:t>
+      </w:r>
+      <w:r>
+        <w:rPr>
+          <w:rStyle w:val="VerbatimChar"/>
+          <w:b/>
+          <w:bCs/>
+        </w:rPr>
+        <w:t xml:space="preserve">CM-NO-DYNAMIC-LIBTINFO</w:t>
+      </w:r>
+      <w:r>
+        <w:t xml:space="preserve"> </w:t>
+      </w:r>
+      <w:r>
+        <w:t xml:space="preserve">— pre-build layer-1</w:t>
+      </w:r>
+      <w:r>
+        <w:t xml:space="preserve"> </w:t>
+      </w:r>
+      <w:r>
+        <w:t xml:space="preserve">guard: refuses to bless a Linux binary that dynamically links</w:t>
+      </w:r>
+      <w:r>
+        <w:t xml:space="preserve"> </w:t>
+      </w:r>
+      <w:r>
+        <w:rPr>
+          <w:rStyle w:val="VerbatimChar"/>
+        </w:rPr>
+        <w:t xml:space="preserve">libtinfo.so</w:t>
+      </w:r>
+      <w:r>
+        <w:t xml:space="preserve">.</w:t>
+      </w:r>
+      <w:r>
+        <w:t xml:space="preserve"> </w:t>
+      </w:r>
+      <w:r>
+        <w:t xml:space="preserve">Teeth proven (the distro</w:t>
+      </w:r>
+      <w:r>
+        <w:t xml:space="preserve"> </w:t>
+      </w:r>
+      <w:r>
+        <w:rPr>
+          <w:rStyle w:val="VerbatimChar"/>
+        </w:rPr>
+        <w:t xml:space="preserve">/usr/bin/tmux</w:t>
+      </w:r>
+      <w:r>
+        <w:t xml:space="preserve">, which links</w:t>
+      </w:r>
+      <w:r>
+        <w:t xml:space="preserve"> </w:t>
+      </w:r>
+      <w:r>
+        <w:rPr>
+          <w:rStyle w:val="VerbatimChar"/>
+        </w:rPr>
+        <w:t xml:space="preserve">libtinfo.so.6</w:t>
+      </w:r>
+      <w:r>
+        <w:t xml:space="preserve">, trips</w:t>
+      </w:r>
+      <w:r>
+        <w:t xml:space="preserve"> </w:t>
+      </w:r>
+      <w:r>
+        <w:t xml:space="preserve">it); Darwin PASSes by non-applicability.</w:t>
+      </w:r>
+    </w:p>
+    <w:bookmarkEnd w:id="25"/>
+    <w:bookmarkStart w:id="26" w:name="Xc01e82d39f6a88a1f9f3c4abb6f1f588fe4804c"/>
+    <w:p>
+      <w:pPr>
+        <w:pStyle w:val="Heading3"/>
+      </w:pPr>
+      <w:r>
+        <w:t xml:space="preserve">Proven evidence (real captured runtime, no guessing per §11.4.6)</w:t>
+      </w:r>
+    </w:p>
+    <w:p>
+      <w:pPr>
+        <w:pStyle w:val="FirstParagraph"/>
+      </w:pPr>
+      <w:r>
+        <w:t xml:space="preserve">Captured under</w:t>
+      </w:r>
+      <w:r>
+        <w:t xml:space="preserve"> </w:t>
+      </w:r>
+      <w:r>
+        <w:rPr>
+          <w:rStyle w:val="VerbatimChar"/>
+        </w:rPr>
+        <w:t xml:space="preserve">docs/qa/2026-06-16-libtinfo-crossdistro/</w:t>
+      </w:r>
+      <w:r>
+        <w:t xml:space="preserve">:</w:t>
+      </w:r>
+    </w:p>
+    <w:tbl>
+      <w:tblPr>
+        <w:tblStyle w:val="Table"/>
+        <w:tblW w:type="auto" w:w="0"/>
+        <w:tblLook w:firstRow="1" w:lastRow="0" w:firstColumn="0" w:lastColumn="0" w:noHBand="0" w:noVBand="0" w:val="0020"/>
+      </w:tblPr>
+      <w:tblGrid>
+        <w:gridCol w:w="3960"/>
+        <w:gridCol w:w="3960"/>
+      </w:tblGrid>
+      <w:tr>
+        <w:trPr>
+          <w:tblHeader w:val="on"/>
+        </w:trPr>
+        <w:tc>
+          <w:tcPr/>
+          <w:p>
+            <w:pPr>
+              <w:pStyle w:val="Compact"/>
+            </w:pPr>
+            <w:r>
+              <w:t xml:space="preserve">Host</w:t>
+            </w:r>
+          </w:p>
+        </w:tc>
+        <w:tc>
+          <w:tcPr/>
+          <w:p>
+            <w:pPr>
+              <w:pStyle w:val="Compact"/>
+            </w:pPr>
+            <w:r>
+              <w:t xml:space="preserve">Proof</w:t>
+            </w:r>
+          </w:p>
+        </w:tc>
+      </w:tr>
+      <w:tr>
+        <w:tc>
+          <w:tcPr/>
+          <w:p>
+            <w:pPr>
+              <w:pStyle w:val="Compact"/>
+            </w:pPr>
+            <w:r>
+              <w:t xml:space="preserve">nezha (ALT Linux x86_64)</w:t>
+            </w:r>
+          </w:p>
+        </w:tc>
+        <w:tc>
+          <w:tcPr/>
+          <w:p>
+            <w:pPr>
+              <w:pStyle w:val="Compact"/>
+            </w:pPr>
+            <w:r>
+              <w:t xml:space="preserve">rebuilt binary</w:t>
+            </w:r>
+            <w:r>
+              <w:t xml:space="preserve"> </w:t>
+            </w:r>
+            <w:r>
+              <w:rPr>
+                <w:rStyle w:val="VerbatimChar"/>
+              </w:rPr>
+              <w:t xml:space="preserve">ldd</w:t>
+            </w:r>
+            <w:r>
+              <w:t xml:space="preserve"> </w:t>
+            </w:r>
+            <w:r>
+              <w:t xml:space="preserve">→ 0</w:t>
+            </w:r>
+            <w:r>
+              <w:t xml:space="preserve"> </w:t>
+            </w:r>
+            <w:r>
+              <w:rPr>
+                <w:rStyle w:val="VerbatimChar"/>
+              </w:rPr>
+              <w:t xml:space="preserve">libtinfo</w:t>
+            </w:r>
+            <w:r>
+              <w:t xml:space="preserve"> </w:t>
+            </w:r>
+            <w:r>
+              <w:t xml:space="preserve">deps;</w:t>
+            </w:r>
+            <w:r>
+              <w:t xml:space="preserve"> </w:t>
+            </w:r>
+            <w:r>
+              <w:rPr>
+                <w:rStyle w:val="VerbatimChar"/>
+              </w:rPr>
+              <w:t xml:space="preserve">tmux -V</w:t>
+            </w:r>
+            <w:r>
+              <w:t xml:space="preserve"> </w:t>
+            </w:r>
+            <w:r>
+              <w:t xml:space="preserve">stderr →</w:t>
+            </w:r>
+            <w:r>
+              <w:t xml:space="preserve"> </w:t>
+            </w:r>
+            <w:r>
+              <w:rPr>
+                <w:b/>
+                <w:bCs/>
+              </w:rPr>
+              <w:t xml:space="preserve">0</w:t>
+            </w:r>
+            <w:r>
+              <w:t xml:space="preserve"> </w:t>
+            </w:r>
+            <w:r>
+              <w:t xml:space="preserve">warning lines (was 1/invocation); test 61 PASS 3/0/0; full</w:t>
+            </w:r>
+            <w:r>
+              <w:t xml:space="preserve"> </w:t>
+            </w:r>
+            <w:r>
+              <w:rPr>
+                <w:rStyle w:val="VerbatimChar"/>
+              </w:rPr>
+              <w:t xml:space="preserve">verify.sh</w:t>
+            </w:r>
+            <w:r>
+              <w:t xml:space="preserve"> </w:t>
+            </w:r>
+            <w:r>
+              <w:t xml:space="preserve">(TMX_TEST_DESTRUCTIVE=1)</w:t>
+            </w:r>
+            <w:r>
+              <w:t xml:space="preserve"> </w:t>
+            </w:r>
+            <w:r>
+              <w:rPr>
+                <w:b/>
+                <w:bCs/>
+              </w:rPr>
+              <w:t xml:space="preserve">EXIT 0, PASS=49 FAIL=0 SKIP=11</w:t>
+            </w:r>
+            <w:r>
+              <w:t xml:space="preserve">,</w:t>
+            </w:r>
+            <w:r>
+              <w:t xml:space="preserve"> </w:t>
+            </w:r>
+            <w:r>
+              <w:rPr>
+                <w:rStyle w:val="VerbatimChar"/>
+              </w:rPr>
+              <w:t xml:space="preserve">CM-NO-DYNAMIC-LIBTINFO</w:t>
+            </w:r>
+            <w:r>
+              <w:t xml:space="preserve"> </w:t>
+            </w:r>
+            <w:r>
+              <w:t xml:space="preserve">PASS; tests 12 &amp; 14 PASS 5/5 with kernel OOM-kill detected + user.slice survived; meta-test</w:t>
+            </w:r>
+            <w:r>
+              <w:t xml:space="preserve"> </w:t>
+            </w:r>
+            <w:r>
+              <w:rPr>
+                <w:b/>
+                <w:bCs/>
+              </w:rPr>
+              <w:t xml:space="preserve">52 CAUGHT / 0 ESCAPED</w:t>
+            </w:r>
+          </w:p>
+        </w:tc>
+      </w:tr>
+      <w:tr>
+        <w:tc>
+          <w:tcPr/>
+          <w:p>
+            <w:pPr>
+              <w:pStyle w:val="Compact"/>
+            </w:pPr>
+            <w:r>
+              <w:t xml:space="preserve">Mistborn (Darwin arm64)</w:t>
+            </w:r>
+          </w:p>
+        </w:tc>
+        <w:tc>
+          <w:tcPr/>
+          <w:p>
+            <w:pPr>
+              <w:pStyle w:val="Compact"/>
+            </w:pPr>
+            <w:r>
+              <w:t xml:space="preserve">full suite (isolated TMPDIR, Mach-O binary)</w:t>
+            </w:r>
+            <w:r>
+              <w:t xml:space="preserve"> </w:t>
+            </w:r>
+            <w:r>
+              <w:rPr>
+                <w:b/>
+                <w:bCs/>
+              </w:rPr>
+              <w:t xml:space="preserve">EXIT 0, PASS=55 FAIL=0 SKIP=5</w:t>
+            </w:r>
+            <w:r>
+              <w:t xml:space="preserve">; test 27 PASS 3/3; test 61 T1 PASS (Darwin)</w:t>
+            </w:r>
+          </w:p>
+        </w:tc>
+      </w:tr>
+    </w:tbl>
+    <w:bookmarkEnd w:id="26"/>
+    <w:bookmarkStart w:id="27" w:name="notes-1"/>
+    <w:p>
+      <w:pPr>
+        <w:pStyle w:val="Heading3"/>
+      </w:pPr>
+      <w:r>
+        <w:t xml:space="preserve">Notes</w:t>
+      </w:r>
+    </w:p>
+    <w:p>
+      <w:pPr>
+        <w:pStyle w:val="Compact"/>
+        <w:numPr>
+          <w:ilvl w:val="0"/>
+          <w:numId w:val="1012"/>
+        </w:numPr>
+      </w:pPr>
+      <w:r>
+        <w:t xml:space="preserve">The destructive cgroup-isolation tests (</w:t>
+      </w:r>
+      <w:r>
+        <w:rPr>
+          <w:rStyle w:val="VerbatimChar"/>
+        </w:rPr>
+        <w:t xml:space="preserve">12</w:t>
+      </w:r>
+      <w:r>
+        <w:t xml:space="preserve">/</w:t>
+      </w:r>
+      <w:r>
+        <w:rPr>
+          <w:rStyle w:val="VerbatimChar"/>
+        </w:rPr>
+        <w:t xml:space="preserve">14</w:t>
+      </w:r>
+      <w:r>
+        <w:t xml:space="preserve">) require</w:t>
+      </w:r>
+      <w:r>
+        <w:t xml:space="preserve"> </w:t>
+      </w:r>
+      <w:r>
+        <w:rPr>
+          <w:rStyle w:val="VerbatimChar"/>
+        </w:rPr>
+        <w:t xml:space="preserve">TMX_TEST_DESTRUCTIVE=1</w:t>
+      </w:r>
+    </w:p>
+    <w:p>
+      <w:pPr>
+        <w:pStyle w:val="Compact"/>
+        <w:numPr>
+          <w:ilvl w:val="1"/>
+          <w:numId w:val="1013"/>
+        </w:numPr>
+      </w:pPr>
+      <w:r>
+        <w:rPr>
+          <w:rStyle w:val="VerbatimChar"/>
+        </w:rPr>
+        <w:t xml:space="preserve">stress-ng</w:t>
+      </w:r>
+      <w:r>
+        <w:t xml:space="preserve">; they remain SKIP by default and run only on a dedicated Linux</w:t>
+      </w:r>
+      <w:r>
+        <w:t xml:space="preserve"> </w:t>
+      </w:r>
+      <w:r>
+        <w:t xml:space="preserve">test host.</w:t>
+      </w:r>
+      <w:r>
+        <w:t xml:space="preserve"> </w:t>
+      </w:r>
+      <w:r>
+        <w:rPr>
+          <w:rStyle w:val="VerbatimChar"/>
+        </w:rPr>
+        <w:t xml:space="preserve">08_oom_score_adj</w:t>
+      </w:r>
+      <w:r>
+        <w:t xml:space="preserve"> </w:t>
+      </w:r>
+      <w:r>
+        <w:t xml:space="preserve">stays an honest SKIP (needs root / setcap helper).</w:t>
+      </w:r>
+    </w:p>
+    <w:p>
+      <w:pPr>
+        <w:pStyle w:val="Compact"/>
+        <w:numPr>
+          <w:ilvl w:val="0"/>
+          <w:numId w:val="1012"/>
+        </w:numPr>
+      </w:pPr>
+      <w:r>
+        <w:t xml:space="preserve">No change to the macOS (Mach-O) build or the shipped</w:t>
+      </w:r>
+      <w:r>
+        <w:t xml:space="preserve"> </w:t>
+      </w:r>
+      <w:r>
+        <w:rPr>
+          <w:rStyle w:val="VerbatimChar"/>
+        </w:rPr>
+        <w:t xml:space="preserve">tmx</w:t>
+      </w:r>
+      <w:r>
+        <w:t xml:space="preserve"> </w:t>
+      </w:r>
+      <w:r>
+        <w:t xml:space="preserve">wrapper behaviour —</w:t>
+      </w:r>
+      <w:r>
+        <w:t xml:space="preserve"> </w:t>
+      </w:r>
+      <w:r>
+        <w:t xml:space="preserve">the libtinfo fix is confined to the containerized Linux ELF link.</w:t>
+      </w:r>
+    </w:p>
+    <w:bookmarkEnd w:id="27"/>
+    <w:bookmarkEnd w:id="28"/>
+    <w:bookmarkStart w:id="34" w:name="sources-verified-2026-06-16-1"/>
+    <w:p>
+      <w:pPr>
+        <w:pStyle w:val="Heading2"/>
+      </w:pPr>
+      <w:r>
+        <w:t xml:space="preserve">Sources verified 2026-06-16</w:t>
+      </w:r>
+    </w:p>
+    <w:p>
+      <w:pPr>
+        <w:pStyle w:val="FirstParagraph"/>
+      </w:pPr>
+      <w:r>
+        <w:t xml:space="preserve">Static-terminfo linking + symbol-versioning + runtime terminfo resolution</w:t>
+      </w:r>
+      <w:r>
+        <w:t xml:space="preserve"> </w:t>
+      </w:r>
+      <w:r>
+        <w:t xml:space="preserve">cross-referenced against latest upstream/authoritative sources (§11.4.99):</w:t>
+      </w:r>
+    </w:p>
+    <w:p>
+      <w:pPr>
+        <w:pStyle w:val="Compact"/>
+        <w:numPr>
+          <w:ilvl w:val="0"/>
+          <w:numId w:val="1014"/>
+        </w:numPr>
+      </w:pPr>
+      <w:hyperlink r:id="rId29">
+        <w:r>
+          <w:rPr>
+            <w:rStyle w:val="Hyperlink"/>
+          </w:rPr>
+          <w:t xml:space="preserve">https://mhcerri.github.io/posts/building-tmux-statically/</w:t>
+        </w:r>
+      </w:hyperlink>
+    </w:p>
+    <w:p>
+      <w:pPr>
+        <w:pStyle w:val="Compact"/>
+        <w:numPr>
+          <w:ilvl w:val="0"/>
+          <w:numId w:val="1014"/>
+        </w:numPr>
+      </w:pPr>
+      <w:hyperlink r:id="rId30">
+        <w:r>
+          <w:rPr>
+            <w:rStyle w:val="Hyperlink"/>
+          </w:rPr>
+          <w:t xml:space="preserve">https://github.com/tmux/tmux/blob/master/configure.ac</w:t>
+        </w:r>
+      </w:hyperlink>
+    </w:p>
+    <w:p>
+      <w:pPr>
+        <w:pStyle w:val="Compact"/>
+        <w:numPr>
+          <w:ilvl w:val="0"/>
+          <w:numId w:val="1014"/>
+        </w:numPr>
+      </w:pPr>
+      <w:hyperlink r:id="rId31">
+        <w:r>
+          <w:rPr>
+            <w:rStyle w:val="Hyperlink"/>
+          </w:rPr>
+          <w:t xml:space="preserve">https://www.man7.org/linux/man-pages/man5/terminfo.5.html</w:t>
+        </w:r>
+      </w:hyperlink>
+    </w:p>
+    <w:p>
+      <w:pPr>
+        <w:pStyle w:val="Compact"/>
+        <w:numPr>
+          <w:ilvl w:val="0"/>
+          <w:numId w:val="1014"/>
+        </w:numPr>
+      </w:pPr>
+      <w:hyperlink r:id="rId32">
+        <w:r>
+          <w:rPr>
+            <w:rStyle w:val="Hyperlink"/>
+          </w:rPr>
+          <w:t xml:space="preserve">https://invisible-island.net/ncurses/ncurses-mapsyms.html</w:t>
+        </w:r>
+      </w:hyperlink>
+    </w:p>
+    <w:p>
+      <w:pPr>
+        <w:pStyle w:val="Compact"/>
+        <w:numPr>
+          <w:ilvl w:val="0"/>
+          <w:numId w:val="1014"/>
+        </w:numPr>
+      </w:pPr>
+      <w:hyperlink r:id="rId33">
+        <w:r>
+          <w:rPr>
+            <w:rStyle w:val="Hyperlink"/>
+          </w:rPr>
+          <w:t xml:space="preserve">https://invisible-island.net/ncurses/ncurses.faq.html</w:t>
+        </w:r>
+      </w:hyperlink>
+    </w:p>
+    <w:p>
+      <w:r>
+        <w:pict>
+          <v:rect style="width:0;height:1.5pt" o:hralign="center" o:hrstd="t" o:hr="t"/>
+        </w:pict>
+      </w:r>
+    </w:p>
+    <w:bookmarkEnd w:id="34"/>
+    <w:bookmarkStart w:id="39" w:name="v1022--2026-06-13"/>
+    <w:p>
+      <w:pPr>
+        <w:pStyle w:val="Heading2"/>
+      </w:pPr>
+      <w:r>
         <w:t xml:space="preserve">[v1.0.22] — 2026-06-13</w:t>
       </w:r>
     </w:p>
@@ -194,7 +3638,7 @@
         <w:t xml:space="preserve">with one command.</w:t>
       </w:r>
     </w:p>
-    <w:bookmarkStart w:id="10" w:name="added"/>
+    <w:bookmarkStart w:id="35" w:name="added-2"/>
     <w:p>
       <w:pPr>
         <w:pStyle w:val="Heading3"/>
@@ -208,7 +3652,7 @@
         <w:pStyle w:val="Compact"/>
         <w:numPr>
           <w:ilvl w:val="0"/>
-          <w:numId w:val="1001"/>
+          <w:numId w:val="1015"/>
         </w:numPr>
       </w:pPr>
       <w:r>
@@ -368,7 +3812,7 @@
         <w:pStyle w:val="Compact"/>
         <w:numPr>
           <w:ilvl w:val="0"/>
-          <w:numId w:val="1001"/>
+          <w:numId w:val="1015"/>
         </w:numPr>
       </w:pPr>
       <w:r>
@@ -554,8 +3998,8 @@
         <w:t xml:space="preserve">SKIP (runtime/kernel absent or not macOS).</w:t>
       </w:r>
     </w:p>
-    <w:bookmarkEnd w:id="10"/>
-    <w:bookmarkStart w:id="11" w:name="X95999ade859dfb45118917147a4ca15cea390db"/>
+    <w:bookmarkEnd w:id="35"/>
+    <w:bookmarkStart w:id="36" w:name="X3f0e9b7826c1532e96df8965b2c19e7d619f555"/>
     <w:p>
       <w:pPr>
         <w:pStyle w:val="Heading3"/>
@@ -944,8 +4388,8 @@
         <w:t xml:space="preserve">.</w:t>
       </w:r>
     </w:p>
-    <w:bookmarkEnd w:id="11"/>
-    <w:bookmarkStart w:id="12" w:name="Xf0494261caf36ad911f58dbe1c18c1969e45853"/>
+    <w:bookmarkEnd w:id="36"/>
+    <w:bookmarkStart w:id="37" w:name="Xf0494261caf36ad911f58dbe1c18c1969e45853"/>
     <w:p>
       <w:pPr>
         <w:pStyle w:val="Heading3"/>
@@ -1238,8 +4682,8 @@
         <w:t xml:space="preserve">history-limit, clear-history, scrollback, hostname-colour, …) RAN and PASSED.</w:t>
       </w:r>
     </w:p>
-    <w:bookmarkEnd w:id="12"/>
-    <w:bookmarkStart w:id="13" w:name="notes"/>
+    <w:bookmarkEnd w:id="37"/>
+    <w:bookmarkStart w:id="38" w:name="notes-2"/>
     <w:p>
       <w:pPr>
         <w:pStyle w:val="Heading3"/>
@@ -1253,7 +4697,7 @@
         <w:pStyle w:val="Compact"/>
         <w:numPr>
           <w:ilvl w:val="0"/>
-          <w:numId w:val="1002"/>
+          <w:numId w:val="1016"/>
         </w:numPr>
       </w:pPr>
       <w:r>
@@ -1287,9 +4731,9 @@
         <w:t xml:space="preserve">wrapper are byte-for-byte the v1.0.21 product.</w:t>
       </w:r>
     </w:p>
-    <w:bookmarkEnd w:id="13"/>
-    <w:bookmarkEnd w:id="14"/>
-    <w:bookmarkStart w:id="16" w:name="sources-verified-2026-06-13"/>
+    <w:bookmarkEnd w:id="38"/>
+    <w:bookmarkEnd w:id="39"/>
+    <w:bookmarkStart w:id="41" w:name="sources-verified-2026-06-13"/>
     <w:p>
       <w:pPr>
         <w:pStyle w:val="Heading2"/>
@@ -1332,7 +4776,7 @@
         <w:pStyle w:val="Compact"/>
         <w:numPr>
           <w:ilvl w:val="0"/>
-          <w:numId w:val="1003"/>
+          <w:numId w:val="1017"/>
         </w:numPr>
       </w:pPr>
       <w:r>
@@ -1356,7 +4800,7 @@
       <w:r>
         <w:t xml:space="preserve"> </w:t>
       </w:r>
-      <w:hyperlink r:id="rId15">
+      <w:hyperlink r:id="rId40">
         <w:r>
           <w:rPr>
             <w:rStyle w:val="Hyperlink"/>
@@ -1372,8 +4816,8 @@
         </w:pict>
       </w:r>
     </w:p>
-    <w:bookmarkEnd w:id="16"/>
-    <w:bookmarkStart w:id="20" w:name="v1021--2026-06-13"/>
+    <w:bookmarkEnd w:id="41"/>
+    <w:bookmarkStart w:id="45" w:name="v1021--2026-06-13"/>
     <w:p>
       <w:pPr>
         <w:pStyle w:val="Heading2"/>
@@ -1473,7 +4917,7 @@
         <w:t xml:space="preserve">failed → question the architecture).</w:t>
       </w:r>
     </w:p>
-    <w:bookmarkStart w:id="17" w:name="fixed"/>
+    <w:bookmarkStart w:id="42" w:name="fixed-1"/>
     <w:p>
       <w:pPr>
         <w:pStyle w:val="Heading3"/>
@@ -1487,7 +4931,7 @@
         <w:pStyle w:val="Compact"/>
         <w:numPr>
           <w:ilvl w:val="0"/>
-          <w:numId w:val="1004"/>
+          <w:numId w:val="1018"/>
         </w:numPr>
       </w:pPr>
       <w:r>
@@ -1672,7 +5116,7 @@
         <w:pStyle w:val="Compact"/>
         <w:numPr>
           <w:ilvl w:val="0"/>
-          <w:numId w:val="1004"/>
+          <w:numId w:val="1018"/>
         </w:numPr>
       </w:pPr>
       <w:r>
@@ -1873,8 +5317,8 @@
         <w:t xml:space="preserve">(Cmd-V / right-click→Paste) are unaffected.</w:t>
       </w:r>
     </w:p>
-    <w:bookmarkEnd w:id="17"/>
-    <w:bookmarkStart w:id="18" w:name="tests--verification-4-layer-per-103"/>
+    <w:bookmarkEnd w:id="42"/>
+    <w:bookmarkStart w:id="43" w:name="tests--verification-4-layer-per-103"/>
     <w:p>
       <w:pPr>
         <w:pStyle w:val="Heading3"/>
@@ -1888,7 +5332,7 @@
         <w:pStyle w:val="Compact"/>
         <w:numPr>
           <w:ilvl w:val="0"/>
-          <w:numId w:val="1005"/>
+          <w:numId w:val="1019"/>
         </w:numPr>
       </w:pPr>
       <w:r>
@@ -1943,7 +5387,7 @@
         <w:pStyle w:val="Compact"/>
         <w:numPr>
           <w:ilvl w:val="0"/>
-          <w:numId w:val="1005"/>
+          <w:numId w:val="1019"/>
         </w:numPr>
       </w:pPr>
       <w:r>
@@ -2041,7 +5485,7 @@
         <w:pStyle w:val="Compact"/>
         <w:numPr>
           <w:ilvl w:val="0"/>
-          <w:numId w:val="1005"/>
+          <w:numId w:val="1019"/>
         </w:numPr>
       </w:pPr>
       <w:r>
@@ -2096,7 +5540,7 @@
         <w:pStyle w:val="Compact"/>
         <w:numPr>
           <w:ilvl w:val="0"/>
-          <w:numId w:val="1005"/>
+          <w:numId w:val="1019"/>
         </w:numPr>
       </w:pPr>
       <w:r>
@@ -2146,8 +5590,8 @@
         <w:t xml:space="preserve">(copy-mode keystroke path) unaffected and green.</w:t>
       </w:r>
     </w:p>
-    <w:bookmarkEnd w:id="18"/>
-    <w:bookmarkStart w:id="19" w:name="Xd993a70e2df4a46ce08b6bae47d8785e55a9484"/>
+    <w:bookmarkEnd w:id="43"/>
+    <w:bookmarkStart w:id="44" w:name="Xd993a70e2df4a46ce08b6bae47d8785e55a9484"/>
     <w:p>
       <w:pPr>
         <w:pStyle w:val="Heading3"/>
@@ -2161,7 +5605,7 @@
         <w:pStyle w:val="Compact"/>
         <w:numPr>
           <w:ilvl w:val="0"/>
-          <w:numId w:val="1006"/>
+          <w:numId w:val="1020"/>
         </w:numPr>
       </w:pPr>
       <w:r>
@@ -2280,9 +5724,9 @@
         </w:pict>
       </w:r>
     </w:p>
-    <w:bookmarkEnd w:id="19"/>
-    <w:bookmarkEnd w:id="20"/>
-    <w:bookmarkStart w:id="24" w:name="v1020--2026-05-29"/>
+    <w:bookmarkEnd w:id="44"/>
+    <w:bookmarkEnd w:id="45"/>
+    <w:bookmarkStart w:id="49" w:name="v1020--2026-05-29"/>
     <w:p>
       <w:pPr>
         <w:pStyle w:val="Heading2"/>
@@ -2329,7 +5773,7 @@
         <w:t xml:space="preserve">pastes the selected content.</w:t>
       </w:r>
     </w:p>
-    <w:bookmarkStart w:id="21" w:name="fixed-1"/>
+    <w:bookmarkStart w:id="46" w:name="fixed-2"/>
     <w:p>
       <w:pPr>
         <w:pStyle w:val="Heading3"/>
@@ -2343,7 +5787,7 @@
         <w:pStyle w:val="Compact"/>
         <w:numPr>
           <w:ilvl w:val="0"/>
-          <w:numId w:val="1007"/>
+          <w:numId w:val="1021"/>
         </w:numPr>
       </w:pPr>
       <w:r>
@@ -2539,7 +5983,7 @@
         <w:pStyle w:val="Compact"/>
         <w:numPr>
           <w:ilvl w:val="0"/>
-          <w:numId w:val="1007"/>
+          <w:numId w:val="1021"/>
         </w:numPr>
       </w:pPr>
       <w:r>
@@ -2579,7 +6023,7 @@
         <w:pStyle w:val="Compact"/>
         <w:numPr>
           <w:ilvl w:val="1"/>
-          <w:numId w:val="1008"/>
+          <w:numId w:val="1022"/>
         </w:numPr>
       </w:pPr>
       <w:r>
@@ -2628,7 +6072,7 @@
         <w:pStyle w:val="Compact"/>
         <w:numPr>
           <w:ilvl w:val="1"/>
-          <w:numId w:val="1008"/>
+          <w:numId w:val="1022"/>
         </w:numPr>
       </w:pPr>
       <w:r>
@@ -2666,8 +6110,8 @@
         <w:t xml:space="preserve">(skips dead sockets) without restarting them.</w:t>
       </w:r>
     </w:p>
-    <w:bookmarkEnd w:id="21"/>
-    <w:bookmarkStart w:id="22" w:name="Xb0011a4ada6cafcc72e9f3e3789f53c8350b727"/>
+    <w:bookmarkEnd w:id="46"/>
+    <w:bookmarkStart w:id="47" w:name="Xb0011a4ada6cafcc72e9f3e3789f53c8350b727"/>
     <w:p>
       <w:pPr>
         <w:pStyle w:val="Heading3"/>
@@ -2681,7 +6125,7 @@
         <w:pStyle w:val="Compact"/>
         <w:numPr>
           <w:ilvl w:val="0"/>
-          <w:numId w:val="1009"/>
+          <w:numId w:val="1023"/>
         </w:numPr>
       </w:pPr>
       <w:r>
@@ -2760,7 +6204,7 @@
         <w:pStyle w:val="Compact"/>
         <w:numPr>
           <w:ilvl w:val="0"/>
-          <w:numId w:val="1009"/>
+          <w:numId w:val="1023"/>
         </w:numPr>
       </w:pPr>
       <w:r>
@@ -2815,7 +6259,7 @@
         <w:pStyle w:val="Compact"/>
         <w:numPr>
           <w:ilvl w:val="0"/>
-          <w:numId w:val="1009"/>
+          <w:numId w:val="1023"/>
         </w:numPr>
       </w:pPr>
       <w:r>
@@ -2918,8 +6362,8 @@
         <w:t xml:space="preserve">). Meta-test 50 CAUGHT / 0 ESCAPED.</w:t>
       </w:r>
     </w:p>
-    <w:bookmarkEnd w:id="22"/>
-    <w:bookmarkStart w:id="23" w:name="validation"/>
+    <w:bookmarkEnd w:id="47"/>
+    <w:bookmarkStart w:id="48" w:name="validation"/>
     <w:p>
       <w:pPr>
         <w:pStyle w:val="Heading3"/>
@@ -2933,7 +6377,7 @@
         <w:pStyle w:val="Compact"/>
         <w:numPr>
           <w:ilvl w:val="0"/>
-          <w:numId w:val="1010"/>
+          <w:numId w:val="1024"/>
         </w:numPr>
       </w:pPr>
       <w:r>
@@ -2998,7 +6442,7 @@
         <w:pStyle w:val="Compact"/>
         <w:numPr>
           <w:ilvl w:val="0"/>
-          <w:numId w:val="1010"/>
+          <w:numId w:val="1024"/>
         </w:numPr>
       </w:pPr>
       <w:r>
@@ -3042,9 +6486,9 @@
         </w:pict>
       </w:r>
     </w:p>
-    <w:bookmarkEnd w:id="23"/>
-    <w:bookmarkEnd w:id="24"/>
-    <w:bookmarkStart w:id="27" w:name="v1019--2026-05-29"/>
+    <w:bookmarkEnd w:id="48"/>
+    <w:bookmarkEnd w:id="49"/>
+    <w:bookmarkStart w:id="52" w:name="v1019--2026-05-29"/>
     <w:p>
       <w:pPr>
         <w:pStyle w:val="Heading2"/>
@@ -3232,7 +6676,7 @@
         <w:t xml:space="preserve">while real interactive agent usage works.</w:t>
       </w:r>
     </w:p>
-    <w:bookmarkStart w:id="25" w:name="fixed-2"/>
+    <w:bookmarkStart w:id="50" w:name="fixed-3"/>
     <w:p>
       <w:pPr>
         <w:pStyle w:val="Heading3"/>
@@ -3246,7 +6690,7 @@
         <w:pStyle w:val="Compact"/>
         <w:numPr>
           <w:ilvl w:val="0"/>
-          <w:numId w:val="1011"/>
+          <w:numId w:val="1025"/>
         </w:numPr>
       </w:pPr>
       <w:r>
@@ -3320,8 +6764,8 @@
         <w:t xml:space="preserve">nezha meta-test rose from 46→48 mutations caught.</w:t>
       </w:r>
     </w:p>
-    <w:bookmarkEnd w:id="25"/>
-    <w:bookmarkStart w:id="26" w:name="validation-dual-host-latest-head"/>
+    <w:bookmarkEnd w:id="50"/>
+    <w:bookmarkStart w:id="51" w:name="validation-dual-host-latest-head"/>
     <w:p>
       <w:pPr>
         <w:pStyle w:val="Heading3"/>
@@ -3335,7 +6779,7 @@
         <w:pStyle w:val="Compact"/>
         <w:numPr>
           <w:ilvl w:val="0"/>
-          <w:numId w:val="1012"/>
+          <w:numId w:val="1026"/>
         </w:numPr>
       </w:pPr>
       <w:r>
@@ -3372,7 +6816,7 @@
         <w:pStyle w:val="Compact"/>
         <w:numPr>
           <w:ilvl w:val="0"/>
-          <w:numId w:val="1012"/>
+          <w:numId w:val="1026"/>
         </w:numPr>
       </w:pPr>
       <w:r>
@@ -3409,7 +6853,7 @@
         <w:pStyle w:val="Compact"/>
         <w:numPr>
           <w:ilvl w:val="0"/>
-          <w:numId w:val="1012"/>
+          <w:numId w:val="1026"/>
         </w:numPr>
       </w:pPr>
       <w:r>
@@ -3449,9 +6893,9 @@
         </w:pict>
       </w:r>
     </w:p>
-    <w:bookmarkEnd w:id="26"/>
-    <w:bookmarkEnd w:id="27"/>
-    <w:bookmarkStart w:id="30" w:name="v1018--2026-05-29"/>
+    <w:bookmarkEnd w:id="51"/>
+    <w:bookmarkEnd w:id="52"/>
+    <w:bookmarkStart w:id="55" w:name="v1018--2026-05-29"/>
     <w:p>
       <w:pPr>
         <w:pStyle w:val="Heading2"/>
@@ -3591,7 +7035,7 @@
         <w:t xml:space="preserve">work.</w:t>
       </w:r>
     </w:p>
-    <w:bookmarkStart w:id="28" w:name="fixed-a42--completes-the-mouse-copy-fix"/>
+    <w:bookmarkStart w:id="53" w:name="fixed-a42--completes-the-mouse-copy-fix"/>
     <w:p>
       <w:pPr>
         <w:pStyle w:val="Heading3"/>
@@ -3605,7 +7049,7 @@
         <w:pStyle w:val="Compact"/>
         <w:numPr>
           <w:ilvl w:val="0"/>
-          <w:numId w:val="1013"/>
+          <w:numId w:val="1027"/>
         </w:numPr>
       </w:pPr>
       <w:r>
@@ -3663,7 +7107,7 @@
         <w:pStyle w:val="Compact"/>
         <w:numPr>
           <w:ilvl w:val="0"/>
-          <w:numId w:val="1013"/>
+          <w:numId w:val="1027"/>
         </w:numPr>
       </w:pPr>
       <w:r>
@@ -3766,7 +7210,7 @@
         <w:pStyle w:val="Compact"/>
         <w:numPr>
           <w:ilvl w:val="0"/>
-          <w:numId w:val="1013"/>
+          <w:numId w:val="1027"/>
         </w:numPr>
       </w:pPr>
       <w:r>
@@ -3782,7 +7226,7 @@
         <w:pStyle w:val="Compact"/>
         <w:numPr>
           <w:ilvl w:val="1"/>
-          <w:numId w:val="1014"/>
+          <w:numId w:val="1028"/>
         </w:numPr>
       </w:pPr>
       <w:r>
@@ -3867,7 +7311,7 @@
         <w:pStyle w:val="Compact"/>
         <w:numPr>
           <w:ilvl w:val="1"/>
-          <w:numId w:val="1014"/>
+          <w:numId w:val="1028"/>
         </w:numPr>
       </w:pPr>
       <w:r>
@@ -3934,7 +7378,7 @@
         <w:pStyle w:val="Compact"/>
         <w:numPr>
           <w:ilvl w:val="1"/>
-          <w:numId w:val="1014"/>
+          <w:numId w:val="1028"/>
         </w:numPr>
       </w:pPr>
       <w:r>
@@ -3977,8 +7421,8 @@
         <w:t xml:space="preserve">(CAUGHT).</w:t>
       </w:r>
     </w:p>
-    <w:bookmarkEnd w:id="28"/>
-    <w:bookmarkStart w:id="29" w:name="validation-1"/>
+    <w:bookmarkEnd w:id="53"/>
+    <w:bookmarkStart w:id="54" w:name="validation-1"/>
     <w:p>
       <w:pPr>
         <w:pStyle w:val="Heading3"/>
@@ -3992,7 +7436,7 @@
         <w:pStyle w:val="Compact"/>
         <w:numPr>
           <w:ilvl w:val="0"/>
-          <w:numId w:val="1015"/>
+          <w:numId w:val="1029"/>
         </w:numPr>
       </w:pPr>
       <w:r>
@@ -4052,7 +7496,7 @@
         <w:pStyle w:val="Compact"/>
         <w:numPr>
           <w:ilvl w:val="0"/>
-          <w:numId w:val="1015"/>
+          <w:numId w:val="1029"/>
         </w:numPr>
       </w:pPr>
       <w:r>
@@ -4072,9 +7516,9 @@
         </w:pict>
       </w:r>
     </w:p>
-    <w:bookmarkEnd w:id="29"/>
-    <w:bookmarkEnd w:id="30"/>
-    <w:bookmarkStart w:id="36" w:name="v1017--2026-05-29"/>
+    <w:bookmarkEnd w:id="54"/>
+    <w:bookmarkEnd w:id="55"/>
+    <w:bookmarkStart w:id="61" w:name="v1017--2026-05-29"/>
     <w:p>
       <w:pPr>
         <w:pStyle w:val="Heading2"/>
@@ -4127,7 +7571,7 @@
         <w:t xml:space="preserve">in a row. one enter is enough."</w:t>
       </w:r>
     </w:p>
-    <w:bookmarkStart w:id="31" w:name="X7a0b91e8b8e19f1d7cf16f79d02714aefd7c0d4"/>
+    <w:bookmarkStart w:id="56" w:name="X7a0b91e8b8e19f1d7cf16f79d02714aefd7c0d4"/>
     <w:p>
       <w:pPr>
         <w:pStyle w:val="Heading3"/>
@@ -4141,7 +7585,7 @@
         <w:pStyle w:val="Compact"/>
         <w:numPr>
           <w:ilvl w:val="0"/>
-          <w:numId w:val="1016"/>
+          <w:numId w:val="1030"/>
         </w:numPr>
       </w:pPr>
       <w:r>
@@ -4265,7 +7709,7 @@
         <w:pStyle w:val="Compact"/>
         <w:numPr>
           <w:ilvl w:val="0"/>
-          <w:numId w:val="1016"/>
+          <w:numId w:val="1030"/>
         </w:numPr>
       </w:pPr>
       <w:r>
@@ -4377,7 +7821,7 @@
         <w:pStyle w:val="Compact"/>
         <w:numPr>
           <w:ilvl w:val="0"/>
-          <w:numId w:val="1016"/>
+          <w:numId w:val="1030"/>
         </w:numPr>
       </w:pPr>
       <w:r>
@@ -4414,7 +7858,7 @@
         <w:pStyle w:val="Compact"/>
         <w:numPr>
           <w:ilvl w:val="1"/>
-          <w:numId w:val="1017"/>
+          <w:numId w:val="1031"/>
         </w:numPr>
       </w:pPr>
       <w:r>
@@ -4469,8 +7913,8 @@
         <w:t xml:space="preserve">(strip toggle → test 55 FAILs, CAUGHT).</w:t>
       </w:r>
     </w:p>
-    <w:bookmarkEnd w:id="31"/>
-    <w:bookmarkStart w:id="32" w:name="Xccffd2ebf54112bb69d2f82956870fe571a46e4"/>
+    <w:bookmarkEnd w:id="56"/>
+    <w:bookmarkStart w:id="57" w:name="Xccffd2ebf54112bb69d2f82956870fe571a46e4"/>
     <w:p>
       <w:pPr>
         <w:pStyle w:val="Heading3"/>
@@ -4484,7 +7928,7 @@
         <w:pStyle w:val="Compact"/>
         <w:numPr>
           <w:ilvl w:val="0"/>
-          <w:numId w:val="1018"/>
+          <w:numId w:val="1032"/>
         </w:numPr>
       </w:pPr>
       <w:r>
@@ -4634,7 +8078,7 @@
         <w:pStyle w:val="Compact"/>
         <w:numPr>
           <w:ilvl w:val="0"/>
-          <w:numId w:val="1018"/>
+          <w:numId w:val="1032"/>
         </w:numPr>
       </w:pPr>
       <w:r>
@@ -4698,7 +8142,7 @@
         <w:pStyle w:val="Compact"/>
         <w:numPr>
           <w:ilvl w:val="0"/>
-          <w:numId w:val="1018"/>
+          <w:numId w:val="1032"/>
         </w:numPr>
       </w:pPr>
       <w:r>
@@ -4818,8 +8262,8 @@
         <w:t xml:space="preserve">PROMPT_COUNT 2 → 1 after deploy.</w:t>
       </w:r>
     </w:p>
-    <w:bookmarkEnd w:id="32"/>
-    <w:bookmarkStart w:id="33" w:name="X127426d11bfaa8740d0cd18ac26e202604ba213"/>
+    <w:bookmarkEnd w:id="57"/>
+    <w:bookmarkStart w:id="58" w:name="X127426d11bfaa8740d0cd18ac26e202604ba213"/>
     <w:p>
       <w:pPr>
         <w:pStyle w:val="Heading3"/>
@@ -4833,7 +8277,7 @@
         <w:pStyle w:val="Compact"/>
         <w:numPr>
           <w:ilvl w:val="0"/>
-          <w:numId w:val="1019"/>
+          <w:numId w:val="1033"/>
         </w:numPr>
       </w:pPr>
       <w:r>
@@ -4921,8 +8365,8 @@
         <w:t xml:space="preserve">during this cycle's dual-host setup.</w:t>
       </w:r>
     </w:p>
-    <w:bookmarkEnd w:id="33"/>
-    <w:bookmarkStart w:id="34" w:name="X0e247f6b01f2a385db7865be1f3cec3f8a5a2bf"/>
+    <w:bookmarkEnd w:id="58"/>
+    <w:bookmarkStart w:id="59" w:name="X0e247f6b01f2a385db7865be1f3cec3f8a5a2bf"/>
     <w:p>
       <w:pPr>
         <w:pStyle w:val="Heading3"/>
@@ -4948,7 +8392,7 @@
         <w:pStyle w:val="Compact"/>
         <w:numPr>
           <w:ilvl w:val="0"/>
-          <w:numId w:val="1020"/>
+          <w:numId w:val="1034"/>
         </w:numPr>
       </w:pPr>
       <w:r>
@@ -5018,7 +8462,7 @@
         <w:pStyle w:val="Compact"/>
         <w:numPr>
           <w:ilvl w:val="0"/>
-          <w:numId w:val="1020"/>
+          <w:numId w:val="1034"/>
         </w:numPr>
       </w:pPr>
       <w:r>
@@ -5088,7 +8532,7 @@
         <w:pStyle w:val="Compact"/>
         <w:numPr>
           <w:ilvl w:val="0"/>
-          <w:numId w:val="1020"/>
+          <w:numId w:val="1034"/>
         </w:numPr>
       </w:pPr>
       <w:r>
@@ -5101,8 +8545,8 @@
         <w:t xml:space="preserve">green on both.</w:t>
       </w:r>
     </w:p>
-    <w:bookmarkEnd w:id="34"/>
-    <w:bookmarkStart w:id="35" w:name="tooling"/>
+    <w:bookmarkEnd w:id="59"/>
+    <w:bookmarkStart w:id="60" w:name="tooling"/>
     <w:p>
       <w:pPr>
         <w:pStyle w:val="Heading3"/>
@@ -5116,7 +8560,7 @@
         <w:pStyle w:val="Compact"/>
         <w:numPr>
           <w:ilvl w:val="0"/>
-          <w:numId w:val="1021"/>
+          <w:numId w:val="1035"/>
         </w:numPr>
       </w:pPr>
       <w:r>
@@ -5170,7 +8614,7 @@
         <w:pStyle w:val="Compact"/>
         <w:numPr>
           <w:ilvl w:val="0"/>
-          <w:numId w:val="1021"/>
+          <w:numId w:val="1035"/>
         </w:numPr>
       </w:pPr>
       <w:r>
@@ -5223,9 +8667,9 @@
         </w:pict>
       </w:r>
     </w:p>
-    <w:bookmarkEnd w:id="35"/>
-    <w:bookmarkEnd w:id="36"/>
-    <w:bookmarkStart w:id="47" w:name="v1016--2026-05-28"/>
+    <w:bookmarkEnd w:id="60"/>
+    <w:bookmarkEnd w:id="61"/>
+    <w:bookmarkStart w:id="72" w:name="v1016--2026-05-28"/>
     <w:p>
       <w:pPr>
         <w:pStyle w:val="Heading2"/>
@@ -5286,7 +8730,7 @@
         <w:t xml:space="preserve">10-PWU pipeline (Q1..Q10) — all complete this cycle:</w:t>
       </w:r>
     </w:p>
-    <w:bookmarkStart w:id="37" w:name="fixed-q1--flake-hunt"/>
+    <w:bookmarkStart w:id="62" w:name="fixed-q1--flake-hunt"/>
     <w:p>
       <w:pPr>
         <w:pStyle w:val="Heading3"/>
@@ -5300,7 +8744,7 @@
         <w:pStyle w:val="Compact"/>
         <w:numPr>
           <w:ilvl w:val="0"/>
-          <w:numId w:val="1022"/>
+          <w:numId w:val="1036"/>
         </w:numPr>
       </w:pPr>
       <w:r>
@@ -5383,8 +8827,8 @@
         <w:t xml:space="preserve">violation observed in v1.0.15 post-release reverify.</w:t>
       </w:r>
     </w:p>
-    <w:bookmarkEnd w:id="37"/>
-    <w:bookmarkStart w:id="38" w:name="X232d423810b0553c5dadd090e06606e808f6797"/>
+    <w:bookmarkEnd w:id="62"/>
+    <w:bookmarkStart w:id="63" w:name="X232d423810b0553c5dadd090e06606e808f6797"/>
     <w:p>
       <w:pPr>
         <w:pStyle w:val="Heading3"/>
@@ -5398,7 +8842,7 @@
         <w:pStyle w:val="Compact"/>
         <w:numPr>
           <w:ilvl w:val="0"/>
-          <w:numId w:val="1023"/>
+          <w:numId w:val="1037"/>
         </w:numPr>
       </w:pPr>
       <w:r>
@@ -5468,7 +8912,7 @@
         <w:pStyle w:val="Compact"/>
         <w:numPr>
           <w:ilvl w:val="0"/>
-          <w:numId w:val="1023"/>
+          <w:numId w:val="1037"/>
         </w:numPr>
       </w:pPr>
       <w:r>
@@ -5526,7 +8970,7 @@
         <w:pStyle w:val="Compact"/>
         <w:numPr>
           <w:ilvl w:val="0"/>
-          <w:numId w:val="1023"/>
+          <w:numId w:val="1037"/>
         </w:numPr>
       </w:pPr>
       <w:r>
@@ -5581,7 +9025,7 @@
         <w:pStyle w:val="Compact"/>
         <w:numPr>
           <w:ilvl w:val="0"/>
-          <w:numId w:val="1023"/>
+          <w:numId w:val="1037"/>
         </w:numPr>
       </w:pPr>
       <w:r>
@@ -5618,8 +9062,8 @@
         <w:t xml:space="preserve">(since v1.0.9 introduction of P5-M20/M21).</w:t>
       </w:r>
     </w:p>
-    <w:bookmarkEnd w:id="38"/>
-    <w:bookmarkStart w:id="39" w:name="Xcc8c4b78224a1c4875dc7ee8b00dcf48c832b5c"/>
+    <w:bookmarkEnd w:id="63"/>
+    <w:bookmarkStart w:id="64" w:name="Xcc8c4b78224a1c4875dc7ee8b00dcf48c832b5c"/>
     <w:p>
       <w:pPr>
         <w:pStyle w:val="Heading3"/>
@@ -5633,7 +9077,7 @@
         <w:pStyle w:val="Compact"/>
         <w:numPr>
           <w:ilvl w:val="0"/>
-          <w:numId w:val="1024"/>
+          <w:numId w:val="1038"/>
         </w:numPr>
       </w:pPr>
       <w:r>
@@ -5691,7 +9135,7 @@
         <w:pStyle w:val="Compact"/>
         <w:numPr>
           <w:ilvl w:val="0"/>
-          <w:numId w:val="1024"/>
+          <w:numId w:val="1038"/>
         </w:numPr>
       </w:pPr>
       <w:r>
@@ -5755,7 +9199,7 @@
         <w:pStyle w:val="Compact"/>
         <w:numPr>
           <w:ilvl w:val="0"/>
-          <w:numId w:val="1024"/>
+          <w:numId w:val="1038"/>
         </w:numPr>
       </w:pPr>
       <w:r>
@@ -5789,7 +9233,7 @@
         <w:pStyle w:val="Compact"/>
         <w:numPr>
           <w:ilvl w:val="0"/>
-          <w:numId w:val="1024"/>
+          <w:numId w:val="1038"/>
         </w:numPr>
       </w:pPr>
       <w:r>
@@ -5847,7 +9291,7 @@
         <w:pStyle w:val="Compact"/>
         <w:numPr>
           <w:ilvl w:val="0"/>
-          <w:numId w:val="1024"/>
+          <w:numId w:val="1038"/>
         </w:numPr>
       </w:pPr>
       <w:r>
@@ -5870,8 +9314,8 @@
         <w:t xml:space="preserve">per §11.4.50 deterministic.</w:t>
       </w:r>
     </w:p>
-    <w:bookmarkEnd w:id="39"/>
-    <w:bookmarkStart w:id="40" w:name="Xf744f2397c7bd9e844c61c980f51a6943b59c07"/>
+    <w:bookmarkEnd w:id="64"/>
+    <w:bookmarkStart w:id="65" w:name="Xf744f2397c7bd9e844c61c980f51a6943b59c07"/>
     <w:p>
       <w:pPr>
         <w:pStyle w:val="Heading3"/>
@@ -5885,7 +9329,7 @@
         <w:pStyle w:val="Compact"/>
         <w:numPr>
           <w:ilvl w:val="0"/>
-          <w:numId w:val="1025"/>
+          <w:numId w:val="1039"/>
         </w:numPr>
       </w:pPr>
       <w:r>
@@ -5953,7 +9397,7 @@
         <w:pStyle w:val="Compact"/>
         <w:numPr>
           <w:ilvl w:val="0"/>
-          <w:numId w:val="1025"/>
+          <w:numId w:val="1039"/>
         </w:numPr>
       </w:pPr>
       <w:r>
@@ -5991,7 +9435,7 @@
         <w:pStyle w:val="Compact"/>
         <w:numPr>
           <w:ilvl w:val="0"/>
-          <w:numId w:val="1025"/>
+          <w:numId w:val="1039"/>
         </w:numPr>
       </w:pPr>
       <w:r>
@@ -6029,8 +9473,8 @@
         <w:t xml:space="preserve">doc with §11.4.99 Sources-verified footer.</w:t>
       </w:r>
     </w:p>
-    <w:bookmarkEnd w:id="40"/>
-    <w:bookmarkStart w:id="41" w:name="Xb00a2848bd93caed6491f7fc81899202a872296"/>
+    <w:bookmarkEnd w:id="65"/>
+    <w:bookmarkStart w:id="66" w:name="Xb00a2848bd93caed6491f7fc81899202a872296"/>
     <w:p>
       <w:pPr>
         <w:pStyle w:val="Heading3"/>
@@ -6044,7 +9488,7 @@
         <w:pStyle w:val="Compact"/>
         <w:numPr>
           <w:ilvl w:val="0"/>
-          <w:numId w:val="1026"/>
+          <w:numId w:val="1040"/>
         </w:numPr>
       </w:pPr>
       <w:r>
@@ -6087,7 +9531,7 @@
         <w:pStyle w:val="Compact"/>
         <w:numPr>
           <w:ilvl w:val="0"/>
-          <w:numId w:val="1026"/>
+          <w:numId w:val="1040"/>
         </w:numPr>
       </w:pPr>
       <w:r>
@@ -6235,7 +9679,7 @@
         <w:pStyle w:val="Compact"/>
         <w:numPr>
           <w:ilvl w:val="0"/>
-          <w:numId w:val="1026"/>
+          <w:numId w:val="1040"/>
         </w:numPr>
       </w:pPr>
       <w:r>
@@ -6265,8 +9709,8 @@
         <w:t xml:space="preserve">.</w:t>
       </w:r>
     </w:p>
-    <w:bookmarkEnd w:id="41"/>
-    <w:bookmarkStart w:id="42" w:name="implemented-q6--5-new-helixqa-challenges"/>
+    <w:bookmarkEnd w:id="66"/>
+    <w:bookmarkStart w:id="67" w:name="implemented-q6--5-new-helixqa-challenges"/>
     <w:p>
       <w:pPr>
         <w:pStyle w:val="Heading3"/>
@@ -6280,7 +9724,7 @@
         <w:pStyle w:val="Compact"/>
         <w:numPr>
           <w:ilvl w:val="0"/>
-          <w:numId w:val="1027"/>
+          <w:numId w:val="1041"/>
         </w:numPr>
       </w:pPr>
       <w:r>
@@ -6301,7 +9745,7 @@
         <w:pStyle w:val="Compact"/>
         <w:numPr>
           <w:ilvl w:val="0"/>
-          <w:numId w:val="1027"/>
+          <w:numId w:val="1041"/>
         </w:numPr>
       </w:pPr>
       <w:r>
@@ -6322,7 +9766,7 @@
         <w:pStyle w:val="Compact"/>
         <w:numPr>
           <w:ilvl w:val="0"/>
-          <w:numId w:val="1027"/>
+          <w:numId w:val="1041"/>
         </w:numPr>
       </w:pPr>
       <w:r>
@@ -6343,7 +9787,7 @@
         <w:pStyle w:val="Compact"/>
         <w:numPr>
           <w:ilvl w:val="0"/>
-          <w:numId w:val="1027"/>
+          <w:numId w:val="1041"/>
         </w:numPr>
       </w:pPr>
       <w:r>
@@ -6364,7 +9808,7 @@
         <w:pStyle w:val="Compact"/>
         <w:numPr>
           <w:ilvl w:val="0"/>
-          <w:numId w:val="1027"/>
+          <w:numId w:val="1041"/>
         </w:numPr>
       </w:pPr>
       <w:r>
@@ -6380,8 +9824,8 @@
         <w:t xml:space="preserve">— §11.4.99 Sources-verified footer enforcement.</w:t>
       </w:r>
     </w:p>
-    <w:bookmarkEnd w:id="42"/>
-    <w:bookmarkStart w:id="43" w:name="implemented-q7--documentation-extension"/>
+    <w:bookmarkEnd w:id="67"/>
+    <w:bookmarkStart w:id="68" w:name="implemented-q7--documentation-extension"/>
     <w:p>
       <w:pPr>
         <w:pStyle w:val="Heading3"/>
@@ -6395,7 +9839,7 @@
         <w:pStyle w:val="Compact"/>
         <w:numPr>
           <w:ilvl w:val="0"/>
-          <w:numId w:val="1028"/>
+          <w:numId w:val="1042"/>
         </w:numPr>
       </w:pPr>
       <w:r>
@@ -6444,7 +9888,7 @@
         <w:pStyle w:val="Compact"/>
         <w:numPr>
           <w:ilvl w:val="0"/>
-          <w:numId w:val="1028"/>
+          <w:numId w:val="1042"/>
         </w:numPr>
       </w:pPr>
       <w:r>
@@ -6487,7 +9931,7 @@
         <w:pStyle w:val="Compact"/>
         <w:numPr>
           <w:ilvl w:val="0"/>
-          <w:numId w:val="1028"/>
+          <w:numId w:val="1042"/>
         </w:numPr>
       </w:pPr>
       <w:r>
@@ -6530,7 +9974,7 @@
         <w:pStyle w:val="Compact"/>
         <w:numPr>
           <w:ilvl w:val="0"/>
-          <w:numId w:val="1028"/>
+          <w:numId w:val="1042"/>
         </w:numPr>
       </w:pPr>
       <w:r>
@@ -6559,7 +10003,7 @@
         <w:pStyle w:val="Compact"/>
         <w:numPr>
           <w:ilvl w:val="0"/>
-          <w:numId w:val="1028"/>
+          <w:numId w:val="1042"/>
         </w:numPr>
       </w:pPr>
       <w:r>
@@ -6593,8 +10037,8 @@
         <w:t xml:space="preserve">modernc.org/sqlite docs.</w:t>
       </w:r>
     </w:p>
-    <w:bookmarkEnd w:id="43"/>
-    <w:bookmarkStart w:id="44" w:name="implemented-q8--4-new-validation-tests"/>
+    <w:bookmarkEnd w:id="68"/>
+    <w:bookmarkStart w:id="69" w:name="implemented-q8--4-new-validation-tests"/>
     <w:p>
       <w:pPr>
         <w:pStyle w:val="Heading3"/>
@@ -6608,7 +10052,7 @@
         <w:pStyle w:val="Compact"/>
         <w:numPr>
           <w:ilvl w:val="0"/>
-          <w:numId w:val="1029"/>
+          <w:numId w:val="1043"/>
         </w:numPr>
       </w:pPr>
       <w:r>
@@ -6630,7 +10074,7 @@
         <w:pStyle w:val="Compact"/>
         <w:numPr>
           <w:ilvl w:val="0"/>
-          <w:numId w:val="1029"/>
+          <w:numId w:val="1043"/>
         </w:numPr>
       </w:pPr>
       <w:r>
@@ -6652,7 +10096,7 @@
         <w:pStyle w:val="Compact"/>
         <w:numPr>
           <w:ilvl w:val="0"/>
-          <w:numId w:val="1029"/>
+          <w:numId w:val="1043"/>
         </w:numPr>
       </w:pPr>
       <w:r>
@@ -6695,7 +10139,7 @@
         <w:pStyle w:val="Compact"/>
         <w:numPr>
           <w:ilvl w:val="0"/>
-          <w:numId w:val="1029"/>
+          <w:numId w:val="1043"/>
         </w:numPr>
       </w:pPr>
       <w:r>
@@ -6727,8 +10171,8 @@
         <w:t xml:space="preserve">every operator-facing doc; ISO date freshness ≤ 6 months.</w:t>
       </w:r>
     </w:p>
-    <w:bookmarkEnd w:id="44"/>
-    <w:bookmarkStart w:id="45" w:name="verified-green-q9--multi-host-re-verify"/>
+    <w:bookmarkEnd w:id="69"/>
+    <w:bookmarkStart w:id="70" w:name="verified-green-q9--multi-host-re-verify"/>
     <w:p>
       <w:pPr>
         <w:pStyle w:val="Heading3"/>
@@ -6742,7 +10186,7 @@
         <w:pStyle w:val="Compact"/>
         <w:numPr>
           <w:ilvl w:val="0"/>
-          <w:numId w:val="1030"/>
+          <w:numId w:val="1044"/>
         </w:numPr>
       </w:pPr>
       <w:r>
@@ -6776,7 +10220,7 @@
         <w:pStyle w:val="Compact"/>
         <w:numPr>
           <w:ilvl w:val="0"/>
-          <w:numId w:val="1030"/>
+          <w:numId w:val="1044"/>
         </w:numPr>
       </w:pPr>
       <w:r>
@@ -6793,8 +10237,8 @@
         <w:t xml:space="preserve">(Linux ALT 6.12 x86_64): GREEN (to be populated post-deploy).</w:t>
       </w:r>
     </w:p>
-    <w:bookmarkEnd w:id="45"/>
-    <w:bookmarkStart w:id="46" w:name="honest-gaps-deferred-per-1146"/>
+    <w:bookmarkEnd w:id="70"/>
+    <w:bookmarkStart w:id="71" w:name="honest-gaps-deferred-per-1146"/>
     <w:p>
       <w:pPr>
         <w:pStyle w:val="Heading3"/>
@@ -6808,7 +10252,7 @@
         <w:pStyle w:val="Compact"/>
         <w:numPr>
           <w:ilvl w:val="0"/>
-          <w:numId w:val="1031"/>
+          <w:numId w:val="1045"/>
         </w:numPr>
       </w:pPr>
       <w:r>
@@ -6838,7 +10282,7 @@
         <w:pStyle w:val="Compact"/>
         <w:numPr>
           <w:ilvl w:val="0"/>
-          <w:numId w:val="1031"/>
+          <w:numId w:val="1045"/>
         </w:numPr>
       </w:pPr>
       <w:r>
@@ -6955,7 +10399,7 @@
         <w:pStyle w:val="Compact"/>
         <w:numPr>
           <w:ilvl w:val="0"/>
-          <w:numId w:val="1031"/>
+          <w:numId w:val="1045"/>
         </w:numPr>
       </w:pPr>
       <w:r>
@@ -6987,9 +10431,9 @@
         </w:pict>
       </w:r>
     </w:p>
-    <w:bookmarkEnd w:id="46"/>
-    <w:bookmarkEnd w:id="47"/>
-    <w:bookmarkStart w:id="51" w:name="v1015--2026-05-28"/>
+    <w:bookmarkEnd w:id="71"/>
+    <w:bookmarkEnd w:id="72"/>
+    <w:bookmarkStart w:id="76" w:name="v1015--2026-05-28"/>
     <w:p>
       <w:pPr>
         <w:pStyle w:val="Heading2"/>
@@ -7088,7 +10532,7 @@
         <w:t xml:space="preserve">→ all docs we have related to workable items!"</w:t>
       </w:r>
     </w:p>
-    <w:bookmarkStart w:id="48" w:name="fixed-3"/>
+    <w:bookmarkStart w:id="73" w:name="fixed-4"/>
     <w:p>
       <w:pPr>
         <w:pStyle w:val="Heading3"/>
@@ -7101,7 +10545,7 @@
       <w:pPr>
         <w:numPr>
           <w:ilvl w:val="0"/>
-          <w:numId w:val="1032"/>
+          <w:numId w:val="1046"/>
         </w:numPr>
       </w:pPr>
       <w:r>
@@ -7149,7 +10593,7 @@
         <w:pStyle w:val="Compact"/>
         <w:numPr>
           <w:ilvl w:val="1"/>
-          <w:numId w:val="1033"/>
+          <w:numId w:val="1047"/>
         </w:numPr>
       </w:pPr>
       <w:r>
@@ -7191,7 +10635,7 @@
         <w:pStyle w:val="Compact"/>
         <w:numPr>
           <w:ilvl w:val="1"/>
-          <w:numId w:val="1033"/>
+          <w:numId w:val="1047"/>
         </w:numPr>
       </w:pPr>
       <w:r>
@@ -7248,7 +10692,7 @@
         <w:pStyle w:val="Compact"/>
         <w:numPr>
           <w:ilvl w:val="1"/>
-          <w:numId w:val="1033"/>
+          <w:numId w:val="1047"/>
         </w:numPr>
       </w:pPr>
       <w:r>
@@ -7269,7 +10713,7 @@
         <w:pStyle w:val="Compact"/>
         <w:numPr>
           <w:ilvl w:val="2"/>
-          <w:numId w:val="1034"/>
+          <w:numId w:val="1048"/>
         </w:numPr>
       </w:pPr>
       <w:r>
@@ -7290,7 +10734,7 @@
         <w:pStyle w:val="Compact"/>
         <w:numPr>
           <w:ilvl w:val="1"/>
-          <w:numId w:val="1033"/>
+          <w:numId w:val="1047"/>
         </w:numPr>
       </w:pPr>
       <w:r>
@@ -7308,7 +10752,7 @@
         <w:pStyle w:val="Compact"/>
         <w:numPr>
           <w:ilvl w:val="1"/>
-          <w:numId w:val="1033"/>
+          <w:numId w:val="1047"/>
         </w:numPr>
       </w:pPr>
       <w:r>
@@ -7341,7 +10785,7 @@
         <w:pStyle w:val="Compact"/>
         <w:numPr>
           <w:ilvl w:val="1"/>
-          <w:numId w:val="1033"/>
+          <w:numId w:val="1047"/>
         </w:numPr>
       </w:pPr>
       <w:r>
@@ -7377,7 +10821,7 @@
         <w:pStyle w:val="Compact"/>
         <w:numPr>
           <w:ilvl w:val="1"/>
-          <w:numId w:val="1033"/>
+          <w:numId w:val="1047"/>
         </w:numPr>
       </w:pPr>
       <w:r>
@@ -7394,7 +10838,7 @@
       <w:pPr>
         <w:numPr>
           <w:ilvl w:val="0"/>
-          <w:numId w:val="1032"/>
+          <w:numId w:val="1046"/>
         </w:numPr>
       </w:pPr>
       <w:r>
@@ -7501,7 +10945,7 @@
       <w:pPr>
         <w:numPr>
           <w:ilvl w:val="0"/>
-          <w:numId w:val="1032"/>
+          <w:numId w:val="1046"/>
         </w:numPr>
       </w:pPr>
       <w:r>
@@ -7657,7 +11101,7 @@
         <w:pStyle w:val="Compact"/>
         <w:numPr>
           <w:ilvl w:val="1"/>
-          <w:numId w:val="1035"/>
+          <w:numId w:val="1049"/>
         </w:numPr>
       </w:pPr>
       <w:r>
@@ -7765,7 +11209,7 @@
       <w:pPr>
         <w:numPr>
           <w:ilvl w:val="0"/>
-          <w:numId w:val="1032"/>
+          <w:numId w:val="1046"/>
         </w:numPr>
       </w:pPr>
       <w:r>
@@ -7914,8 +11358,8 @@
         <w:t xml:space="preserve">doc DOCX siblings.</w:t>
       </w:r>
     </w:p>
-    <w:bookmarkEnd w:id="48"/>
-    <w:bookmarkStart w:id="49" w:name="Xaf6a62a03eb498d965aee40317a9f7b0293c2f0"/>
+    <w:bookmarkEnd w:id="73"/>
+    <w:bookmarkStart w:id="74" w:name="Xaf6a62a03eb498d965aee40317a9f7b0293c2f0"/>
     <w:p>
       <w:pPr>
         <w:pStyle w:val="Heading3"/>
@@ -7929,7 +11373,7 @@
         <w:pStyle w:val="Compact"/>
         <w:numPr>
           <w:ilvl w:val="0"/>
-          <w:numId w:val="1036"/>
+          <w:numId w:val="1050"/>
         </w:numPr>
       </w:pPr>
       <w:r>
@@ -7985,8 +11429,8 @@
         <w:t xml:space="preserve">not a v1.0.15 regression.</w:t>
       </w:r>
     </w:p>
-    <w:bookmarkEnd w:id="49"/>
-    <w:bookmarkStart w:id="50" w:name="verification-mistborn-arm64-2026-05-28"/>
+    <w:bookmarkEnd w:id="74"/>
+    <w:bookmarkStart w:id="75" w:name="verification-mistborn-arm64-2026-05-28"/>
     <w:p>
       <w:pPr>
         <w:pStyle w:val="Heading3"/>
@@ -8000,7 +11444,7 @@
         <w:pStyle w:val="Compact"/>
         <w:numPr>
           <w:ilvl w:val="0"/>
-          <w:numId w:val="1037"/>
+          <w:numId w:val="1051"/>
         </w:numPr>
       </w:pPr>
       <w:r>
@@ -8021,7 +11465,7 @@
         <w:pStyle w:val="Compact"/>
         <w:numPr>
           <w:ilvl w:val="0"/>
-          <w:numId w:val="1037"/>
+          <w:numId w:val="1051"/>
         </w:numPr>
       </w:pPr>
       <w:r>
@@ -8076,7 +11520,7 @@
         <w:pStyle w:val="Compact"/>
         <w:numPr>
           <w:ilvl w:val="0"/>
-          <w:numId w:val="1037"/>
+          <w:numId w:val="1051"/>
         </w:numPr>
       </w:pPr>
       <w:r>
@@ -8130,7 +11574,7 @@
         <w:pStyle w:val="Compact"/>
         <w:numPr>
           <w:ilvl w:val="0"/>
-          <w:numId w:val="1037"/>
+          <w:numId w:val="1051"/>
         </w:numPr>
       </w:pPr>
       <w:r>
@@ -8151,7 +11595,7 @@
         <w:pStyle w:val="Compact"/>
         <w:numPr>
           <w:ilvl w:val="0"/>
-          <w:numId w:val="1037"/>
+          <w:numId w:val="1051"/>
         </w:numPr>
       </w:pPr>
       <w:r>
@@ -8171,9 +11615,9 @@
         </w:pict>
       </w:r>
     </w:p>
-    <w:bookmarkEnd w:id="50"/>
-    <w:bookmarkEnd w:id="51"/>
-    <w:bookmarkStart w:id="57" w:name="v1014--2026-05-22"/>
+    <w:bookmarkEnd w:id="75"/>
+    <w:bookmarkEnd w:id="76"/>
+    <w:bookmarkStart w:id="82" w:name="v1014--2026-05-22"/>
     <w:p>
       <w:pPr>
         <w:pStyle w:val="Heading2"/>
@@ -8240,7 +11684,7 @@
         <w:t xml:space="preserve">main repo to all upstreams and release new version."</w:t>
       </w:r>
     </w:p>
-    <w:bookmarkStart w:id="52" w:name="fixed-4"/>
+    <w:bookmarkStart w:id="77" w:name="fixed-5"/>
     <w:p>
       <w:pPr>
         <w:pStyle w:val="Heading3"/>
@@ -8253,7 +11697,7 @@
       <w:pPr>
         <w:numPr>
           <w:ilvl w:val="0"/>
-          <w:numId w:val="1038"/>
+          <w:numId w:val="1052"/>
         </w:numPr>
       </w:pPr>
       <w:r>
@@ -8484,7 +11928,7 @@
       <w:pPr>
         <w:numPr>
           <w:ilvl w:val="0"/>
-          <w:numId w:val="1038"/>
+          <w:numId w:val="1052"/>
         </w:numPr>
       </w:pPr>
       <w:r>
@@ -8574,8 +12018,8 @@
         <w:t xml:space="preserve">and only falls back to the podman path for bridge-era installs.</w:t>
       </w:r>
     </w:p>
-    <w:bookmarkEnd w:id="52"/>
-    <w:bookmarkStart w:id="53" w:name="Xbfdfc275cd02611680a7603ba606fbbe54af705"/>
+    <w:bookmarkEnd w:id="77"/>
+    <w:bookmarkStart w:id="78" w:name="Xbfdfc275cd02611680a7603ba606fbbe54af705"/>
     <w:p>
       <w:pPr>
         <w:pStyle w:val="Heading3"/>
@@ -8589,7 +12033,7 @@
         <w:pStyle w:val="Compact"/>
         <w:numPr>
           <w:ilvl w:val="0"/>
-          <w:numId w:val="1039"/>
+          <w:numId w:val="1053"/>
         </w:numPr>
       </w:pPr>
       <w:r>
@@ -8713,7 +12157,7 @@
         <w:pStyle w:val="Compact"/>
         <w:numPr>
           <w:ilvl w:val="0"/>
-          <w:numId w:val="1039"/>
+          <w:numId w:val="1053"/>
         </w:numPr>
       </w:pPr>
       <w:r>
@@ -8844,7 +12288,7 @@
         <w:pStyle w:val="Compact"/>
         <w:numPr>
           <w:ilvl w:val="0"/>
-          <w:numId w:val="1039"/>
+          <w:numId w:val="1053"/>
         </w:numPr>
       </w:pPr>
       <w:r>
@@ -8896,7 +12340,7 @@
         <w:pStyle w:val="Compact"/>
         <w:numPr>
           <w:ilvl w:val="0"/>
-          <w:numId w:val="1039"/>
+          <w:numId w:val="1053"/>
         </w:numPr>
       </w:pPr>
       <w:r>
@@ -8971,8 +12415,8 @@
         <w:t xml:space="preserve">MUTATION CAUGHT + FEATURE RESTORED both directions verified.</w:t>
       </w:r>
     </w:p>
-    <w:bookmarkEnd w:id="53"/>
-    <w:bookmarkStart w:id="54" w:name="X53fc954358e6ed9a48945e9e33145e4bc1152ec"/>
+    <w:bookmarkEnd w:id="78"/>
+    <w:bookmarkStart w:id="79" w:name="X53fc954358e6ed9a48945e9e33145e4bc1152ec"/>
     <w:p>
       <w:pPr>
         <w:pStyle w:val="Heading3"/>
@@ -8986,7 +12430,7 @@
         <w:pStyle w:val="Compact"/>
         <w:numPr>
           <w:ilvl w:val="0"/>
-          <w:numId w:val="1040"/>
+          <w:numId w:val="1054"/>
         </w:numPr>
       </w:pPr>
       <w:r>
@@ -9034,7 +12478,7 @@
         <w:pStyle w:val="Compact"/>
         <w:numPr>
           <w:ilvl w:val="0"/>
-          <w:numId w:val="1040"/>
+          <w:numId w:val="1054"/>
         </w:numPr>
       </w:pPr>
       <w:r>
@@ -9076,7 +12520,7 @@
         <w:pStyle w:val="Compact"/>
         <w:numPr>
           <w:ilvl w:val="0"/>
-          <w:numId w:val="1040"/>
+          <w:numId w:val="1054"/>
         </w:numPr>
       </w:pPr>
       <w:r>
@@ -9165,8 +12609,8 @@
         <w:t xml:space="preserve">in B3.</w:t>
       </w:r>
     </w:p>
-    <w:bookmarkEnd w:id="54"/>
-    <w:bookmarkStart w:id="55" w:name="multi-host-verification"/>
+    <w:bookmarkEnd w:id="79"/>
+    <w:bookmarkStart w:id="80" w:name="multi-host-verification"/>
     <w:p>
       <w:pPr>
         <w:pStyle w:val="Heading3"/>
@@ -9180,7 +12624,7 @@
         <w:pStyle w:val="Compact"/>
         <w:numPr>
           <w:ilvl w:val="0"/>
-          <w:numId w:val="1041"/>
+          <w:numId w:val="1055"/>
         </w:numPr>
       </w:pPr>
       <w:r>
@@ -9211,7 +12655,7 @@
         <w:pStyle w:val="Compact"/>
         <w:numPr>
           <w:ilvl w:val="0"/>
-          <w:numId w:val="1041"/>
+          <w:numId w:val="1055"/>
         </w:numPr>
       </w:pPr>
       <w:r>
@@ -9237,8 +12681,8 @@
         <w:t xml:space="preserve">remote-side gate.</w:t>
       </w:r>
     </w:p>
-    <w:bookmarkEnd w:id="55"/>
-    <w:bookmarkStart w:id="56" w:name="X737b3bcb6b79b08aad779baf706938e0dc89a85"/>
+    <w:bookmarkEnd w:id="80"/>
+    <w:bookmarkStart w:id="81" w:name="X737b3bcb6b79b08aad779baf706938e0dc89a85"/>
     <w:p>
       <w:pPr>
         <w:pStyle w:val="Heading3"/>
@@ -9252,7 +12696,7 @@
         <w:pStyle w:val="Compact"/>
         <w:numPr>
           <w:ilvl w:val="0"/>
-          <w:numId w:val="1042"/>
+          <w:numId w:val="1056"/>
         </w:numPr>
       </w:pPr>
       <w:r>
@@ -9287,9 +12731,9 @@
         </w:pict>
       </w:r>
     </w:p>
-    <w:bookmarkEnd w:id="56"/>
-    <w:bookmarkEnd w:id="57"/>
-    <w:bookmarkStart w:id="68" w:name="v1013--2026-05-22"/>
+    <w:bookmarkEnd w:id="81"/>
+    <w:bookmarkEnd w:id="82"/>
+    <w:bookmarkStart w:id="93" w:name="v1013--2026-05-22"/>
     <w:p>
       <w:pPr>
         <w:pStyle w:val="Heading2"/>
@@ -9486,7 +12930,7 @@
         <w:t xml:space="preserve">hook-mechanism layer.</w:t>
       </w:r>
     </w:p>
-    <w:bookmarkStart w:id="58" w:name="fix-architecture"/>
+    <w:bookmarkStart w:id="83" w:name="fix-architecture"/>
     <w:p>
       <w:pPr>
         <w:pStyle w:val="Heading3"/>
@@ -9596,8 +13040,8 @@
         <w:t xml:space="preserve">primary capture mechanism.</w:t>
       </w:r>
     </w:p>
-    <w:bookmarkEnd w:id="58"/>
-    <w:bookmarkStart w:id="59" w:name="added-1"/>
+    <w:bookmarkEnd w:id="83"/>
+    <w:bookmarkStart w:id="84" w:name="added-3"/>
     <w:p>
       <w:pPr>
         <w:pStyle w:val="Heading3"/>
@@ -9611,7 +13055,7 @@
         <w:pStyle w:val="Compact"/>
         <w:numPr>
           <w:ilvl w:val="0"/>
-          <w:numId w:val="1043"/>
+          <w:numId w:val="1057"/>
         </w:numPr>
       </w:pPr>
       <w:r>
@@ -9701,8 +13145,8 @@
         <w:t xml:space="preserve">target. 15/15 PASS, 3/3 deterministic iterations.</w:t>
       </w:r>
     </w:p>
-    <w:bookmarkEnd w:id="59"/>
-    <w:bookmarkStart w:id="60" w:name="changed"/>
+    <w:bookmarkEnd w:id="84"/>
+    <w:bookmarkStart w:id="85" w:name="changed-1"/>
     <w:p>
       <w:pPr>
         <w:pStyle w:val="Heading3"/>
@@ -9716,7 +13160,7 @@
         <w:pStyle w:val="Compact"/>
         <w:numPr>
           <w:ilvl w:val="0"/>
-          <w:numId w:val="1044"/>
+          <w:numId w:val="1058"/>
         </w:numPr>
       </w:pPr>
       <w:r>
@@ -9844,7 +13288,7 @@
         <w:pStyle w:val="Compact"/>
         <w:numPr>
           <w:ilvl w:val="0"/>
-          <w:numId w:val="1044"/>
+          <w:numId w:val="1058"/>
         </w:numPr>
       </w:pPr>
       <w:r>
@@ -10094,7 +13538,7 @@
         <w:pStyle w:val="Compact"/>
         <w:numPr>
           <w:ilvl w:val="0"/>
-          <w:numId w:val="1044"/>
+          <w:numId w:val="1058"/>
         </w:numPr>
       </w:pPr>
       <w:r>
@@ -10160,8 +13604,8 @@
         <w:t xml:space="preserve">.</w:t>
       </w:r>
     </w:p>
-    <w:bookmarkEnd w:id="60"/>
-    <w:bookmarkStart w:id="61" w:name="fixed-5"/>
+    <w:bookmarkEnd w:id="85"/>
+    <w:bookmarkStart w:id="86" w:name="fixed-6"/>
     <w:p>
       <w:pPr>
         <w:pStyle w:val="Heading3"/>
@@ -10175,7 +13619,7 @@
         <w:pStyle w:val="Compact"/>
         <w:numPr>
           <w:ilvl w:val="0"/>
-          <w:numId w:val="1045"/>
+          <w:numId w:val="1059"/>
         </w:numPr>
       </w:pPr>
       <w:r>
@@ -10200,8 +13644,8 @@
         <w:t xml:space="preserve">test 43 on macOS + nezha-Linux.</w:t>
       </w:r>
     </w:p>
-    <w:bookmarkEnd w:id="61"/>
-    <w:bookmarkStart w:id="62" w:name="Xec97db055296dd987a29109a4f6abd099292713"/>
+    <w:bookmarkEnd w:id="86"/>
+    <w:bookmarkStart w:id="87" w:name="Xec97db055296dd987a29109a4f6abd099292713"/>
     <w:p>
       <w:pPr>
         <w:pStyle w:val="Heading3"/>
@@ -10281,8 +13725,8 @@
         <w:t xml:space="preserve">destroy; Phase B: pane_current_path equals target on respawn).</w:t>
       </w:r>
     </w:p>
-    <w:bookmarkEnd w:id="62"/>
-    <w:bookmarkStart w:id="63" w:name="X5892395e9a8b817a11ff74de95d3ff1eac66076"/>
+    <w:bookmarkEnd w:id="87"/>
+    <w:bookmarkStart w:id="88" w:name="X5892395e9a8b817a11ff74de95d3ff1eac66076"/>
     <w:p>
       <w:pPr>
         <w:pStyle w:val="Heading3"/>
@@ -10356,8 +13800,8 @@
         <w:t xml:space="preserve">against both forms).</w:t>
       </w:r>
     </w:p>
-    <w:bookmarkEnd w:id="63"/>
-    <w:bookmarkStart w:id="64" w:name="Xe517a8b90ff50f322c2f5256fb71a72da2d6ac7"/>
+    <w:bookmarkEnd w:id="88"/>
+    <w:bookmarkStart w:id="89" w:name="Xe517a8b90ff50f322c2f5256fb71a72da2d6ac7"/>
     <w:p>
       <w:pPr>
         <w:pStyle w:val="Heading3"/>
@@ -10379,15 +13823,15 @@
         <w:pStyle w:val="Compact"/>
         <w:numPr>
           <w:ilvl w:val="0"/>
-          <w:numId w:val="1046"/>
+          <w:numId w:val="1060"/>
         </w:numPr>
       </w:pPr>
       <w:r>
         <w:t xml:space="preserve">PDF exports refreshed.</w:t>
       </w:r>
     </w:p>
-    <w:bookmarkEnd w:id="64"/>
-    <w:bookmarkStart w:id="65" w:name="verification"/>
+    <w:bookmarkEnd w:id="89"/>
+    <w:bookmarkStart w:id="90" w:name="verification"/>
     <w:p>
       <w:pPr>
         <w:pStyle w:val="Heading3"/>
@@ -10401,7 +13845,7 @@
         <w:pStyle w:val="Compact"/>
         <w:numPr>
           <w:ilvl w:val="0"/>
-          <w:numId w:val="1047"/>
+          <w:numId w:val="1061"/>
         </w:numPr>
       </w:pPr>
       <w:r>
@@ -10419,7 +13863,7 @@
         <w:pStyle w:val="Compact"/>
         <w:numPr>
           <w:ilvl w:val="0"/>
-          <w:numId w:val="1047"/>
+          <w:numId w:val="1061"/>
         </w:numPr>
       </w:pPr>
       <w:r>
@@ -10431,7 +13875,7 @@
         <w:pStyle w:val="Compact"/>
         <w:numPr>
           <w:ilvl w:val="0"/>
-          <w:numId w:val="1047"/>
+          <w:numId w:val="1061"/>
         </w:numPr>
       </w:pPr>
       <w:r>
@@ -10504,8 +13948,8 @@
         <w:t xml:space="preserve">defect surfaces, a v1.0.14 patch will follow.</w:t>
       </w:r>
     </w:p>
-    <w:bookmarkEnd w:id="65"/>
-    <w:bookmarkStart w:id="66" w:name="Xdd34c95169104faea18443ffb161d8c627e8bcc"/>
+    <w:bookmarkEnd w:id="90"/>
+    <w:bookmarkStart w:id="91" w:name="Xdd34c95169104faea18443ffb161d8c627e8bcc"/>
     <w:p>
       <w:pPr>
         <w:pStyle w:val="Heading3"/>
@@ -10519,7 +13963,7 @@
         <w:pStyle w:val="Compact"/>
         <w:numPr>
           <w:ilvl w:val="0"/>
-          <w:numId w:val="1048"/>
+          <w:numId w:val="1062"/>
         </w:numPr>
       </w:pPr>
       <w:r>
@@ -10616,7 +14060,7 @@
         <w:pStyle w:val="Compact"/>
         <w:numPr>
           <w:ilvl w:val="0"/>
-          <w:numId w:val="1048"/>
+          <w:numId w:val="1062"/>
         </w:numPr>
       </w:pPr>
       <w:r>
@@ -10734,7 +14178,7 @@
         <w:pStyle w:val="Compact"/>
         <w:numPr>
           <w:ilvl w:val="0"/>
-          <w:numId w:val="1048"/>
+          <w:numId w:val="1062"/>
         </w:numPr>
       </w:pPr>
       <w:r>
@@ -10801,7 +14245,7 @@
         <w:pStyle w:val="Compact"/>
         <w:numPr>
           <w:ilvl w:val="0"/>
-          <w:numId w:val="1048"/>
+          <w:numId w:val="1062"/>
         </w:numPr>
       </w:pPr>
       <w:r>
@@ -10818,8 +14262,8 @@
         <w:t xml:space="preserve">after editing the markdown sources.</w:t>
       </w:r>
     </w:p>
-    <w:bookmarkEnd w:id="66"/>
-    <w:bookmarkStart w:id="67" w:name="files-modified"/>
+    <w:bookmarkEnd w:id="91"/>
+    <w:bookmarkStart w:id="92" w:name="files-modified"/>
     <w:p>
       <w:pPr>
         <w:pStyle w:val="Heading3"/>
@@ -10833,7 +14277,7 @@
         <w:pStyle w:val="Compact"/>
         <w:numPr>
           <w:ilvl w:val="0"/>
-          <w:numId w:val="1049"/>
+          <w:numId w:val="1063"/>
         </w:numPr>
       </w:pPr>
       <w:r>
@@ -10854,7 +14298,7 @@
         <w:pStyle w:val="Compact"/>
         <w:numPr>
           <w:ilvl w:val="0"/>
-          <w:numId w:val="1049"/>
+          <w:numId w:val="1063"/>
         </w:numPr>
       </w:pPr>
       <w:r>
@@ -10875,7 +14319,7 @@
         <w:pStyle w:val="Compact"/>
         <w:numPr>
           <w:ilvl w:val="0"/>
-          <w:numId w:val="1049"/>
+          <w:numId w:val="1063"/>
         </w:numPr>
       </w:pPr>
       <w:r>
@@ -10896,7 +14340,7 @@
         <w:pStyle w:val="Compact"/>
         <w:numPr>
           <w:ilvl w:val="0"/>
-          <w:numId w:val="1049"/>
+          <w:numId w:val="1063"/>
         </w:numPr>
       </w:pPr>
       <w:r>
@@ -10950,7 +14394,7 @@
         <w:pStyle w:val="Compact"/>
         <w:numPr>
           <w:ilvl w:val="0"/>
-          <w:numId w:val="1049"/>
+          <w:numId w:val="1063"/>
         </w:numPr>
       </w:pPr>
       <w:r>
@@ -10971,7 +14415,7 @@
         <w:pStyle w:val="Compact"/>
         <w:numPr>
           <w:ilvl w:val="0"/>
-          <w:numId w:val="1049"/>
+          <w:numId w:val="1063"/>
         </w:numPr>
       </w:pPr>
       <w:r>
@@ -10998,7 +14442,7 @@
         <w:pStyle w:val="Compact"/>
         <w:numPr>
           <w:ilvl w:val="0"/>
-          <w:numId w:val="1049"/>
+          <w:numId w:val="1063"/>
         </w:numPr>
       </w:pPr>
       <w:r>
@@ -11019,7 +14463,7 @@
         <w:pStyle w:val="Compact"/>
         <w:numPr>
           <w:ilvl w:val="0"/>
-          <w:numId w:val="1049"/>
+          <w:numId w:val="1063"/>
         </w:numPr>
       </w:pPr>
       <w:r>
@@ -11070,7 +14514,7 @@
         <w:pStyle w:val="Compact"/>
         <w:numPr>
           <w:ilvl w:val="0"/>
-          <w:numId w:val="1049"/>
+          <w:numId w:val="1063"/>
         </w:numPr>
       </w:pPr>
       <w:r>
@@ -11091,7 +14535,7 @@
         <w:pStyle w:val="Compact"/>
         <w:numPr>
           <w:ilvl w:val="0"/>
-          <w:numId w:val="1049"/>
+          <w:numId w:val="1063"/>
         </w:numPr>
       </w:pPr>
       <w:r>
@@ -11105,9 +14549,9 @@
         </w:pict>
       </w:r>
     </w:p>
-    <w:bookmarkEnd w:id="67"/>
-    <w:bookmarkEnd w:id="68"/>
-    <w:bookmarkStart w:id="75" w:name="v1012--2026-05-22"/>
+    <w:bookmarkEnd w:id="92"/>
+    <w:bookmarkEnd w:id="93"/>
+    <w:bookmarkStart w:id="100" w:name="v1012--2026-05-22"/>
     <w:p>
       <w:pPr>
         <w:pStyle w:val="Heading2"/>
@@ -11152,7 +14596,7 @@
         <w:t xml:space="preserve">flake that was costing first-install operators a setup retry.</w:t>
       </w:r>
     </w:p>
-    <w:bookmarkStart w:id="69" w:name="added-2"/>
+    <w:bookmarkStart w:id="94" w:name="added-4"/>
     <w:p>
       <w:pPr>
         <w:pStyle w:val="Heading3"/>
@@ -11166,7 +14610,7 @@
         <w:pStyle w:val="Compact"/>
         <w:numPr>
           <w:ilvl w:val="0"/>
-          <w:numId w:val="1050"/>
+          <w:numId w:val="1064"/>
         </w:numPr>
       </w:pPr>
       <w:r>
@@ -11255,8 +14699,8 @@
         <w:t xml:space="preserve">can run to confirm uninstall worked.</w:t>
       </w:r>
     </w:p>
-    <w:bookmarkEnd w:id="69"/>
-    <w:bookmarkStart w:id="70" w:name="changed-1"/>
+    <w:bookmarkEnd w:id="94"/>
+    <w:bookmarkStart w:id="95" w:name="changed-2"/>
     <w:p>
       <w:pPr>
         <w:pStyle w:val="Heading3"/>
@@ -11270,7 +14714,7 @@
         <w:pStyle w:val="Compact"/>
         <w:numPr>
           <w:ilvl w:val="0"/>
-          <w:numId w:val="1051"/>
+          <w:numId w:val="1065"/>
         </w:numPr>
       </w:pPr>
       <w:r>
@@ -11349,7 +14793,7 @@
         <w:pStyle w:val="Compact"/>
         <w:numPr>
           <w:ilvl w:val="0"/>
-          <w:numId w:val="1051"/>
+          <w:numId w:val="1065"/>
         </w:numPr>
       </w:pPr>
       <w:r>
@@ -11429,7 +14873,7 @@
         <w:pStyle w:val="Compact"/>
         <w:numPr>
           <w:ilvl w:val="0"/>
-          <w:numId w:val="1051"/>
+          <w:numId w:val="1065"/>
         </w:numPr>
       </w:pPr>
       <w:r>
@@ -11558,8 +15002,8 @@
         <w:t xml:space="preserve">6 s → 15 s to give the rename hook more chances to refire.</w:t>
       </w:r>
     </w:p>
-    <w:bookmarkEnd w:id="70"/>
-    <w:bookmarkStart w:id="71" w:name="fixed-6"/>
+    <w:bookmarkEnd w:id="95"/>
+    <w:bookmarkStart w:id="96" w:name="fixed-7"/>
     <w:p>
       <w:pPr>
         <w:pStyle w:val="Heading3"/>
@@ -11573,7 +15017,7 @@
         <w:pStyle w:val="Compact"/>
         <w:numPr>
           <w:ilvl w:val="0"/>
-          <w:numId w:val="1052"/>
+          <w:numId w:val="1066"/>
         </w:numPr>
       </w:pPr>
       <w:r>
@@ -11592,8 +15036,8 @@
         <w:t xml:space="preserve">"run setup.sh twice and the second one passes" workflow.</w:t>
       </w:r>
     </w:p>
-    <w:bookmarkEnd w:id="71"/>
-    <w:bookmarkStart w:id="72" w:name="X8993faf07aaaca83e98be84004fa7c8d092e689"/>
+    <w:bookmarkEnd w:id="96"/>
+    <w:bookmarkStart w:id="97" w:name="X8993faf07aaaca83e98be84004fa7c8d092e689"/>
     <w:p>
       <w:pPr>
         <w:pStyle w:val="Heading3"/>
@@ -11685,8 +15129,8 @@
         <w:t xml:space="preserve">are kept current by hand and audited at release time.</w:t>
       </w:r>
     </w:p>
-    <w:bookmarkEnd w:id="72"/>
-    <w:bookmarkStart w:id="73" w:name="verification-1"/>
+    <w:bookmarkEnd w:id="97"/>
+    <w:bookmarkStart w:id="98" w:name="verification-1"/>
     <w:p>
       <w:pPr>
         <w:pStyle w:val="Heading3"/>
@@ -11700,7 +15144,7 @@
         <w:pStyle w:val="Compact"/>
         <w:numPr>
           <w:ilvl w:val="0"/>
-          <w:numId w:val="1053"/>
+          <w:numId w:val="1067"/>
         </w:numPr>
       </w:pPr>
       <w:r>
@@ -11712,7 +15156,7 @@
         <w:pStyle w:val="Compact"/>
         <w:numPr>
           <w:ilvl w:val="0"/>
-          <w:numId w:val="1053"/>
+          <w:numId w:val="1067"/>
         </w:numPr>
       </w:pPr>
       <w:r>
@@ -11730,7 +15174,7 @@
         <w:pStyle w:val="Compact"/>
         <w:numPr>
           <w:ilvl w:val="0"/>
-          <w:numId w:val="1053"/>
+          <w:numId w:val="1067"/>
         </w:numPr>
       </w:pPr>
       <w:r>
@@ -11743,8 +15187,8 @@
         <w:t xml:space="preserve">per §11.4.65</w:t>
       </w:r>
     </w:p>
-    <w:bookmarkEnd w:id="73"/>
-    <w:bookmarkStart w:id="74" w:name="files-modified-1"/>
+    <w:bookmarkEnd w:id="98"/>
+    <w:bookmarkStart w:id="99" w:name="files-modified-1"/>
     <w:p>
       <w:pPr>
         <w:pStyle w:val="Heading3"/>
@@ -11758,7 +15202,7 @@
         <w:pStyle w:val="Compact"/>
         <w:numPr>
           <w:ilvl w:val="0"/>
-          <w:numId w:val="1054"/>
+          <w:numId w:val="1068"/>
         </w:numPr>
       </w:pPr>
       <w:r>
@@ -11779,7 +15223,7 @@
         <w:pStyle w:val="Compact"/>
         <w:numPr>
           <w:ilvl w:val="0"/>
-          <w:numId w:val="1054"/>
+          <w:numId w:val="1068"/>
         </w:numPr>
       </w:pPr>
       <w:r>
@@ -11800,7 +15244,7 @@
         <w:pStyle w:val="Compact"/>
         <w:numPr>
           <w:ilvl w:val="0"/>
-          <w:numId w:val="1054"/>
+          <w:numId w:val="1068"/>
         </w:numPr>
       </w:pPr>
       <w:r>
@@ -11821,7 +15265,7 @@
         <w:pStyle w:val="Compact"/>
         <w:numPr>
           <w:ilvl w:val="0"/>
-          <w:numId w:val="1054"/>
+          <w:numId w:val="1068"/>
         </w:numPr>
       </w:pPr>
       <w:r>
@@ -11842,7 +15286,7 @@
         <w:pStyle w:val="Compact"/>
         <w:numPr>
           <w:ilvl w:val="0"/>
-          <w:numId w:val="1054"/>
+          <w:numId w:val="1068"/>
         </w:numPr>
       </w:pPr>
       <w:r>
@@ -11863,7 +15307,7 @@
         <w:pStyle w:val="Compact"/>
         <w:numPr>
           <w:ilvl w:val="0"/>
-          <w:numId w:val="1054"/>
+          <w:numId w:val="1068"/>
         </w:numPr>
       </w:pPr>
       <w:r>
@@ -11890,7 +15334,7 @@
         <w:pStyle w:val="Compact"/>
         <w:numPr>
           <w:ilvl w:val="0"/>
-          <w:numId w:val="1054"/>
+          <w:numId w:val="1068"/>
         </w:numPr>
       </w:pPr>
       <w:r>
@@ -11904,9 +15348,9 @@
         </w:pict>
       </w:r>
     </w:p>
-    <w:bookmarkEnd w:id="74"/>
-    <w:bookmarkEnd w:id="75"/>
-    <w:bookmarkStart w:id="83" w:name="v1011--2026-05-22"/>
+    <w:bookmarkEnd w:id="99"/>
+    <w:bookmarkEnd w:id="100"/>
+    <w:bookmarkStart w:id="108" w:name="v1011--2026-05-22"/>
     <w:p>
       <w:pPr>
         <w:pStyle w:val="Heading2"/>
@@ -12028,7 +15472,7 @@
         <w:t xml:space="preserve">test that would have caught the original bug.</w:t>
       </w:r>
     </w:p>
-    <w:bookmarkStart w:id="76" w:name="added-3"/>
+    <w:bookmarkStart w:id="101" w:name="added-5"/>
     <w:p>
       <w:pPr>
         <w:pStyle w:val="Heading3"/>
@@ -12042,7 +15486,7 @@
         <w:pStyle w:val="Compact"/>
         <w:numPr>
           <w:ilvl w:val="0"/>
-          <w:numId w:val="1055"/>
+          <w:numId w:val="1069"/>
         </w:numPr>
       </w:pPr>
       <w:r>
@@ -12148,7 +15592,7 @@
         <w:pStyle w:val="Compact"/>
         <w:numPr>
           <w:ilvl w:val="0"/>
-          <w:numId w:val="1055"/>
+          <w:numId w:val="1069"/>
         </w:numPr>
       </w:pPr>
       <w:r>
@@ -12225,7 +15669,7 @@
         <w:pStyle w:val="Compact"/>
         <w:numPr>
           <w:ilvl w:val="0"/>
-          <w:numId w:val="1055"/>
+          <w:numId w:val="1069"/>
         </w:numPr>
       </w:pPr>
       <w:r>
@@ -12304,7 +15748,7 @@
         <w:pStyle w:val="Compact"/>
         <w:numPr>
           <w:ilvl w:val="0"/>
-          <w:numId w:val="1055"/>
+          <w:numId w:val="1069"/>
         </w:numPr>
       </w:pPr>
       <w:r>
@@ -12434,7 +15878,7 @@
         <w:pStyle w:val="Compact"/>
         <w:numPr>
           <w:ilvl w:val="0"/>
-          <w:numId w:val="1055"/>
+          <w:numId w:val="1069"/>
         </w:numPr>
       </w:pPr>
       <w:r>
@@ -12514,7 +15958,7 @@
         <w:pStyle w:val="Compact"/>
         <w:numPr>
           <w:ilvl w:val="0"/>
-          <w:numId w:val="1055"/>
+          <w:numId w:val="1069"/>
         </w:numPr>
       </w:pPr>
       <w:r>
@@ -12538,8 +15982,8 @@
         <w:t xml:space="preserve">uninstall script.</w:t>
       </w:r>
     </w:p>
-    <w:bookmarkEnd w:id="76"/>
-    <w:bookmarkStart w:id="77" w:name="changed-2"/>
+    <w:bookmarkEnd w:id="101"/>
+    <w:bookmarkStart w:id="102" w:name="changed-3"/>
     <w:p>
       <w:pPr>
         <w:pStyle w:val="Heading3"/>
@@ -12553,7 +15997,7 @@
         <w:pStyle w:val="Compact"/>
         <w:numPr>
           <w:ilvl w:val="0"/>
-          <w:numId w:val="1056"/>
+          <w:numId w:val="1070"/>
         </w:numPr>
       </w:pPr>
       <w:r>
@@ -12606,7 +16050,7 @@
         <w:pStyle w:val="Compact"/>
         <w:numPr>
           <w:ilvl w:val="0"/>
-          <w:numId w:val="1056"/>
+          <w:numId w:val="1070"/>
         </w:numPr>
       </w:pPr>
       <w:r>
@@ -12671,7 +16115,7 @@
         <w:pStyle w:val="Compact"/>
         <w:numPr>
           <w:ilvl w:val="0"/>
-          <w:numId w:val="1056"/>
+          <w:numId w:val="1070"/>
         </w:numPr>
       </w:pPr>
       <w:r>
@@ -12715,7 +16159,7 @@
         <w:pStyle w:val="Compact"/>
         <w:numPr>
           <w:ilvl w:val="0"/>
-          <w:numId w:val="1056"/>
+          <w:numId w:val="1070"/>
         </w:numPr>
       </w:pPr>
       <w:r>
@@ -12813,8 +16257,8 @@
         <w:t xml:space="preserve">test.</w:t>
       </w:r>
     </w:p>
-    <w:bookmarkEnd w:id="77"/>
-    <w:bookmarkStart w:id="78" w:name="fixed-7"/>
+    <w:bookmarkEnd w:id="102"/>
+    <w:bookmarkStart w:id="103" w:name="fixed-8"/>
     <w:p>
       <w:pPr>
         <w:pStyle w:val="Heading3"/>
@@ -12828,7 +16272,7 @@
         <w:pStyle w:val="Compact"/>
         <w:numPr>
           <w:ilvl w:val="0"/>
-          <w:numId w:val="1057"/>
+          <w:numId w:val="1071"/>
         </w:numPr>
       </w:pPr>
       <w:r>
@@ -12852,7 +16296,7 @@
         <w:pStyle w:val="Compact"/>
         <w:numPr>
           <w:ilvl w:val="0"/>
-          <w:numId w:val="1057"/>
+          <w:numId w:val="1071"/>
         </w:numPr>
       </w:pPr>
       <w:r>
@@ -12880,8 +16324,8 @@
         <w:t xml:space="preserve">artefacts; step 0 cleans them first.</w:t>
       </w:r>
     </w:p>
-    <w:bookmarkEnd w:id="78"/>
-    <w:bookmarkStart w:id="79" w:name="X3404a9af700a0fdf9b683cc46dc45bd16ab831e"/>
+    <w:bookmarkEnd w:id="103"/>
+    <w:bookmarkStart w:id="104" w:name="X3404a9af700a0fdf9b683cc46dc45bd16ab831e"/>
     <w:p>
       <w:pPr>
         <w:pStyle w:val="Heading3"/>
@@ -13265,8 +16709,8 @@
         <w:t xml:space="preserve">inline against the sandbox.</w:t>
       </w:r>
     </w:p>
-    <w:bookmarkEnd w:id="79"/>
-    <w:bookmarkStart w:id="80" w:name="X06e8a237ea80a1d37893d619eecc6d8cac4852a"/>
+    <w:bookmarkEnd w:id="104"/>
+    <w:bookmarkStart w:id="105" w:name="X06e8a237ea80a1d37893d619eecc6d8cac4852a"/>
     <w:p>
       <w:pPr>
         <w:pStyle w:val="Heading3"/>
@@ -13322,8 +16766,8 @@
         <w:t xml:space="preserve">detection is required.</w:t>
       </w:r>
     </w:p>
-    <w:bookmarkEnd w:id="80"/>
-    <w:bookmarkStart w:id="81" w:name="verification-2"/>
+    <w:bookmarkEnd w:id="105"/>
+    <w:bookmarkStart w:id="106" w:name="verification-2"/>
     <w:p>
       <w:pPr>
         <w:pStyle w:val="Heading3"/>
@@ -13337,7 +16781,7 @@
         <w:pStyle w:val="Compact"/>
         <w:numPr>
           <w:ilvl w:val="0"/>
-          <w:numId w:val="1058"/>
+          <w:numId w:val="1072"/>
         </w:numPr>
       </w:pPr>
       <w:r>
@@ -13349,15 +16793,15 @@
         <w:pStyle w:val="Compact"/>
         <w:numPr>
           <w:ilvl w:val="0"/>
-          <w:numId w:val="1058"/>
+          <w:numId w:val="1072"/>
         </w:numPr>
       </w:pPr>
       <w:r>
         <w:t xml:space="preserve">Test 42 standalone: PASS=21 FAIL=0, 3/3 deterministic iterations</w:t>
       </w:r>
     </w:p>
-    <w:bookmarkEnd w:id="81"/>
-    <w:bookmarkStart w:id="82" w:name="files-modified-2"/>
+    <w:bookmarkEnd w:id="106"/>
+    <w:bookmarkStart w:id="107" w:name="files-modified-2"/>
     <w:p>
       <w:pPr>
         <w:pStyle w:val="Heading3"/>
@@ -13371,7 +16815,7 @@
         <w:pStyle w:val="Compact"/>
         <w:numPr>
           <w:ilvl w:val="0"/>
-          <w:numId w:val="1059"/>
+          <w:numId w:val="1073"/>
         </w:numPr>
       </w:pPr>
       <w:r>
@@ -13392,7 +16836,7 @@
         <w:pStyle w:val="Compact"/>
         <w:numPr>
           <w:ilvl w:val="0"/>
-          <w:numId w:val="1059"/>
+          <w:numId w:val="1073"/>
         </w:numPr>
       </w:pPr>
       <w:r>
@@ -13413,7 +16857,7 @@
         <w:pStyle w:val="Compact"/>
         <w:numPr>
           <w:ilvl w:val="0"/>
-          <w:numId w:val="1059"/>
+          <w:numId w:val="1073"/>
         </w:numPr>
       </w:pPr>
       <w:r>
@@ -13428,7 +16872,7 @@
         <w:pStyle w:val="Compact"/>
         <w:numPr>
           <w:ilvl w:val="0"/>
-          <w:numId w:val="1059"/>
+          <w:numId w:val="1073"/>
         </w:numPr>
       </w:pPr>
       <w:r>
@@ -13443,7 +16887,7 @@
         <w:pStyle w:val="Compact"/>
         <w:numPr>
           <w:ilvl w:val="0"/>
-          <w:numId w:val="1059"/>
+          <w:numId w:val="1073"/>
         </w:numPr>
       </w:pPr>
       <w:r>
@@ -13458,7 +16902,7 @@
         <w:pStyle w:val="Compact"/>
         <w:numPr>
           <w:ilvl w:val="0"/>
-          <w:numId w:val="1059"/>
+          <w:numId w:val="1073"/>
         </w:numPr>
       </w:pPr>
       <w:r>
@@ -13479,7 +16923,7 @@
         <w:pStyle w:val="Compact"/>
         <w:numPr>
           <w:ilvl w:val="0"/>
-          <w:numId w:val="1059"/>
+          <w:numId w:val="1073"/>
         </w:numPr>
       </w:pPr>
       <w:r>
@@ -13500,7 +16944,7 @@
         <w:pStyle w:val="Compact"/>
         <w:numPr>
           <w:ilvl w:val="0"/>
-          <w:numId w:val="1059"/>
+          <w:numId w:val="1073"/>
         </w:numPr>
       </w:pPr>
       <w:r>
@@ -13521,7 +16965,7 @@
         <w:pStyle w:val="Compact"/>
         <w:numPr>
           <w:ilvl w:val="0"/>
-          <w:numId w:val="1059"/>
+          <w:numId w:val="1073"/>
         </w:numPr>
       </w:pPr>
       <w:r>
@@ -13542,7 +16986,7 @@
         <w:pStyle w:val="Compact"/>
         <w:numPr>
           <w:ilvl w:val="0"/>
-          <w:numId w:val="1059"/>
+          <w:numId w:val="1073"/>
         </w:numPr>
       </w:pPr>
       <w:r>
@@ -13556,9 +17000,9 @@
         </w:pict>
       </w:r>
     </w:p>
-    <w:bookmarkEnd w:id="82"/>
-    <w:bookmarkEnd w:id="83"/>
-    <w:bookmarkStart w:id="90" w:name="v1010--2026-05-22"/>
+    <w:bookmarkEnd w:id="107"/>
+    <w:bookmarkEnd w:id="108"/>
+    <w:bookmarkStart w:id="115" w:name="v1010--2026-05-22"/>
     <w:p>
       <w:pPr>
         <w:pStyle w:val="Heading2"/>
@@ -13723,7 +17167,7 @@
         <w:t xml:space="preserve">both macOS and nezha-Linux.</w:t>
       </w:r>
     </w:p>
-    <w:bookmarkStart w:id="84" w:name="added-4"/>
+    <w:bookmarkStart w:id="109" w:name="added-6"/>
     <w:p>
       <w:pPr>
         <w:pStyle w:val="Heading3"/>
@@ -13737,7 +17181,7 @@
         <w:pStyle w:val="Compact"/>
         <w:numPr>
           <w:ilvl w:val="0"/>
-          <w:numId w:val="1060"/>
+          <w:numId w:val="1074"/>
         </w:numPr>
       </w:pPr>
       <w:r>
@@ -13820,8 +17264,8 @@
         <w:t xml:space="preserve">shipping bug introduced in v1.0.9.</w:t>
       </w:r>
     </w:p>
-    <w:bookmarkEnd w:id="84"/>
-    <w:bookmarkStart w:id="85" w:name="changed-3"/>
+    <w:bookmarkEnd w:id="109"/>
+    <w:bookmarkStart w:id="110" w:name="changed-4"/>
     <w:p>
       <w:pPr>
         <w:pStyle w:val="Heading3"/>
@@ -13835,7 +17279,7 @@
         <w:pStyle w:val="Compact"/>
         <w:numPr>
           <w:ilvl w:val="0"/>
-          <w:numId w:val="1061"/>
+          <w:numId w:val="1075"/>
         </w:numPr>
       </w:pPr>
       <w:r>
@@ -13960,7 +17404,7 @@
         <w:pStyle w:val="Compact"/>
         <w:numPr>
           <w:ilvl w:val="0"/>
-          <w:numId w:val="1061"/>
+          <w:numId w:val="1075"/>
         </w:numPr>
       </w:pPr>
       <w:r>
@@ -14025,7 +17469,7 @@
         <w:pStyle w:val="Compact"/>
         <w:numPr>
           <w:ilvl w:val="0"/>
-          <w:numId w:val="1061"/>
+          <w:numId w:val="1075"/>
         </w:numPr>
       </w:pPr>
       <w:r>
@@ -14090,7 +17534,7 @@
         <w:pStyle w:val="Compact"/>
         <w:numPr>
           <w:ilvl w:val="0"/>
-          <w:numId w:val="1061"/>
+          <w:numId w:val="1075"/>
         </w:numPr>
       </w:pPr>
       <w:r>
@@ -14149,7 +17593,7 @@
         <w:pStyle w:val="Compact"/>
         <w:numPr>
           <w:ilvl w:val="0"/>
-          <w:numId w:val="1061"/>
+          <w:numId w:val="1075"/>
         </w:numPr>
       </w:pPr>
       <w:r>
@@ -14220,7 +17664,7 @@
         <w:pStyle w:val="Compact"/>
         <w:numPr>
           <w:ilvl w:val="0"/>
-          <w:numId w:val="1061"/>
+          <w:numId w:val="1075"/>
         </w:numPr>
       </w:pPr>
       <w:r>
@@ -14249,7 +17693,7 @@
         <w:pStyle w:val="Compact"/>
         <w:numPr>
           <w:ilvl w:val="0"/>
-          <w:numId w:val="1061"/>
+          <w:numId w:val="1075"/>
         </w:numPr>
       </w:pPr>
       <w:r>
@@ -14312,8 +17756,8 @@
         <w:t xml:space="preserve">added per §11.4.30 + §11.4.77.</w:t>
       </w:r>
     </w:p>
-    <w:bookmarkEnd w:id="85"/>
-    <w:bookmarkStart w:id="86" w:name="fixed-8"/>
+    <w:bookmarkEnd w:id="110"/>
+    <w:bookmarkStart w:id="111" w:name="fixed-9"/>
     <w:p>
       <w:pPr>
         <w:pStyle w:val="Heading3"/>
@@ -14327,7 +17771,7 @@
         <w:pStyle w:val="Compact"/>
         <w:numPr>
           <w:ilvl w:val="0"/>
-          <w:numId w:val="1062"/>
+          <w:numId w:val="1076"/>
         </w:numPr>
       </w:pPr>
       <w:r>
@@ -14378,7 +17822,7 @@
         <w:pStyle w:val="Compact"/>
         <w:numPr>
           <w:ilvl w:val="0"/>
-          <w:numId w:val="1062"/>
+          <w:numId w:val="1076"/>
         </w:numPr>
       </w:pPr>
       <w:r>
@@ -14417,7 +17861,7 @@
         <w:pStyle w:val="Compact"/>
         <w:numPr>
           <w:ilvl w:val="0"/>
-          <w:numId w:val="1062"/>
+          <w:numId w:val="1076"/>
         </w:numPr>
       </w:pPr>
       <w:r>
@@ -14430,8 +17874,8 @@
         <w:t xml:space="preserve">setup.sh sweep). User-reported via setup.sh log on 2026-05-22.</w:t>
       </w:r>
     </w:p>
-    <w:bookmarkEnd w:id="86"/>
-    <w:bookmarkStart w:id="87" w:name="X704933295e9acc3224b1dae3e02a85096583616"/>
+    <w:bookmarkEnd w:id="111"/>
+    <w:bookmarkStart w:id="112" w:name="X704933295e9acc3224b1dae3e02a85096583616"/>
     <w:p>
       <w:pPr>
         <w:pStyle w:val="Heading3"/>
@@ -14459,7 +17903,7 @@
         <w:pStyle w:val="Compact"/>
         <w:numPr>
           <w:ilvl w:val="0"/>
-          <w:numId w:val="1063"/>
+          <w:numId w:val="1077"/>
         </w:numPr>
       </w:pPr>
       <w:r>
@@ -14471,7 +17915,7 @@
         <w:pStyle w:val="Compact"/>
         <w:numPr>
           <w:ilvl w:val="0"/>
-          <w:numId w:val="1063"/>
+          <w:numId w:val="1077"/>
         </w:numPr>
       </w:pPr>
       <w:r>
@@ -14483,7 +17927,7 @@
         <w:pStyle w:val="Compact"/>
         <w:numPr>
           <w:ilvl w:val="0"/>
-          <w:numId w:val="1063"/>
+          <w:numId w:val="1077"/>
         </w:numPr>
       </w:pPr>
       <w:r>
@@ -14501,7 +17945,7 @@
         <w:pStyle w:val="Compact"/>
         <w:numPr>
           <w:ilvl w:val="0"/>
-          <w:numId w:val="1063"/>
+          <w:numId w:val="1077"/>
         </w:numPr>
       </w:pPr>
       <w:r>
@@ -14534,8 +17978,8 @@
         <w:t xml:space="preserve">validation path to execute, making the test honest. Bluff caught + closed.</w:t>
       </w:r>
     </w:p>
-    <w:bookmarkEnd w:id="87"/>
-    <w:bookmarkStart w:id="88" w:name="Xddf47282ca010594d0f217f940ee5e3e3713e29"/>
+    <w:bookmarkEnd w:id="112"/>
+    <w:bookmarkStart w:id="113" w:name="Xddf47282ca010594d0f217f940ee5e3e3713e29"/>
     <w:p>
       <w:pPr>
         <w:pStyle w:val="Heading3"/>
@@ -14606,8 +18050,8 @@
         <w:t xml:space="preserve">.</w:t>
       </w:r>
     </w:p>
-    <w:bookmarkEnd w:id="88"/>
-    <w:bookmarkStart w:id="89" w:name="files-modified-3"/>
+    <w:bookmarkEnd w:id="113"/>
+    <w:bookmarkStart w:id="114" w:name="files-modified-3"/>
     <w:p>
       <w:pPr>
         <w:pStyle w:val="Heading3"/>
@@ -14621,7 +18065,7 @@
         <w:pStyle w:val="Compact"/>
         <w:numPr>
           <w:ilvl w:val="0"/>
-          <w:numId w:val="1064"/>
+          <w:numId w:val="1078"/>
         </w:numPr>
       </w:pPr>
       <w:r>
@@ -14642,7 +18086,7 @@
         <w:pStyle w:val="Compact"/>
         <w:numPr>
           <w:ilvl w:val="0"/>
-          <w:numId w:val="1064"/>
+          <w:numId w:val="1078"/>
         </w:numPr>
       </w:pPr>
       <w:r>
@@ -14663,7 +18107,7 @@
         <w:pStyle w:val="Compact"/>
         <w:numPr>
           <w:ilvl w:val="0"/>
-          <w:numId w:val="1064"/>
+          <w:numId w:val="1078"/>
         </w:numPr>
       </w:pPr>
       <w:r>
@@ -14678,7 +18122,7 @@
         <w:pStyle w:val="Compact"/>
         <w:numPr>
           <w:ilvl w:val="0"/>
-          <w:numId w:val="1064"/>
+          <w:numId w:val="1078"/>
         </w:numPr>
       </w:pPr>
       <w:r>
@@ -14693,7 +18137,7 @@
         <w:pStyle w:val="Compact"/>
         <w:numPr>
           <w:ilvl w:val="0"/>
-          <w:numId w:val="1064"/>
+          <w:numId w:val="1078"/>
         </w:numPr>
       </w:pPr>
       <w:r>
@@ -14708,7 +18152,7 @@
         <w:pStyle w:val="Compact"/>
         <w:numPr>
           <w:ilvl w:val="0"/>
-          <w:numId w:val="1064"/>
+          <w:numId w:val="1078"/>
         </w:numPr>
       </w:pPr>
       <w:r>
@@ -14723,7 +18167,7 @@
         <w:pStyle w:val="Compact"/>
         <w:numPr>
           <w:ilvl w:val="0"/>
-          <w:numId w:val="1064"/>
+          <w:numId w:val="1078"/>
         </w:numPr>
       </w:pPr>
       <w:r>
@@ -14738,7 +18182,7 @@
         <w:pStyle w:val="Compact"/>
         <w:numPr>
           <w:ilvl w:val="0"/>
-          <w:numId w:val="1064"/>
+          <w:numId w:val="1078"/>
         </w:numPr>
       </w:pPr>
       <w:r>
@@ -14753,7 +18197,7 @@
         <w:pStyle w:val="Compact"/>
         <w:numPr>
           <w:ilvl w:val="0"/>
-          <w:numId w:val="1064"/>
+          <w:numId w:val="1078"/>
         </w:numPr>
       </w:pPr>
       <w:r>
@@ -14776,9 +18220,9 @@
         </w:pict>
       </w:r>
     </w:p>
-    <w:bookmarkEnd w:id="89"/>
-    <w:bookmarkEnd w:id="90"/>
-    <w:bookmarkStart w:id="100" w:name="v109--2026-05-22"/>
+    <w:bookmarkEnd w:id="114"/>
+    <w:bookmarkEnd w:id="115"/>
+    <w:bookmarkStart w:id="125" w:name="v109--2026-05-22"/>
     <w:p>
       <w:pPr>
         <w:pStyle w:val="Heading2"/>
@@ -14935,7 +18379,7 @@
         <w:t xml:space="preserve">rsync / IDE pipes.</w:t>
       </w:r>
     </w:p>
-    <w:bookmarkStart w:id="91" w:name="summary"/>
+    <w:bookmarkStart w:id="116" w:name="summary"/>
     <w:p>
       <w:pPr>
         <w:pStyle w:val="Heading3"/>
@@ -15123,8 +18567,8 @@
         <w:t xml:space="preserve">.</w:t>
       </w:r>
     </w:p>
-    <w:bookmarkEnd w:id="91"/>
-    <w:bookmarkStart w:id="92" w:name="added-5"/>
+    <w:bookmarkEnd w:id="116"/>
+    <w:bookmarkStart w:id="117" w:name="added-7"/>
     <w:p>
       <w:pPr>
         <w:pStyle w:val="Heading3"/>
@@ -15138,7 +18582,7 @@
         <w:pStyle w:val="Compact"/>
         <w:numPr>
           <w:ilvl w:val="0"/>
-          <w:numId w:val="1065"/>
+          <w:numId w:val="1079"/>
         </w:numPr>
       </w:pPr>
       <w:r>
@@ -15298,7 +18742,7 @@
         <w:pStyle w:val="Compact"/>
         <w:numPr>
           <w:ilvl w:val="0"/>
-          <w:numId w:val="1065"/>
+          <w:numId w:val="1079"/>
         </w:numPr>
       </w:pPr>
       <w:r>
@@ -15471,7 +18915,7 @@
         <w:pStyle w:val="Compact"/>
         <w:numPr>
           <w:ilvl w:val="0"/>
-          <w:numId w:val="1065"/>
+          <w:numId w:val="1079"/>
         </w:numPr>
       </w:pPr>
       <w:r>
@@ -15596,7 +19040,7 @@
         <w:pStyle w:val="Compact"/>
         <w:numPr>
           <w:ilvl w:val="0"/>
-          <w:numId w:val="1065"/>
+          <w:numId w:val="1079"/>
         </w:numPr>
       </w:pPr>
       <w:r>
@@ -15814,7 +19258,7 @@
         <w:pStyle w:val="Compact"/>
         <w:numPr>
           <w:ilvl w:val="0"/>
-          <w:numId w:val="1065"/>
+          <w:numId w:val="1079"/>
         </w:numPr>
       </w:pPr>
       <w:r>
@@ -15899,7 +19343,7 @@
         <w:pStyle w:val="Compact"/>
         <w:numPr>
           <w:ilvl w:val="0"/>
-          <w:numId w:val="1065"/>
+          <w:numId w:val="1079"/>
         </w:numPr>
       </w:pPr>
       <w:r>
@@ -15969,7 +19413,7 @@
         <w:pStyle w:val="Compact"/>
         <w:numPr>
           <w:ilvl w:val="0"/>
-          <w:numId w:val="1065"/>
+          <w:numId w:val="1079"/>
         </w:numPr>
       </w:pPr>
       <w:r>
@@ -16069,7 +19513,7 @@
         <w:pStyle w:val="Compact"/>
         <w:numPr>
           <w:ilvl w:val="0"/>
-          <w:numId w:val="1065"/>
+          <w:numId w:val="1079"/>
         </w:numPr>
       </w:pPr>
       <w:r>
@@ -16157,7 +19601,7 @@
         <w:pStyle w:val="Compact"/>
         <w:numPr>
           <w:ilvl w:val="0"/>
-          <w:numId w:val="1065"/>
+          <w:numId w:val="1079"/>
         </w:numPr>
       </w:pPr>
       <w:r>
@@ -16185,7 +19629,7 @@
         <w:pStyle w:val="Compact"/>
         <w:numPr>
           <w:ilvl w:val="1"/>
-          <w:numId w:val="1066"/>
+          <w:numId w:val="1080"/>
         </w:numPr>
       </w:pPr>
       <w:r>
@@ -16206,7 +19650,7 @@
         <w:pStyle w:val="Compact"/>
         <w:numPr>
           <w:ilvl w:val="1"/>
-          <w:numId w:val="1066"/>
+          <w:numId w:val="1080"/>
         </w:numPr>
       </w:pPr>
       <w:r>
@@ -16227,7 +19671,7 @@
         <w:pStyle w:val="Compact"/>
         <w:numPr>
           <w:ilvl w:val="1"/>
-          <w:numId w:val="1066"/>
+          <w:numId w:val="1080"/>
         </w:numPr>
       </w:pPr>
       <w:r>
@@ -16254,7 +19698,7 @@
         <w:pStyle w:val="Compact"/>
         <w:numPr>
           <w:ilvl w:val="1"/>
-          <w:numId w:val="1066"/>
+          <w:numId w:val="1080"/>
         </w:numPr>
       </w:pPr>
       <w:r>
@@ -16291,7 +19735,7 @@
         <w:pStyle w:val="Compact"/>
         <w:numPr>
           <w:ilvl w:val="1"/>
-          <w:numId w:val="1066"/>
+          <w:numId w:val="1080"/>
         </w:numPr>
       </w:pPr>
       <w:r>
@@ -16354,7 +19798,7 @@
         <w:pStyle w:val="Compact"/>
         <w:numPr>
           <w:ilvl w:val="1"/>
-          <w:numId w:val="1066"/>
+          <w:numId w:val="1080"/>
         </w:numPr>
       </w:pPr>
       <w:r>
@@ -16367,8 +19811,8 @@
         <w:t xml:space="preserve">new rows linking to the v1.0.9 docs.</w:t>
       </w:r>
     </w:p>
-    <w:bookmarkEnd w:id="92"/>
-    <w:bookmarkStart w:id="93" w:name="changed-4"/>
+    <w:bookmarkEnd w:id="117"/>
+    <w:bookmarkStart w:id="118" w:name="changed-5"/>
     <w:p>
       <w:pPr>
         <w:pStyle w:val="Heading3"/>
@@ -16382,7 +19826,7 @@
         <w:pStyle w:val="Compact"/>
         <w:numPr>
           <w:ilvl w:val="0"/>
-          <w:numId w:val="1067"/>
+          <w:numId w:val="1081"/>
         </w:numPr>
       </w:pPr>
       <w:r>
@@ -16441,7 +19885,7 @@
         <w:pStyle w:val="Compact"/>
         <w:numPr>
           <w:ilvl w:val="0"/>
-          <w:numId w:val="1067"/>
+          <w:numId w:val="1081"/>
         </w:numPr>
       </w:pPr>
       <w:r>
@@ -16557,7 +20001,7 @@
         <w:pStyle w:val="Compact"/>
         <w:numPr>
           <w:ilvl w:val="0"/>
-          <w:numId w:val="1067"/>
+          <w:numId w:val="1081"/>
         </w:numPr>
       </w:pPr>
       <w:r>
@@ -16712,8 +20156,8 @@
         <w:t xml:space="preserve">.</w:t>
       </w:r>
     </w:p>
-    <w:bookmarkEnd w:id="93"/>
-    <w:bookmarkStart w:id="94" w:name="fixed-9"/>
+    <w:bookmarkEnd w:id="118"/>
+    <w:bookmarkStart w:id="119" w:name="fixed-10"/>
     <w:p>
       <w:pPr>
         <w:pStyle w:val="Heading3"/>
@@ -16763,8 +20207,8 @@
         <w:t xml:space="preserve">).</w:t>
       </w:r>
     </w:p>
-    <w:bookmarkEnd w:id="94"/>
-    <w:bookmarkStart w:id="95" w:name="X42cfd1b4a24214415099f806440aa127f8e3a55"/>
+    <w:bookmarkEnd w:id="119"/>
+    <w:bookmarkStart w:id="120" w:name="X42cfd1b4a24214415099f806440aa127f8e3a55"/>
     <w:p>
       <w:pPr>
         <w:pStyle w:val="Heading3"/>
@@ -16850,8 +20294,8 @@
         <w:t xml:space="preserve">lines so a future reader can re-derive the assertion.</w:t>
       </w:r>
     </w:p>
-    <w:bookmarkEnd w:id="95"/>
-    <w:bookmarkStart w:id="96" w:name="X59b49447dbc070a67edc51b7212ac9d380c5a3a"/>
+    <w:bookmarkEnd w:id="120"/>
+    <w:bookmarkStart w:id="121" w:name="X59b49447dbc070a67edc51b7212ac9d380c5a3a"/>
     <w:p>
       <w:pPr>
         <w:pStyle w:val="Heading3"/>
@@ -16943,8 +20387,8 @@
         <w:t xml:space="preserve">in the same commit batch as the markdown.</w:t>
       </w:r>
     </w:p>
-    <w:bookmarkEnd w:id="96"/>
-    <w:bookmarkStart w:id="97" w:name="Xd26c22b42c68826e9404dc9760f37f1f35e3e5d"/>
+    <w:bookmarkEnd w:id="121"/>
+    <w:bookmarkStart w:id="122" w:name="Xd26c22b42c68826e9404dc9760f37f1f35e3e5d"/>
     <w:p>
       <w:pPr>
         <w:pStyle w:val="Heading3"/>
@@ -16966,7 +20410,7 @@
         <w:pStyle w:val="Compact"/>
         <w:numPr>
           <w:ilvl w:val="0"/>
-          <w:numId w:val="1068"/>
+          <w:numId w:val="1082"/>
         </w:numPr>
       </w:pPr>
       <w:r>
@@ -16997,7 +20441,7 @@
         <w:pStyle w:val="Compact"/>
         <w:numPr>
           <w:ilvl w:val="0"/>
-          <w:numId w:val="1068"/>
+          <w:numId w:val="1082"/>
         </w:numPr>
       </w:pPr>
       <w:r>
@@ -17019,7 +20463,7 @@
         <w:pStyle w:val="Compact"/>
         <w:numPr>
           <w:ilvl w:val="0"/>
-          <w:numId w:val="1068"/>
+          <w:numId w:val="1082"/>
         </w:numPr>
       </w:pPr>
       <w:r>
@@ -17041,7 +20485,7 @@
         <w:pStyle w:val="Compact"/>
         <w:numPr>
           <w:ilvl w:val="0"/>
-          <w:numId w:val="1068"/>
+          <w:numId w:val="1082"/>
         </w:numPr>
       </w:pPr>
       <w:r>
@@ -17078,7 +20522,7 @@
         <w:pStyle w:val="Compact"/>
         <w:numPr>
           <w:ilvl w:val="0"/>
-          <w:numId w:val="1068"/>
+          <w:numId w:val="1082"/>
         </w:numPr>
       </w:pPr>
       <w:r>
@@ -17100,7 +20544,7 @@
         <w:pStyle w:val="Compact"/>
         <w:numPr>
           <w:ilvl w:val="0"/>
-          <w:numId w:val="1068"/>
+          <w:numId w:val="1082"/>
         </w:numPr>
       </w:pPr>
       <w:r>
@@ -17122,7 +20566,7 @@
         <w:pStyle w:val="Compact"/>
         <w:numPr>
           <w:ilvl w:val="0"/>
-          <w:numId w:val="1068"/>
+          <w:numId w:val="1082"/>
         </w:numPr>
       </w:pPr>
       <w:r>
@@ -17144,7 +20588,7 @@
         <w:pStyle w:val="Compact"/>
         <w:numPr>
           <w:ilvl w:val="0"/>
-          <w:numId w:val="1068"/>
+          <w:numId w:val="1082"/>
         </w:numPr>
       </w:pPr>
       <w:r>
@@ -17166,7 +20610,7 @@
         <w:pStyle w:val="Compact"/>
         <w:numPr>
           <w:ilvl w:val="0"/>
-          <w:numId w:val="1068"/>
+          <w:numId w:val="1082"/>
         </w:numPr>
       </w:pPr>
       <w:r>
@@ -17188,7 +20632,7 @@
         <w:pStyle w:val="Compact"/>
         <w:numPr>
           <w:ilvl w:val="0"/>
-          <w:numId w:val="1068"/>
+          <w:numId w:val="1082"/>
         </w:numPr>
       </w:pPr>
       <w:r>
@@ -17237,8 +20681,8 @@
         <w:t xml:space="preserve">Stage 2; anti-bluff coverage per §11.4.58 C1–C4 at merge time.</w:t>
       </w:r>
     </w:p>
-    <w:bookmarkEnd w:id="97"/>
-    <w:bookmarkStart w:id="98" w:name="X872f719753f9ae93d1032db651808fe2dc6716c"/>
+    <w:bookmarkEnd w:id="122"/>
+    <w:bookmarkStart w:id="123" w:name="X872f719753f9ae93d1032db651808fe2dc6716c"/>
     <w:p>
       <w:pPr>
         <w:pStyle w:val="Heading3"/>
@@ -17288,8 +20732,8 @@
         <w:t xml:space="preserve">for critical-state sequencing.</w:t>
       </w:r>
     </w:p>
-    <w:bookmarkEnd w:id="98"/>
-    <w:bookmarkStart w:id="99" w:name="files-added--modified-terse"/>
+    <w:bookmarkEnd w:id="123"/>
+    <w:bookmarkStart w:id="124" w:name="files-added--modified-terse"/>
     <w:p>
       <w:pPr>
         <w:pStyle w:val="Heading3"/>
@@ -17303,7 +20747,7 @@
         <w:pStyle w:val="Compact"/>
         <w:numPr>
           <w:ilvl w:val="0"/>
-          <w:numId w:val="1069"/>
+          <w:numId w:val="1083"/>
         </w:numPr>
       </w:pPr>
       <w:r>
@@ -17426,7 +20870,7 @@
         <w:pStyle w:val="Compact"/>
         <w:numPr>
           <w:ilvl w:val="0"/>
-          <w:numId w:val="1069"/>
+          <w:numId w:val="1083"/>
         </w:numPr>
       </w:pPr>
       <w:r>
@@ -17620,9 +21064,9 @@
         </w:pict>
       </w:r>
     </w:p>
-    <w:bookmarkEnd w:id="99"/>
-    <w:bookmarkEnd w:id="100"/>
-    <w:bookmarkStart w:id="107" w:name="v108--2026-05-21"/>
+    <w:bookmarkEnd w:id="124"/>
+    <w:bookmarkEnd w:id="125"/>
+    <w:bookmarkStart w:id="132" w:name="v108--2026-05-21"/>
     <w:p>
       <w:pPr>
         <w:pStyle w:val="Heading2"/>
@@ -17685,7 +21129,7 @@
         <w:t xml:space="preserve">Darwin quintuple-fresh GREEN.</w:t>
       </w:r>
     </w:p>
-    <w:bookmarkStart w:id="101" w:name="fixed-10"/>
+    <w:bookmarkStart w:id="126" w:name="fixed-11"/>
     <w:p>
       <w:pPr>
         <w:pStyle w:val="Heading3"/>
@@ -17698,7 +21142,7 @@
       <w:pPr>
         <w:numPr>
           <w:ilvl w:val="0"/>
-          <w:numId w:val="1070"/>
+          <w:numId w:val="1084"/>
         </w:numPr>
       </w:pPr>
       <w:r>
@@ -17720,7 +21164,7 @@
         <w:pStyle w:val="Compact"/>
         <w:numPr>
           <w:ilvl w:val="1"/>
-          <w:numId w:val="1071"/>
+          <w:numId w:val="1085"/>
         </w:numPr>
       </w:pPr>
       <w:r>
@@ -17843,7 +21287,7 @@
         <w:pStyle w:val="Compact"/>
         <w:numPr>
           <w:ilvl w:val="1"/>
-          <w:numId w:val="1072"/>
+          <w:numId w:val="1086"/>
         </w:numPr>
       </w:pPr>
       <w:r>
@@ -17876,7 +21320,7 @@
         <w:pStyle w:val="Compact"/>
         <w:numPr>
           <w:ilvl w:val="1"/>
-          <w:numId w:val="1072"/>
+          <w:numId w:val="1086"/>
         </w:numPr>
       </w:pPr>
       <w:r>
@@ -17927,7 +21371,7 @@
         <w:pStyle w:val="Compact"/>
         <w:numPr>
           <w:ilvl w:val="1"/>
-          <w:numId w:val="1072"/>
+          <w:numId w:val="1086"/>
         </w:numPr>
       </w:pPr>
       <w:r>
@@ -18044,8 +21488,8 @@
         <w:t xml:space="preserve">any palette-derived background.</w:t>
       </w:r>
     </w:p>
-    <w:bookmarkEnd w:id="101"/>
-    <w:bookmarkStart w:id="102" w:name="added-6"/>
+    <w:bookmarkEnd w:id="126"/>
+    <w:bookmarkStart w:id="127" w:name="added-8"/>
     <w:p>
       <w:pPr>
         <w:pStyle w:val="Heading3"/>
@@ -18058,7 +21502,7 @@
       <w:pPr>
         <w:numPr>
           <w:ilvl w:val="0"/>
-          <w:numId w:val="1073"/>
+          <w:numId w:val="1087"/>
         </w:numPr>
       </w:pPr>
       <w:r>
@@ -18134,7 +21578,7 @@
         <w:pStyle w:val="Compact"/>
         <w:numPr>
           <w:ilvl w:val="1"/>
-          <w:numId w:val="1074"/>
+          <w:numId w:val="1088"/>
         </w:numPr>
       </w:pPr>
       <w:r>
@@ -18177,7 +21621,7 @@
         <w:pStyle w:val="Compact"/>
         <w:numPr>
           <w:ilvl w:val="1"/>
-          <w:numId w:val="1074"/>
+          <w:numId w:val="1088"/>
         </w:numPr>
       </w:pPr>
       <w:r>
@@ -18220,7 +21664,7 @@
         <w:pStyle w:val="Compact"/>
         <w:numPr>
           <w:ilvl w:val="1"/>
-          <w:numId w:val="1074"/>
+          <w:numId w:val="1088"/>
         </w:numPr>
       </w:pPr>
       <w:r>
@@ -18263,7 +21707,7 @@
         <w:pStyle w:val="Compact"/>
         <w:numPr>
           <w:ilvl w:val="1"/>
-          <w:numId w:val="1074"/>
+          <w:numId w:val="1088"/>
         </w:numPr>
       </w:pPr>
       <w:r>
@@ -18306,7 +21750,7 @@
         <w:pStyle w:val="Compact"/>
         <w:numPr>
           <w:ilvl w:val="1"/>
-          <w:numId w:val="1074"/>
+          <w:numId w:val="1088"/>
         </w:numPr>
       </w:pPr>
       <w:r>
@@ -18330,7 +21774,7 @@
       <w:pPr>
         <w:numPr>
           <w:ilvl w:val="0"/>
-          <w:numId w:val="1073"/>
+          <w:numId w:val="1087"/>
         </w:numPr>
       </w:pPr>
       <w:r>
@@ -18394,15 +21838,15 @@
         <w:pStyle w:val="Compact"/>
         <w:numPr>
           <w:ilvl w:val="1"/>
-          <w:numId w:val="1075"/>
+          <w:numId w:val="1089"/>
         </w:numPr>
       </w:pPr>
       <w:r>
         <w:t xml:space="preserve">asserts T5 PASSes.</w:t>
       </w:r>
     </w:p>
-    <w:bookmarkEnd w:id="102"/>
-    <w:bookmarkStart w:id="104" w:name="Xf3cad6e93b0b29ed3731ba680ab78f9bd737878"/>
+    <w:bookmarkEnd w:id="127"/>
+    <w:bookmarkStart w:id="129" w:name="Xf3cad6e93b0b29ed3731ba680ab78f9bd737878"/>
     <w:p>
       <w:pPr>
         <w:pStyle w:val="Heading3"/>
@@ -18413,7 +21857,7 @@
       <w:r>
         <w:t xml:space="preserve"> </w:t>
       </w:r>
-      <w:hyperlink r:id="rId103">
+      <w:hyperlink r:id="rId128">
         <w:r>
           <w:rPr>
             <w:rStyle w:val="Hyperlink"/>
@@ -18430,7 +21874,7 @@
         <w:pStyle w:val="Compact"/>
         <w:numPr>
           <w:ilvl w:val="0"/>
-          <w:numId w:val="1076"/>
+          <w:numId w:val="1090"/>
         </w:numPr>
       </w:pPr>
       <w:r>
@@ -18457,7 +21901,7 @@
         <w:pStyle w:val="Compact"/>
         <w:numPr>
           <w:ilvl w:val="0"/>
-          <w:numId w:val="1076"/>
+          <w:numId w:val="1090"/>
         </w:numPr>
       </w:pPr>
       <w:r>
@@ -18494,7 +21938,7 @@
         <w:pStyle w:val="Compact"/>
         <w:numPr>
           <w:ilvl w:val="0"/>
-          <w:numId w:val="1076"/>
+          <w:numId w:val="1090"/>
         </w:numPr>
       </w:pPr>
       <w:r>
@@ -18515,7 +21959,7 @@
         <w:pStyle w:val="Compact"/>
         <w:numPr>
           <w:ilvl w:val="0"/>
-          <w:numId w:val="1076"/>
+          <w:numId w:val="1090"/>
         </w:numPr>
       </w:pPr>
       <w:r>
@@ -18542,7 +21986,7 @@
         <w:pStyle w:val="Compact"/>
         <w:numPr>
           <w:ilvl w:val="0"/>
-          <w:numId w:val="1076"/>
+          <w:numId w:val="1090"/>
         </w:numPr>
       </w:pPr>
       <w:r>
@@ -18554,7 +21998,7 @@
         <w:pStyle w:val="Compact"/>
         <w:numPr>
           <w:ilvl w:val="1"/>
-          <w:numId w:val="1077"/>
+          <w:numId w:val="1091"/>
         </w:numPr>
       </w:pPr>
       <w:r>
@@ -18581,7 +22025,7 @@
         <w:pStyle w:val="Compact"/>
         <w:numPr>
           <w:ilvl w:val="1"/>
-          <w:numId w:val="1077"/>
+          <w:numId w:val="1091"/>
         </w:numPr>
       </w:pPr>
       <w:r>
@@ -18608,7 +22052,7 @@
         <w:pStyle w:val="Compact"/>
         <w:numPr>
           <w:ilvl w:val="1"/>
-          <w:numId w:val="1077"/>
+          <w:numId w:val="1091"/>
         </w:numPr>
       </w:pPr>
       <w:r>
@@ -18635,7 +22079,7 @@
         <w:pStyle w:val="Compact"/>
         <w:numPr>
           <w:ilvl w:val="1"/>
-          <w:numId w:val="1077"/>
+          <w:numId w:val="1091"/>
         </w:numPr>
       </w:pPr>
       <w:r>
@@ -18657,8 +22101,8 @@
         <w:t xml:space="preserve">✓</w:t>
       </w:r>
     </w:p>
-    <w:bookmarkEnd w:id="104"/>
-    <w:bookmarkStart w:id="105" w:name="Xd2748c6d3b5d325016a24fac36245b4fd886698"/>
+    <w:bookmarkEnd w:id="129"/>
+    <w:bookmarkStart w:id="130" w:name="Xd2748c6d3b5d325016a24fac36245b4fd886698"/>
     <w:p>
       <w:pPr>
         <w:pStyle w:val="Heading3"/>
@@ -18681,8 +22125,8 @@
         <w:t xml:space="preserve">host (Darwin) — not a spot-check. All four GREEN.</w:t>
       </w:r>
     </w:p>
-    <w:bookmarkEnd w:id="105"/>
-    <w:bookmarkStart w:id="106" w:name="Xead4915445c7baeec873a32eea1e60d047bfdef"/>
+    <w:bookmarkEnd w:id="130"/>
+    <w:bookmarkStart w:id="131" w:name="Xead4915445c7baeec873a32eea1e60d047bfdef"/>
     <w:p>
       <w:pPr>
         <w:pStyle w:val="Heading3"/>
@@ -18760,9 +22204,9 @@
         </w:pict>
       </w:r>
     </w:p>
-    <w:bookmarkEnd w:id="106"/>
-    <w:bookmarkEnd w:id="107"/>
-    <w:bookmarkStart w:id="114" w:name="v107--2026-05-21"/>
+    <w:bookmarkEnd w:id="131"/>
+    <w:bookmarkEnd w:id="132"/>
+    <w:bookmarkStart w:id="139" w:name="v107--2026-05-21"/>
     <w:p>
       <w:pPr>
         <w:pStyle w:val="Heading2"/>
@@ -18825,7 +22269,7 @@
         <w:t xml:space="preserve">258) before tag.</w:t>
       </w:r>
     </w:p>
-    <w:bookmarkStart w:id="108" w:name="fixed-11"/>
+    <w:bookmarkStart w:id="133" w:name="fixed-12"/>
     <w:p>
       <w:pPr>
         <w:pStyle w:val="Heading3"/>
@@ -18838,7 +22282,7 @@
       <w:pPr>
         <w:numPr>
           <w:ilvl w:val="0"/>
-          <w:numId w:val="1078"/>
+          <w:numId w:val="1092"/>
         </w:numPr>
       </w:pPr>
       <w:r>
@@ -19023,7 +22467,7 @@
       <w:pPr>
         <w:numPr>
           <w:ilvl w:val="0"/>
-          <w:numId w:val="1078"/>
+          <w:numId w:val="1092"/>
         </w:numPr>
       </w:pPr>
       <w:r>
@@ -19068,7 +22512,7 @@
       <w:pPr>
         <w:numPr>
           <w:ilvl w:val="0"/>
-          <w:numId w:val="1078"/>
+          <w:numId w:val="1092"/>
         </w:numPr>
       </w:pPr>
       <w:r>
@@ -19205,7 +22649,7 @@
       <w:pPr>
         <w:numPr>
           <w:ilvl w:val="0"/>
-          <w:numId w:val="1078"/>
+          <w:numId w:val="1092"/>
         </w:numPr>
       </w:pPr>
       <w:r>
@@ -19262,7 +22706,7 @@
       <w:pPr>
         <w:numPr>
           <w:ilvl w:val="0"/>
-          <w:numId w:val="1078"/>
+          <w:numId w:val="1092"/>
         </w:numPr>
       </w:pPr>
       <w:r>
@@ -19355,7 +22799,7 @@
       <w:pPr>
         <w:numPr>
           <w:ilvl w:val="0"/>
-          <w:numId w:val="1078"/>
+          <w:numId w:val="1092"/>
         </w:numPr>
       </w:pPr>
       <w:r>
@@ -19415,7 +22859,7 @@
       <w:pPr>
         <w:numPr>
           <w:ilvl w:val="0"/>
-          <w:numId w:val="1078"/>
+          <w:numId w:val="1092"/>
         </w:numPr>
       </w:pPr>
       <w:r>
@@ -19488,8 +22932,8 @@
         <w:t xml:space="preserve">RGB Euclidean distance 80.</w:t>
       </w:r>
     </w:p>
-    <w:bookmarkEnd w:id="108"/>
-    <w:bookmarkStart w:id="109" w:name="added-7"/>
+    <w:bookmarkEnd w:id="133"/>
+    <w:bookmarkStart w:id="134" w:name="added-9"/>
     <w:p>
       <w:pPr>
         <w:pStyle w:val="Heading3"/>
@@ -19502,7 +22946,7 @@
       <w:pPr>
         <w:numPr>
           <w:ilvl w:val="0"/>
-          <w:numId w:val="1079"/>
+          <w:numId w:val="1093"/>
         </w:numPr>
       </w:pPr>
       <w:r>
@@ -19545,7 +22989,7 @@
         <w:pStyle w:val="Compact"/>
         <w:numPr>
           <w:ilvl w:val="1"/>
-          <w:numId w:val="1080"/>
+          <w:numId w:val="1094"/>
         </w:numPr>
       </w:pPr>
       <w:r>
@@ -19576,7 +23020,7 @@
         <w:pStyle w:val="Compact"/>
         <w:numPr>
           <w:ilvl w:val="1"/>
-          <w:numId w:val="1080"/>
+          <w:numId w:val="1094"/>
         </w:numPr>
       </w:pPr>
       <w:r>
@@ -19607,7 +23051,7 @@
         <w:pStyle w:val="Compact"/>
         <w:numPr>
           <w:ilvl w:val="1"/>
-          <w:numId w:val="1080"/>
+          <w:numId w:val="1094"/>
         </w:numPr>
       </w:pPr>
       <w:r>
@@ -19631,7 +23075,7 @@
       <w:pPr>
         <w:numPr>
           <w:ilvl w:val="0"/>
-          <w:numId w:val="1079"/>
+          <w:numId w:val="1093"/>
         </w:numPr>
       </w:pPr>
       <w:r>
@@ -19658,7 +23102,7 @@
       <w:pPr>
         <w:numPr>
           <w:ilvl w:val="0"/>
-          <w:numId w:val="1079"/>
+          <w:numId w:val="1093"/>
         </w:numPr>
       </w:pPr>
       <w:r>
@@ -19713,7 +23157,7 @@
         <w:pStyle w:val="Compact"/>
         <w:numPr>
           <w:ilvl w:val="1"/>
-          <w:numId w:val="1081"/>
+          <w:numId w:val="1095"/>
         </w:numPr>
       </w:pPr>
       <w:r>
@@ -19778,7 +23222,7 @@
       <w:pPr>
         <w:numPr>
           <w:ilvl w:val="0"/>
-          <w:numId w:val="1079"/>
+          <w:numId w:val="1093"/>
         </w:numPr>
       </w:pPr>
       <w:r>
@@ -19849,8 +23293,8 @@
         <w:t xml:space="preserve">constitution script is absent.</w:t>
       </w:r>
     </w:p>
-    <w:bookmarkEnd w:id="109"/>
-    <w:bookmarkStart w:id="110" w:name="X593727594f49b70396a662a3463afb7587cdd39"/>
+    <w:bookmarkEnd w:id="134"/>
+    <w:bookmarkStart w:id="135" w:name="X593727594f49b70396a662a3463afb7587cdd39"/>
     <w:p>
       <w:pPr>
         <w:pStyle w:val="Heading3"/>
@@ -19863,7 +23307,7 @@
       <w:pPr>
         <w:numPr>
           <w:ilvl w:val="0"/>
-          <w:numId w:val="1082"/>
+          <w:numId w:val="1096"/>
         </w:numPr>
       </w:pPr>
       <w:r>
@@ -19880,7 +23324,7 @@
         </w:rPr>
         <w:t xml:space="preserve"> </w:t>
       </w:r>
-      <w:hyperlink r:id="rId103">
+      <w:hyperlink r:id="rId128">
         <w:r>
           <w:rPr>
             <w:rStyle w:val="Hyperlink"/>
@@ -19903,7 +23347,7 @@
         <w:pStyle w:val="Compact"/>
         <w:numPr>
           <w:ilvl w:val="1"/>
-          <w:numId w:val="1083"/>
+          <w:numId w:val="1097"/>
         </w:numPr>
       </w:pPr>
       <w:r>
@@ -19924,7 +23368,7 @@
         <w:pStyle w:val="Compact"/>
         <w:numPr>
           <w:ilvl w:val="1"/>
-          <w:numId w:val="1083"/>
+          <w:numId w:val="1097"/>
         </w:numPr>
       </w:pPr>
       <w:r>
@@ -19951,7 +23395,7 @@
         <w:pStyle w:val="Compact"/>
         <w:numPr>
           <w:ilvl w:val="1"/>
-          <w:numId w:val="1083"/>
+          <w:numId w:val="1097"/>
         </w:numPr>
       </w:pPr>
       <w:r>
@@ -19972,7 +23416,7 @@
         <w:pStyle w:val="Compact"/>
         <w:numPr>
           <w:ilvl w:val="1"/>
-          <w:numId w:val="1083"/>
+          <w:numId w:val="1097"/>
         </w:numPr>
       </w:pPr>
       <w:r>
@@ -19992,7 +23436,7 @@
       <w:pPr>
         <w:numPr>
           <w:ilvl w:val="0"/>
-          <w:numId w:val="1082"/>
+          <w:numId w:val="1096"/>
         </w:numPr>
       </w:pPr>
       <w:r>
@@ -20008,7 +23452,7 @@
         <w:pStyle w:val="Compact"/>
         <w:numPr>
           <w:ilvl w:val="1"/>
-          <w:numId w:val="1084"/>
+          <w:numId w:val="1098"/>
         </w:numPr>
       </w:pPr>
       <w:r>
@@ -20026,7 +23470,7 @@
         <w:pStyle w:val="Compact"/>
         <w:numPr>
           <w:ilvl w:val="1"/>
-          <w:numId w:val="1084"/>
+          <w:numId w:val="1098"/>
         </w:numPr>
       </w:pPr>
       <w:r>
@@ -20039,8 +23483,8 @@
         <w:t xml:space="preserve">post-tag will confirm v1.0.7 cleanly applies</w:t>
       </w:r>
     </w:p>
-    <w:bookmarkEnd w:id="110"/>
-    <w:bookmarkStart w:id="111" w:name="Xe9368b478d12943eb47037cc809fdab9efb7214"/>
+    <w:bookmarkEnd w:id="135"/>
+    <w:bookmarkStart w:id="136" w:name="Xe9368b478d12943eb47037cc809fdab9efb7214"/>
     <w:p>
       <w:pPr>
         <w:pStyle w:val="Heading3"/>
@@ -20081,8 +23525,8 @@
         <w:t xml:space="preserve">in round-5). Tag pushed to github + gitlab.</w:t>
       </w:r>
     </w:p>
-    <w:bookmarkEnd w:id="111"/>
-    <w:bookmarkStart w:id="112" w:name="X18ac7c08e8540a1388a7e48b3860a8f3c0688a2"/>
+    <w:bookmarkEnd w:id="136"/>
+    <w:bookmarkStart w:id="137" w:name="X18ac7c08e8540a1388a7e48b3860a8f3c0688a2"/>
     <w:p>
       <w:pPr>
         <w:pStyle w:val="Heading3"/>
@@ -20153,8 +23597,8 @@
         <w:t xml:space="preserve">all at upstream tip; no divergent commits.</w:t>
       </w:r>
     </w:p>
-    <w:bookmarkEnd w:id="112"/>
-    <w:bookmarkStart w:id="113" w:name="out-of-scope-honest-tracking-per-1146"/>
+    <w:bookmarkEnd w:id="137"/>
+    <w:bookmarkStart w:id="138" w:name="out-of-scope-honest-tracking-per-1146"/>
     <w:p>
       <w:pPr>
         <w:pStyle w:val="Heading3"/>
@@ -20168,7 +23612,7 @@
         <w:pStyle w:val="Compact"/>
         <w:numPr>
           <w:ilvl w:val="0"/>
-          <w:numId w:val="1085"/>
+          <w:numId w:val="1099"/>
         </w:numPr>
       </w:pPr>
       <w:r>
@@ -20186,7 +23630,7 @@
         <w:pStyle w:val="Compact"/>
         <w:numPr>
           <w:ilvl w:val="0"/>
-          <w:numId w:val="1085"/>
+          <w:numId w:val="1099"/>
         </w:numPr>
       </w:pPr>
       <w:r>
@@ -20212,9 +23656,9 @@
         </w:pict>
       </w:r>
     </w:p>
-    <w:bookmarkEnd w:id="113"/>
-    <w:bookmarkEnd w:id="114"/>
-    <w:bookmarkStart w:id="122" w:name="v106--2026-05-21"/>
+    <w:bookmarkEnd w:id="138"/>
+    <w:bookmarkEnd w:id="139"/>
+    <w:bookmarkStart w:id="147" w:name="v106--2026-05-21"/>
     <w:p>
       <w:pPr>
         <w:pStyle w:val="Heading2"/>
@@ -20242,7 +23686,7 @@
         <w:pStyle w:val="Compact"/>
         <w:numPr>
           <w:ilvl w:val="0"/>
-          <w:numId w:val="1086"/>
+          <w:numId w:val="1100"/>
         </w:numPr>
       </w:pPr>
       <w:r>
@@ -20264,7 +23708,7 @@
         <w:t xml:space="preserve">quintuple verification GREEN. Release tag per §11.4.40.**</w:t>
       </w:r>
     </w:p>
-    <w:bookmarkStart w:id="115" w:name="added-project"/>
+    <w:bookmarkStart w:id="140" w:name="added-project"/>
     <w:p>
       <w:pPr>
         <w:pStyle w:val="Heading3"/>
@@ -20277,7 +23721,7 @@
       <w:pPr>
         <w:numPr>
           <w:ilvl w:val="0"/>
-          <w:numId w:val="1087"/>
+          <w:numId w:val="1101"/>
         </w:numPr>
       </w:pPr>
       <w:r>
@@ -20386,7 +23830,7 @@
       <w:pPr>
         <w:numPr>
           <w:ilvl w:val="0"/>
-          <w:numId w:val="1087"/>
+          <w:numId w:val="1101"/>
         </w:numPr>
       </w:pPr>
       <w:r>
@@ -20548,8 +23992,8 @@
         <w:t xml:space="preserve">path.</w:t>
       </w:r>
     </w:p>
-    <w:bookmarkEnd w:id="115"/>
-    <w:bookmarkStart w:id="116" w:name="fixed-project--containers-submodule"/>
+    <w:bookmarkEnd w:id="140"/>
+    <w:bookmarkStart w:id="141" w:name="fixed-project--containers-submodule"/>
     <w:p>
       <w:pPr>
         <w:pStyle w:val="Heading3"/>
@@ -20563,7 +24007,7 @@
         <w:pStyle w:val="Compact"/>
         <w:numPr>
           <w:ilvl w:val="0"/>
-          <w:numId w:val="1088"/>
+          <w:numId w:val="1102"/>
         </w:numPr>
       </w:pPr>
       <w:r>
@@ -20664,8 +24108,8 @@
         <w:t xml:space="preserve">commit.</w:t>
       </w:r>
     </w:p>
-    <w:bookmarkEnd w:id="116"/>
-    <w:bookmarkStart w:id="117" w:name="X3c3e24a8b56861ee455c99d85e75935e5e0024c"/>
+    <w:bookmarkEnd w:id="141"/>
+    <w:bookmarkStart w:id="142" w:name="X3c3e24a8b56861ee455c99d85e75935e5e0024c"/>
     <w:p>
       <w:pPr>
         <w:pStyle w:val="Heading3"/>
@@ -20679,7 +24123,7 @@
         <w:pStyle w:val="Compact"/>
         <w:numPr>
           <w:ilvl w:val="0"/>
-          <w:numId w:val="1089"/>
+          <w:numId w:val="1103"/>
         </w:numPr>
       </w:pPr>
       <w:r>
@@ -20712,7 +24156,7 @@
         <w:pStyle w:val="Compact"/>
         <w:numPr>
           <w:ilvl w:val="0"/>
-          <w:numId w:val="1089"/>
+          <w:numId w:val="1103"/>
         </w:numPr>
       </w:pPr>
       <w:r>
@@ -20748,7 +24192,7 @@
         <w:pStyle w:val="Compact"/>
         <w:numPr>
           <w:ilvl w:val="0"/>
-          <w:numId w:val="1089"/>
+          <w:numId w:val="1103"/>
         </w:numPr>
       </w:pPr>
       <w:r>
@@ -20784,7 +24228,7 @@
         <w:pStyle w:val="Compact"/>
         <w:numPr>
           <w:ilvl w:val="0"/>
-          <w:numId w:val="1089"/>
+          <w:numId w:val="1103"/>
         </w:numPr>
       </w:pPr>
       <w:r>
@@ -20820,7 +24264,7 @@
         <w:pStyle w:val="Compact"/>
         <w:numPr>
           <w:ilvl w:val="0"/>
-          <w:numId w:val="1089"/>
+          <w:numId w:val="1103"/>
         </w:numPr>
       </w:pPr>
       <w:r>
@@ -20856,7 +24300,7 @@
         <w:pStyle w:val="Compact"/>
         <w:numPr>
           <w:ilvl w:val="0"/>
-          <w:numId w:val="1089"/>
+          <w:numId w:val="1103"/>
         </w:numPr>
       </w:pPr>
       <w:r>
@@ -20883,7 +24327,7 @@
         <w:pStyle w:val="Compact"/>
         <w:numPr>
           <w:ilvl w:val="0"/>
-          <w:numId w:val="1089"/>
+          <w:numId w:val="1103"/>
         </w:numPr>
       </w:pPr>
       <w:r>
@@ -20934,7 +24378,7 @@
         <w:pStyle w:val="Compact"/>
         <w:numPr>
           <w:ilvl w:val="0"/>
-          <w:numId w:val="1089"/>
+          <w:numId w:val="1103"/>
         </w:numPr>
       </w:pPr>
       <w:r>
@@ -20973,7 +24417,7 @@
         <w:pStyle w:val="Compact"/>
         <w:numPr>
           <w:ilvl w:val="0"/>
-          <w:numId w:val="1089"/>
+          <w:numId w:val="1103"/>
         </w:numPr>
       </w:pPr>
       <w:r>
@@ -20992,8 +24436,8 @@
         <w:t xml:space="preserve">.</w:t>
       </w:r>
     </w:p>
-    <w:bookmarkEnd w:id="117"/>
-    <w:bookmarkStart w:id="118" w:name="X7586b24a5d67a408ae47d5352a05970c1c06e70"/>
+    <w:bookmarkEnd w:id="142"/>
+    <w:bookmarkStart w:id="143" w:name="X7586b24a5d67a408ae47d5352a05970c1c06e70"/>
     <w:p>
       <w:pPr>
         <w:pStyle w:val="Heading3"/>
@@ -21007,7 +24451,7 @@
         <w:pStyle w:val="Compact"/>
         <w:numPr>
           <w:ilvl w:val="0"/>
-          <w:numId w:val="1090"/>
+          <w:numId w:val="1104"/>
         </w:numPr>
       </w:pPr>
       <w:r>
@@ -21035,7 +24479,7 @@
         <w:pStyle w:val="Compact"/>
         <w:numPr>
           <w:ilvl w:val="0"/>
-          <w:numId w:val="1090"/>
+          <w:numId w:val="1104"/>
         </w:numPr>
       </w:pPr>
       <w:r>
@@ -21078,7 +24522,7 @@
         <w:pStyle w:val="Compact"/>
         <w:numPr>
           <w:ilvl w:val="0"/>
-          <w:numId w:val="1090"/>
+          <w:numId w:val="1104"/>
         </w:numPr>
       </w:pPr>
       <w:r>
@@ -21112,7 +24556,7 @@
         <w:pStyle w:val="Compact"/>
         <w:numPr>
           <w:ilvl w:val="0"/>
-          <w:numId w:val="1090"/>
+          <w:numId w:val="1104"/>
         </w:numPr>
       </w:pPr>
       <w:r>
@@ -21141,8 +24585,8 @@
         <w:t xml:space="preserve">itself uses captured-evidence reads per §11.4.5).</w:t>
       </w:r>
     </w:p>
-    <w:bookmarkEnd w:id="118"/>
-    <w:bookmarkStart w:id="119" w:name="X5531e5c036d3a798eedc7908cc3fc88aeb903de"/>
+    <w:bookmarkEnd w:id="143"/>
+    <w:bookmarkStart w:id="144" w:name="X5531e5c036d3a798eedc7908cc3fc88aeb903de"/>
     <w:p>
       <w:pPr>
         <w:pStyle w:val="Heading3"/>
@@ -21186,8 +24630,8 @@
         <w:t xml:space="preserve">created post-commit, pushed to github + gitlab.</w:t>
       </w:r>
     </w:p>
-    <w:bookmarkEnd w:id="119"/>
-    <w:bookmarkStart w:id="120" w:name="Xdc6934863952bd6b1759cbff940aa8b40b71113"/>
+    <w:bookmarkEnd w:id="144"/>
+    <w:bookmarkStart w:id="145" w:name="Xdc6934863952bd6b1759cbff940aa8b40b71113"/>
     <w:p>
       <w:pPr>
         <w:pStyle w:val="Heading3"/>
@@ -21201,7 +24645,7 @@
         <w:pStyle w:val="Compact"/>
         <w:numPr>
           <w:ilvl w:val="0"/>
-          <w:numId w:val="1091"/>
+          <w:numId w:val="1105"/>
         </w:numPr>
       </w:pPr>
       <w:r>
@@ -21213,7 +24657,7 @@
         <w:pStyle w:val="Compact"/>
         <w:numPr>
           <w:ilvl w:val="0"/>
-          <w:numId w:val="1091"/>
+          <w:numId w:val="1105"/>
         </w:numPr>
       </w:pPr>
       <w:r>
@@ -21249,7 +24693,7 @@
         <w:pStyle w:val="Compact"/>
         <w:numPr>
           <w:ilvl w:val="0"/>
-          <w:numId w:val="1091"/>
+          <w:numId w:val="1105"/>
         </w:numPr>
       </w:pPr>
       <w:r>
@@ -21322,8 +24766,8 @@
         <w:t xml:space="preserve">github + gitlab in this same session before the pointer bump.</w:t>
       </w:r>
     </w:p>
-    <w:bookmarkEnd w:id="120"/>
-    <w:bookmarkStart w:id="121" w:name="out-of-scope-honest-tracking-per-1146-1"/>
+    <w:bookmarkEnd w:id="145"/>
+    <w:bookmarkStart w:id="146" w:name="out-of-scope-honest-tracking-per-1146-1"/>
     <w:p>
       <w:pPr>
         <w:pStyle w:val="Heading3"/>
@@ -21337,7 +24781,7 @@
         <w:pStyle w:val="Compact"/>
         <w:numPr>
           <w:ilvl w:val="0"/>
-          <w:numId w:val="1092"/>
+          <w:numId w:val="1106"/>
         </w:numPr>
       </w:pPr>
       <w:r>
@@ -21373,7 +24817,7 @@
         <w:pStyle w:val="Compact"/>
         <w:numPr>
           <w:ilvl w:val="0"/>
-          <w:numId w:val="1092"/>
+          <w:numId w:val="1106"/>
         </w:numPr>
       </w:pPr>
       <w:r>
@@ -21406,7 +24850,7 @@
         <w:pStyle w:val="Compact"/>
         <w:numPr>
           <w:ilvl w:val="0"/>
-          <w:numId w:val="1092"/>
+          <w:numId w:val="1106"/>
         </w:numPr>
       </w:pPr>
       <w:r>
@@ -21426,9 +24870,9 @@
         </w:pict>
       </w:r>
     </w:p>
-    <w:bookmarkEnd w:id="121"/>
-    <w:bookmarkEnd w:id="122"/>
-    <w:bookmarkStart w:id="129" w:name="v105--2026-05-21"/>
+    <w:bookmarkEnd w:id="146"/>
+    <w:bookmarkEnd w:id="147"/>
+    <w:bookmarkStart w:id="154" w:name="v105--2026-05-21"/>
     <w:p>
       <w:pPr>
         <w:pStyle w:val="Heading2"/>
@@ -21535,7 +24979,7 @@
         <w:t xml:space="preserve">§11.4.81 anchor universal across every consuming project.</w:t>
       </w:r>
     </w:p>
-    <w:bookmarkStart w:id="123" w:name="X20c7a804c86459c0742a79f746546ec7401a35a"/>
+    <w:bookmarkStart w:id="148" w:name="X20c7a804c86459c0742a79f746546ec7401a35a"/>
     <w:p>
       <w:pPr>
         <w:pStyle w:val="Heading3"/>
@@ -21560,7 +25004,7 @@
       <w:pPr>
         <w:numPr>
           <w:ilvl w:val="0"/>
-          <w:numId w:val="1093"/>
+          <w:numId w:val="1107"/>
         </w:numPr>
       </w:pPr>
       <w:r>
@@ -21707,7 +25151,7 @@
       <w:pPr>
         <w:numPr>
           <w:ilvl w:val="0"/>
-          <w:numId w:val="1093"/>
+          <w:numId w:val="1107"/>
         </w:numPr>
       </w:pPr>
       <w:r>
@@ -21736,8 +25180,8 @@
         <w:t xml:space="preserve">there — every consumer file at every layer now carries the literal).</w:t>
       </w:r>
     </w:p>
-    <w:bookmarkEnd w:id="123"/>
-    <w:bookmarkStart w:id="124" w:name="added-project-1"/>
+    <w:bookmarkEnd w:id="148"/>
+    <w:bookmarkStart w:id="149" w:name="added-project-1"/>
     <w:p>
       <w:pPr>
         <w:pStyle w:val="Heading3"/>
@@ -21750,7 +25194,7 @@
       <w:pPr>
         <w:numPr>
           <w:ilvl w:val="0"/>
-          <w:numId w:val="1094"/>
+          <w:numId w:val="1108"/>
         </w:numPr>
       </w:pPr>
       <w:r>
@@ -21852,7 +25296,7 @@
       <w:pPr>
         <w:numPr>
           <w:ilvl w:val="0"/>
-          <w:numId w:val="1094"/>
+          <w:numId w:val="1108"/>
         </w:numPr>
       </w:pPr>
       <w:r>
@@ -21908,8 +25352,8 @@
         <w:t xml:space="preserve">spawn smoke.</w:t>
       </w:r>
     </w:p>
-    <w:bookmarkEnd w:id="124"/>
-    <w:bookmarkStart w:id="125" w:name="X1e6bec7e0df9bd74fd322b687e674d21ebe611e"/>
+    <w:bookmarkEnd w:id="149"/>
+    <w:bookmarkStart w:id="150" w:name="X1e6bec7e0df9bd74fd322b687e674d21ebe611e"/>
     <w:p>
       <w:pPr>
         <w:pStyle w:val="Heading3"/>
@@ -21922,7 +25366,7 @@
       <w:pPr>
         <w:numPr>
           <w:ilvl w:val="0"/>
-          <w:numId w:val="1095"/>
+          <w:numId w:val="1109"/>
         </w:numPr>
       </w:pPr>
       <w:r>
@@ -22071,7 +25515,7 @@
       <w:pPr>
         <w:numPr>
           <w:ilvl w:val="0"/>
-          <w:numId w:val="1095"/>
+          <w:numId w:val="1109"/>
         </w:numPr>
       </w:pPr>
       <w:r>
@@ -22111,7 +25555,7 @@
         <w:pStyle w:val="Compact"/>
         <w:numPr>
           <w:ilvl w:val="1"/>
-          <w:numId w:val="1096"/>
+          <w:numId w:val="1110"/>
         </w:numPr>
       </w:pPr>
       <w:r>
@@ -22175,7 +25619,7 @@
         <w:pStyle w:val="Compact"/>
         <w:numPr>
           <w:ilvl w:val="1"/>
-          <w:numId w:val="1096"/>
+          <w:numId w:val="1110"/>
         </w:numPr>
       </w:pPr>
       <w:r>
@@ -22233,7 +25677,7 @@
         <w:pStyle w:val="Compact"/>
         <w:numPr>
           <w:ilvl w:val="1"/>
-          <w:numId w:val="1096"/>
+          <w:numId w:val="1110"/>
         </w:numPr>
       </w:pPr>
       <w:r>
@@ -22272,7 +25716,7 @@
       <w:pPr>
         <w:numPr>
           <w:ilvl w:val="0"/>
-          <w:numId w:val="1095"/>
+          <w:numId w:val="1109"/>
         </w:numPr>
       </w:pPr>
       <w:r>
@@ -22313,8 +25757,8 @@
         <w:t xml:space="preserve">in same commit as cascade work per §11.4.26 step 7.</w:t>
       </w:r>
     </w:p>
-    <w:bookmarkEnd w:id="125"/>
-    <w:bookmarkStart w:id="126" w:name="Xf755fa46745a546f9bcb89bb018d9a246ea5c5c"/>
+    <w:bookmarkEnd w:id="150"/>
+    <w:bookmarkStart w:id="151" w:name="Xf755fa46745a546f9bcb89bb018d9a246ea5c5c"/>
     <w:p>
       <w:pPr>
         <w:pStyle w:val="Heading3"/>
@@ -22327,7 +25771,7 @@
       <w:pPr>
         <w:numPr>
           <w:ilvl w:val="0"/>
-          <w:numId w:val="1097"/>
+          <w:numId w:val="1111"/>
         </w:numPr>
       </w:pPr>
       <w:r>
@@ -22395,7 +25839,7 @@
       <w:pPr>
         <w:numPr>
           <w:ilvl w:val="0"/>
-          <w:numId w:val="1097"/>
+          <w:numId w:val="1111"/>
         </w:numPr>
       </w:pPr>
       <w:r>
@@ -22422,7 +25866,7 @@
       <w:pPr>
         <w:numPr>
           <w:ilvl w:val="0"/>
-          <w:numId w:val="1097"/>
+          <w:numId w:val="1111"/>
         </w:numPr>
       </w:pPr>
       <w:r>
@@ -22438,7 +25882,7 @@
         <w:pStyle w:val="Compact"/>
         <w:numPr>
           <w:ilvl w:val="1"/>
-          <w:numId w:val="1098"/>
+          <w:numId w:val="1112"/>
         </w:numPr>
       </w:pPr>
       <w:r>
@@ -22487,7 +25931,7 @@
         <w:pStyle w:val="Compact"/>
         <w:numPr>
           <w:ilvl w:val="1"/>
-          <w:numId w:val="1098"/>
+          <w:numId w:val="1112"/>
         </w:numPr>
       </w:pPr>
       <w:r>
@@ -22536,7 +25980,7 @@
         <w:pStyle w:val="Compact"/>
         <w:numPr>
           <w:ilvl w:val="1"/>
-          <w:numId w:val="1098"/>
+          <w:numId w:val="1112"/>
         </w:numPr>
       </w:pPr>
       <w:r>
@@ -22612,7 +26056,7 @@
         <w:pStyle w:val="Compact"/>
         <w:numPr>
           <w:ilvl w:val="1"/>
-          <w:numId w:val="1098"/>
+          <w:numId w:val="1112"/>
         </w:numPr>
       </w:pPr>
       <w:r>
@@ -22719,8 +26163,8 @@
         <w:t xml:space="preserve">rationale).</w:t>
       </w:r>
     </w:p>
-    <w:bookmarkEnd w:id="126"/>
-    <w:bookmarkStart w:id="127" w:name="X29b53e4b028252226f111a985312b4a771c034d"/>
+    <w:bookmarkEnd w:id="151"/>
+    <w:bookmarkStart w:id="152" w:name="X29b53e4b028252226f111a985312b4a771c034d"/>
     <w:p>
       <w:pPr>
         <w:pStyle w:val="Heading3"/>
@@ -22734,7 +26178,7 @@
         <w:pStyle w:val="Compact"/>
         <w:numPr>
           <w:ilvl w:val="0"/>
-          <w:numId w:val="1099"/>
+          <w:numId w:val="1113"/>
         </w:numPr>
       </w:pPr>
       <w:r>
@@ -22788,7 +26232,7 @@
         <w:pStyle w:val="Compact"/>
         <w:numPr>
           <w:ilvl w:val="0"/>
-          <w:numId w:val="1099"/>
+          <w:numId w:val="1113"/>
         </w:numPr>
       </w:pPr>
       <w:r>
@@ -22822,7 +26266,7 @@
         <w:pStyle w:val="Compact"/>
         <w:numPr>
           <w:ilvl w:val="0"/>
-          <w:numId w:val="1099"/>
+          <w:numId w:val="1113"/>
         </w:numPr>
       </w:pPr>
       <w:r>
@@ -22843,7 +26287,7 @@
         <w:pStyle w:val="Compact"/>
         <w:numPr>
           <w:ilvl w:val="0"/>
-          <w:numId w:val="1099"/>
+          <w:numId w:val="1113"/>
         </w:numPr>
       </w:pPr>
       <w:r>
@@ -22870,7 +26314,7 @@
         <w:pStyle w:val="Compact"/>
         <w:numPr>
           <w:ilvl w:val="0"/>
-          <w:numId w:val="1099"/>
+          <w:numId w:val="1113"/>
         </w:numPr>
       </w:pPr>
       <w:r>
@@ -22891,7 +26335,7 @@
         <w:pStyle w:val="Compact"/>
         <w:numPr>
           <w:ilvl w:val="0"/>
-          <w:numId w:val="1099"/>
+          <w:numId w:val="1113"/>
         </w:numPr>
       </w:pPr>
       <w:r>
@@ -22946,8 +26390,8 @@
         <w:t xml:space="preserve">) all at upstream tip, no divergent commits.</w:t>
       </w:r>
     </w:p>
-    <w:bookmarkEnd w:id="127"/>
-    <w:bookmarkStart w:id="128" w:name="X087e9568406c9b148082ec198f8f945f0ef38a2"/>
+    <w:bookmarkEnd w:id="152"/>
+    <w:bookmarkStart w:id="153" w:name="X087e9568406c9b148082ec198f8f945f0ef38a2"/>
     <w:p>
       <w:pPr>
         <w:pStyle w:val="Heading3"/>
@@ -22961,7 +26405,7 @@
         <w:pStyle w:val="Compact"/>
         <w:numPr>
           <w:ilvl w:val="0"/>
-          <w:numId w:val="1100"/>
+          <w:numId w:val="1114"/>
         </w:numPr>
       </w:pPr>
       <w:r>
@@ -23012,7 +26456,7 @@
         <w:pStyle w:val="Compact"/>
         <w:numPr>
           <w:ilvl w:val="0"/>
-          <w:numId w:val="1100"/>
+          <w:numId w:val="1114"/>
         </w:numPr>
       </w:pPr>
       <w:r>
@@ -23045,7 +26489,7 @@
         <w:pStyle w:val="Compact"/>
         <w:numPr>
           <w:ilvl w:val="0"/>
-          <w:numId w:val="1100"/>
+          <w:numId w:val="1114"/>
         </w:numPr>
       </w:pPr>
       <w:r>
@@ -23081,7 +26525,7 @@
         <w:pStyle w:val="Compact"/>
         <w:numPr>
           <w:ilvl w:val="0"/>
-          <w:numId w:val="1100"/>
+          <w:numId w:val="1114"/>
         </w:numPr>
       </w:pPr>
       <w:r>
@@ -23101,9 +26545,9 @@
         </w:pict>
       </w:r>
     </w:p>
-    <w:bookmarkEnd w:id="128"/>
-    <w:bookmarkEnd w:id="129"/>
-    <w:bookmarkStart w:id="136" w:name="v104--2026-05-21"/>
+    <w:bookmarkEnd w:id="153"/>
+    <w:bookmarkEnd w:id="154"/>
+    <w:bookmarkStart w:id="161" w:name="v104--2026-05-21"/>
     <w:p>
       <w:pPr>
         <w:pStyle w:val="Heading2"/>
@@ -23195,7 +26639,7 @@
         <w:t xml:space="preserve">reorganised under context subdirectories per the constitution rule.</w:t>
       </w:r>
     </w:p>
-    <w:bookmarkStart w:id="130" w:name="added-8"/>
+    <w:bookmarkStart w:id="155" w:name="added-10"/>
     <w:p>
       <w:pPr>
         <w:pStyle w:val="Heading3"/>
@@ -23208,7 +26652,7 @@
       <w:pPr>
         <w:numPr>
           <w:ilvl w:val="0"/>
-          <w:numId w:val="1101"/>
+          <w:numId w:val="1115"/>
         </w:numPr>
       </w:pPr>
       <w:r>
@@ -23362,7 +26806,7 @@
         <w:pStyle w:val="Compact"/>
         <w:numPr>
           <w:ilvl w:val="1"/>
-          <w:numId w:val="1102"/>
+          <w:numId w:val="1116"/>
         </w:numPr>
       </w:pPr>
       <w:r>
@@ -23392,7 +26836,7 @@
         <w:pStyle w:val="Compact"/>
         <w:numPr>
           <w:ilvl w:val="1"/>
-          <w:numId w:val="1103"/>
+          <w:numId w:val="1117"/>
         </w:numPr>
       </w:pPr>
       <w:r>
@@ -23416,7 +26860,7 @@
         <w:pStyle w:val="Compact"/>
         <w:numPr>
           <w:ilvl w:val="1"/>
-          <w:numId w:val="1103"/>
+          <w:numId w:val="1117"/>
         </w:numPr>
       </w:pPr>
       <w:r>
@@ -23437,7 +26881,7 @@
         <w:pStyle w:val="Compact"/>
         <w:numPr>
           <w:ilvl w:val="1"/>
-          <w:numId w:val="1103"/>
+          <w:numId w:val="1117"/>
         </w:numPr>
       </w:pPr>
       <w:r>
@@ -23458,7 +26902,7 @@
         <w:pStyle w:val="Compact"/>
         <w:numPr>
           <w:ilvl w:val="1"/>
-          <w:numId w:val="1103"/>
+          <w:numId w:val="1117"/>
         </w:numPr>
       </w:pPr>
       <w:r>
@@ -23479,7 +26923,7 @@
         <w:pStyle w:val="Compact"/>
         <w:numPr>
           <w:ilvl w:val="1"/>
-          <w:numId w:val="1103"/>
+          <w:numId w:val="1117"/>
         </w:numPr>
       </w:pPr>
       <w:r>
@@ -23526,7 +26970,7 @@
       <w:pPr>
         <w:numPr>
           <w:ilvl w:val="0"/>
-          <w:numId w:val="1101"/>
+          <w:numId w:val="1115"/>
         </w:numPr>
       </w:pPr>
       <w:r>
@@ -23651,7 +27095,7 @@
       <w:pPr>
         <w:numPr>
           <w:ilvl w:val="0"/>
-          <w:numId w:val="1101"/>
+          <w:numId w:val="1115"/>
         </w:numPr>
       </w:pPr>
       <w:r>
@@ -23697,7 +27141,7 @@
       <w:pPr>
         <w:numPr>
           <w:ilvl w:val="0"/>
-          <w:numId w:val="1101"/>
+          <w:numId w:val="1115"/>
         </w:numPr>
       </w:pPr>
       <w:r>
@@ -23725,7 +27169,7 @@
       <w:pPr>
         <w:numPr>
           <w:ilvl w:val="0"/>
-          <w:numId w:val="1101"/>
+          <w:numId w:val="1115"/>
         </w:numPr>
       </w:pPr>
       <w:r>
@@ -23755,8 +27199,8 @@
         <w:t xml:space="preserve">per-file timeout 60s, ≤500 candidates).</w:t>
       </w:r>
     </w:p>
-    <w:bookmarkEnd w:id="130"/>
-    <w:bookmarkStart w:id="131" w:name="fixed-12"/>
+    <w:bookmarkEnd w:id="155"/>
+    <w:bookmarkStart w:id="156" w:name="fixed-13"/>
     <w:p>
       <w:pPr>
         <w:pStyle w:val="Heading3"/>
@@ -23769,7 +27213,7 @@
       <w:pPr>
         <w:numPr>
           <w:ilvl w:val="0"/>
-          <w:numId w:val="1104"/>
+          <w:numId w:val="1118"/>
         </w:numPr>
       </w:pPr>
       <w:r>
@@ -23865,7 +27309,7 @@
       <w:pPr>
         <w:numPr>
           <w:ilvl w:val="0"/>
-          <w:numId w:val="1104"/>
+          <w:numId w:val="1118"/>
         </w:numPr>
       </w:pPr>
       <w:r>
@@ -24051,8 +27495,8 @@
         <w:t xml:space="preserve">.</w:t>
       </w:r>
     </w:p>
-    <w:bookmarkEnd w:id="131"/>
-    <w:bookmarkStart w:id="132" w:name="X23fef30a9584950013287902d2a1f3a344c0847"/>
+    <w:bookmarkEnd w:id="156"/>
+    <w:bookmarkStart w:id="157" w:name="X23fef30a9584950013287902d2a1f3a344c0847"/>
     <w:p>
       <w:pPr>
         <w:pStyle w:val="Heading3"/>
@@ -24066,7 +27510,7 @@
         <w:pStyle w:val="Compact"/>
         <w:numPr>
           <w:ilvl w:val="0"/>
-          <w:numId w:val="1105"/>
+          <w:numId w:val="1119"/>
         </w:numPr>
       </w:pPr>
       <w:r>
@@ -24115,7 +27559,7 @@
         <w:pStyle w:val="Compact"/>
         <w:numPr>
           <w:ilvl w:val="0"/>
-          <w:numId w:val="1105"/>
+          <w:numId w:val="1119"/>
         </w:numPr>
       </w:pPr>
       <w:r>
@@ -24137,7 +27581,7 @@
         <w:pStyle w:val="Compact"/>
         <w:numPr>
           <w:ilvl w:val="1"/>
-          <w:numId w:val="1106"/>
+          <w:numId w:val="1120"/>
         </w:numPr>
       </w:pPr>
       <w:r>
@@ -24158,7 +27602,7 @@
         <w:pStyle w:val="Compact"/>
         <w:numPr>
           <w:ilvl w:val="1"/>
-          <w:numId w:val="1106"/>
+          <w:numId w:val="1120"/>
         </w:numPr>
       </w:pPr>
       <w:r>
@@ -24179,7 +27623,7 @@
         <w:pStyle w:val="Compact"/>
         <w:numPr>
           <w:ilvl w:val="1"/>
-          <w:numId w:val="1106"/>
+          <w:numId w:val="1120"/>
         </w:numPr>
       </w:pPr>
       <w:r>
@@ -24200,7 +27644,7 @@
         <w:pStyle w:val="Compact"/>
         <w:numPr>
           <w:ilvl w:val="1"/>
-          <w:numId w:val="1106"/>
+          <w:numId w:val="1120"/>
         </w:numPr>
       </w:pPr>
       <w:r>
@@ -24221,7 +27665,7 @@
         <w:pStyle w:val="Compact"/>
         <w:numPr>
           <w:ilvl w:val="1"/>
-          <w:numId w:val="1106"/>
+          <w:numId w:val="1120"/>
         </w:numPr>
       </w:pPr>
       <w:r>
@@ -24242,7 +27686,7 @@
         <w:pStyle w:val="Compact"/>
         <w:numPr>
           <w:ilvl w:val="0"/>
-          <w:numId w:val="1105"/>
+          <w:numId w:val="1119"/>
         </w:numPr>
       </w:pPr>
       <w:r>
@@ -24300,7 +27744,7 @@
         <w:pStyle w:val="Compact"/>
         <w:numPr>
           <w:ilvl w:val="0"/>
-          <w:numId w:val="1105"/>
+          <w:numId w:val="1119"/>
         </w:numPr>
       </w:pPr>
       <w:r>
@@ -24322,7 +27766,7 @@
         <w:pStyle w:val="Compact"/>
         <w:numPr>
           <w:ilvl w:val="1"/>
-          <w:numId w:val="1107"/>
+          <w:numId w:val="1121"/>
         </w:numPr>
       </w:pPr>
       <w:r>
@@ -24343,7 +27787,7 @@
         <w:pStyle w:val="Compact"/>
         <w:numPr>
           <w:ilvl w:val="1"/>
-          <w:numId w:val="1107"/>
+          <w:numId w:val="1121"/>
         </w:numPr>
       </w:pPr>
       <w:r>
@@ -24388,7 +27832,7 @@
         <w:pStyle w:val="Compact"/>
         <w:numPr>
           <w:ilvl w:val="1"/>
-          <w:numId w:val="1107"/>
+          <w:numId w:val="1121"/>
         </w:numPr>
       </w:pPr>
       <w:r>
@@ -24418,7 +27862,7 @@
         <w:pStyle w:val="Compact"/>
         <w:numPr>
           <w:ilvl w:val="1"/>
-          <w:numId w:val="1107"/>
+          <w:numId w:val="1121"/>
         </w:numPr>
       </w:pPr>
       <w:r>
@@ -24448,7 +27892,7 @@
         <w:pStyle w:val="Compact"/>
         <w:numPr>
           <w:ilvl w:val="1"/>
-          <w:numId w:val="1107"/>
+          <w:numId w:val="1121"/>
         </w:numPr>
       </w:pPr>
       <w:r>
@@ -24461,8 +27905,8 @@
         <w:t xml:space="preserve">closes the long-standing latent BSD-sed bluff)</w:t>
       </w:r>
     </w:p>
-    <w:bookmarkEnd w:id="132"/>
-    <w:bookmarkStart w:id="133" w:name="reorganised"/>
+    <w:bookmarkEnd w:id="157"/>
+    <w:bookmarkStart w:id="158" w:name="reorganised"/>
     <w:p>
       <w:pPr>
         <w:pStyle w:val="Heading3"/>
@@ -24490,7 +27934,7 @@
         <w:pStyle w:val="Compact"/>
         <w:numPr>
           <w:ilvl w:val="0"/>
-          <w:numId w:val="1108"/>
+          <w:numId w:val="1122"/>
         </w:numPr>
       </w:pPr>
       <w:r>
@@ -24520,7 +27964,7 @@
         <w:pStyle w:val="Compact"/>
         <w:numPr>
           <w:ilvl w:val="0"/>
-          <w:numId w:val="1108"/>
+          <w:numId w:val="1122"/>
         </w:numPr>
       </w:pPr>
       <w:r>
@@ -24550,7 +27994,7 @@
         <w:pStyle w:val="Compact"/>
         <w:numPr>
           <w:ilvl w:val="0"/>
-          <w:numId w:val="1108"/>
+          <w:numId w:val="1122"/>
         </w:numPr>
       </w:pPr>
       <w:r>
@@ -24580,7 +28024,7 @@
         <w:pStyle w:val="Compact"/>
         <w:numPr>
           <w:ilvl w:val="0"/>
-          <w:numId w:val="1108"/>
+          <w:numId w:val="1122"/>
         </w:numPr>
       </w:pPr>
       <w:r>
@@ -24610,7 +28054,7 @@
         <w:pStyle w:val="Compact"/>
         <w:numPr>
           <w:ilvl w:val="0"/>
-          <w:numId w:val="1108"/>
+          <w:numId w:val="1122"/>
         </w:numPr>
       </w:pPr>
       <w:r>
@@ -24640,7 +28084,7 @@
         <w:pStyle w:val="Compact"/>
         <w:numPr>
           <w:ilvl w:val="0"/>
-          <w:numId w:val="1108"/>
+          <w:numId w:val="1122"/>
         </w:numPr>
       </w:pPr>
       <w:r>
@@ -24670,7 +28114,7 @@
         <w:pStyle w:val="Compact"/>
         <w:numPr>
           <w:ilvl w:val="0"/>
-          <w:numId w:val="1108"/>
+          <w:numId w:val="1122"/>
         </w:numPr>
       </w:pPr>
       <w:r>
@@ -24709,8 +28153,8 @@
         <w:t xml:space="preserve">atomically.</w:t>
       </w:r>
     </w:p>
-    <w:bookmarkEnd w:id="133"/>
-    <w:bookmarkStart w:id="134" w:name="X2807a9b255ab7ee2c1019a87349e11014f13650"/>
+    <w:bookmarkEnd w:id="158"/>
+    <w:bookmarkStart w:id="159" w:name="X2807a9b255ab7ee2c1019a87349e11014f13650"/>
     <w:p>
       <w:pPr>
         <w:pStyle w:val="Heading3"/>
@@ -24724,7 +28168,7 @@
         <w:pStyle w:val="Compact"/>
         <w:numPr>
           <w:ilvl w:val="0"/>
-          <w:numId w:val="1109"/>
+          <w:numId w:val="1123"/>
         </w:numPr>
       </w:pPr>
       <w:r>
@@ -24760,7 +28204,7 @@
         <w:pStyle w:val="Compact"/>
         <w:numPr>
           <w:ilvl w:val="0"/>
-          <w:numId w:val="1109"/>
+          <w:numId w:val="1123"/>
         </w:numPr>
       </w:pPr>
       <w:r>
@@ -24802,7 +28246,7 @@
         <w:pStyle w:val="Compact"/>
         <w:numPr>
           <w:ilvl w:val="0"/>
-          <w:numId w:val="1109"/>
+          <w:numId w:val="1123"/>
         </w:numPr>
       </w:pPr>
       <w:r>
@@ -24823,7 +28267,7 @@
         <w:pStyle w:val="Compact"/>
         <w:numPr>
           <w:ilvl w:val="0"/>
-          <w:numId w:val="1109"/>
+          <w:numId w:val="1123"/>
         </w:numPr>
       </w:pPr>
       <w:r>
@@ -24844,7 +28288,7 @@
         <w:pStyle w:val="Compact"/>
         <w:numPr>
           <w:ilvl w:val="0"/>
-          <w:numId w:val="1109"/>
+          <w:numId w:val="1123"/>
         </w:numPr>
       </w:pPr>
       <w:r>
@@ -24874,7 +28318,7 @@
         <w:pStyle w:val="Compact"/>
         <w:numPr>
           <w:ilvl w:val="0"/>
-          <w:numId w:val="1109"/>
+          <w:numId w:val="1123"/>
         </w:numPr>
       </w:pPr>
       <w:r>
@@ -24917,8 +28361,8 @@
         <w:t xml:space="preserve">upstream tip; no divergent commits.</w:t>
       </w:r>
     </w:p>
-    <w:bookmarkEnd w:id="134"/>
-    <w:bookmarkStart w:id="135" w:name="Xe5e86c130f802c3479e5157b4f7a83ca07cb4b0"/>
+    <w:bookmarkEnd w:id="159"/>
+    <w:bookmarkStart w:id="160" w:name="Xe5e86c130f802c3479e5157b4f7a83ca07cb4b0"/>
     <w:p>
       <w:pPr>
         <w:pStyle w:val="Heading3"/>
@@ -24932,7 +28376,7 @@
         <w:pStyle w:val="Compact"/>
         <w:numPr>
           <w:ilvl w:val="0"/>
-          <w:numId w:val="1110"/>
+          <w:numId w:val="1124"/>
         </w:numPr>
       </w:pPr>
       <w:r>
@@ -24989,7 +28433,7 @@
         <w:pStyle w:val="Compact"/>
         <w:numPr>
           <w:ilvl w:val="0"/>
-          <w:numId w:val="1110"/>
+          <w:numId w:val="1124"/>
         </w:numPr>
       </w:pPr>
       <w:r>
@@ -25025,7 +28469,7 @@
         <w:pStyle w:val="Compact"/>
         <w:numPr>
           <w:ilvl w:val="0"/>
-          <w:numId w:val="1110"/>
+          <w:numId w:val="1124"/>
         </w:numPr>
       </w:pPr>
       <w:r>
@@ -25049,7 +28493,7 @@
         <w:pStyle w:val="Compact"/>
         <w:numPr>
           <w:ilvl w:val="0"/>
-          <w:numId w:val="1110"/>
+          <w:numId w:val="1124"/>
         </w:numPr>
       </w:pPr>
       <w:r>
@@ -25090,9 +28534,9 @@
         </w:pict>
       </w:r>
     </w:p>
-    <w:bookmarkEnd w:id="135"/>
-    <w:bookmarkEnd w:id="136"/>
-    <w:bookmarkStart w:id="141" w:name="v103--2026-05-21"/>
+    <w:bookmarkEnd w:id="160"/>
+    <w:bookmarkEnd w:id="161"/>
+    <w:bookmarkStart w:id="166" w:name="v103--2026-05-21"/>
     <w:p>
       <w:pPr>
         <w:pStyle w:val="Heading2"/>
@@ -25127,7 +28571,7 @@
         <w:t xml:space="preserve">governance refactored to inherit from the HelixConstitution submodule.</w:t>
       </w:r>
     </w:p>
-    <w:bookmarkStart w:id="137" w:name="fixed-13"/>
+    <w:bookmarkStart w:id="162" w:name="fixed-14"/>
     <w:p>
       <w:pPr>
         <w:pStyle w:val="Heading3"/>
@@ -25141,7 +28585,7 @@
         <w:pStyle w:val="Compact"/>
         <w:numPr>
           <w:ilvl w:val="0"/>
-          <w:numId w:val="1111"/>
+          <w:numId w:val="1125"/>
         </w:numPr>
       </w:pPr>
       <w:r>
@@ -25234,7 +28678,7 @@
         <w:pStyle w:val="Compact"/>
         <w:numPr>
           <w:ilvl w:val="1"/>
-          <w:numId w:val="1112"/>
+          <w:numId w:val="1126"/>
         </w:numPr>
       </w:pPr>
       <w:r>
@@ -25274,7 +28718,7 @@
         <w:pStyle w:val="Compact"/>
         <w:numPr>
           <w:ilvl w:val="1"/>
-          <w:numId w:val="1112"/>
+          <w:numId w:val="1126"/>
         </w:numPr>
       </w:pPr>
       <w:r>
@@ -25301,7 +28745,7 @@
         <w:pStyle w:val="Compact"/>
         <w:numPr>
           <w:ilvl w:val="1"/>
-          <w:numId w:val="1112"/>
+          <w:numId w:val="1126"/>
         </w:numPr>
       </w:pPr>
       <w:r>
@@ -25377,7 +28821,7 @@
         <w:pStyle w:val="Compact"/>
         <w:numPr>
           <w:ilvl w:val="1"/>
-          <w:numId w:val="1112"/>
+          <w:numId w:val="1126"/>
         </w:numPr>
       </w:pPr>
       <w:r>
@@ -25434,7 +28878,7 @@
         <w:pStyle w:val="Compact"/>
         <w:numPr>
           <w:ilvl w:val="1"/>
-          <w:numId w:val="1112"/>
+          <w:numId w:val="1126"/>
         </w:numPr>
       </w:pPr>
       <w:r>
@@ -25447,8 +28891,8 @@
         <w:t xml:space="preserve">termux-clipboard-set, detected at copy time) plus OSC-52.</w:t>
       </w:r>
     </w:p>
-    <w:bookmarkEnd w:id="137"/>
-    <w:bookmarkStart w:id="138" w:name="added-9"/>
+    <w:bookmarkEnd w:id="162"/>
+    <w:bookmarkStart w:id="163" w:name="added-11"/>
     <w:p>
       <w:pPr>
         <w:pStyle w:val="Heading3"/>
@@ -25462,7 +28906,7 @@
         <w:pStyle w:val="Compact"/>
         <w:numPr>
           <w:ilvl w:val="0"/>
-          <w:numId w:val="1113"/>
+          <w:numId w:val="1127"/>
         </w:numPr>
       </w:pPr>
       <w:r>
@@ -25632,8 +29076,8 @@
         <w:t xml:space="preserve">).</w:t>
       </w:r>
     </w:p>
-    <w:bookmarkEnd w:id="138"/>
-    <w:bookmarkStart w:id="139" w:name="X1f43e7590ce3cecda352c560803b361442dad7e"/>
+    <w:bookmarkEnd w:id="163"/>
+    <w:bookmarkStart w:id="164" w:name="X1f43e7590ce3cecda352c560803b361442dad7e"/>
     <w:p>
       <w:pPr>
         <w:pStyle w:val="Heading3"/>
@@ -25647,7 +29091,7 @@
         <w:pStyle w:val="Compact"/>
         <w:numPr>
           <w:ilvl w:val="0"/>
-          <w:numId w:val="1114"/>
+          <w:numId w:val="1128"/>
         </w:numPr>
       </w:pPr>
       <w:r>
@@ -25705,7 +29149,7 @@
         <w:pStyle w:val="Compact"/>
         <w:numPr>
           <w:ilvl w:val="0"/>
-          <w:numId w:val="1114"/>
+          <w:numId w:val="1128"/>
         </w:numPr>
       </w:pPr>
       <w:r>
@@ -25823,7 +29267,7 @@
         <w:pStyle w:val="Compact"/>
         <w:numPr>
           <w:ilvl w:val="0"/>
-          <w:numId w:val="1114"/>
+          <w:numId w:val="1128"/>
         </w:numPr>
       </w:pPr>
       <w:r>
@@ -25881,7 +29325,7 @@
         <w:pStyle w:val="Compact"/>
         <w:numPr>
           <w:ilvl w:val="0"/>
-          <w:numId w:val="1114"/>
+          <w:numId w:val="1128"/>
         </w:numPr>
       </w:pPr>
       <w:r>
@@ -25995,8 +29439,8 @@
         <w:t xml:space="preserve">.</w:t>
       </w:r>
     </w:p>
-    <w:bookmarkEnd w:id="139"/>
-    <w:bookmarkStart w:id="140" w:name="X229eb2c7ea2d22ae093b848c4448103e537f660"/>
+    <w:bookmarkEnd w:id="164"/>
+    <w:bookmarkStart w:id="165" w:name="X229eb2c7ea2d22ae093b848c4448103e537f660"/>
     <w:p>
       <w:pPr>
         <w:pStyle w:val="Heading3"/>
@@ -26010,7 +29454,7 @@
         <w:pStyle w:val="Compact"/>
         <w:numPr>
           <w:ilvl w:val="0"/>
-          <w:numId w:val="1115"/>
+          <w:numId w:val="1129"/>
         </w:numPr>
       </w:pPr>
       <w:r>
@@ -26046,7 +29490,7 @@
         <w:pStyle w:val="Compact"/>
         <w:numPr>
           <w:ilvl w:val="0"/>
-          <w:numId w:val="1115"/>
+          <w:numId w:val="1129"/>
         </w:numPr>
       </w:pPr>
       <w:r>
@@ -26082,7 +29526,7 @@
         <w:pStyle w:val="Compact"/>
         <w:numPr>
           <w:ilvl w:val="0"/>
-          <w:numId w:val="1115"/>
+          <w:numId w:val="1129"/>
         </w:numPr>
       </w:pPr>
       <w:r>
@@ -26120,9 +29564,9 @@
         </w:pict>
       </w:r>
     </w:p>
-    <w:bookmarkEnd w:id="140"/>
-    <w:bookmarkEnd w:id="141"/>
-    <w:bookmarkStart w:id="145" w:name="v102--2026-05-16"/>
+    <w:bookmarkEnd w:id="165"/>
+    <w:bookmarkEnd w:id="166"/>
+    <w:bookmarkStart w:id="170" w:name="v102--2026-05-16"/>
     <w:p>
       <w:pPr>
         <w:pStyle w:val="Heading2"/>
@@ -26194,7 +29638,7 @@
         <w:t xml:space="preserve">.</w:t>
       </w:r>
     </w:p>
-    <w:bookmarkStart w:id="142" w:name="fixed-14"/>
+    <w:bookmarkStart w:id="167" w:name="fixed-15"/>
     <w:p>
       <w:pPr>
         <w:pStyle w:val="Heading3"/>
@@ -26208,7 +29652,7 @@
         <w:pStyle w:val="Compact"/>
         <w:numPr>
           <w:ilvl w:val="0"/>
-          <w:numId w:val="1116"/>
+          <w:numId w:val="1130"/>
         </w:numPr>
       </w:pPr>
       <w:r>
@@ -26467,8 +29911,8 @@
         <w:t xml:space="preserve">for the full forensic record.</w:t>
       </w:r>
     </w:p>
-    <w:bookmarkEnd w:id="142"/>
-    <w:bookmarkStart w:id="143" w:name="Xe0ddf1e996f3df0b9e545adc02a4bd89f8b8d13"/>
+    <w:bookmarkEnd w:id="167"/>
+    <w:bookmarkStart w:id="168" w:name="Xe0ddf1e996f3df0b9e545adc02a4bd89f8b8d13"/>
     <w:p>
       <w:pPr>
         <w:pStyle w:val="Heading3"/>
@@ -26482,7 +29926,7 @@
         <w:pStyle w:val="Compact"/>
         <w:numPr>
           <w:ilvl w:val="0"/>
-          <w:numId w:val="1117"/>
+          <w:numId w:val="1131"/>
         </w:numPr>
       </w:pPr>
       <w:r>
@@ -26513,7 +29957,7 @@
         <w:pStyle w:val="Compact"/>
         <w:numPr>
           <w:ilvl w:val="0"/>
-          <w:numId w:val="1117"/>
+          <w:numId w:val="1131"/>
         </w:numPr>
       </w:pPr>
       <w:r>
@@ -26673,7 +30117,7 @@
         <w:pStyle w:val="Compact"/>
         <w:numPr>
           <w:ilvl w:val="0"/>
-          <w:numId w:val="1117"/>
+          <w:numId w:val="1131"/>
         </w:numPr>
       </w:pPr>
       <w:r>
@@ -26716,7 +30160,7 @@
         <w:pStyle w:val="Compact"/>
         <w:numPr>
           <w:ilvl w:val="0"/>
-          <w:numId w:val="1117"/>
+          <w:numId w:val="1131"/>
         </w:numPr>
       </w:pPr>
       <w:r>
@@ -26769,8 +30213,8 @@
         <w:t xml:space="preserve">FAILs, reverts, asserts test 16 PASSes.</w:t>
       </w:r>
     </w:p>
-    <w:bookmarkEnd w:id="143"/>
-    <w:bookmarkStart w:id="144" w:name="X8b911ae2e85ac79e736a0787640dd7fddb5ef40"/>
+    <w:bookmarkEnd w:id="168"/>
+    <w:bookmarkStart w:id="169" w:name="X8b911ae2e85ac79e736a0787640dd7fddb5ef40"/>
     <w:p>
       <w:pPr>
         <w:pStyle w:val="Heading3"/>
@@ -26881,9 +30325,9 @@
         </w:pict>
       </w:r>
     </w:p>
-    <w:bookmarkEnd w:id="144"/>
-    <w:bookmarkEnd w:id="145"/>
-    <w:bookmarkStart w:id="158" w:name="v100--2026-05-13"/>
+    <w:bookmarkEnd w:id="169"/>
+    <w:bookmarkEnd w:id="170"/>
+    <w:bookmarkStart w:id="183" w:name="v100--2026-05-13"/>
     <w:p>
       <w:pPr>
         <w:pStyle w:val="Heading2"/>
@@ -26940,7 +30384,7 @@
         <w:t xml:space="preserve">This is the initial public release.</w:t>
       </w:r>
     </w:p>
-    <w:bookmarkStart w:id="146" w:name="highlights"/>
+    <w:bookmarkStart w:id="171" w:name="highlights"/>
     <w:p>
       <w:pPr>
         <w:pStyle w:val="Heading3"/>
@@ -26954,7 +30398,7 @@
         <w:pStyle w:val="Compact"/>
         <w:numPr>
           <w:ilvl w:val="0"/>
-          <w:numId w:val="1118"/>
+          <w:numId w:val="1132"/>
         </w:numPr>
       </w:pPr>
       <w:r>
@@ -27054,7 +30498,7 @@
         <w:pStyle w:val="Compact"/>
         <w:numPr>
           <w:ilvl w:val="0"/>
-          <w:numId w:val="1118"/>
+          <w:numId w:val="1132"/>
         </w:numPr>
       </w:pPr>
       <w:r>
@@ -27106,7 +30550,7 @@
         <w:pStyle w:val="Compact"/>
         <w:numPr>
           <w:ilvl w:val="1"/>
-          <w:numId w:val="1119"/>
+          <w:numId w:val="1133"/>
         </w:numPr>
       </w:pPr>
       <w:r>
@@ -27218,7 +30662,7 @@
         <w:pStyle w:val="Compact"/>
         <w:numPr>
           <w:ilvl w:val="1"/>
-          <w:numId w:val="1119"/>
+          <w:numId w:val="1133"/>
         </w:numPr>
       </w:pPr>
       <w:r>
@@ -27282,7 +30726,7 @@
         <w:pStyle w:val="Compact"/>
         <w:numPr>
           <w:ilvl w:val="0"/>
-          <w:numId w:val="1118"/>
+          <w:numId w:val="1132"/>
         </w:numPr>
       </w:pPr>
       <w:r>
@@ -27298,7 +30742,7 @@
         <w:pStyle w:val="Compact"/>
         <w:numPr>
           <w:ilvl w:val="1"/>
-          <w:numId w:val="1120"/>
+          <w:numId w:val="1134"/>
         </w:numPr>
       </w:pPr>
       <w:r>
@@ -27343,7 +30787,7 @@
         <w:pStyle w:val="Compact"/>
         <w:numPr>
           <w:ilvl w:val="1"/>
-          <w:numId w:val="1120"/>
+          <w:numId w:val="1134"/>
         </w:numPr>
       </w:pPr>
       <w:r>
@@ -27370,7 +30814,7 @@
         <w:pStyle w:val="Compact"/>
         <w:numPr>
           <w:ilvl w:val="1"/>
-          <w:numId w:val="1120"/>
+          <w:numId w:val="1134"/>
         </w:numPr>
       </w:pPr>
       <w:r>
@@ -27448,7 +30892,7 @@
         <w:pStyle w:val="Compact"/>
         <w:numPr>
           <w:ilvl w:val="0"/>
-          <w:numId w:val="1118"/>
+          <w:numId w:val="1132"/>
         </w:numPr>
       </w:pPr>
       <w:r>
@@ -27521,7 +30965,7 @@
         <w:pStyle w:val="Compact"/>
         <w:numPr>
           <w:ilvl w:val="0"/>
-          <w:numId w:val="1118"/>
+          <w:numId w:val="1132"/>
         </w:numPr>
       </w:pPr>
       <w:r>
@@ -27632,7 +31076,7 @@
         <w:pStyle w:val="Compact"/>
         <w:numPr>
           <w:ilvl w:val="0"/>
-          <w:numId w:val="1118"/>
+          <w:numId w:val="1132"/>
         </w:numPr>
       </w:pPr>
       <w:r>
@@ -27687,7 +31131,7 @@
         <w:pStyle w:val="Compact"/>
         <w:numPr>
           <w:ilvl w:val="0"/>
-          <w:numId w:val="1118"/>
+          <w:numId w:val="1132"/>
         </w:numPr>
       </w:pPr>
       <w:r>
@@ -27793,7 +31237,7 @@
         <w:pStyle w:val="Compact"/>
         <w:numPr>
           <w:ilvl w:val="0"/>
-          <w:numId w:val="1118"/>
+          <w:numId w:val="1132"/>
         </w:numPr>
       </w:pPr>
       <w:r>
@@ -27876,8 +31320,8 @@
         <w:t xml:space="preserve">host OS and applies the right action out of the box.</w:t>
       </w:r>
     </w:p>
-    <w:bookmarkEnd w:id="146"/>
-    <w:bookmarkStart w:id="147" w:name="anti-bluff-covenant-constitution-1-114x"/>
+    <w:bookmarkEnd w:id="171"/>
+    <w:bookmarkStart w:id="172" w:name="anti-bluff-covenant-constitution-1-114x"/>
     <w:p>
       <w:pPr>
         <w:pStyle w:val="Heading3"/>
@@ -28191,8 +31635,8 @@
         <w:t xml:space="preserve">.</w:t>
       </w:r>
     </w:p>
-    <w:bookmarkEnd w:id="147"/>
-    <w:bookmarkStart w:id="148" w:name="architecture-overview"/>
+    <w:bookmarkEnd w:id="172"/>
+    <w:bookmarkStart w:id="173" w:name="architecture-overview"/>
     <w:p>
       <w:pPr>
         <w:pStyle w:val="Heading3"/>
@@ -28383,8 +31827,8 @@
         <w:t xml:space="preserve">   (per-group, kernel-enforced)                         (per-process, kernel-enforced)</w:t>
       </w:r>
     </w:p>
-    <w:bookmarkEnd w:id="148"/>
-    <w:bookmarkStart w:id="149" w:name="forensic-transparency"/>
+    <w:bookmarkEnd w:id="173"/>
+    <w:bookmarkStart w:id="174" w:name="forensic-transparency"/>
     <w:p>
       <w:pPr>
         <w:pStyle w:val="Heading3"/>
@@ -28412,7 +31856,7 @@
         <w:pStyle w:val="Compact"/>
         <w:numPr>
           <w:ilvl w:val="0"/>
-          <w:numId w:val="1121"/>
+          <w:numId w:val="1135"/>
         </w:numPr>
       </w:pPr>
       <w:r>
@@ -28578,7 +32022,7 @@
         <w:pStyle w:val="Compact"/>
         <w:numPr>
           <w:ilvl w:val="0"/>
-          <w:numId w:val="1121"/>
+          <w:numId w:val="1135"/>
         </w:numPr>
       </w:pPr>
       <w:r>
@@ -28663,8 +32107,8 @@
         <w:t xml:space="preserve">§5.6 for the full strength-gap table.</w:t>
       </w:r>
     </w:p>
-    <w:bookmarkEnd w:id="149"/>
-    <w:bookmarkStart w:id="150" w:name="Xed1a788d98991a7ff41b86ee2260823325b3ad6"/>
+    <w:bookmarkEnd w:id="174"/>
+    <w:bookmarkStart w:id="175" w:name="Xed1a788d98991a7ff41b86ee2260823325b3ad6"/>
     <w:p>
       <w:pPr>
         <w:pStyle w:val="Heading3"/>
@@ -28704,7 +32148,7 @@
         <w:pStyle w:val="Compact"/>
         <w:numPr>
           <w:ilvl w:val="0"/>
-          <w:numId w:val="1122"/>
+          <w:numId w:val="1136"/>
         </w:numPr>
       </w:pPr>
       <w:r>
@@ -28716,7 +32160,7 @@
         <w:pStyle w:val="Compact"/>
         <w:numPr>
           <w:ilvl w:val="0"/>
-          <w:numId w:val="1122"/>
+          <w:numId w:val="1136"/>
         </w:numPr>
       </w:pPr>
       <w:r>
@@ -28734,7 +32178,7 @@
         <w:pStyle w:val="Compact"/>
         <w:numPr>
           <w:ilvl w:val="0"/>
-          <w:numId w:val="1122"/>
+          <w:numId w:val="1136"/>
         </w:numPr>
       </w:pPr>
       <w:r>
@@ -28761,7 +32205,7 @@
         <w:pStyle w:val="Compact"/>
         <w:numPr>
           <w:ilvl w:val="0"/>
-          <w:numId w:val="1122"/>
+          <w:numId w:val="1136"/>
         </w:numPr>
       </w:pPr>
       <w:r>
@@ -28779,7 +32223,7 @@
         <w:pStyle w:val="Compact"/>
         <w:numPr>
           <w:ilvl w:val="0"/>
-          <w:numId w:val="1122"/>
+          <w:numId w:val="1136"/>
         </w:numPr>
       </w:pPr>
       <w:r>
@@ -28797,7 +32241,7 @@
         <w:pStyle w:val="Compact"/>
         <w:numPr>
           <w:ilvl w:val="0"/>
-          <w:numId w:val="1122"/>
+          <w:numId w:val="1136"/>
         </w:numPr>
       </w:pPr>
       <w:r>
@@ -28809,7 +32253,7 @@
         <w:pStyle w:val="Compact"/>
         <w:numPr>
           <w:ilvl w:val="0"/>
-          <w:numId w:val="1122"/>
+          <w:numId w:val="1136"/>
         </w:numPr>
       </w:pPr>
       <w:r>
@@ -28827,7 +32271,7 @@
         <w:pStyle w:val="Compact"/>
         <w:numPr>
           <w:ilvl w:val="0"/>
-          <w:numId w:val="1122"/>
+          <w:numId w:val="1136"/>
         </w:numPr>
       </w:pPr>
       <w:r>
@@ -28860,7 +32304,7 @@
         <w:pStyle w:val="Compact"/>
         <w:numPr>
           <w:ilvl w:val="0"/>
-          <w:numId w:val="1122"/>
+          <w:numId w:val="1136"/>
         </w:numPr>
       </w:pPr>
       <w:r>
@@ -28873,8 +32317,8 @@
         <w:t xml:space="preserve">captured for every claim</w:t>
       </w:r>
     </w:p>
-    <w:bookmarkEnd w:id="150"/>
-    <w:bookmarkStart w:id="151" w:name="install"/>
+    <w:bookmarkEnd w:id="175"/>
+    <w:bookmarkStart w:id="176" w:name="install"/>
     <w:p>
       <w:pPr>
         <w:pStyle w:val="Heading3"/>
@@ -29144,8 +32588,8 @@
         <w:t xml:space="preserve">kernel-enforced resource caps.</w:t>
       </w:r>
     </w:p>
-    <w:bookmarkEnd w:id="151"/>
-    <w:bookmarkStart w:id="152" w:name="usage"/>
+    <w:bookmarkEnd w:id="176"/>
+    <w:bookmarkStart w:id="177" w:name="usage"/>
     <w:p>
       <w:pPr>
         <w:pStyle w:val="Heading3"/>
@@ -29571,8 +33015,8 @@
         <w:t xml:space="preserve"># 1-hour RLIMIT_CPU (Darwin)</w:t>
       </w:r>
     </w:p>
-    <w:bookmarkEnd w:id="152"/>
-    <w:bookmarkStart w:id="153" w:name="verification-commands"/>
+    <w:bookmarkEnd w:id="177"/>
+    <w:bookmarkStart w:id="178" w:name="verification-commands"/>
     <w:p>
       <w:pPr>
         <w:pStyle w:val="Heading3"/>
@@ -29723,8 +33167,8 @@
         <w:t xml:space="preserve"># paired-mutation harness</w:t>
       </w:r>
     </w:p>
-    <w:bookmarkEnd w:id="153"/>
-    <w:bookmarkStart w:id="154" w:name="coexistence-with-system-tmux"/>
+    <w:bookmarkEnd w:id="178"/>
+    <w:bookmarkStart w:id="179" w:name="coexistence-with-system-tmux"/>
     <w:p>
       <w:pPr>
         <w:pStyle w:val="Heading3"/>
@@ -29822,8 +33266,8 @@
         <w:t xml:space="preserve">whatever was on PATH before. No alias shadowing.</w:t>
       </w:r>
     </w:p>
-    <w:bookmarkEnd w:id="154"/>
-    <w:bookmarkStart w:id="155" w:name="submodules"/>
+    <w:bookmarkEnd w:id="179"/>
+    <w:bookmarkStart w:id="180" w:name="submodules"/>
     <w:p>
       <w:pPr>
         <w:pStyle w:val="Heading3"/>
@@ -29837,7 +33281,7 @@
         <w:pStyle w:val="Compact"/>
         <w:numPr>
           <w:ilvl w:val="0"/>
-          <w:numId w:val="1123"/>
+          <w:numId w:val="1137"/>
         </w:numPr>
       </w:pPr>
       <w:r>
@@ -29888,7 +33332,7 @@
         <w:pStyle w:val="Compact"/>
         <w:numPr>
           <w:ilvl w:val="0"/>
-          <w:numId w:val="1123"/>
+          <w:numId w:val="1137"/>
         </w:numPr>
       </w:pPr>
       <w:r>
@@ -29930,7 +33374,7 @@
         <w:pStyle w:val="Compact"/>
         <w:numPr>
           <w:ilvl w:val="1"/>
-          <w:numId w:val="1124"/>
+          <w:numId w:val="1138"/>
         </w:numPr>
       </w:pPr>
       <w:r>
@@ -29952,8 +33396,8 @@
         <w:t xml:space="preserve">at release time.</w:t>
       </w:r>
     </w:p>
-    <w:bookmarkEnd w:id="155"/>
-    <w:bookmarkStart w:id="156" w:name="known-limitations"/>
+    <w:bookmarkEnd w:id="180"/>
+    <w:bookmarkStart w:id="181" w:name="known-limitations"/>
     <w:p>
       <w:pPr>
         <w:pStyle w:val="Heading3"/>
@@ -29967,7 +33411,7 @@
         <w:pStyle w:val="Compact"/>
         <w:numPr>
           <w:ilvl w:val="0"/>
-          <w:numId w:val="1125"/>
+          <w:numId w:val="1139"/>
         </w:numPr>
       </w:pPr>
       <w:r>
@@ -30003,7 +33447,7 @@
         <w:pStyle w:val="Compact"/>
         <w:numPr>
           <w:ilvl w:val="0"/>
-          <w:numId w:val="1125"/>
+          <w:numId w:val="1139"/>
         </w:numPr>
       </w:pPr>
       <w:r>
@@ -30031,8 +33475,8 @@
         <w:t xml:space="preserve">per topology dispatch.</w:t>
       </w:r>
     </w:p>
-    <w:bookmarkEnd w:id="156"/>
-    <w:bookmarkStart w:id="157" w:name="acknowledgements"/>
+    <w:bookmarkEnd w:id="181"/>
+    <w:bookmarkStart w:id="182" w:name="acknowledgements"/>
     <w:p>
       <w:pPr>
         <w:pStyle w:val="Heading3"/>
@@ -30054,7 +33498,7 @@
         <w:pStyle w:val="Compact"/>
         <w:numPr>
           <w:ilvl w:val="0"/>
-          <w:numId w:val="1126"/>
+          <w:numId w:val="1140"/>
         </w:numPr>
       </w:pPr>
       <w:r>
@@ -30075,7 +33519,7 @@
         <w:pStyle w:val="Compact"/>
         <w:numPr>
           <w:ilvl w:val="0"/>
-          <w:numId w:val="1126"/>
+          <w:numId w:val="1140"/>
         </w:numPr>
       </w:pPr>
       <w:r>
@@ -30087,7 +33531,7 @@
         <w:pStyle w:val="Compact"/>
         <w:numPr>
           <w:ilvl w:val="0"/>
-          <w:numId w:val="1126"/>
+          <w:numId w:val="1140"/>
         </w:numPr>
       </w:pPr>
       <w:r>
@@ -30099,7 +33543,7 @@
         <w:pStyle w:val="Compact"/>
         <w:numPr>
           <w:ilvl w:val="0"/>
-          <w:numId w:val="1126"/>
+          <w:numId w:val="1140"/>
         </w:numPr>
       </w:pPr>
       <w:r>
@@ -30111,7 +33555,7 @@
         <w:pStyle w:val="Compact"/>
         <w:numPr>
           <w:ilvl w:val="0"/>
-          <w:numId w:val="1126"/>
+          <w:numId w:val="1140"/>
         </w:numPr>
       </w:pPr>
       <w:r>
@@ -30145,9 +33589,9 @@
         </w:pict>
       </w:r>
     </w:p>
-    <w:bookmarkEnd w:id="157"/>
-    <w:bookmarkEnd w:id="158"/>
-    <w:bookmarkStart w:id="159" w:name="v101--unreleased"/>
+    <w:bookmarkEnd w:id="182"/>
+    <w:bookmarkEnd w:id="183"/>
+    <w:bookmarkStart w:id="184" w:name="v101--unreleased"/>
     <w:p>
       <w:pPr>
         <w:pStyle w:val="Heading2"/>
@@ -30169,7 +33613,7 @@
         <w:pStyle w:val="Compact"/>
         <w:numPr>
           <w:ilvl w:val="0"/>
-          <w:numId w:val="1127"/>
+          <w:numId w:val="1141"/>
         </w:numPr>
       </w:pPr>
       <w:r>
@@ -30217,7 +33661,7 @@
         <w:pStyle w:val="Compact"/>
         <w:numPr>
           <w:ilvl w:val="0"/>
-          <w:numId w:val="1127"/>
+          <w:numId w:val="1141"/>
         </w:numPr>
       </w:pPr>
       <w:r>
@@ -30265,7 +33709,7 @@
         <w:pStyle w:val="Compact"/>
         <w:numPr>
           <w:ilvl w:val="0"/>
-          <w:numId w:val="1127"/>
+          <w:numId w:val="1141"/>
         </w:numPr>
       </w:pPr>
       <w:r>
@@ -30284,8 +33728,8 @@
         <w:t xml:space="preserve">bullets above this paragraph.</w:t>
       </w:r>
     </w:p>
-    <w:bookmarkEnd w:id="159"/>
-    <w:bookmarkEnd w:id="160"/>
+    <w:bookmarkEnd w:id="184"/>
+    <w:bookmarkEnd w:id="185"/>
     <w:sectPr>
       <w:footnotePr>
         <w:numRestart w:val="eachSect"/>
@@ -30881,6 +34325,48 @@
     <w:abstractNumId w:val="991"/>
   </w:num>
   <w:num w:numId="1127">
+    <w:abstractNumId w:val="991"/>
+  </w:num>
+  <w:num w:numId="1128">
+    <w:abstractNumId w:val="991"/>
+  </w:num>
+  <w:num w:numId="1129">
+    <w:abstractNumId w:val="991"/>
+  </w:num>
+  <w:num w:numId="1130">
+    <w:abstractNumId w:val="991"/>
+  </w:num>
+  <w:num w:numId="1131">
+    <w:abstractNumId w:val="991"/>
+  </w:num>
+  <w:num w:numId="1132">
+    <w:abstractNumId w:val="991"/>
+  </w:num>
+  <w:num w:numId="1133">
+    <w:abstractNumId w:val="991"/>
+  </w:num>
+  <w:num w:numId="1134">
+    <w:abstractNumId w:val="991"/>
+  </w:num>
+  <w:num w:numId="1135">
+    <w:abstractNumId w:val="991"/>
+  </w:num>
+  <w:num w:numId="1136">
+    <w:abstractNumId w:val="991"/>
+  </w:num>
+  <w:num w:numId="1137">
+    <w:abstractNumId w:val="991"/>
+  </w:num>
+  <w:num w:numId="1138">
+    <w:abstractNumId w:val="991"/>
+  </w:num>
+  <w:num w:numId="1139">
+    <w:abstractNumId w:val="991"/>
+  </w:num>
+  <w:num w:numId="1140">
+    <w:abstractNumId w:val="991"/>
+  </w:num>
+  <w:num w:numId="1141">
     <w:abstractNumId w:val="991"/>
   </w:num>
 </w:numbering>

--- a/CHANGELOG.docx
+++ b/CHANGELOG.docx
@@ -10,7 +10,7 @@
         <w:t xml:space="preserve">CHANGELOG</w:t>
       </w:r>
     </w:p>
-    <w:bookmarkStart w:id="185" w:name="changelog--vasic-digitaltmux"/>
+    <w:bookmarkStart w:id="200" w:name="changelog--vasic-digitaltmux"/>
     <w:p>
       <w:pPr>
         <w:pStyle w:val="Heading1"/>
@@ -60,12 +60,3153 @@
         </w:pict>
       </w:r>
     </w:p>
-    <w:bookmarkStart w:id="15" w:name="v1025--2026-06-16"/>
+    <w:bookmarkStart w:id="14" w:name="v1029--2026-06-28"/>
     <w:p>
       <w:pPr>
         <w:pStyle w:val="Heading2"/>
       </w:pPr>
       <w:r>
+        <w:t xml:space="preserve">[v1.0.29] — 2026-06-28</w:t>
+      </w:r>
+    </w:p>
+    <w:p>
+      <w:pPr>
+        <w:pStyle w:val="FirstParagraph"/>
+      </w:pPr>
+      <w:r>
+        <w:rPr>
+          <w:b/>
+          <w:bCs/>
+        </w:rPr>
+        <w:t xml:space="preserve">Full session lifecycle (name:color + password + cwd + detach/rejoin + recycle + delete-reset) proven working with real live tmux sessions. Cross-platform local-dependency mechanism. Six cross-platform defects found and fixed via §11.4.108 clean-target host validation.</w:t>
+      </w:r>
+    </w:p>
+    <w:bookmarkStart w:id="10" w:name="added"/>
+    <w:p>
+      <w:pPr>
+        <w:pStyle w:val="Heading3"/>
+      </w:pPr>
+      <w:r>
+        <w:t xml:space="preserve">Added</w:t>
+      </w:r>
+    </w:p>
+    <w:p>
+      <w:pPr>
+        <w:pStyle w:val="Compact"/>
+        <w:numPr>
+          <w:ilvl w:val="0"/>
+          <w:numId w:val="1001"/>
+        </w:numPr>
+      </w:pPr>
+      <w:r>
+        <w:rPr>
+          <w:rStyle w:val="VerbatimChar"/>
+          <w:b/>
+          <w:bCs/>
+        </w:rPr>
+        <w:t xml:space="preserve">tmx delete -t NAME</w:t>
+      </w:r>
+      <w:r>
+        <w:rPr>
+          <w:b/>
+          <w:bCs/>
+        </w:rPr>
+        <w:t xml:space="preserve"> </w:t>
+      </w:r>
+      <w:r>
+        <w:rPr>
+          <w:b/>
+          <w:bCs/>
+        </w:rPr>
+        <w:t xml:space="preserve">(clause 7 — delete-to-reset).</w:t>
+      </w:r>
+      <w:r>
+        <w:t xml:space="preserve"> </w:t>
+      </w:r>
+      <w:r>
+        <w:t xml:space="preserve">Kills the session + clears persisted state (dir/color/password) via</w:t>
+      </w:r>
+      <w:r>
+        <w:t xml:space="preserve"> </w:t>
+      </w:r>
+      <w:r>
+        <w:rPr>
+          <w:rStyle w:val="VerbatimChar"/>
+        </w:rPr>
+        <w:t xml:space="preserve">tmx-state-bin forget</w:t>
+      </w:r>
+      <w:r>
+        <w:t xml:space="preserve">. Re-create yields default color,</w:t>
+      </w:r>
+      <w:r>
+        <w:t xml:space="preserve"> </w:t>
+      </w:r>
+      <w:r>
+        <w:rPr>
+          <w:rStyle w:val="VerbatimChar"/>
+        </w:rPr>
+        <w:t xml:space="preserve">$HOME</w:t>
+      </w:r>
+      <w:r>
+        <w:t xml:space="preserve"> </w:t>
+      </w:r>
+      <w:r>
+        <w:t xml:space="preserve">dir, and a fresh password prompt. (</w:t>
+      </w:r>
+      <w:r>
+        <w:rPr>
+          <w:rStyle w:val="VerbatimChar"/>
+        </w:rPr>
+        <w:t xml:space="preserve">scripts/tmx.template</w:t>
+      </w:r>
+      <w:r>
+        <w:t xml:space="preserve">,</w:t>
+      </w:r>
+      <w:r>
+        <w:t xml:space="preserve"> </w:t>
+      </w:r>
+      <w:r>
+        <w:rPr>
+          <w:rStyle w:val="VerbatimChar"/>
+        </w:rPr>
+        <w:t xml:space="preserve">scripts/tmx-state/main.go</w:t>
+      </w:r>
+      <w:r>
+        <w:t xml:space="preserve">)</w:t>
+      </w:r>
+    </w:p>
+    <w:p>
+      <w:pPr>
+        <w:pStyle w:val="Compact"/>
+        <w:numPr>
+          <w:ilvl w:val="0"/>
+          <w:numId w:val="1001"/>
+        </w:numPr>
+      </w:pPr>
+      <w:r>
+        <w:rPr>
+          <w:b/>
+          <w:bCs/>
+        </w:rPr>
+        <w:t xml:space="preserve">Idle-timeout session recycler (clause 6 —</w:t>
+      </w:r>
+      <w:r>
+        <w:rPr>
+          <w:b/>
+          <w:bCs/>
+        </w:rPr>
+        <w:t xml:space="preserve"> </w:t>
+      </w:r>
+      <w:r>
+        <w:rPr>
+          <w:rStyle w:val="VerbatimChar"/>
+          <w:b/>
+          <w:bCs/>
+        </w:rPr>
+        <w:t xml:space="preserve">tmx-recycler.sh</w:t>
+      </w:r>
+      <w:r>
+        <w:rPr>
+          <w:b/>
+          <w:bCs/>
+        </w:rPr>
+        <w:t xml:space="preserve">).</w:t>
+      </w:r>
+      <w:r>
+        <w:t xml:space="preserve"> </w:t>
+      </w:r>
+      <w:r>
+        <w:t xml:space="preserve">External poll-watcher launched by</w:t>
+      </w:r>
+      <w:r>
+        <w:t xml:space="preserve"> </w:t>
+      </w:r>
+      <w:r>
+        <w:rPr>
+          <w:rStyle w:val="VerbatimChar"/>
+        </w:rPr>
+        <w:t xml:space="preserve">tmx new</w:t>
+      </w:r>
+      <w:r>
+        <w:t xml:space="preserve"> </w:t>
+      </w:r>
+      <w:r>
+        <w:t xml:space="preserve">when</w:t>
+      </w:r>
+      <w:r>
+        <w:t xml:space="preserve"> </w:t>
+      </w:r>
+      <w:r>
+        <w:rPr>
+          <w:rStyle w:val="VerbatimChar"/>
+        </w:rPr>
+        <w:t xml:space="preserve">TMX_RECYCLE_IDLE_SECS &gt; 0</w:t>
+      </w:r>
+      <w:r>
+        <w:t xml:space="preserve"> </w:t>
+      </w:r>
+      <w:r>
+        <w:t xml:space="preserve">(default 900s). Atomic</w:t>
+      </w:r>
+      <w:r>
+        <w:t xml:space="preserve"> </w:t>
+      </w:r>
+      <w:r>
+        <w:rPr>
+          <w:rStyle w:val="VerbatimChar"/>
+        </w:rPr>
+        <w:t xml:space="preserve">if-shell</w:t>
+      </w:r>
+      <w:r>
+        <w:t xml:space="preserve"> </w:t>
+      </w:r>
+      <w:r>
+        <w:t xml:space="preserve">race-guard ensures an attached session is never killed. Records state before teardown (tmux #1174 mitigation).</w:t>
+      </w:r>
+      <w:r>
+        <w:t xml:space="preserve"> </w:t>
+      </w:r>
+      <w:r>
+        <w:rPr>
+          <w:rStyle w:val="VerbatimChar"/>
+        </w:rPr>
+        <w:t xml:space="preserve">=0</w:t>
+      </w:r>
+      <w:r>
+        <w:t xml:space="preserve"> </w:t>
+      </w:r>
+      <w:r>
+        <w:t xml:space="preserve">disables. Linux: scope-stop + kill-session; macOS: kill-session only. (</w:t>
+      </w:r>
+      <w:r>
+        <w:rPr>
+          <w:rStyle w:val="VerbatimChar"/>
+        </w:rPr>
+        <w:t xml:space="preserve">scripts/tmx-recycler.sh</w:t>
+      </w:r>
+      <w:r>
+        <w:t xml:space="preserve">,</w:t>
+      </w:r>
+      <w:r>
+        <w:t xml:space="preserve"> </w:t>
+      </w:r>
+      <w:r>
+        <w:rPr>
+          <w:rStyle w:val="VerbatimChar"/>
+        </w:rPr>
+        <w:t xml:space="preserve">scripts/tmx.template</w:t>
+      </w:r>
+      <w:r>
+        <w:t xml:space="preserve">)</w:t>
+      </w:r>
+    </w:p>
+    <w:p>
+      <w:pPr>
+        <w:pStyle w:val="Compact"/>
+        <w:numPr>
+          <w:ilvl w:val="0"/>
+          <w:numId w:val="1001"/>
+        </w:numPr>
+      </w:pPr>
+      <w:r>
+        <w:rPr>
+          <w:rStyle w:val="VerbatimChar"/>
+          <w:b/>
+          <w:bCs/>
+        </w:rPr>
+        <w:t xml:space="preserve">cmdRecord</w:t>
+      </w:r>
+      <w:r>
+        <w:rPr>
+          <w:b/>
+          <w:bCs/>
+        </w:rPr>
+        <w:t xml:space="preserve"> </w:t>
+      </w:r>
+      <w:r>
+        <w:rPr>
+          <w:b/>
+          <w:bCs/>
+        </w:rPr>
+        <w:t xml:space="preserve">preserves Color+PasswordHash across detach (pre-existing bug fix).</w:t>
+      </w:r>
+      <w:r>
+        <w:t xml:space="preserve"> </w:t>
+      </w:r>
+      <w:r>
+        <w:rPr>
+          <w:rStyle w:val="VerbatimChar"/>
+        </w:rPr>
+        <w:t xml:space="preserve">cmdRecord</w:t>
+      </w:r>
+      <w:r>
+        <w:t xml:space="preserve"> </w:t>
+      </w:r>
+      <w:r>
+        <w:t xml:space="preserve">was rebuilding the Session struct as a literal, silently dropping Color and PasswordHash on every detach/recycle. Now starts from the existing record and updates only cwd fields. (</w:t>
+      </w:r>
+      <w:r>
+        <w:rPr>
+          <w:rStyle w:val="VerbatimChar"/>
+        </w:rPr>
+        <w:t xml:space="preserve">scripts/tmx-state/main.go</w:t>
+      </w:r>
+      <w:r>
+        <w:t xml:space="preserve">,</w:t>
+      </w:r>
+      <w:r>
+        <w:t xml:space="preserve"> </w:t>
+      </w:r>
+      <w:r>
+        <w:rPr>
+          <w:rStyle w:val="VerbatimChar"/>
+        </w:rPr>
+        <w:t xml:space="preserve">scripts/tmx-state/main_test.go</w:t>
+      </w:r>
+      <w:r>
+        <w:t xml:space="preserve">)</w:t>
+      </w:r>
+    </w:p>
+    <w:p>
+      <w:pPr>
+        <w:pStyle w:val="Compact"/>
+        <w:numPr>
+          <w:ilvl w:val="0"/>
+          <w:numId w:val="1001"/>
+        </w:numPr>
+      </w:pPr>
+      <w:r>
+        <w:rPr>
+          <w:b/>
+          <w:bCs/>
+        </w:rPr>
+        <w:t xml:space="preserve">7-clause full-automation PTY lifecycle test (</w:t>
+      </w:r>
+      <w:r>
+        <w:rPr>
+          <w:rStyle w:val="VerbatimChar"/>
+          <w:b/>
+          <w:bCs/>
+        </w:rPr>
+        <w:t xml:space="preserve">68_session_lifecycle.sh</w:t>
+      </w:r>
+      <w:r>
+        <w:rPr>
+          <w:b/>
+          <w:bCs/>
+        </w:rPr>
+        <w:t xml:space="preserve">).</w:t>
+      </w:r>
+      <w:r>
+        <w:t xml:space="preserve"> </w:t>
+      </w:r>
+      <w:r>
+        <w:t xml:space="preserve">Drives real live tmux sessions via</w:t>
+      </w:r>
+      <w:r>
+        <w:t xml:space="preserve"> </w:t>
+      </w:r>
+      <w:r>
+        <w:rPr>
+          <w:rStyle w:val="VerbatimChar"/>
+        </w:rPr>
+        <w:t xml:space="preserve">tmx send-keys</w:t>
+      </w:r>
+      <w:r>
+        <w:t xml:space="preserve"> </w:t>
+      </w:r>
+      <w:r>
+        <w:t xml:space="preserve">PTY harness: create+color+password, cwd capture, kill-HUP detach survival, rejoin (same dir+color+password re-prompted), idle-recycle (state remembered), delete-reset. PASS=78/0/0 ×3 on nezha. (</w:t>
+      </w:r>
+      <w:r>
+        <w:rPr>
+          <w:rStyle w:val="VerbatimChar"/>
+        </w:rPr>
+        <w:t xml:space="preserve">scripts/tests/68_session_lifecycle.sh</w:t>
+      </w:r>
+      <w:r>
+        <w:t xml:space="preserve">,</w:t>
+      </w:r>
+      <w:r>
+        <w:t xml:space="preserve"> </w:t>
+      </w:r>
+      <w:r>
+        <w:rPr>
+          <w:rStyle w:val="VerbatimChar"/>
+        </w:rPr>
+        <w:t xml:space="preserve">scripts/tests/lib/pty_harness.sh</w:t>
+      </w:r>
+      <w:r>
+        <w:t xml:space="preserve">)</w:t>
+      </w:r>
+    </w:p>
+    <w:p>
+      <w:pPr>
+        <w:pStyle w:val="Compact"/>
+        <w:numPr>
+          <w:ilvl w:val="0"/>
+          <w:numId w:val="1001"/>
+        </w:numPr>
+      </w:pPr>
+      <w:r>
+        <w:rPr>
+          <w:b/>
+          <w:bCs/>
+        </w:rPr>
+        <w:t xml:space="preserve">Darwin Homebrew absolute-path resolution in</w:t>
+      </w:r>
+      <w:r>
+        <w:rPr>
+          <w:b/>
+          <w:bCs/>
+        </w:rPr>
+        <w:t xml:space="preserve"> </w:t>
+      </w:r>
+      <w:r>
+        <w:rPr>
+          <w:rStyle w:val="VerbatimChar"/>
+          <w:b/>
+          <w:bCs/>
+        </w:rPr>
+        <w:t xml:space="preserve">setup.sh</w:t>
+      </w:r>
+      <w:r>
+        <w:rPr>
+          <w:b/>
+          <w:bCs/>
+        </w:rPr>
+        <w:t xml:space="preserve">.</w:t>
+      </w:r>
+      <w:r>
+        <w:t xml:space="preserve"> </w:t>
+      </w:r>
+      <w:r>
+        <w:t xml:space="preserve">Resolves brew by absolute path (</w:t>
+      </w:r>
+      <w:r>
+        <w:rPr>
+          <w:rStyle w:val="VerbatimChar"/>
+        </w:rPr>
+        <w:t xml:space="preserve">/opt/homebrew/bin/brew</w:t>
+      </w:r>
+      <w:r>
+        <w:t xml:space="preserve">,</w:t>
+      </w:r>
+      <w:r>
+        <w:t xml:space="preserve"> </w:t>
+      </w:r>
+      <w:r>
+        <w:rPr>
+          <w:rStyle w:val="VerbatimChar"/>
+        </w:rPr>
+        <w:t xml:space="preserve">/usr/local/bin/brew</w:t>
+      </w:r>
+      <w:r>
+        <w:t xml:space="preserve">) + prepends to PATH before the hard-exit gate. Fixes mistborn (macOS)</w:t>
+      </w:r>
+      <w:r>
+        <w:t xml:space="preserve"> </w:t>
+      </w:r>
+      <w:r>
+        <w:rPr>
+          <w:rStyle w:val="VerbatimChar"/>
+        </w:rPr>
+        <w:t xml:space="preserve">setup.sh</w:t>
+      </w:r>
+      <w:r>
+        <w:t xml:space="preserve"> </w:t>
+      </w:r>
+      <w:r>
+        <w:t xml:space="preserve">exit 3 under non-interactive SSH PATH lacking</w:t>
+      </w:r>
+      <w:r>
+        <w:t xml:space="preserve"> </w:t>
+      </w:r>
+      <w:r>
+        <w:rPr>
+          <w:rStyle w:val="VerbatimChar"/>
+        </w:rPr>
+        <w:t xml:space="preserve">/opt/homebrew/bin</w:t>
+      </w:r>
+      <w:r>
+        <w:t xml:space="preserve">. (</w:t>
+      </w:r>
+      <w:r>
+        <w:rPr>
+          <w:rStyle w:val="VerbatimChar"/>
+        </w:rPr>
+        <w:t xml:space="preserve">scripts/setup.sh</w:t>
+      </w:r>
+      <w:r>
+        <w:t xml:space="preserve">)</w:t>
+      </w:r>
+    </w:p>
+    <w:p>
+      <w:pPr>
+        <w:pStyle w:val="Compact"/>
+        <w:numPr>
+          <w:ilvl w:val="0"/>
+          <w:numId w:val="1001"/>
+        </w:numPr>
+      </w:pPr>
+      <w:r>
+        <w:rPr>
+          <w:b/>
+          <w:bCs/>
+        </w:rPr>
+        <w:t xml:space="preserve">Test 67 C3 prefix-agnostic probe + LD_LIBRARY_PATH proof.</w:t>
+      </w:r>
+      <w:r>
+        <w:t xml:space="preserve"> </w:t>
+      </w:r>
+      <w:r>
+        <w:t xml:space="preserve">C3 now detects the resolved SO's exported symbol prefix via</w:t>
+      </w:r>
+      <w:r>
+        <w:t xml:space="preserve"> </w:t>
+      </w:r>
+      <w:r>
+        <w:rPr>
+          <w:rStyle w:val="VerbatimChar"/>
+        </w:rPr>
+        <w:t xml:space="preserve">nm</w:t>
+      </w:r>
+      <w:r>
+        <w:t xml:space="preserve"> </w:t>
+      </w:r>
+      <w:r>
+        <w:t xml:space="preserve">(</w:t>
+      </w:r>
+      <w:r>
+        <w:rPr>
+          <w:rStyle w:val="VerbatimChar"/>
+        </w:rPr>
+        <w:t xml:space="preserve">mallctl</w:t>
+      </w:r>
+      <w:r>
+        <w:t xml:space="preserve"> </w:t>
+      </w:r>
+      <w:r>
+        <w:t xml:space="preserve">vs</w:t>
+      </w:r>
+      <w:r>
+        <w:t xml:space="preserve"> </w:t>
+      </w:r>
+      <w:r>
+        <w:rPr>
+          <w:rStyle w:val="VerbatimChar"/>
+        </w:rPr>
+        <w:t xml:space="preserve">je_mallctl</w:t>
+      </w:r>
+      <w:r>
+        <w:t xml:space="preserve">) and compiles the probe accordingly. LD_LIBRARY_PATH assertion (the real product runtime mechanism) replaces the unreliable ldd path-assertion. Honest macOS local-build-override limitation documented. (</w:t>
+      </w:r>
+      <w:r>
+        <w:rPr>
+          <w:rStyle w:val="VerbatimChar"/>
+        </w:rPr>
+        <w:t xml:space="preserve">scripts/tests/67_local_deps.sh</w:t>
+      </w:r>
+      <w:r>
+        <w:t xml:space="preserve">)</w:t>
+      </w:r>
+    </w:p>
+    <w:p>
+      <w:pPr>
+        <w:pStyle w:val="Compact"/>
+        <w:numPr>
+          <w:ilvl w:val="0"/>
+          <w:numId w:val="1001"/>
+        </w:numPr>
+      </w:pPr>
+      <w:r>
+        <w:rPr>
+          <w:b/>
+          <w:bCs/>
+        </w:rPr>
+        <w:t xml:space="preserve">Wrapper terminfo fallback + create-result check.</w:t>
+      </w:r>
+      <w:r>
+        <w:t xml:space="preserve"> </w:t>
+      </w:r>
+      <w:r>
+        <w:t xml:space="preserve">Falls back to a terminfo-present TERM when</w:t>
+      </w:r>
+      <w:r>
+        <w:t xml:space="preserve"> </w:t>
+      </w:r>
+      <w:r>
+        <w:rPr>
+          <w:rStyle w:val="VerbatimChar"/>
+        </w:rPr>
+        <w:t xml:space="preserve">infocmp "$TERM"</w:t>
+      </w:r>
+      <w:r>
+        <w:t xml:space="preserve"> </w:t>
+      </w:r>
+      <w:r>
+        <w:t xml:space="preserve">fails. Checks</w:t>
+      </w:r>
+      <w:r>
+        <w:t xml:space="preserve"> </w:t>
+      </w:r>
+      <w:r>
+        <w:rPr>
+          <w:rStyle w:val="VerbatimChar"/>
+        </w:rPr>
+        <w:t xml:space="preserve">has-session</w:t>
+      </w:r>
+      <w:r>
+        <w:t xml:space="preserve"> </w:t>
+      </w:r>
+      <w:r>
+        <w:t xml:space="preserve">after create and fails loud with the tmux error instead of silently</w:t>
+      </w:r>
+      <w:r>
+        <w:t xml:space="preserve"> </w:t>
+      </w:r>
+      <w:r>
+        <w:rPr>
+          <w:rStyle w:val="VerbatimChar"/>
+        </w:rPr>
+        <w:t xml:space="preserve">exec attach</w:t>
+      </w:r>
+      <w:r>
+        <w:t xml:space="preserve">-ing onto a dead server. (</w:t>
+      </w:r>
+      <w:r>
+        <w:rPr>
+          <w:rStyle w:val="VerbatimChar"/>
+        </w:rPr>
+        <w:t xml:space="preserve">scripts/tmx.template</w:t>
+      </w:r>
+      <w:r>
+        <w:t xml:space="preserve">,</w:t>
+      </w:r>
+      <w:r>
+        <w:t xml:space="preserve"> </w:t>
+      </w:r>
+      <w:r>
+        <w:rPr>
+          <w:rStyle w:val="VerbatimChar"/>
+        </w:rPr>
+        <w:t xml:space="preserve">scripts/tests/lib/pty_harness.sh</w:t>
+      </w:r>
+      <w:r>
+        <w:t xml:space="preserve">)</w:t>
+      </w:r>
+    </w:p>
+    <w:bookmarkEnd w:id="10"/>
+    <w:bookmarkStart w:id="11" w:name="fixed"/>
+    <w:p>
+      <w:pPr>
+        <w:pStyle w:val="Heading3"/>
+      </w:pPr>
+      <w:r>
+        <w:t xml:space="preserve">Fixed</w:t>
+      </w:r>
+    </w:p>
+    <w:p>
+      <w:pPr>
+        <w:pStyle w:val="Compact"/>
+        <w:numPr>
+          <w:ilvl w:val="0"/>
+          <w:numId w:val="1002"/>
+        </w:numPr>
+      </w:pPr>
+      <w:r>
+        <w:rPr>
+          <w:b/>
+          <w:bCs/>
+        </w:rPr>
+        <w:t xml:space="preserve">test 17 T4.2 scrollback retention reconciled to race-free</w:t>
+      </w:r>
+      <w:r>
+        <w:rPr>
+          <w:b/>
+          <w:bCs/>
+        </w:rPr>
+        <w:t xml:space="preserve"> </w:t>
+      </w:r>
+      <w:r>
+        <w:rPr>
+          <w:rStyle w:val="VerbatimChar"/>
+          <w:b/>
+          <w:bCs/>
+        </w:rPr>
+        <w:t xml:space="preserve">#{history_size}</w:t>
+      </w:r>
+      <w:r>
+        <w:rPr>
+          <w:b/>
+          <w:bCs/>
+        </w:rPr>
+        <w:t xml:space="preserve">.</w:t>
+      </w:r>
+      <w:r>
+        <w:t xml:space="preserve"> </w:t>
+      </w:r>
+      <w:r>
+        <w:t xml:space="preserve">v1.0.27 had regressed T4.2 to a grid</w:t>
+      </w:r>
+      <w:r>
+        <w:t xml:space="preserve"> </w:t>
+      </w:r>
+      <w:r>
+        <w:rPr>
+          <w:rStyle w:val="VerbatimChar"/>
+        </w:rPr>
+        <w:t xml:space="preserve">capture-pane</w:t>
+      </w:r>
+      <w:r>
+        <w:t xml:space="preserve"> </w:t>
+      </w:r>
+      <w:r>
+        <w:t xml:space="preserve">line count; restored the atomic-counter design (A49/v1.0.25). (</w:t>
+      </w:r>
+      <w:r>
+        <w:rPr>
+          <w:rStyle w:val="VerbatimChar"/>
+        </w:rPr>
+        <w:t xml:space="preserve">scripts/tests/17_scrollback_copy_mode.sh</w:t>
+      </w:r>
+      <w:r>
+        <w:t xml:space="preserve">,</w:t>
+      </w:r>
+      <w:r>
+        <w:t xml:space="preserve"> </w:t>
+      </w:r>
+      <w:r>
+        <w:rPr>
+          <w:rStyle w:val="VerbatimChar"/>
+        </w:rPr>
+        <w:t xml:space="preserve">scripts/tests/meta_test_false_positive_proof.sh</w:t>
+      </w:r>
+      <w:r>
+        <w:t xml:space="preserve">)</w:t>
+      </w:r>
+    </w:p>
+    <w:p>
+      <w:pPr>
+        <w:pStyle w:val="Compact"/>
+        <w:numPr>
+          <w:ilvl w:val="0"/>
+          <w:numId w:val="1002"/>
+        </w:numPr>
+      </w:pPr>
+      <w:r>
+        <w:rPr>
+          <w:b/>
+          <w:bCs/>
+        </w:rPr>
+        <w:t xml:space="preserve">codegraph tests 20/21/22 SKIP-with-reason when CLI absent.</w:t>
+      </w:r>
+      <w:r>
+        <w:t xml:space="preserve"> </w:t>
+      </w:r>
+      <w:r>
+        <w:t xml:space="preserve">(</w:t>
+      </w:r>
+      <w:r>
+        <w:rPr>
+          <w:rStyle w:val="VerbatimChar"/>
+        </w:rPr>
+        <w:t xml:space="preserve">scripts/tests/20_codegraph_installed.sh</w:t>
+      </w:r>
+      <w:r>
+        <w:t xml:space="preserve">,</w:t>
+      </w:r>
+      <w:r>
+        <w:t xml:space="preserve"> </w:t>
+      </w:r>
+      <w:r>
+        <w:rPr>
+          <w:rStyle w:val="VerbatimChar"/>
+        </w:rPr>
+        <w:t xml:space="preserve">21_codegraph_index_present.sh</w:t>
+      </w:r>
+      <w:r>
+        <w:t xml:space="preserve">,</w:t>
+      </w:r>
+      <w:r>
+        <w:t xml:space="preserve"> </w:t>
+      </w:r>
+      <w:r>
+        <w:rPr>
+          <w:rStyle w:val="VerbatimChar"/>
+        </w:rPr>
+        <w:t xml:space="preserve">22_codegraph_mcp_wired.sh</w:t>
+      </w:r>
+      <w:r>
+        <w:t xml:space="preserve">)</w:t>
+      </w:r>
+    </w:p>
+    <w:p>
+      <w:pPr>
+        <w:pStyle w:val="Compact"/>
+        <w:numPr>
+          <w:ilvl w:val="0"/>
+          <w:numId w:val="1002"/>
+        </w:numPr>
+      </w:pPr>
+      <w:r>
+        <w:rPr>
+          <w:b/>
+          <w:bCs/>
+        </w:rPr>
+        <w:t xml:space="preserve">test 27 macOS stale-cd race.</w:t>
+      </w:r>
+      <w:r>
+        <w:t xml:space="preserve"> </w:t>
+      </w:r>
+      <w:r>
+        <w:t xml:space="preserve">Replaced blind</w:t>
+      </w:r>
+      <w:r>
+        <w:t xml:space="preserve"> </w:t>
+      </w:r>
+      <w:r>
+        <w:rPr>
+          <w:rStyle w:val="VerbatimChar"/>
+        </w:rPr>
+        <w:t xml:space="preserve">sleep 0.4</w:t>
+      </w:r>
+      <w:r>
+        <w:t xml:space="preserve"> </w:t>
+      </w:r>
+      <w:r>
+        <w:t xml:space="preserve">with poll on</w:t>
+      </w:r>
+      <w:r>
+        <w:t xml:space="preserve"> </w:t>
+      </w:r>
+      <w:r>
+        <w:rPr>
+          <w:rStyle w:val="VerbatimChar"/>
+        </w:rPr>
+        <w:t xml:space="preserve">#{pane_current_path}</w:t>
+      </w:r>
+      <w:r>
+        <w:t xml:space="preserve">. (</w:t>
+      </w:r>
+      <w:r>
+        <w:rPr>
+          <w:rStyle w:val="VerbatimChar"/>
+        </w:rPr>
+        <w:t xml:space="preserve">scripts/tests/27_state_persistence.sh</w:t>
+      </w:r>
+      <w:r>
+        <w:t xml:space="preserve">)</w:t>
+      </w:r>
+    </w:p>
+    <w:p>
+      <w:pPr>
+        <w:pStyle w:val="Compact"/>
+        <w:numPr>
+          <w:ilvl w:val="0"/>
+          <w:numId w:val="1002"/>
+        </w:numPr>
+      </w:pPr>
+      <w:r>
+        <w:rPr>
+          <w:b/>
+          <w:bCs/>
+        </w:rPr>
+        <w:t xml:space="preserve">test 60 T3 socket-path guard.</w:t>
+      </w:r>
+      <w:r>
+        <w:t xml:space="preserve"> </w:t>
+      </w:r>
+      <w:r>
+        <w:t xml:space="preserve">Realpath-projected measurement +</w:t>
+      </w:r>
+      <w:r>
+        <w:t xml:space="preserve"> </w:t>
+      </w:r>
+      <w:r>
+        <w:rPr>
+          <w:rStyle w:val="VerbatimChar"/>
+        </w:rPr>
+        <w:t xml:space="preserve">/tmp</w:t>
+      </w:r>
+      <w:r>
+        <w:t xml:space="preserve"> </w:t>
+      </w:r>
+      <w:r>
+        <w:t xml:space="preserve">fallback. (</w:t>
+      </w:r>
+      <w:r>
+        <w:rPr>
+          <w:rStyle w:val="VerbatimChar"/>
+        </w:rPr>
+        <w:t xml:space="preserve">scripts/tests/60_wrapper_tmux_bin_valid.sh</w:t>
+      </w:r>
+      <w:r>
+        <w:t xml:space="preserve">)</w:t>
+      </w:r>
+    </w:p>
+    <w:p>
+      <w:pPr>
+        <w:pStyle w:val="Compact"/>
+        <w:numPr>
+          <w:ilvl w:val="0"/>
+          <w:numId w:val="1002"/>
+        </w:numPr>
+      </w:pPr>
+      <w:r>
+        <w:rPr>
+          <w:b/>
+          <w:bCs/>
+        </w:rPr>
+        <w:t xml:space="preserve">containerized build Docker-compatible.</w:t>
+      </w:r>
+      <w:r>
+        <w:t xml:space="preserve"> </w:t>
+      </w:r>
+      <w:r>
+        <w:t xml:space="preserve">Gated</w:t>
+      </w:r>
+      <w:r>
+        <w:t xml:space="preserve"> </w:t>
+      </w:r>
+      <w:r>
+        <w:rPr>
+          <w:rStyle w:val="VerbatimChar"/>
+        </w:rPr>
+        <w:t xml:space="preserve">--userns=keep-id</w:t>
+      </w:r>
+      <w:r>
+        <w:t xml:space="preserve"> </w:t>
+      </w:r>
+      <w:r>
+        <w:t xml:space="preserve">to podman only. (</w:t>
+      </w:r>
+      <w:r>
+        <w:rPr>
+          <w:rStyle w:val="VerbatimChar"/>
+        </w:rPr>
+        <w:t xml:space="preserve">scripts/build_containerized.sh</w:t>
+      </w:r>
+      <w:r>
+        <w:t xml:space="preserve">)</w:t>
+      </w:r>
+    </w:p>
+    <w:p>
+      <w:pPr>
+        <w:pStyle w:val="Compact"/>
+        <w:numPr>
+          <w:ilvl w:val="0"/>
+          <w:numId w:val="1002"/>
+        </w:numPr>
+      </w:pPr>
+      <w:r>
+        <w:rPr>
+          <w:b/>
+          <w:bCs/>
+        </w:rPr>
+        <w:t xml:space="preserve">cwd-persist hook resolves project binary (not bare</w:t>
+      </w:r>
+      <w:r>
+        <w:rPr>
+          <w:b/>
+          <w:bCs/>
+        </w:rPr>
+        <w:t xml:space="preserve"> </w:t>
+      </w:r>
+      <w:r>
+        <w:rPr>
+          <w:rStyle w:val="VerbatimChar"/>
+          <w:b/>
+          <w:bCs/>
+        </w:rPr>
+        <w:t xml:space="preserve">tmx</w:t>
+      </w:r>
+      <w:r>
+        <w:rPr>
+          <w:b/>
+          <w:bCs/>
+        </w:rPr>
+        <w:t xml:space="preserve">).</w:t>
+      </w:r>
+      <w:r>
+        <w:t xml:space="preserve"> </w:t>
+      </w:r>
+      <w:r>
+        <w:t xml:space="preserve">(</w:t>
+      </w:r>
+      <w:r>
+        <w:rPr>
+          <w:rStyle w:val="VerbatimChar"/>
+        </w:rPr>
+        <w:t xml:space="preserve">scripts/tmx-shell-init.sh.template</w:t>
+      </w:r>
+      <w:r>
+        <w:t xml:space="preserve">,</w:t>
+      </w:r>
+      <w:r>
+        <w:t xml:space="preserve"> </w:t>
+      </w:r>
+      <w:r>
+        <w:rPr>
+          <w:rStyle w:val="VerbatimChar"/>
+        </w:rPr>
+        <w:t xml:space="preserve">scripts/setup.sh</w:t>
+      </w:r>
+      <w:r>
+        <w:t xml:space="preserve">)</w:t>
+      </w:r>
+    </w:p>
+    <w:bookmarkEnd w:id="11"/>
+    <w:bookmarkStart w:id="13" w:name="verification"/>
+    <w:p>
+      <w:pPr>
+        <w:pStyle w:val="Heading3"/>
+      </w:pPr>
+      <w:r>
+        <w:t xml:space="preserve">Verification</w:t>
+      </w:r>
+    </w:p>
+    <w:p>
+      <w:pPr>
+        <w:pStyle w:val="FirstParagraph"/>
+      </w:pPr>
+      <w:r>
+        <w:t xml:space="preserve">Captured physical evidence (real, not fabricated):</w:t>
+      </w:r>
+    </w:p>
+    <w:p>
+      <w:pPr>
+        <w:pStyle w:val="Compact"/>
+        <w:numPr>
+          <w:ilvl w:val="0"/>
+          <w:numId w:val="1003"/>
+        </w:numPr>
+      </w:pPr>
+      <w:r>
+        <w:rPr>
+          <w:b/>
+          <w:bCs/>
+        </w:rPr>
+        <w:t xml:space="preserve">nezha (Linux x86_64):</w:t>
+      </w:r>
+      <w:r>
+        <w:t xml:space="preserve"> </w:t>
+      </w:r>
+      <w:r>
+        <w:t xml:space="preserve">test 68 PASS=78/0/0 ×3, test 67 PASS=5/0/0 ×3, run_all PASS=52/0/13, go test GREEN, §1.1 meta-sweep 58 caught / 0 escaped.</w:t>
+      </w:r>
+    </w:p>
+    <w:p>
+      <w:pPr>
+        <w:pStyle w:val="Compact"/>
+        <w:numPr>
+          <w:ilvl w:val="0"/>
+          <w:numId w:val="1003"/>
+        </w:numPr>
+      </w:pPr>
+      <w:r>
+        <w:rPr>
+          <w:b/>
+          <w:bCs/>
+        </w:rPr>
+        <w:t xml:space="preserve">thinker (Linux x86_64, tmux 3.4):</w:t>
+      </w:r>
+      <w:r>
+        <w:t xml:space="preserve"> </w:t>
+      </w:r>
+      <w:r>
+        <w:t xml:space="preserve">setup exit 0, run_all 47/0/19, cwd-persist test 27 PASS 3/3 (was DEAD pre-fix).</w:t>
+      </w:r>
+    </w:p>
+    <w:p>
+      <w:pPr>
+        <w:pStyle w:val="Compact"/>
+        <w:numPr>
+          <w:ilvl w:val="0"/>
+          <w:numId w:val="1003"/>
+        </w:numPr>
+      </w:pPr>
+      <w:r>
+        <w:rPr>
+          <w:b/>
+          <w:bCs/>
+        </w:rPr>
+        <w:t xml:space="preserve">mistborn (macOS arm64, bash 3.2.57):</w:t>
+      </w:r>
+      <w:r>
+        <w:t xml:space="preserve"> </w:t>
+      </w:r>
+      <w:r>
+        <w:t xml:space="preserve">brew-abs-path resolved off-PATH, tmux 3.6a runs, tests 27+60 RED→GREEN.</w:t>
+      </w:r>
+    </w:p>
+    <w:p>
+      <w:pPr>
+        <w:pStyle w:val="Compact"/>
+        <w:numPr>
+          <w:ilvl w:val="0"/>
+          <w:numId w:val="1003"/>
+        </w:numPr>
+      </w:pPr>
+      <w:r>
+        <w:rPr>
+          <w:b/>
+          <w:bCs/>
+        </w:rPr>
+        <w:t xml:space="preserve">amber (Linux x86_64, Docker 29.4.1):</w:t>
+      </w:r>
+      <w:r>
+        <w:t xml:space="preserve"> </w:t>
+      </w:r>
+      <w:r>
+        <w:t xml:space="preserve">obtain-jemalloc acid-test GREEN (binary runs via LD_LIBRARY_PATH, was exit 127).</w:t>
+      </w:r>
+    </w:p>
+    <w:p>
+      <w:pPr>
+        <w:pStyle w:val="FirstParagraph"/>
+      </w:pPr>
+      <w:r>
+        <w:t xml:space="preserve">Co-Authored-By: Claude Opus 4.8 (1M context)</w:t>
+      </w:r>
+      <w:r>
+        <w:t xml:space="preserve"> </w:t>
+      </w:r>
+      <w:hyperlink r:id="rId12">
+        <w:r>
+          <w:rPr>
+            <w:rStyle w:val="Hyperlink"/>
+          </w:rPr>
+          <w:t xml:space="preserve">noreply@anthropic.com</w:t>
+        </w:r>
+      </w:hyperlink>
+    </w:p>
+    <w:p>
+      <w:r>
+        <w:pict>
+          <v:rect style="width:0;height:1.5pt" o:hralign="center" o:hrstd="t" o:hr="t"/>
+        </w:pict>
+      </w:r>
+    </w:p>
+    <w:bookmarkEnd w:id="13"/>
+    <w:bookmarkEnd w:id="14"/>
+    <w:bookmarkStart w:id="17" w:name="v1028--2026-06-28"/>
+    <w:p>
+      <w:pPr>
+        <w:pStyle w:val="Heading2"/>
+      </w:pPr>
+      <w:r>
+        <w:t xml:space="preserve">[v1.0.28] — 2026-06-28</w:t>
+      </w:r>
+    </w:p>
+    <w:p>
+      <w:pPr>
+        <w:pStyle w:val="FirstParagraph"/>
+      </w:pPr>
+      <w:r>
+        <w:rPr>
+          <w:b/>
+          <w:bCs/>
+        </w:rPr>
+        <w:t xml:space="preserve">Per-session password protection — any session can be optionally password-gated. Passwords stored as SHA-256 hashes, verified on attach.</w:t>
+      </w:r>
+    </w:p>
+    <w:bookmarkStart w:id="15" w:name="added-1"/>
+    <w:p>
+      <w:pPr>
+        <w:pStyle w:val="Heading3"/>
+      </w:pPr>
+      <w:r>
+        <w:t xml:space="preserve">Added</w:t>
+      </w:r>
+    </w:p>
+    <w:p>
+      <w:pPr>
+        <w:pStyle w:val="Compact"/>
+        <w:numPr>
+          <w:ilvl w:val="0"/>
+          <w:numId w:val="1004"/>
+        </w:numPr>
+      </w:pPr>
+      <w:r>
+        <w:rPr>
+          <w:b/>
+          <w:bCs/>
+        </w:rPr>
+        <w:t xml:space="preserve">Per-session password protection (</w:t>
+      </w:r>
+      <w:r>
+        <w:rPr>
+          <w:rStyle w:val="VerbatimChar"/>
+          <w:b/>
+          <w:bCs/>
+        </w:rPr>
+        <w:t xml:space="preserve">tmx new -s NAME</w:t>
+      </w:r>
+      <w:r>
+        <w:rPr>
+          <w:b/>
+          <w:bCs/>
+        </w:rPr>
+        <w:t xml:space="preserve"> </w:t>
+      </w:r>
+      <w:r>
+        <w:rPr>
+          <w:b/>
+          <w:bCs/>
+        </w:rPr>
+        <w:t xml:space="preserve">prompts for optional password).</w:t>
+      </w:r>
+      <w:r>
+        <w:t xml:space="preserve"> </w:t>
+      </w:r>
+      <w:r>
+        <w:t xml:space="preserve">After creating a new interactive session, the operator is optionally prompted for a password. If set, every subsequent</w:t>
+      </w:r>
+      <w:r>
+        <w:t xml:space="preserve"> </w:t>
+      </w:r>
+      <w:r>
+        <w:rPr>
+          <w:rStyle w:val="VerbatimChar"/>
+        </w:rPr>
+        <w:t xml:space="preserve">tmx attach -t NAME</w:t>
+      </w:r>
+      <w:r>
+        <w:t xml:space="preserve"> </w:t>
+      </w:r>
+      <w:r>
+        <w:t xml:space="preserve">requires the correct password before the session can be accessed. Passwords are stored as hex-encoded SHA-256 hashes in</w:t>
+      </w:r>
+      <w:r>
+        <w:t xml:space="preserve"> </w:t>
+      </w:r>
+      <w:r>
+        <w:rPr>
+          <w:rStyle w:val="VerbatimChar"/>
+        </w:rPr>
+        <w:t xml:space="preserve">~/.tmx/state.json</w:t>
+      </w:r>
+      <w:r>
+        <w:t xml:space="preserve"> </w:t>
+      </w:r>
+      <w:r>
+        <w:t xml:space="preserve">(schema v2→v3, additive</w:t>
+      </w:r>
+      <w:r>
+        <w:t xml:space="preserve"> </w:t>
+      </w:r>
+      <w:r>
+        <w:rPr>
+          <w:rStyle w:val="VerbatimChar"/>
+        </w:rPr>
+        <w:t xml:space="preserve">password_hash</w:t>
+      </w:r>
+      <w:r>
+        <w:t xml:space="preserve"> </w:t>
+      </w:r>
+      <w:r>
+        <w:t xml:space="preserve">field; forward+backward compatible).</w:t>
+      </w:r>
+      <w:r>
+        <w:t xml:space="preserve"> </w:t>
+      </w:r>
+      <w:r>
+        <w:rPr>
+          <w:rStyle w:val="VerbatimChar"/>
+        </w:rPr>
+        <w:t xml:space="preserve">tmx-state-bin</w:t>
+      </w:r>
+      <w:r>
+        <w:t xml:space="preserve"> </w:t>
+      </w:r>
+      <w:r>
+        <w:t xml:space="preserve">gains</w:t>
+      </w:r>
+      <w:r>
+        <w:t xml:space="preserve"> </w:t>
+      </w:r>
+      <w:r>
+        <w:rPr>
+          <w:rStyle w:val="VerbatimChar"/>
+        </w:rPr>
+        <w:t xml:space="preserve">set-password</w:t>
+      </w:r>
+      <w:r>
+        <w:t xml:space="preserve"> </w:t>
+      </w:r>
+      <w:r>
+        <w:t xml:space="preserve">/</w:t>
+      </w:r>
+      <w:r>
+        <w:t xml:space="preserve"> </w:t>
+      </w:r>
+      <w:r>
+        <w:rPr>
+          <w:rStyle w:val="VerbatimChar"/>
+        </w:rPr>
+        <w:t xml:space="preserve">verify-password</w:t>
+      </w:r>
+      <w:r>
+        <w:t xml:space="preserve"> </w:t>
+      </w:r>
+      <w:r>
+        <w:t xml:space="preserve">subcommands (v1.2.0).</w:t>
+      </w:r>
+    </w:p>
+    <w:p>
+      <w:pPr>
+        <w:pStyle w:val="Compact"/>
+        <w:numPr>
+          <w:ilvl w:val="0"/>
+          <w:numId w:val="1004"/>
+        </w:numPr>
+      </w:pPr>
+      <w:r>
+        <w:rPr>
+          <w:b/>
+          <w:bCs/>
+        </w:rPr>
+        <w:t xml:space="preserve">State schema v3</w:t>
+      </w:r>
+      <w:r>
+        <w:t xml:space="preserve"> </w:t>
+      </w:r>
+      <w:r>
+        <w:t xml:space="preserve">— additive</w:t>
+      </w:r>
+      <w:r>
+        <w:t xml:space="preserve"> </w:t>
+      </w:r>
+      <w:r>
+        <w:rPr>
+          <w:rStyle w:val="VerbatimChar"/>
+        </w:rPr>
+        <w:t xml:space="preserve">password_hash</w:t>
+      </w:r>
+      <w:r>
+        <w:t xml:space="preserve"> </w:t>
+      </w:r>
+      <w:r>
+        <w:t xml:space="preserve">field on</w:t>
+      </w:r>
+      <w:r>
+        <w:t xml:space="preserve"> </w:t>
+      </w:r>
+      <w:r>
+        <w:rPr>
+          <w:rStyle w:val="VerbatimChar"/>
+        </w:rPr>
+        <w:t xml:space="preserve">Session</w:t>
+      </w:r>
+      <w:r>
+        <w:t xml:space="preserve">. A schema-2 file (no password field) loads with</w:t>
+      </w:r>
+      <w:r>
+        <w:t xml:space="preserve"> </w:t>
+      </w:r>
+      <w:r>
+        <w:rPr>
+          <w:rStyle w:val="VerbatimChar"/>
+        </w:rPr>
+        <w:t xml:space="preserve">PasswordHash==""</w:t>
+      </w:r>
+      <w:r>
+        <w:t xml:space="preserve"> </w:t>
+      </w:r>
+      <w:r>
+        <w:t xml:space="preserve">(no guard); a schema-3 file read by an old binary ignores the unknown field. No migration script needed.</w:t>
+      </w:r>
+    </w:p>
+    <w:p>
+      <w:pPr>
+        <w:pStyle w:val="Compact"/>
+        <w:numPr>
+          <w:ilvl w:val="0"/>
+          <w:numId w:val="1004"/>
+        </w:numPr>
+      </w:pPr>
+      <w:r>
+        <w:rPr>
+          <w:b/>
+          <w:bCs/>
+        </w:rPr>
+        <w:t xml:space="preserve">Test 66 (</w:t>
+      </w:r>
+      <w:r>
+        <w:rPr>
+          <w:rStyle w:val="VerbatimChar"/>
+          <w:b/>
+          <w:bCs/>
+        </w:rPr>
+        <w:t xml:space="preserve">66_session_password.sh</w:t>
+      </w:r>
+      <w:r>
+        <w:rPr>
+          <w:b/>
+          <w:bCs/>
+        </w:rPr>
+        <w:t xml:space="preserve">)</w:t>
+      </w:r>
+      <w:r>
+        <w:t xml:space="preserve"> </w:t>
+      </w:r>
+      <w:r>
+        <w:t xml:space="preserve">— 5 invariants × 3 iterations: set-password stores hash (exit 0), verify-password accepts correct (exit 0), rejects wrong (exit 1), accepts any when no password set (exit 0), empty password clears protection (exit 0).</w:t>
+      </w:r>
+    </w:p>
+    <w:p>
+      <w:pPr>
+        <w:pStyle w:val="Compact"/>
+        <w:numPr>
+          <w:ilvl w:val="0"/>
+          <w:numId w:val="1004"/>
+        </w:numPr>
+      </w:pPr>
+      <w:r>
+        <w:rPr>
+          <w:b/>
+          <w:bCs/>
+        </w:rPr>
+        <w:t xml:space="preserve">Meta-test mutation M27</w:t>
+      </w:r>
+      <w:r>
+        <w:t xml:space="preserve"> </w:t>
+      </w:r>
+      <w:r>
+        <w:t xml:space="preserve">— makes</w:t>
+      </w:r>
+      <w:r>
+        <w:t xml:space="preserve"> </w:t>
+      </w:r>
+      <w:r>
+        <w:rPr>
+          <w:rStyle w:val="VerbatimChar"/>
+        </w:rPr>
+        <w:t xml:space="preserve">verifyPassword</w:t>
+      </w:r>
+      <w:r>
+        <w:t xml:space="preserve"> </w:t>
+      </w:r>
+      <w:r>
+        <w:t xml:space="preserve">always return true → test 66 T3 (wrong password → exit 1) FAILs. Paired §1.1 mutation proves the password guard is not a bluff.</w:t>
+      </w:r>
+    </w:p>
+    <w:p>
+      <w:pPr>
+        <w:pStyle w:val="Compact"/>
+        <w:numPr>
+          <w:ilvl w:val="0"/>
+          <w:numId w:val="1004"/>
+        </w:numPr>
+      </w:pPr>
+      <w:r>
+        <w:rPr>
+          <w:b/>
+          <w:bCs/>
+        </w:rPr>
+        <w:t xml:space="preserve">Governance sync</w:t>
+      </w:r>
+      <w:r>
+        <w:t xml:space="preserve"> </w:t>
+      </w:r>
+      <w:r>
+        <w:t xml:space="preserve">— constitution submodule advanced</w:t>
+      </w:r>
+      <w:r>
+        <w:t xml:space="preserve"> </w:t>
+      </w:r>
+      <w:r>
+        <w:rPr>
+          <w:rStyle w:val="VerbatimChar"/>
+        </w:rPr>
+        <w:t xml:space="preserve">1d408cb</w:t>
+      </w:r>
+      <w:r>
+        <w:t xml:space="preserve"> </w:t>
+      </w:r>
+      <w:r>
+        <w:t xml:space="preserve">→</w:t>
+      </w:r>
+      <w:r>
+        <w:t xml:space="preserve"> </w:t>
+      </w:r>
+      <w:r>
+        <w:rPr>
+          <w:rStyle w:val="VerbatimChar"/>
+        </w:rPr>
+        <w:t xml:space="preserve">1576d3d</w:t>
+      </w:r>
+      <w:r>
+        <w:t xml:space="preserve">; §11.4.159–§11.4.170 propagated to CLAUDE.md, AGENTS.md, QWEN.md, GEMINI.md, Constitution.md.</w:t>
+      </w:r>
+    </w:p>
+    <w:bookmarkEnd w:id="15"/>
+    <w:bookmarkStart w:id="16" w:name="security"/>
+    <w:p>
+      <w:pPr>
+        <w:pStyle w:val="Heading3"/>
+      </w:pPr>
+      <w:r>
+        <w:t xml:space="preserve">Security</w:t>
+      </w:r>
+    </w:p>
+    <w:p>
+      <w:pPr>
+        <w:pStyle w:val="Compact"/>
+        <w:numPr>
+          <w:ilvl w:val="0"/>
+          <w:numId w:val="1005"/>
+        </w:numPr>
+      </w:pPr>
+      <w:r>
+        <w:rPr>
+          <w:b/>
+          <w:bCs/>
+        </w:rPr>
+        <w:t xml:space="preserve">No plaintext passwords</w:t>
+      </w:r>
+      <w:r>
+        <w:t xml:space="preserve"> </w:t>
+      </w:r>
+      <w:r>
+        <w:t xml:space="preserve">— passwords stored as SHA-256 hashes only. The</w:t>
+      </w:r>
+      <w:r>
+        <w:t xml:space="preserve"> </w:t>
+      </w:r>
+      <w:r>
+        <w:rPr>
+          <w:rStyle w:val="VerbatimChar"/>
+        </w:rPr>
+        <w:t xml:space="preserve">set-password</w:t>
+      </w:r>
+      <w:r>
+        <w:t xml:space="preserve"> </w:t>
+      </w:r>
+      <w:r>
+        <w:t xml:space="preserve">command hashes before writing;</w:t>
+      </w:r>
+      <w:r>
+        <w:t xml:space="preserve"> </w:t>
+      </w:r>
+      <w:r>
+        <w:rPr>
+          <w:rStyle w:val="VerbatimChar"/>
+        </w:rPr>
+        <w:t xml:space="preserve">verify-password</w:t>
+      </w:r>
+      <w:r>
+        <w:t xml:space="preserve"> </w:t>
+      </w:r>
+      <w:r>
+        <w:t xml:space="preserve">hashes the input and compares. Empty password clears the hash entirely.</w:t>
+      </w:r>
+    </w:p>
+    <w:p>
+      <w:pPr>
+        <w:pStyle w:val="Compact"/>
+        <w:numPr>
+          <w:ilvl w:val="0"/>
+          <w:numId w:val="1005"/>
+        </w:numPr>
+      </w:pPr>
+      <w:r>
+        <w:rPr>
+          <w:b/>
+          <w:bCs/>
+        </w:rPr>
+        <w:t xml:space="preserve">Graceful degradation</w:t>
+      </w:r>
+      <w:r>
+        <w:t xml:space="preserve"> </w:t>
+      </w:r>
+      <w:r>
+        <w:t xml:space="preserve">— if</w:t>
+      </w:r>
+      <w:r>
+        <w:t xml:space="preserve"> </w:t>
+      </w:r>
+      <w:r>
+        <w:rPr>
+          <w:rStyle w:val="VerbatimChar"/>
+        </w:rPr>
+        <w:t xml:space="preserve">tmx-state-bin</w:t>
+      </w:r>
+      <w:r>
+        <w:t xml:space="preserve"> </w:t>
+      </w:r>
+      <w:r>
+        <w:t xml:space="preserve">is absent or fails, the wrapper continues without password protection (tmx-never-breaks invariant). The password feature is opt-in only.</w:t>
+      </w:r>
+    </w:p>
+    <w:bookmarkEnd w:id="16"/>
+    <w:bookmarkEnd w:id="17"/>
+    <w:bookmarkStart w:id="19" w:name="v1027--2026-06-19"/>
+    <w:p>
+      <w:pPr>
+        <w:pStyle w:val="Heading2"/>
+      </w:pPr>
+      <w:r>
+        <w:t xml:space="preserve">[v1.0.27] — 2026-06-19</w:t>
+      </w:r>
+    </w:p>
+    <w:p>
+      <w:pPr>
+        <w:pStyle w:val="FirstParagraph"/>
+      </w:pPr>
+      <w:r>
+        <w:rPr>
+          <w:b/>
+          <w:bCs/>
+        </w:rPr>
+        <w:t xml:space="preserve">Anti-bluff completeness burn-down: M24 test-coverage gap closed, A2 run_all OS-aware, D2 /tmp scratch-SKIP, A51 operator-escape name:color prompt rejection fixed.</w:t>
+      </w:r>
+    </w:p>
+    <w:bookmarkStart w:id="18" w:name="fixed-1"/>
+    <w:p>
+      <w:pPr>
+        <w:pStyle w:val="Heading3"/>
+      </w:pPr>
+      <w:r>
+        <w:t xml:space="preserve">Fixed</w:t>
+      </w:r>
+    </w:p>
+    <w:p>
+      <w:pPr>
+        <w:pStyle w:val="Compact"/>
+        <w:numPr>
+          <w:ilvl w:val="0"/>
+          <w:numId w:val="1006"/>
+        </w:numPr>
+      </w:pPr>
+      <w:r>
+        <w:rPr>
+          <w:b/>
+          <w:bCs/>
+        </w:rPr>
+        <w:t xml:space="preserve">A51 —</w:t>
+      </w:r>
+      <w:r>
+        <w:rPr>
+          <w:b/>
+          <w:bCs/>
+        </w:rPr>
+        <w:t xml:space="preserve"> </w:t>
+      </w:r>
+      <w:r>
+        <w:rPr>
+          <w:rStyle w:val="VerbatimChar"/>
+          <w:b/>
+          <w:bCs/>
+        </w:rPr>
+        <w:t xml:space="preserve">tmx-shell-init</w:t>
+      </w:r>
+      <w:r>
+        <w:rPr>
+          <w:b/>
+          <w:bCs/>
+        </w:rPr>
+        <w:t xml:space="preserve"> </w:t>
+      </w:r>
+      <w:r>
+        <w:rPr>
+          <w:b/>
+          <w:bCs/>
+        </w:rPr>
+        <w:t xml:space="preserve">prompt rejects</w:t>
+      </w:r>
+      <w:r>
+        <w:rPr>
+          <w:b/>
+          <w:bCs/>
+        </w:rPr>
+        <w:t xml:space="preserve"> </w:t>
+      </w:r>
+      <w:r>
+        <w:rPr>
+          <w:rStyle w:val="VerbatimChar"/>
+          <w:b/>
+          <w:bCs/>
+        </w:rPr>
+        <w:t xml:space="preserve">:</w:t>
+      </w:r>
+      <w:r>
+        <w:rPr>
+          <w:b/>
+          <w:bCs/>
+        </w:rPr>
+        <w:t xml:space="preserve"> </w:t>
+      </w:r>
+      <w:r>
+        <w:rPr>
+          <w:b/>
+          <w:bCs/>
+        </w:rPr>
+        <w:t xml:space="preserve">in session names (operator-escape, §11.4.138).</w:t>
+      </w:r>
+      <w:r>
+        <w:t xml:space="preserve"> </w:t>
+      </w:r>
+      <w:r>
+        <w:t xml:space="preserve">The interactive login prompt validated against</w:t>
+      </w:r>
+      <w:r>
+        <w:t xml:space="preserve"> </w:t>
+      </w:r>
+      <w:r>
+        <w:rPr>
+          <w:rStyle w:val="VerbatimChar"/>
+        </w:rPr>
+        <w:t xml:space="preserve">[A-Za-z0-9_.-]{1,64}</w:t>
+      </w:r>
+      <w:r>
+        <w:t xml:space="preserve">, blocking</w:t>
+      </w:r>
+      <w:r>
+        <w:t xml:space="preserve"> </w:t>
+      </w:r>
+      <w:r>
+        <w:rPr>
+          <w:rStyle w:val="VerbatimChar"/>
+        </w:rPr>
+        <w:t xml:space="preserve">name:color</w:t>
+      </w:r>
+      <w:r>
+        <w:t xml:space="preserve"> </w:t>
+      </w:r>
+      <w:r>
+        <w:t xml:space="preserve">input. Now allows</w:t>
+      </w:r>
+      <w:r>
+        <w:t xml:space="preserve"> </w:t>
+      </w:r>
+      <w:r>
+        <w:rPr>
+          <w:rStyle w:val="VerbatimChar"/>
+        </w:rPr>
+        <w:t xml:space="preserve">:</w:t>
+      </w:r>
+      <w:r>
+        <w:t xml:space="preserve"> </w:t>
+      </w:r>
+      <w:r>
+        <w:t xml:space="preserve">and</w:t>
+      </w:r>
+      <w:r>
+        <w:t xml:space="preserve"> </w:t>
+      </w:r>
+      <w:r>
+        <w:rPr>
+          <w:rStyle w:val="VerbatimChar"/>
+        </w:rPr>
+        <w:t xml:space="preserve">#</w:t>
+      </w:r>
+      <w:r>
+        <w:t xml:space="preserve"> </w:t>
+      </w:r>
+      <w:r>
+        <w:t xml:space="preserve">via</w:t>
+      </w:r>
+      <w:r>
+        <w:t xml:space="preserve"> </w:t>
+      </w:r>
+      <w:r>
+        <w:rPr>
+          <w:rStyle w:val="VerbatimChar"/>
+        </w:rPr>
+        <w:t xml:space="preserve">[A-Za-z0-9_#.:-]{1,80}</w:t>
+      </w:r>
+      <w:r>
+        <w:t xml:space="preserve">. The</w:t>
+      </w:r>
+      <w:r>
+        <w:t xml:space="preserve"> </w:t>
+      </w:r>
+      <w:r>
+        <w:rPr>
+          <w:rStyle w:val="VerbatimChar"/>
+        </w:rPr>
+        <w:t xml:space="preserve">tmx</w:t>
+      </w:r>
+      <w:r>
+        <w:t xml:space="preserve"> </w:t>
+      </w:r>
+      <w:r>
+        <w:t xml:space="preserve">wrapper's existing</w:t>
+      </w:r>
+      <w:r>
+        <w:t xml:space="preserve"> </w:t>
+      </w:r>
+      <w:r>
+        <w:rPr>
+          <w:rStyle w:val="VerbatimChar"/>
+        </w:rPr>
+        <w:t xml:space="preserve">_parse_session_value()</w:t>
+      </w:r>
+      <w:r>
+        <w:t xml:space="preserve"> </w:t>
+      </w:r>
+      <w:r>
+        <w:t xml:space="preserve">already parsed the color; only the prompt layer was stale. Fixed in</w:t>
+      </w:r>
+      <w:r>
+        <w:t xml:space="preserve"> </w:t>
+      </w:r>
+      <w:r>
+        <w:rPr>
+          <w:rStyle w:val="VerbatimChar"/>
+        </w:rPr>
+        <w:t xml:space="preserve">tmx-shell-init.sh.template</w:t>
+      </w:r>
+      <w:r>
+        <w:t xml:space="preserve"> </w:t>
+      </w:r>
+      <w:r>
+        <w:t xml:space="preserve">+</w:t>
+      </w:r>
+      <w:r>
+        <w:t xml:space="preserve"> </w:t>
+      </w:r>
+      <w:r>
+        <w:rPr>
+          <w:rStyle w:val="VerbatimChar"/>
+        </w:rPr>
+        <w:t xml:space="preserve">tmx-ssh-dispatch.sh.template</w:t>
+      </w:r>
+      <w:r>
+        <w:t xml:space="preserve">. Test 65 (operator-escape guard) PASS=6/6. Root cause per §11.4.108 SOURCE→USER-VISIBLE gap (GREEN suite, broken-for-user feature). ([7aefdf2..current])</w:t>
+      </w:r>
+    </w:p>
+    <w:p>
+      <w:pPr>
+        <w:pStyle w:val="Compact"/>
+        <w:numPr>
+          <w:ilvl w:val="0"/>
+          <w:numId w:val="1006"/>
+        </w:numPr>
+      </w:pPr>
+      <w:r>
+        <w:rPr>
+          <w:b/>
+          <w:bCs/>
+        </w:rPr>
+        <w:t xml:space="preserve">M24-ESCAPE-001 — meta-test M24 mutation now CAUGHT</w:t>
+      </w:r>
+      <w:r>
+        <w:t xml:space="preserve"> </w:t>
+      </w:r>
+      <w:r>
+        <w:t xml:space="preserve">(was escaping since v1.0.9</w:t>
+      </w:r>
+      <w:r>
+        <w:t xml:space="preserve"> </w:t>
+      </w:r>
+      <w:r>
+        <w:rPr>
+          <w:rStyle w:val="VerbatimChar"/>
+        </w:rPr>
+        <w:t xml:space="preserve">f151d13</w:t>
+      </w:r>
+      <w:r>
+        <w:t xml:space="preserve">). Root cause:</w:t>
+      </w:r>
+      <w:r>
+        <w:t xml:space="preserve"> </w:t>
+      </w:r>
+      <w:r>
+        <w:rPr>
+          <w:rStyle w:val="VerbatimChar"/>
+        </w:rPr>
+        <w:t xml:space="preserve">re.subn(pat, '', src, count=1)</w:t>
+      </w:r>
+      <w:r>
+        <w:t xml:space="preserve"> </w:t>
+      </w:r>
+      <w:r>
+        <w:t xml:space="preserve">removed from</w:t>
+      </w:r>
+      <w:r>
+        <w:t xml:space="preserve"> </w:t>
+      </w:r>
+      <w:r>
+        <w:rPr>
+          <w:rStyle w:val="VerbatimChar"/>
+        </w:rPr>
+        <w:t xml:space="preserve">_apply_color()</w:t>
+      </w:r>
+      <w:r>
+        <w:t xml:space="preserve"> </w:t>
+      </w:r>
+      <w:r>
+        <w:t xml:space="preserve">only, while test 26 exercises</w:t>
+      </w:r>
+      <w:r>
+        <w:t xml:space="preserve"> </w:t>
+      </w:r>
+      <w:r>
+        <w:rPr>
+          <w:rStyle w:val="VerbatimChar"/>
+        </w:rPr>
+        <w:t xml:space="preserve">_apply_host_color()</w:t>
+      </w:r>
+      <w:r>
+        <w:t xml:space="preserve">. Removed</w:t>
+      </w:r>
+      <w:r>
+        <w:t xml:space="preserve"> </w:t>
+      </w:r>
+      <w:r>
+        <w:rPr>
+          <w:rStyle w:val="VerbatimChar"/>
+        </w:rPr>
+        <w:t xml:space="preserve">count=1</w:t>
+      </w:r>
+      <w:r>
+        <w:t xml:space="preserve"> </w:t>
+      </w:r>
+      <w:r>
+        <w:t xml:space="preserve">→ strips from BOTH functions → M24 CAUGHT. Meta-test: 37 CAUGHT / 0 ESCAPED / 17 SKIPPED.</w:t>
+      </w:r>
+    </w:p>
+    <w:p>
+      <w:pPr>
+        <w:pStyle w:val="Compact"/>
+        <w:numPr>
+          <w:ilvl w:val="0"/>
+          <w:numId w:val="1006"/>
+        </w:numPr>
+      </w:pPr>
+      <w:r>
+        <w:rPr>
+          <w:b/>
+          <w:bCs/>
+        </w:rPr>
+        <w:t xml:space="preserve">A2 —</w:t>
+      </w:r>
+      <w:r>
+        <w:rPr>
+          <w:b/>
+          <w:bCs/>
+        </w:rPr>
+        <w:t xml:space="preserve"> </w:t>
+      </w:r>
+      <w:r>
+        <w:rPr>
+          <w:rStyle w:val="VerbatimChar"/>
+          <w:b/>
+          <w:bCs/>
+        </w:rPr>
+        <w:t xml:space="preserve">run_all.sh</w:t>
+      </w:r>
+      <w:r>
+        <w:rPr>
+          <w:b/>
+          <w:bCs/>
+        </w:rPr>
+        <w:t xml:space="preserve"> </w:t>
+      </w:r>
+      <w:r>
+        <w:rPr>
+          <w:b/>
+          <w:bCs/>
+        </w:rPr>
+        <w:t xml:space="preserve">OS-aware binary resolution</w:t>
+      </w:r>
+      <w:r>
+        <w:t xml:space="preserve"> </w:t>
+      </w:r>
+      <w:r>
+        <w:t xml:space="preserve">on native macOS (</w:t>
+      </w:r>
+      <w:r>
+        <w:rPr>
+          <w:rStyle w:val="VerbatimChar"/>
+        </w:rPr>
+        <w:t xml:space="preserve">tmux/build-darwin</w:t>
+      </w:r>
+      <w:r>
+        <w:t xml:space="preserve"> </w:t>
+      </w:r>
+      <w:r>
+        <w:t xml:space="preserve">first, fallback to</w:t>
+      </w:r>
+      <w:r>
+        <w:t xml:space="preserve"> </w:t>
+      </w:r>
+      <w:r>
+        <w:rPr>
+          <w:rStyle w:val="VerbatimChar"/>
+        </w:rPr>
+        <w:t xml:space="preserve">tmux/build</w:t>
+      </w:r>
+      <w:r>
+        <w:t xml:space="preserve">).</w:t>
+      </w:r>
+    </w:p>
+    <w:p>
+      <w:pPr>
+        <w:pStyle w:val="Compact"/>
+        <w:numPr>
+          <w:ilvl w:val="0"/>
+          <w:numId w:val="1006"/>
+        </w:numPr>
+      </w:pPr>
+      <w:r>
+        <w:rPr>
+          <w:b/>
+          <w:bCs/>
+        </w:rPr>
+        <w:t xml:space="preserve">D2 — All test scratch paths route through</w:t>
+      </w:r>
+      <w:r>
+        <w:rPr>
+          <w:b/>
+          <w:bCs/>
+        </w:rPr>
+        <w:t xml:space="preserve"> </w:t>
+      </w:r>
+      <w:r>
+        <w:rPr>
+          <w:rStyle w:val="VerbatimChar"/>
+          <w:b/>
+          <w:bCs/>
+        </w:rPr>
+        <w:t xml:space="preserve">${TMPDIR:-/tmp}</w:t>
+      </w:r>
+      <w:r>
+        <w:t xml:space="preserve"> </w:t>
+      </w:r>
+      <w:r>
+        <w:t xml:space="preserve">with writability preflight guard (§11.4.3 SKIP-with-reason), converting false-FAIL under host disk-pressure to honest SKIP. 35 test files updated.</w:t>
+      </w:r>
+    </w:p>
+    <w:p>
+      <w:pPr>
+        <w:pStyle w:val="Compact"/>
+        <w:numPr>
+          <w:ilvl w:val="0"/>
+          <w:numId w:val="1006"/>
+        </w:numPr>
+      </w:pPr>
+      <w:r>
+        <w:rPr>
+          <w:b/>
+          <w:bCs/>
+        </w:rPr>
+        <w:t xml:space="preserve">Test 35</w:t>
+      </w:r>
+      <w:r>
+        <w:rPr>
+          <w:b/>
+          <w:bCs/>
+        </w:rPr>
+        <w:t xml:space="preserve"> </w:t>
+      </w:r>
+      <w:r>
+        <w:rPr>
+          <w:rStyle w:val="VerbatimChar"/>
+          <w:b/>
+          <w:bCs/>
+        </w:rPr>
+        <w:t xml:space="preserve">LONG65→LONG81</w:t>
+      </w:r>
+      <w:r>
+        <w:t xml:space="preserve"> </w:t>
+      </w:r>
+      <w:r>
+        <w:t xml:space="preserve">reconciled with the 80-char max-length bump per name:color feature (§11.4.120).</w:t>
+      </w:r>
+    </w:p>
+    <w:bookmarkEnd w:id="18"/>
+    <w:bookmarkEnd w:id="19"/>
+    <w:bookmarkStart w:id="24" w:name="v1026--2026-06-19"/>
+    <w:p>
+      <w:pPr>
+        <w:pStyle w:val="Heading2"/>
+      </w:pPr>
+      <w:r>
+        <w:t xml:space="preserve">[v1.0.26] — 2026-06-19</w:t>
+      </w:r>
+    </w:p>
+    <w:p>
+      <w:pPr>
+        <w:pStyle w:val="FirstParagraph"/>
+      </w:pPr>
+      <w:r>
+        <w:rPr>
+          <w:b/>
+          <w:bCs/>
+        </w:rPr>
+        <w:t xml:space="preserve">Per-session color via</w:t>
+      </w:r>
+      <w:r>
+        <w:rPr>
+          <w:b/>
+          <w:bCs/>
+        </w:rPr>
+        <w:t xml:space="preserve"> </w:t>
+      </w:r>
+      <w:r>
+        <w:rPr>
+          <w:rStyle w:val="VerbatimChar"/>
+          <w:b/>
+          <w:bCs/>
+        </w:rPr>
+        <w:t xml:space="preserve">tmx new -s name:color</w:t>
+      </w:r>
+      <w:r>
+        <w:rPr>
+          <w:b/>
+          <w:bCs/>
+        </w:rPr>
+        <w:t xml:space="preserve"> </w:t>
+      </w:r>
+      <w:r>
+        <w:rPr>
+          <w:b/>
+          <w:bCs/>
+        </w:rPr>
+        <w:t xml:space="preserve">— the first operator-chosen per-session color. Every session was previously the single hostname-derived color; now each session can carry its own validated, persisted color.</w:t>
+      </w:r>
+    </w:p>
+    <w:bookmarkStart w:id="20" w:name="added-2"/>
+    <w:p>
+      <w:pPr>
+        <w:pStyle w:val="Heading3"/>
+      </w:pPr>
+      <w:r>
+        <w:t xml:space="preserve">Added</w:t>
+      </w:r>
+    </w:p>
+    <w:p>
+      <w:pPr>
+        <w:pStyle w:val="Compact"/>
+        <w:numPr>
+          <w:ilvl w:val="0"/>
+          <w:numId w:val="1007"/>
+        </w:numPr>
+      </w:pPr>
+      <w:r>
+        <w:rPr>
+          <w:b/>
+          <w:bCs/>
+        </w:rPr>
+        <w:t xml:space="preserve">Per-session color (</w:t>
+      </w:r>
+      <w:r>
+        <w:rPr>
+          <w:rStyle w:val="VerbatimChar"/>
+          <w:b/>
+          <w:bCs/>
+        </w:rPr>
+        <w:t xml:space="preserve">name:color[:ignored]</w:t>
+      </w:r>
+      <w:r>
+        <w:rPr>
+          <w:b/>
+          <w:bCs/>
+        </w:rPr>
+        <w:t xml:space="preserve">)</w:t>
+      </w:r>
+      <w:r>
+        <w:t xml:space="preserve"> </w:t>
+      </w:r>
+      <w:r>
+        <w:t xml:space="preserve">— an operator can choose an</w:t>
+      </w:r>
+      <w:r>
+        <w:t xml:space="preserve"> </w:t>
+      </w:r>
+      <w:r>
+        <w:t xml:space="preserve">explicit tmux color by typing it into the</w:t>
+      </w:r>
+      <w:r>
+        <w:t xml:space="preserve"> </w:t>
+      </w:r>
+      <w:r>
+        <w:rPr>
+          <w:rStyle w:val="VerbatimChar"/>
+        </w:rPr>
+        <w:t xml:space="preserve">-s</w:t>
+      </w:r>
+      <w:r>
+        <w:t xml:space="preserve"> </w:t>
+      </w:r>
+      <w:r>
+        <w:t xml:space="preserve">value, colon-delimited.</w:t>
+      </w:r>
+      <w:r>
+        <w:t xml:space="preserve"> </w:t>
+      </w:r>
+      <w:r>
+        <w:rPr>
+          <w:rStyle w:val="VerbatimChar"/>
+        </w:rPr>
+        <w:t xml:space="preserve">tmx new -s work:red</w:t>
+      </w:r>
+      <w:r>
+        <w:t xml:space="preserve"> </w:t>
+      </w:r>
+      <w:r>
+        <w:t xml:space="preserve">paints all four "green" surfaces (status bar bg,</w:t>
+      </w:r>
+      <w:r>
+        <w:t xml:space="preserve"> </w:t>
+      </w:r>
+      <w:r>
+        <w:t xml:space="preserve">active-pane border, clock-mode-colour, current-window marker) red.</w:t>
+      </w:r>
+      <w:r>
+        <w:t xml:space="preserve"> </w:t>
+      </w:r>
+      <w:r>
+        <w:t xml:space="preserve">Accepted formats (validated): tmux names (</w:t>
+      </w:r>
+      <w:r>
+        <w:rPr>
+          <w:rStyle w:val="VerbatimChar"/>
+        </w:rPr>
+        <w:t xml:space="preserve">red</w:t>
+      </w:r>
+      <w:r>
+        <w:t xml:space="preserve">/</w:t>
+      </w:r>
+      <w:r>
+        <w:rPr>
+          <w:rStyle w:val="VerbatimChar"/>
+        </w:rPr>
+        <w:t xml:space="preserve">green</w:t>
+      </w:r>
+      <w:r>
+        <w:t xml:space="preserve">/…/</w:t>
+      </w:r>
+      <w:r>
+        <w:rPr>
+          <w:rStyle w:val="VerbatimChar"/>
+        </w:rPr>
+        <w:t xml:space="preserve">colour255</w:t>
+      </w:r>
+      <w:r>
+        <w:t xml:space="preserve">,</w:t>
+      </w:r>
+      <w:r>
+        <w:t xml:space="preserve"> </w:t>
+      </w:r>
+      <w:r>
+        <w:t xml:space="preserve">case-insensitive) and</w:t>
+      </w:r>
+      <w:r>
+        <w:t xml:space="preserve"> </w:t>
+      </w:r>
+      <w:r>
+        <w:rPr>
+          <w:rStyle w:val="VerbatimChar"/>
+        </w:rPr>
+        <w:t xml:space="preserve">#RGB</w:t>
+      </w:r>
+      <w:r>
+        <w:t xml:space="preserve">/</w:t>
+      </w:r>
+      <w:r>
+        <w:rPr>
+          <w:rStyle w:val="VerbatimChar"/>
+        </w:rPr>
+        <w:t xml:space="preserve">#RRGGBB</w:t>
+      </w:r>
+      <w:r>
+        <w:t xml:space="preserve"> </w:t>
+      </w:r>
+      <w:r>
+        <w:t xml:space="preserve">hex (true-color). An invalid color</w:t>
+      </w:r>
+      <w:r>
+        <w:t xml:space="preserve"> </w:t>
+      </w:r>
+      <w:r>
+        <w:t xml:space="preserve">is rejected before any session/socket is created (§11.4.6 — no bluff).</w:t>
+      </w:r>
+    </w:p>
+    <w:p>
+      <w:pPr>
+        <w:pStyle w:val="Compact"/>
+        <w:numPr>
+          <w:ilvl w:val="0"/>
+          <w:numId w:val="1007"/>
+        </w:numPr>
+      </w:pPr>
+      <w:r>
+        <w:rPr>
+          <w:b/>
+          <w:bCs/>
+        </w:rPr>
+        <w:t xml:space="preserve">Persistence + precedence</w:t>
+      </w:r>
+      <w:r>
+        <w:t xml:space="preserve"> </w:t>
+      </w:r>
+      <w:r>
+        <w:t xml:space="preserve">— the color is stored in</w:t>
+      </w:r>
+      <w:r>
+        <w:t xml:space="preserve"> </w:t>
+      </w:r>
+      <w:r>
+        <w:rPr>
+          <w:rStyle w:val="VerbatimChar"/>
+        </w:rPr>
+        <w:t xml:space="preserve">~/.tmx/state.json</w:t>
+      </w:r>
+      <w:r>
+        <w:t xml:space="preserve"> </w:t>
+      </w:r>
+      <w:r>
+        <w:t xml:space="preserve">(schema 1→2, additive</w:t>
+      </w:r>
+      <w:r>
+        <w:t xml:space="preserve"> </w:t>
+      </w:r>
+      <w:r>
+        <w:rPr>
+          <w:rStyle w:val="VerbatimChar"/>
+        </w:rPr>
+        <w:t xml:space="preserve">color</w:t>
+      </w:r>
+      <w:r>
+        <w:t xml:space="preserve"> </w:t>
+      </w:r>
+      <w:r>
+        <w:t xml:space="preserve">field; forward+backward compatible) and</w:t>
+      </w:r>
+      <w:r>
+        <w:t xml:space="preserve"> </w:t>
+      </w:r>
+      <w:r>
+        <w:t xml:space="preserve">re-used on later bare-name runs. Precedence: inline &gt; persisted &gt;</w:t>
+      </w:r>
+      <w:r>
+        <w:t xml:space="preserve"> </w:t>
+      </w:r>
+      <w:r>
+        <w:t xml:space="preserve">hostname-derived &gt; default-green.</w:t>
+      </w:r>
+      <w:r>
+        <w:t xml:space="preserve"> </w:t>
+      </w:r>
+      <w:r>
+        <w:rPr>
+          <w:rStyle w:val="VerbatimChar"/>
+        </w:rPr>
+        <w:t xml:space="preserve">tmx-state-bin</w:t>
+      </w:r>
+      <w:r>
+        <w:t xml:space="preserve"> </w:t>
+      </w:r>
+      <w:r>
+        <w:t xml:space="preserve">gains</w:t>
+      </w:r>
+      <w:r>
+        <w:t xml:space="preserve"> </w:t>
+      </w:r>
+      <w:r>
+        <w:rPr>
+          <w:rStyle w:val="VerbatimChar"/>
+        </w:rPr>
+        <w:t xml:space="preserve">set-color</w:t>
+      </w:r>
+      <w:r>
+        <w:t xml:space="preserve"> </w:t>
+      </w:r>
+      <w:r>
+        <w:t xml:space="preserve">/</w:t>
+      </w:r>
+      <w:r>
+        <w:t xml:space="preserve"> </w:t>
+      </w:r>
+      <w:r>
+        <w:rPr>
+          <w:rStyle w:val="VerbatimChar"/>
+        </w:rPr>
+        <w:t xml:space="preserve">get-color</w:t>
+      </w:r>
+      <w:r>
+        <w:t xml:space="preserve"> </w:t>
+      </w:r>
+      <w:r>
+        <w:t xml:space="preserve">subcommands + a</w:t>
+      </w:r>
+      <w:r>
+        <w:t xml:space="preserve"> </w:t>
+      </w:r>
+      <w:r>
+        <w:rPr>
+          <w:rStyle w:val="VerbatimChar"/>
+        </w:rPr>
+        <w:t xml:space="preserve">COLOR</w:t>
+      </w:r>
+      <w:r>
+        <w:t xml:space="preserve"> </w:t>
+      </w:r>
+      <w:r>
+        <w:t xml:space="preserve">column in</w:t>
+      </w:r>
+      <w:r>
+        <w:t xml:space="preserve"> </w:t>
+      </w:r>
+      <w:r>
+        <w:rPr>
+          <w:rStyle w:val="VerbatimChar"/>
+        </w:rPr>
+        <w:t xml:space="preserve">list</w:t>
+      </w:r>
+      <w:r>
+        <w:t xml:space="preserve"> </w:t>
+      </w:r>
+      <w:r>
+        <w:t xml:space="preserve">(v1.1.0).</w:t>
+      </w:r>
+    </w:p>
+    <w:p>
+      <w:pPr>
+        <w:pStyle w:val="Compact"/>
+        <w:numPr>
+          <w:ilvl w:val="0"/>
+          <w:numId w:val="1007"/>
+        </w:numPr>
+      </w:pPr>
+      <w:r>
+        <w:rPr>
+          <w:b/>
+          <w:bCs/>
+        </w:rPr>
+        <w:t xml:space="preserve">Escaped colon in name</w:t>
+      </w:r>
+      <w:r>
+        <w:t xml:space="preserve"> </w:t>
+      </w:r>
+      <w:r>
+        <w:t xml:space="preserve">—</w:t>
+      </w:r>
+      <w:r>
+        <w:t xml:space="preserve"> </w:t>
+      </w:r>
+      <w:r>
+        <w:rPr>
+          <w:rStyle w:val="VerbatimChar"/>
+        </w:rPr>
+        <w:t xml:space="preserve">tmx new -s 'a\:b:cyan'</w:t>
+      </w:r>
+      <w:r>
+        <w:t xml:space="preserve"> </w:t>
+      </w:r>
+      <w:r>
+        <w:t xml:space="preserve">produces name</w:t>
+      </w:r>
+      <w:r>
+        <w:t xml:space="preserve"> </w:t>
+      </w:r>
+      <w:r>
+        <w:rPr>
+          <w:rStyle w:val="VerbatimChar"/>
+        </w:rPr>
+        <w:t xml:space="preserve">a:b</w:t>
+      </w:r>
+      <w:r>
+        <w:t xml:space="preserve"> </w:t>
+      </w:r>
+      <w:r>
+        <w:t xml:space="preserve">(sanitised</w:t>
+      </w:r>
+      <w:r>
+        <w:t xml:space="preserve"> </w:t>
+      </w:r>
+      <w:r>
+        <w:rPr>
+          <w:rStyle w:val="VerbatimChar"/>
+        </w:rPr>
+        <w:t xml:space="preserve">a_b</w:t>
+      </w:r>
+      <w:r>
+        <w:t xml:space="preserve">) with color</w:t>
+      </w:r>
+      <w:r>
+        <w:t xml:space="preserve"> </w:t>
+      </w:r>
+      <w:r>
+        <w:rPr>
+          <w:rStyle w:val="VerbatimChar"/>
+        </w:rPr>
+        <w:t xml:space="preserve">cyan</w:t>
+      </w:r>
+      <w:r>
+        <w:t xml:space="preserve">. Extra</w:t>
+      </w:r>
+      <w:r>
+        <w:t xml:space="preserve"> </w:t>
+      </w:r>
+      <w:r>
+        <w:rPr>
+          <w:rStyle w:val="VerbatimChar"/>
+        </w:rPr>
+        <w:t xml:space="preserve">:fields</w:t>
+      </w:r>
+      <w:r>
+        <w:t xml:space="preserve"> </w:t>
+      </w:r>
+      <w:r>
+        <w:t xml:space="preserve">after the color are</w:t>
+      </w:r>
+      <w:r>
+        <w:t xml:space="preserve"> </w:t>
+      </w:r>
+      <w:r>
+        <w:t xml:space="preserve">ignored (forward-compatible).</w:t>
+      </w:r>
+    </w:p>
+    <w:p>
+      <w:pPr>
+        <w:pStyle w:val="Compact"/>
+        <w:numPr>
+          <w:ilvl w:val="0"/>
+          <w:numId w:val="1007"/>
+        </w:numPr>
+      </w:pPr>
+      <w:r>
+        <w:rPr>
+          <w:b/>
+          <w:bCs/>
+        </w:rPr>
+        <w:t xml:space="preserve">Cross-OS parity (§11.4.81)</w:t>
+      </w:r>
+      <w:r>
+        <w:t xml:space="preserve"> </w:t>
+      </w:r>
+      <w:r>
+        <w:t xml:space="preserve">— works identically on Linux + macOS; the</w:t>
+      </w:r>
+      <w:r>
+        <w:t xml:space="preserve"> </w:t>
+      </w:r>
+      <w:r>
+        <w:t xml:space="preserve">macOS bridge forwards the</w:t>
+      </w:r>
+      <w:r>
+        <w:t xml:space="preserve"> </w:t>
+      </w:r>
+      <w:r>
+        <w:rPr>
+          <w:rStyle w:val="VerbatimChar"/>
+        </w:rPr>
+        <w:t xml:space="preserve">-s</w:t>
+      </w:r>
+      <w:r>
+        <w:t xml:space="preserve"> </w:t>
+      </w:r>
+      <w:r>
+        <w:t xml:space="preserve">value verbatim, the VM-side wrapper parses.</w:t>
+      </w:r>
+    </w:p>
+    <w:bookmarkEnd w:id="20"/>
+    <w:bookmarkStart w:id="21" w:name="changed"/>
+    <w:p>
+      <w:pPr>
+        <w:pStyle w:val="Heading3"/>
+      </w:pPr>
+      <w:r>
+        <w:t xml:space="preserve">Changed</w:t>
+      </w:r>
+    </w:p>
+    <w:p>
+      <w:pPr>
+        <w:pStyle w:val="Compact"/>
+        <w:numPr>
+          <w:ilvl w:val="0"/>
+          <w:numId w:val="1008"/>
+        </w:numPr>
+      </w:pPr>
+      <w:r>
+        <w:rPr>
+          <w:rStyle w:val="VerbatimChar"/>
+        </w:rPr>
+        <w:t xml:space="preserve">tmx-state-bin</w:t>
+      </w:r>
+      <w:r>
+        <w:t xml:space="preserve"> </w:t>
+      </w:r>
+      <w:r>
+        <w:rPr>
+          <w:rStyle w:val="VerbatimChar"/>
+        </w:rPr>
+        <w:t xml:space="preserve">v1.0.9</w:t>
+      </w:r>
+      <w:r>
+        <w:t xml:space="preserve"> </w:t>
+      </w:r>
+      <w:r>
+        <w:t xml:space="preserve">→</w:t>
+      </w:r>
+      <w:r>
+        <w:t xml:space="preserve"> </w:t>
+      </w:r>
+      <w:r>
+        <w:rPr>
+          <w:rStyle w:val="VerbatimChar"/>
+        </w:rPr>
+        <w:t xml:space="preserve">v1.1.0</w:t>
+      </w:r>
+      <w:r>
+        <w:t xml:space="preserve"> </w:t>
+      </w:r>
+      <w:r>
+        <w:t xml:space="preserve">(additive:</w:t>
+      </w:r>
+      <w:r>
+        <w:t xml:space="preserve"> </w:t>
+      </w:r>
+      <w:r>
+        <w:rPr>
+          <w:rStyle w:val="VerbatimChar"/>
+        </w:rPr>
+        <w:t xml:space="preserve">Session.Color</w:t>
+      </w:r>
+      <w:r>
+        <w:t xml:space="preserve">,</w:t>
+      </w:r>
+      <w:r>
+        <w:t xml:space="preserve"> </w:t>
+      </w:r>
+      <w:r>
+        <w:rPr>
+          <w:rStyle w:val="VerbatimChar"/>
+        </w:rPr>
+        <w:t xml:space="preserve">set-color</w:t>
+      </w:r>
+      <w:r>
+        <w:t xml:space="preserve">/</w:t>
+      </w:r>
+      <w:r>
+        <w:t xml:space="preserve"> </w:t>
+      </w:r>
+      <w:r>
+        <w:rPr>
+          <w:rStyle w:val="VerbatimChar"/>
+        </w:rPr>
+        <w:t xml:space="preserve">get-color</w:t>
+      </w:r>
+      <w:r>
+        <w:t xml:space="preserve">,</w:t>
+      </w:r>
+      <w:r>
+        <w:t xml:space="preserve"> </w:t>
+      </w:r>
+      <w:r>
+        <w:rPr>
+          <w:rStyle w:val="VerbatimChar"/>
+        </w:rPr>
+        <w:t xml:space="preserve">list</w:t>
+      </w:r>
+      <w:r>
+        <w:t xml:space="preserve"> </w:t>
+      </w:r>
+      <w:r>
+        <w:t xml:space="preserve">4th column). Schema version 1→2 (additive, no migration).</w:t>
+      </w:r>
+    </w:p>
+    <w:p>
+      <w:pPr>
+        <w:pStyle w:val="Compact"/>
+        <w:numPr>
+          <w:ilvl w:val="0"/>
+          <w:numId w:val="1008"/>
+        </w:numPr>
+      </w:pPr>
+      <w:r>
+        <w:rPr>
+          <w:rStyle w:val="VerbatimChar"/>
+        </w:rPr>
+        <w:t xml:space="preserve">tmx.template</w:t>
+      </w:r>
+      <w:r>
+        <w:t xml:space="preserve"> </w:t>
+      </w:r>
+      <w:r>
+        <w:t xml:space="preserve">sources new</w:t>
+      </w:r>
+      <w:r>
+        <w:t xml:space="preserve"> </w:t>
+      </w:r>
+      <w:r>
+        <w:rPr>
+          <w:rStyle w:val="VerbatimChar"/>
+        </w:rPr>
+        <w:t xml:space="preserve">scripts/tmx-color-lib.sh</w:t>
+      </w:r>
+      <w:r>
+        <w:t xml:space="preserve"> </w:t>
+      </w:r>
+      <w:r>
+        <w:t xml:space="preserve">(pure helpers</w:t>
+      </w:r>
+      <w:r>
+        <w:t xml:space="preserve"> </w:t>
+      </w:r>
+      <w:r>
+        <w:rPr>
+          <w:rStyle w:val="VerbatimChar"/>
+        </w:rPr>
+        <w:t xml:space="preserve">_parse_session_value</w:t>
+      </w:r>
+      <w:r>
+        <w:t xml:space="preserve"> </w:t>
+      </w:r>
+      <w:r>
+        <w:t xml:space="preserve">/</w:t>
+      </w:r>
+      <w:r>
+        <w:t xml:space="preserve"> </w:t>
+      </w:r>
+      <w:r>
+        <w:rPr>
+          <w:rStyle w:val="VerbatimChar"/>
+        </w:rPr>
+        <w:t xml:space="preserve">_color_valid</w:t>
+      </w:r>
+      <w:r>
+        <w:t xml:space="preserve">); resolves</w:t>
+      </w:r>
+      <w:r>
+        <w:t xml:space="preserve"> </w:t>
+      </w:r>
+      <w:r>
+        <w:rPr>
+          <w:rStyle w:val="VerbatimChar"/>
+        </w:rPr>
+        <w:t xml:space="preserve">EFFECTIVE_COLOR</w:t>
+      </w:r>
+      <w:r>
+        <w:t xml:space="preserve"> </w:t>
+      </w:r>
+      <w:r>
+        <w:t xml:space="preserve">and</w:t>
+      </w:r>
+      <w:r>
+        <w:t xml:space="preserve"> </w:t>
+      </w:r>
+      <w:r>
+        <w:t xml:space="preserve">applies via new</w:t>
+      </w:r>
+      <w:r>
+        <w:t xml:space="preserve"> </w:t>
+      </w:r>
+      <w:r>
+        <w:rPr>
+          <w:rStyle w:val="VerbatimChar"/>
+        </w:rPr>
+        <w:t xml:space="preserve">_apply_color</w:t>
+      </w:r>
+      <w:r>
+        <w:t xml:space="preserve"> </w:t>
+      </w:r>
+      <w:r>
+        <w:t xml:space="preserve">(mirrors</w:t>
+      </w:r>
+      <w:r>
+        <w:t xml:space="preserve"> </w:t>
+      </w:r>
+      <w:r>
+        <w:rPr>
+          <w:rStyle w:val="VerbatimChar"/>
+        </w:rPr>
+        <w:t xml:space="preserve">_apply_host_color</w:t>
+      </w:r>
+      <w:r>
+        <w:t xml:space="preserve">).</w:t>
+      </w:r>
+    </w:p>
+    <w:bookmarkEnd w:id="21"/>
+    <w:bookmarkStart w:id="22" w:name="Xb13a6c4c0280ec187857175509d42409285f46d"/>
+    <w:p>
+      <w:pPr>
+        <w:pStyle w:val="Heading3"/>
+      </w:pPr>
+      <w:r>
+        <w:t xml:space="preserve">Tested (four-layer §11.4.4(b) + §102 operator-path)</w:t>
+      </w:r>
+    </w:p>
+    <w:p>
+      <w:pPr>
+        <w:pStyle w:val="Compact"/>
+        <w:numPr>
+          <w:ilvl w:val="0"/>
+          <w:numId w:val="1009"/>
+        </w:numPr>
+      </w:pPr>
+      <w:r>
+        <w:rPr>
+          <w:rStyle w:val="VerbatimChar"/>
+        </w:rPr>
+        <w:t xml:space="preserve">63_session_color.sh</w:t>
+      </w:r>
+      <w:r>
+        <w:t xml:space="preserve"> </w:t>
+      </w:r>
+      <w:r>
+        <w:t xml:space="preserve">—</w:t>
+      </w:r>
+      <w:r>
+        <w:t xml:space="preserve"> </w:t>
+      </w:r>
+      <w:r>
+        <w:rPr>
+          <w:b/>
+          <w:bCs/>
+        </w:rPr>
+        <w:t xml:space="preserve">8/8 PASS</w:t>
+      </w:r>
+      <w:r>
+        <w:t xml:space="preserve"> </w:t>
+      </w:r>
+      <w:r>
+        <w:t xml:space="preserve">reading live</w:t>
+      </w:r>
+      <w:r>
+        <w:t xml:space="preserve"> </w:t>
+      </w:r>
+      <w:r>
+        <w:rPr>
+          <w:rStyle w:val="VerbatimChar"/>
+        </w:rPr>
+        <w:t xml:space="preserve">show-options</w:t>
+      </w:r>
+      <w:r>
+        <w:t xml:space="preserve"> </w:t>
+      </w:r>
+      <w:r>
+        <w:t xml:space="preserve">from the</w:t>
+      </w:r>
+      <w:r>
+        <w:t xml:space="preserve"> </w:t>
+      </w:r>
+      <w:r>
+        <w:t xml:space="preserve">real server (T1 name, T2 #hex, T3 all-4-surfaces, T4 persistence,</w:t>
+      </w:r>
+      <w:r>
+        <w:t xml:space="preserve"> </w:t>
+      </w:r>
+      <w:r>
+        <w:t xml:space="preserve">T5 invalid-rejected, T6 escaped-colon, T7 extra-ignored, T8 hostname</w:t>
+      </w:r>
+      <w:r>
+        <w:t xml:space="preserve"> </w:t>
+      </w:r>
+      <w:r>
+        <w:t xml:space="preserve">fallback). Deterministic 3× (§11.4.50).</w:t>
+      </w:r>
+    </w:p>
+    <w:p>
+      <w:pPr>
+        <w:pStyle w:val="Compact"/>
+        <w:numPr>
+          <w:ilvl w:val="0"/>
+          <w:numId w:val="1009"/>
+        </w:numPr>
+      </w:pPr>
+      <w:r>
+        <w:rPr>
+          <w:rStyle w:val="VerbatimChar"/>
+        </w:rPr>
+        <w:t xml:space="preserve">64_session_color_parse_unit.sh</w:t>
+      </w:r>
+      <w:r>
+        <w:t xml:space="preserve"> </w:t>
+      </w:r>
+      <w:r>
+        <w:t xml:space="preserve">—</w:t>
+      </w:r>
+      <w:r>
+        <w:t xml:space="preserve"> </w:t>
+      </w:r>
+      <w:r>
+        <w:rPr>
+          <w:b/>
+          <w:bCs/>
+        </w:rPr>
+        <w:t xml:space="preserve">17/17</w:t>
+      </w:r>
+      <w:r>
+        <w:t xml:space="preserve"> </w:t>
+      </w:r>
+      <w:r>
+        <w:t xml:space="preserve">pure parser/validation unit</w:t>
+      </w:r>
+      <w:r>
+        <w:t xml:space="preserve"> </w:t>
+      </w:r>
+      <w:r>
+        <w:t xml:space="preserve">tests, incl. bash↔Go canonical-name-list parity.</w:t>
+      </w:r>
+    </w:p>
+    <w:p>
+      <w:pPr>
+        <w:pStyle w:val="Compact"/>
+        <w:numPr>
+          <w:ilvl w:val="0"/>
+          <w:numId w:val="1009"/>
+        </w:numPr>
+      </w:pPr>
+      <w:r>
+        <w:t xml:space="preserve">§1.1 paired mutations</w:t>
+      </w:r>
+      <w:r>
+        <w:t xml:space="preserve"> </w:t>
+      </w:r>
+      <w:r>
+        <w:rPr>
+          <w:b/>
+          <w:bCs/>
+        </w:rPr>
+        <w:t xml:space="preserve">M25</w:t>
+      </w:r>
+      <w:r>
+        <w:t xml:space="preserve"> </w:t>
+      </w:r>
+      <w:r>
+        <w:t xml:space="preserve">(strip</w:t>
+      </w:r>
+      <w:r>
+        <w:t xml:space="preserve"> </w:t>
+      </w:r>
+      <w:r>
+        <w:rPr>
+          <w:rStyle w:val="VerbatimChar"/>
+        </w:rPr>
+        <w:t xml:space="preserve">_apply_color</w:t>
+      </w:r>
+      <w:r>
+        <w:t xml:space="preserve">) +</w:t>
+      </w:r>
+      <w:r>
+        <w:t xml:space="preserve"> </w:t>
+      </w:r>
+      <w:r>
+        <w:rPr>
+          <w:b/>
+          <w:bCs/>
+        </w:rPr>
+        <w:t xml:space="preserve">M26</w:t>
+      </w:r>
+      <w:r>
+        <w:t xml:space="preserve"> </w:t>
+      </w:r>
+      <w:r>
+        <w:t xml:space="preserve">(neutralize</w:t>
+      </w:r>
+      <w:r>
+        <w:t xml:space="preserve"> </w:t>
+      </w:r>
+      <w:r>
+        <w:rPr>
+          <w:rStyle w:val="VerbatimChar"/>
+        </w:rPr>
+        <w:t xml:space="preserve">set-color</w:t>
+      </w:r>
+      <w:r>
+        <w:t xml:space="preserve">) both</w:t>
+      </w:r>
+      <w:r>
+        <w:t xml:space="preserve"> </w:t>
+      </w:r>
+      <w:r>
+        <w:rPr>
+          <w:b/>
+          <w:bCs/>
+        </w:rPr>
+        <w:t xml:space="preserve">CAUGHT</w:t>
+      </w:r>
+      <w:r>
+        <w:t xml:space="preserve"> </w:t>
+      </w:r>
+      <w:r>
+        <w:t xml:space="preserve">by test 63 — the tests genuinely catch the</w:t>
+      </w:r>
+      <w:r>
+        <w:t xml:space="preserve"> </w:t>
+      </w:r>
+      <w:r>
+        <w:t xml:space="preserve">defect class.</w:t>
+      </w:r>
+    </w:p>
+    <w:p>
+      <w:pPr>
+        <w:pStyle w:val="Compact"/>
+        <w:numPr>
+          <w:ilvl w:val="0"/>
+          <w:numId w:val="1009"/>
+        </w:numPr>
+      </w:pPr>
+      <w:r>
+        <w:t xml:space="preserve">HelixQA Challenge</w:t>
+      </w:r>
+      <w:r>
+        <w:t xml:space="preserve"> </w:t>
+      </w:r>
+      <w:r>
+        <w:rPr>
+          <w:b/>
+          <w:bCs/>
+        </w:rPr>
+        <w:t xml:space="preserve">TMUX-CH-53</w:t>
+      </w:r>
+      <w:r>
+        <w:t xml:space="preserve"> </w:t>
+      </w:r>
+      <w:r>
+        <w:t xml:space="preserve">(blocker).</w:t>
+      </w:r>
+    </w:p>
+    <w:p>
+      <w:pPr>
+        <w:pStyle w:val="Compact"/>
+        <w:numPr>
+          <w:ilvl w:val="0"/>
+          <w:numId w:val="1009"/>
+        </w:numPr>
+      </w:pPr>
+      <w:r>
+        <w:t xml:space="preserve">Full-suite</w:t>
+      </w:r>
+      <w:r>
+        <w:t xml:space="preserve"> </w:t>
+      </w:r>
+      <w:r>
+        <w:rPr>
+          <w:rStyle w:val="VerbatimChar"/>
+        </w:rPr>
+        <w:t xml:space="preserve">run_all.sh</w:t>
+      </w:r>
+      <w:r>
+        <w:t xml:space="preserve">: PASS=55, the 2 FAILs (test 13 Darwin</w:t>
+      </w:r>
+      <w:r>
+        <w:t xml:space="preserve"> </w:t>
+      </w:r>
+      <w:r>
+        <w:rPr>
+          <w:rStyle w:val="VerbatimChar"/>
+        </w:rPr>
+        <w:t xml:space="preserve">ulimit -u</w:t>
+      </w:r>
+      <w:r>
+        <w:t xml:space="preserve"> </w:t>
+      </w:r>
+      <w:r>
+        <w:t xml:space="preserve">honest-gap §11.4.81; test 58 pre-existing mouse-drag</w:t>
+      </w:r>
+      <w:r>
+        <w:t xml:space="preserve"> </w:t>
+      </w:r>
+      <w:r>
+        <w:t xml:space="preserve">attach-refresh) are</w:t>
+      </w:r>
+      <w:r>
+        <w:t xml:space="preserve"> </w:t>
+      </w:r>
+      <w:r>
+        <w:rPr>
+          <w:b/>
+          <w:bCs/>
+        </w:rPr>
+        <w:t xml:space="preserve">pre-existing + environment-specific, not regressions</w:t>
+      </w:r>
+      <w:r>
+        <w:t xml:space="preserve"> </w:t>
+      </w:r>
+      <w:r>
+        <w:t xml:space="preserve">— proven by empty diff overlap with mouse/bind/copy surfaces.</w:t>
+      </w:r>
+    </w:p>
+    <w:bookmarkEnd w:id="22"/>
+    <w:bookmarkStart w:id="23" w:name="known--tracked-separately"/>
+    <w:p>
+      <w:pPr>
+        <w:pStyle w:val="Heading3"/>
+      </w:pPr>
+      <w:r>
+        <w:t xml:space="preserve">Known / tracked separately</w:t>
+      </w:r>
+    </w:p>
+    <w:p>
+      <w:pPr>
+        <w:pStyle w:val="Compact"/>
+        <w:numPr>
+          <w:ilvl w:val="0"/>
+          <w:numId w:val="1010"/>
+        </w:numPr>
+      </w:pPr>
+      <w:r>
+        <w:rPr>
+          <w:rStyle w:val="VerbatimChar"/>
+        </w:rPr>
+        <w:t xml:space="preserve">M24-ESCAPE-001</w:t>
+      </w:r>
+      <w:r>
+        <w:t xml:space="preserve"> </w:t>
+      </w:r>
+      <w:r>
+        <w:t xml:space="preserve">(pre-existing since v1.0.9,</w:t>
+      </w:r>
+      <w:r>
+        <w:t xml:space="preserve"> </w:t>
+      </w:r>
+      <w:r>
+        <w:rPr>
+          <w:rStyle w:val="VerbatimChar"/>
+        </w:rPr>
+        <w:t xml:space="preserve">f151d13</w:t>
+      </w:r>
+      <w:r>
+        <w:t xml:space="preserve">): the hostname</w:t>
+      </w:r>
+      <w:r>
+        <w:t xml:space="preserve"> </w:t>
+      </w:r>
+      <w:r>
+        <w:t xml:space="preserve">4-surface mutation escapes test 26. Tracked OPEN in</w:t>
+      </w:r>
+      <w:r>
+        <w:t xml:space="preserve"> </w:t>
+      </w:r>
+      <w:r>
+        <w:rPr>
+          <w:rStyle w:val="VerbatimChar"/>
+        </w:rPr>
+        <w:t xml:space="preserve">Issues.md</w:t>
+      </w:r>
+      <w:r>
+        <w:t xml:space="preserve">, fixed</w:t>
+      </w:r>
+      <w:r>
+        <w:t xml:space="preserve"> </w:t>
+      </w:r>
+      <w:r>
+        <w:t xml:space="preserve">separately — not a regression of this release.</w:t>
+      </w:r>
+    </w:p>
+    <w:p>
+      <w:r>
+        <w:pict>
+          <v:rect style="width:0;height:1.5pt" o:hralign="center" o:hrstd="t" o:hr="t"/>
+        </w:pict>
+      </w:r>
+    </w:p>
+    <w:bookmarkEnd w:id="23"/>
+    <w:bookmarkEnd w:id="24"/>
+    <w:bookmarkStart w:id="30" w:name="v1025--2026-06-16"/>
+    <w:p>
+      <w:pPr>
+        <w:pStyle w:val="Heading2"/>
+      </w:pPr>
+      <w:r>
         <w:t xml:space="preserve">[v1.0.25] — 2026-06-16</w:t>
       </w:r>
     </w:p>
@@ -96,7 +3237,7 @@
         <w:t xml:space="preserve">), fix host-level codegraph version skew, and clean dead test-socket cruft — per the operator mandate "we MUST ALWAYS target the latest versions of all our submodules." No tmux product-surface change.</w:t>
       </w:r>
     </w:p>
-    <w:bookmarkStart w:id="10" w:name="changed"/>
+    <w:bookmarkStart w:id="25" w:name="changed-1"/>
     <w:p>
       <w:pPr>
         <w:pStyle w:val="Heading3"/>
@@ -110,7 +3251,7 @@
         <w:pStyle w:val="Compact"/>
         <w:numPr>
           <w:ilvl w:val="0"/>
-          <w:numId w:val="1001"/>
+          <w:numId w:val="1011"/>
         </w:numPr>
       </w:pPr>
       <w:r>
@@ -240,7 +3381,7 @@
         <w:pStyle w:val="Compact"/>
         <w:numPr>
           <w:ilvl w:val="0"/>
-          <w:numId w:val="1001"/>
+          <w:numId w:val="1011"/>
         </w:numPr>
       </w:pPr>
       <w:r>
@@ -266,8 +3407,8 @@
         <w:t xml:space="preserve">).</w:t>
       </w:r>
     </w:p>
-    <w:bookmarkEnd w:id="10"/>
-    <w:bookmarkStart w:id="11" w:name="fixed-host-level--no-repo-change"/>
+    <w:bookmarkEnd w:id="25"/>
+    <w:bookmarkStart w:id="26" w:name="fixed-host-level--no-repo-change"/>
     <w:p>
       <w:pPr>
         <w:pStyle w:val="Heading3"/>
@@ -281,7 +3422,7 @@
         <w:pStyle w:val="Compact"/>
         <w:numPr>
           <w:ilvl w:val="0"/>
-          <w:numId w:val="1002"/>
+          <w:numId w:val="1012"/>
         </w:numPr>
       </w:pPr>
       <w:r>
@@ -418,7 +3559,7 @@
         <w:pStyle w:val="Compact"/>
         <w:numPr>
           <w:ilvl w:val="0"/>
-          <w:numId w:val="1002"/>
+          <w:numId w:val="1012"/>
         </w:numPr>
       </w:pPr>
       <w:r>
@@ -478,8 +3619,8 @@
         <w:t xml:space="preserve">).</w:t>
       </w:r>
     </w:p>
-    <w:bookmarkEnd w:id="11"/>
-    <w:bookmarkStart w:id="12" w:name="fixed-tests--swap-aware-oom-1148111450"/>
+    <w:bookmarkEnd w:id="26"/>
+    <w:bookmarkStart w:id="27" w:name="fixed-tests--swap-aware-oom-1148111450"/>
     <w:p>
       <w:pPr>
         <w:pStyle w:val="Heading3"/>
@@ -493,7 +3634,7 @@
         <w:pStyle w:val="Compact"/>
         <w:numPr>
           <w:ilvl w:val="0"/>
-          <w:numId w:val="1003"/>
+          <w:numId w:val="1013"/>
         </w:numPr>
       </w:pPr>
       <w:r>
@@ -677,8 +3818,8 @@
         <w:t xml:space="preserve">AND swapless hosts — touching only the test scope, never host-wide swap. Now PASS 3/3.</w:t>
       </w:r>
     </w:p>
-    <w:bookmarkEnd w:id="12"/>
-    <w:bookmarkStart w:id="13" w:name="validation-dual-host-release-gate"/>
+    <w:bookmarkEnd w:id="27"/>
+    <w:bookmarkStart w:id="28" w:name="validation-dual-host-release-gate"/>
     <w:p>
       <w:pPr>
         <w:pStyle w:val="Heading3"/>
@@ -692,7 +3833,7 @@
         <w:pStyle w:val="Compact"/>
         <w:numPr>
           <w:ilvl w:val="0"/>
-          <w:numId w:val="1004"/>
+          <w:numId w:val="1014"/>
         </w:numPr>
       </w:pPr>
       <w:r>
@@ -729,7 +3870,7 @@
         <w:pStyle w:val="Compact"/>
         <w:numPr>
           <w:ilvl w:val="0"/>
-          <w:numId w:val="1004"/>
+          <w:numId w:val="1014"/>
         </w:numPr>
       </w:pPr>
       <w:r>
@@ -760,7 +3901,7 @@
         <w:pStyle w:val="Compact"/>
         <w:numPr>
           <w:ilvl w:val="0"/>
-          <w:numId w:val="1004"/>
+          <w:numId w:val="1014"/>
         </w:numPr>
       </w:pPr>
       <w:r>
@@ -776,8 +3917,8 @@
         <w:t xml:space="preserve">re-run + verified on both hosts.</w:t>
       </w:r>
     </w:p>
-    <w:bookmarkEnd w:id="13"/>
-    <w:bookmarkStart w:id="14" w:name="known-follow-up-non-release-blocking"/>
+    <w:bookmarkEnd w:id="28"/>
+    <w:bookmarkStart w:id="29" w:name="known-follow-up-non-release-blocking"/>
     <w:p>
       <w:pPr>
         <w:pStyle w:val="Heading3"/>
@@ -791,7 +3932,7 @@
         <w:pStyle w:val="Compact"/>
         <w:numPr>
           <w:ilvl w:val="0"/>
-          <w:numId w:val="1005"/>
+          <w:numId w:val="1015"/>
         </w:numPr>
       </w:pPr>
       <w:r>
@@ -872,7 +4013,7 @@
         <w:pStyle w:val="Compact"/>
         <w:numPr>
           <w:ilvl w:val="0"/>
-          <w:numId w:val="1005"/>
+          <w:numId w:val="1015"/>
         </w:numPr>
       </w:pPr>
       <w:r>
@@ -909,9 +4050,9 @@
         <w:t xml:space="preserve">to promote tests 08/12/14 from honest SKIP to PASS.</w:t>
       </w:r>
     </w:p>
-    <w:bookmarkEnd w:id="14"/>
-    <w:bookmarkEnd w:id="15"/>
-    <w:bookmarkStart w:id="18" w:name="sources-verified-2026-06-16"/>
+    <w:bookmarkEnd w:id="29"/>
+    <w:bookmarkEnd w:id="30"/>
+    <w:bookmarkStart w:id="33" w:name="sources-verified-2026-06-16"/>
     <w:p>
       <w:pPr>
         <w:pStyle w:val="Heading2"/>
@@ -925,10 +4066,10 @@
         <w:pStyle w:val="Compact"/>
         <w:numPr>
           <w:ilvl w:val="0"/>
-          <w:numId w:val="1006"/>
-        </w:numPr>
-      </w:pPr>
-      <w:hyperlink r:id="rId16">
+          <w:numId w:val="1016"/>
+        </w:numPr>
+      </w:pPr>
+      <w:hyperlink r:id="rId31">
         <w:r>
           <w:rPr>
             <w:rStyle w:val="Hyperlink"/>
@@ -942,10 +4083,10 @@
         <w:pStyle w:val="Compact"/>
         <w:numPr>
           <w:ilvl w:val="0"/>
-          <w:numId w:val="1006"/>
-        </w:numPr>
-      </w:pPr>
-      <w:hyperlink r:id="rId17">
+          <w:numId w:val="1016"/>
+        </w:numPr>
+      </w:pPr>
+      <w:hyperlink r:id="rId32">
         <w:r>
           <w:rPr>
             <w:rStyle w:val="Hyperlink"/>
@@ -961,8 +4102,8 @@
         </w:pict>
       </w:r>
     </w:p>
-    <w:bookmarkEnd w:id="18"/>
-    <w:bookmarkStart w:id="23" w:name="v1024--2026-06-16"/>
+    <w:bookmarkEnd w:id="33"/>
+    <w:bookmarkStart w:id="38" w:name="v1024--2026-06-16"/>
     <w:p>
       <w:pPr>
         <w:pStyle w:val="Heading2"/>
@@ -1066,7 +4207,7 @@
         <w:t xml:space="preserve">from v1.0.23; this release adds testing tooling + extends + hardens the consumed Containers library.</w:t>
       </w:r>
     </w:p>
-    <w:bookmarkStart w:id="19" w:name="added"/>
+    <w:bookmarkStart w:id="34" w:name="added-3"/>
     <w:p>
       <w:pPr>
         <w:pStyle w:val="Heading3"/>
@@ -1080,7 +4221,7 @@
         <w:pStyle w:val="Compact"/>
         <w:numPr>
           <w:ilvl w:val="0"/>
-          <w:numId w:val="1007"/>
+          <w:numId w:val="1017"/>
         </w:numPr>
       </w:pPr>
       <w:r>
@@ -1268,7 +4409,7 @@
         <w:pStyle w:val="Compact"/>
         <w:numPr>
           <w:ilvl w:val="0"/>
-          <w:numId w:val="1007"/>
+          <w:numId w:val="1017"/>
         </w:numPr>
       </w:pPr>
       <w:r>
@@ -1307,8 +4448,8 @@
         <w:t xml:space="preserve">200, tears down clean. SKIP-with-reason by default.</w:t>
       </w:r>
     </w:p>
-    <w:bookmarkEnd w:id="19"/>
-    <w:bookmarkStart w:id="20" w:name="X2c9364c51b30857f4fa3451aa6836b263b04c0c"/>
+    <w:bookmarkEnd w:id="34"/>
+    <w:bookmarkStart w:id="35" w:name="X2c9364c51b30857f4fa3451aa6836b263b04c0c"/>
     <w:p>
       <w:pPr>
         <w:pStyle w:val="Heading3"/>
@@ -1322,7 +4463,7 @@
         <w:pStyle w:val="Compact"/>
         <w:numPr>
           <w:ilvl w:val="0"/>
-          <w:numId w:val="1008"/>
+          <w:numId w:val="1018"/>
         </w:numPr>
       </w:pPr>
       <w:r>
@@ -1383,7 +4524,7 @@
         <w:pStyle w:val="Compact"/>
         <w:numPr>
           <w:ilvl w:val="0"/>
-          <w:numId w:val="1008"/>
+          <w:numId w:val="1018"/>
         </w:numPr>
       </w:pPr>
       <w:r>
@@ -1417,7 +4558,7 @@
         <w:pStyle w:val="Compact"/>
         <w:numPr>
           <w:ilvl w:val="0"/>
-          <w:numId w:val="1008"/>
+          <w:numId w:val="1018"/>
         </w:numPr>
       </w:pPr>
       <w:r>
@@ -1499,7 +4640,7 @@
         <w:pStyle w:val="Compact"/>
         <w:numPr>
           <w:ilvl w:val="0"/>
-          <w:numId w:val="1008"/>
+          <w:numId w:val="1018"/>
         </w:numPr>
       </w:pPr>
       <w:r>
@@ -1537,8 +4678,8 @@
         <w:t xml:space="preserve">on an unreachable host; now exits non-zero when teardown can't be confirmed.</w:t>
       </w:r>
     </w:p>
-    <w:bookmarkEnd w:id="20"/>
-    <w:bookmarkStart w:id="21" w:name="X95999ade859dfb45118917147a4ca15cea390db"/>
+    <w:bookmarkEnd w:id="35"/>
+    <w:bookmarkStart w:id="36" w:name="X95999ade859dfb45118917147a4ca15cea390db"/>
     <w:p>
       <w:pPr>
         <w:pStyle w:val="Heading3"/>
@@ -1897,8 +5038,8 @@
         </w:tc>
       </w:tr>
     </w:tbl>
-    <w:bookmarkEnd w:id="21"/>
-    <w:bookmarkStart w:id="22" w:name="notes"/>
+    <w:bookmarkEnd w:id="36"/>
+    <w:bookmarkStart w:id="37" w:name="notes"/>
     <w:p>
       <w:pPr>
         <w:pStyle w:val="Heading3"/>
@@ -1912,7 +5053,7 @@
         <w:pStyle w:val="Compact"/>
         <w:numPr>
           <w:ilvl w:val="0"/>
-          <w:numId w:val="1009"/>
+          <w:numId w:val="1019"/>
         </w:numPr>
       </w:pPr>
       <w:r>
@@ -1945,7 +5086,7 @@
         <w:pStyle w:val="Compact"/>
         <w:numPr>
           <w:ilvl w:val="0"/>
-          <w:numId w:val="1009"/>
+          <w:numId w:val="1019"/>
         </w:numPr>
       </w:pPr>
       <w:r>
@@ -1983,9 +5124,9 @@
         </w:pict>
       </w:r>
     </w:p>
-    <w:bookmarkEnd w:id="22"/>
-    <w:bookmarkEnd w:id="23"/>
-    <w:bookmarkStart w:id="28" w:name="v1023--2026-06-16"/>
+    <w:bookmarkEnd w:id="37"/>
+    <w:bookmarkEnd w:id="38"/>
+    <w:bookmarkStart w:id="43" w:name="v1023--2026-06-16"/>
     <w:p>
       <w:pPr>
         <w:pStyle w:val="Heading2"/>
@@ -2214,7 +5355,7 @@
         <w:t xml:space="preserve">full suite on real Linux hardware.</w:t>
       </w:r>
     </w:p>
-    <w:bookmarkStart w:id="24" w:name="fixed"/>
+    <w:bookmarkStart w:id="39" w:name="fixed-2"/>
     <w:p>
       <w:pPr>
         <w:pStyle w:val="Heading3"/>
@@ -2228,7 +5369,7 @@
         <w:pStyle w:val="Compact"/>
         <w:numPr>
           <w:ilvl w:val="0"/>
-          <w:numId w:val="1010"/>
+          <w:numId w:val="1020"/>
         </w:numPr>
       </w:pPr>
       <w:r>
@@ -2566,7 +5707,7 @@
         <w:pStyle w:val="Compact"/>
         <w:numPr>
           <w:ilvl w:val="0"/>
-          <w:numId w:val="1010"/>
+          <w:numId w:val="1020"/>
         </w:numPr>
       </w:pPr>
       <w:r>
@@ -2684,7 +5825,7 @@
         <w:pStyle w:val="Compact"/>
         <w:numPr>
           <w:ilvl w:val="0"/>
-          <w:numId w:val="1010"/>
+          <w:numId w:val="1020"/>
         </w:numPr>
       </w:pPr>
       <w:r>
@@ -2775,8 +5916,8 @@
         <w:t xml:space="preserve">unchanged). PASS 5/5 deterministic on nezha with real OOM-kill evidence.</w:t>
       </w:r>
     </w:p>
-    <w:bookmarkEnd w:id="24"/>
-    <w:bookmarkStart w:id="25" w:name="added-1"/>
+    <w:bookmarkEnd w:id="39"/>
+    <w:bookmarkStart w:id="40" w:name="added-4"/>
     <w:p>
       <w:pPr>
         <w:pStyle w:val="Heading3"/>
@@ -2790,7 +5931,7 @@
         <w:pStyle w:val="Compact"/>
         <w:numPr>
           <w:ilvl w:val="0"/>
-          <w:numId w:val="1011"/>
+          <w:numId w:val="1021"/>
         </w:numPr>
       </w:pPr>
       <w:r>
@@ -2921,7 +6062,7 @@
         <w:pStyle w:val="Compact"/>
         <w:numPr>
           <w:ilvl w:val="0"/>
-          <w:numId w:val="1011"/>
+          <w:numId w:val="1021"/>
         </w:numPr>
       </w:pPr>
       <w:r>
@@ -3022,8 +6163,8 @@
         <w:t xml:space="preserve">it); Darwin PASSes by non-applicability.</w:t>
       </w:r>
     </w:p>
-    <w:bookmarkEnd w:id="25"/>
-    <w:bookmarkStart w:id="26" w:name="Xc01e82d39f6a88a1f9f3c4abb6f1f588fe4804c"/>
+    <w:bookmarkEnd w:id="40"/>
+    <w:bookmarkStart w:id="41" w:name="Xc01e82d39f6a88a1f9f3c4abb6f1f588fe4804c"/>
     <w:p>
       <w:pPr>
         <w:pStyle w:val="Heading3"/>
@@ -3265,8 +6406,8 @@
         </w:tc>
       </w:tr>
     </w:tbl>
-    <w:bookmarkEnd w:id="26"/>
-    <w:bookmarkStart w:id="27" w:name="notes-1"/>
+    <w:bookmarkEnd w:id="41"/>
+    <w:bookmarkStart w:id="42" w:name="notes-1"/>
     <w:p>
       <w:pPr>
         <w:pStyle w:val="Heading3"/>
@@ -3280,7 +6421,7 @@
         <w:pStyle w:val="Compact"/>
         <w:numPr>
           <w:ilvl w:val="0"/>
-          <w:numId w:val="1012"/>
+          <w:numId w:val="1022"/>
         </w:numPr>
       </w:pPr>
       <w:r>
@@ -3319,7 +6460,7 @@
         <w:pStyle w:val="Compact"/>
         <w:numPr>
           <w:ilvl w:val="1"/>
-          <w:numId w:val="1013"/>
+          <w:numId w:val="1023"/>
         </w:numPr>
       </w:pPr>
       <w:r>
@@ -3358,7 +6499,7 @@
         <w:pStyle w:val="Compact"/>
         <w:numPr>
           <w:ilvl w:val="0"/>
-          <w:numId w:val="1012"/>
+          <w:numId w:val="1022"/>
         </w:numPr>
       </w:pPr>
       <w:r>
@@ -3386,9 +6527,9 @@
         <w:t xml:space="preserve">the libtinfo fix is confined to the containerized Linux ELF link.</w:t>
       </w:r>
     </w:p>
-    <w:bookmarkEnd w:id="27"/>
-    <w:bookmarkEnd w:id="28"/>
-    <w:bookmarkStart w:id="34" w:name="sources-verified-2026-06-16-1"/>
+    <w:bookmarkEnd w:id="42"/>
+    <w:bookmarkEnd w:id="43"/>
+    <w:bookmarkStart w:id="49" w:name="sources-verified-2026-06-16-1"/>
     <w:p>
       <w:pPr>
         <w:pStyle w:val="Heading2"/>
@@ -3416,10 +6557,10 @@
         <w:pStyle w:val="Compact"/>
         <w:numPr>
           <w:ilvl w:val="0"/>
-          <w:numId w:val="1014"/>
-        </w:numPr>
-      </w:pPr>
-      <w:hyperlink r:id="rId29">
+          <w:numId w:val="1024"/>
+        </w:numPr>
+      </w:pPr>
+      <w:hyperlink r:id="rId44">
         <w:r>
           <w:rPr>
             <w:rStyle w:val="Hyperlink"/>
@@ -3433,10 +6574,10 @@
         <w:pStyle w:val="Compact"/>
         <w:numPr>
           <w:ilvl w:val="0"/>
-          <w:numId w:val="1014"/>
-        </w:numPr>
-      </w:pPr>
-      <w:hyperlink r:id="rId30">
+          <w:numId w:val="1024"/>
+        </w:numPr>
+      </w:pPr>
+      <w:hyperlink r:id="rId45">
         <w:r>
           <w:rPr>
             <w:rStyle w:val="Hyperlink"/>
@@ -3450,10 +6591,10 @@
         <w:pStyle w:val="Compact"/>
         <w:numPr>
           <w:ilvl w:val="0"/>
-          <w:numId w:val="1014"/>
-        </w:numPr>
-      </w:pPr>
-      <w:hyperlink r:id="rId31">
+          <w:numId w:val="1024"/>
+        </w:numPr>
+      </w:pPr>
+      <w:hyperlink r:id="rId46">
         <w:r>
           <w:rPr>
             <w:rStyle w:val="Hyperlink"/>
@@ -3467,10 +6608,10 @@
         <w:pStyle w:val="Compact"/>
         <w:numPr>
           <w:ilvl w:val="0"/>
-          <w:numId w:val="1014"/>
-        </w:numPr>
-      </w:pPr>
-      <w:hyperlink r:id="rId32">
+          <w:numId w:val="1024"/>
+        </w:numPr>
+      </w:pPr>
+      <w:hyperlink r:id="rId47">
         <w:r>
           <w:rPr>
             <w:rStyle w:val="Hyperlink"/>
@@ -3484,10 +6625,10 @@
         <w:pStyle w:val="Compact"/>
         <w:numPr>
           <w:ilvl w:val="0"/>
-          <w:numId w:val="1014"/>
-        </w:numPr>
-      </w:pPr>
-      <w:hyperlink r:id="rId33">
+          <w:numId w:val="1024"/>
+        </w:numPr>
+      </w:pPr>
+      <w:hyperlink r:id="rId48">
         <w:r>
           <w:rPr>
             <w:rStyle w:val="Hyperlink"/>
@@ -3503,8 +6644,8 @@
         </w:pict>
       </w:r>
     </w:p>
-    <w:bookmarkEnd w:id="34"/>
-    <w:bookmarkStart w:id="39" w:name="v1022--2026-06-13"/>
+    <w:bookmarkEnd w:id="49"/>
+    <w:bookmarkStart w:id="54" w:name="v1022--2026-06-13"/>
     <w:p>
       <w:pPr>
         <w:pStyle w:val="Heading2"/>
@@ -3638,7 +6779,7 @@
         <w:t xml:space="preserve">with one command.</w:t>
       </w:r>
     </w:p>
-    <w:bookmarkStart w:id="35" w:name="added-2"/>
+    <w:bookmarkStart w:id="50" w:name="added-5"/>
     <w:p>
       <w:pPr>
         <w:pStyle w:val="Heading3"/>
@@ -3652,7 +6793,7 @@
         <w:pStyle w:val="Compact"/>
         <w:numPr>
           <w:ilvl w:val="0"/>
-          <w:numId w:val="1015"/>
+          <w:numId w:val="1025"/>
         </w:numPr>
       </w:pPr>
       <w:r>
@@ -3812,7 +6953,7 @@
         <w:pStyle w:val="Compact"/>
         <w:numPr>
           <w:ilvl w:val="0"/>
-          <w:numId w:val="1015"/>
+          <w:numId w:val="1025"/>
         </w:numPr>
       </w:pPr>
       <w:r>
@@ -3998,8 +7139,8 @@
         <w:t xml:space="preserve">SKIP (runtime/kernel absent or not macOS).</w:t>
       </w:r>
     </w:p>
-    <w:bookmarkEnd w:id="35"/>
-    <w:bookmarkStart w:id="36" w:name="X3f0e9b7826c1532e96df8965b2c19e7d619f555"/>
+    <w:bookmarkEnd w:id="50"/>
+    <w:bookmarkStart w:id="51" w:name="X3f0e9b7826c1532e96df8965b2c19e7d619f555"/>
     <w:p>
       <w:pPr>
         <w:pStyle w:val="Heading3"/>
@@ -4388,8 +7529,8 @@
         <w:t xml:space="preserve">.</w:t>
       </w:r>
     </w:p>
-    <w:bookmarkEnd w:id="36"/>
-    <w:bookmarkStart w:id="37" w:name="Xf0494261caf36ad911f58dbe1c18c1969e45853"/>
+    <w:bookmarkEnd w:id="51"/>
+    <w:bookmarkStart w:id="52" w:name="Xf0494261caf36ad911f58dbe1c18c1969e45853"/>
     <w:p>
       <w:pPr>
         <w:pStyle w:val="Heading3"/>
@@ -4682,8 +7823,8 @@
         <w:t xml:space="preserve">history-limit, clear-history, scrollback, hostname-colour, …) RAN and PASSED.</w:t>
       </w:r>
     </w:p>
-    <w:bookmarkEnd w:id="37"/>
-    <w:bookmarkStart w:id="38" w:name="notes-2"/>
+    <w:bookmarkEnd w:id="52"/>
+    <w:bookmarkStart w:id="53" w:name="notes-2"/>
     <w:p>
       <w:pPr>
         <w:pStyle w:val="Heading3"/>
@@ -4697,7 +7838,7 @@
         <w:pStyle w:val="Compact"/>
         <w:numPr>
           <w:ilvl w:val="0"/>
-          <w:numId w:val="1016"/>
+          <w:numId w:val="1026"/>
         </w:numPr>
       </w:pPr>
       <w:r>
@@ -4731,9 +7872,9 @@
         <w:t xml:space="preserve">wrapper are byte-for-byte the v1.0.21 product.</w:t>
       </w:r>
     </w:p>
-    <w:bookmarkEnd w:id="38"/>
-    <w:bookmarkEnd w:id="39"/>
-    <w:bookmarkStart w:id="41" w:name="sources-verified-2026-06-13"/>
+    <w:bookmarkEnd w:id="53"/>
+    <w:bookmarkEnd w:id="54"/>
+    <w:bookmarkStart w:id="56" w:name="sources-verified-2026-06-13"/>
     <w:p>
       <w:pPr>
         <w:pStyle w:val="Heading2"/>
@@ -4776,7 +7917,7 @@
         <w:pStyle w:val="Compact"/>
         <w:numPr>
           <w:ilvl w:val="0"/>
-          <w:numId w:val="1017"/>
+          <w:numId w:val="1027"/>
         </w:numPr>
       </w:pPr>
       <w:r>
@@ -4800,7 +7941,7 @@
       <w:r>
         <w:t xml:space="preserve"> </w:t>
       </w:r>
-      <w:hyperlink r:id="rId40">
+      <w:hyperlink r:id="rId55">
         <w:r>
           <w:rPr>
             <w:rStyle w:val="Hyperlink"/>
@@ -4816,8 +7957,8 @@
         </w:pict>
       </w:r>
     </w:p>
-    <w:bookmarkEnd w:id="41"/>
-    <w:bookmarkStart w:id="45" w:name="v1021--2026-06-13"/>
+    <w:bookmarkEnd w:id="56"/>
+    <w:bookmarkStart w:id="60" w:name="v1021--2026-06-13"/>
     <w:p>
       <w:pPr>
         <w:pStyle w:val="Heading2"/>
@@ -4917,7 +8058,7 @@
         <w:t xml:space="preserve">failed → question the architecture).</w:t>
       </w:r>
     </w:p>
-    <w:bookmarkStart w:id="42" w:name="fixed-1"/>
+    <w:bookmarkStart w:id="57" w:name="fixed-3"/>
     <w:p>
       <w:pPr>
         <w:pStyle w:val="Heading3"/>
@@ -4931,7 +8072,7 @@
         <w:pStyle w:val="Compact"/>
         <w:numPr>
           <w:ilvl w:val="0"/>
-          <w:numId w:val="1018"/>
+          <w:numId w:val="1028"/>
         </w:numPr>
       </w:pPr>
       <w:r>
@@ -5116,7 +8257,7 @@
         <w:pStyle w:val="Compact"/>
         <w:numPr>
           <w:ilvl w:val="0"/>
-          <w:numId w:val="1018"/>
+          <w:numId w:val="1028"/>
         </w:numPr>
       </w:pPr>
       <w:r>
@@ -5317,8 +8458,8 @@
         <w:t xml:space="preserve">(Cmd-V / right-click→Paste) are unaffected.</w:t>
       </w:r>
     </w:p>
-    <w:bookmarkEnd w:id="42"/>
-    <w:bookmarkStart w:id="43" w:name="tests--verification-4-layer-per-103"/>
+    <w:bookmarkEnd w:id="57"/>
+    <w:bookmarkStart w:id="58" w:name="tests--verification-4-layer-per-103"/>
     <w:p>
       <w:pPr>
         <w:pStyle w:val="Heading3"/>
@@ -5332,7 +8473,7 @@
         <w:pStyle w:val="Compact"/>
         <w:numPr>
           <w:ilvl w:val="0"/>
-          <w:numId w:val="1019"/>
+          <w:numId w:val="1029"/>
         </w:numPr>
       </w:pPr>
       <w:r>
@@ -5387,7 +8528,7 @@
         <w:pStyle w:val="Compact"/>
         <w:numPr>
           <w:ilvl w:val="0"/>
-          <w:numId w:val="1019"/>
+          <w:numId w:val="1029"/>
         </w:numPr>
       </w:pPr>
       <w:r>
@@ -5485,7 +8626,7 @@
         <w:pStyle w:val="Compact"/>
         <w:numPr>
           <w:ilvl w:val="0"/>
-          <w:numId w:val="1019"/>
+          <w:numId w:val="1029"/>
         </w:numPr>
       </w:pPr>
       <w:r>
@@ -5540,7 +8681,7 @@
         <w:pStyle w:val="Compact"/>
         <w:numPr>
           <w:ilvl w:val="0"/>
-          <w:numId w:val="1019"/>
+          <w:numId w:val="1029"/>
         </w:numPr>
       </w:pPr>
       <w:r>
@@ -5590,8 +8731,8 @@
         <w:t xml:space="preserve">(copy-mode keystroke path) unaffected and green.</w:t>
       </w:r>
     </w:p>
-    <w:bookmarkEnd w:id="43"/>
-    <w:bookmarkStart w:id="44" w:name="Xd993a70e2df4a46ce08b6bae47d8785e55a9484"/>
+    <w:bookmarkEnd w:id="58"/>
+    <w:bookmarkStart w:id="59" w:name="Xd993a70e2df4a46ce08b6bae47d8785e55a9484"/>
     <w:p>
       <w:pPr>
         <w:pStyle w:val="Heading3"/>
@@ -5605,7 +8746,7 @@
         <w:pStyle w:val="Compact"/>
         <w:numPr>
           <w:ilvl w:val="0"/>
-          <w:numId w:val="1020"/>
+          <w:numId w:val="1030"/>
         </w:numPr>
       </w:pPr>
       <w:r>
@@ -5724,9 +8865,9 @@
         </w:pict>
       </w:r>
     </w:p>
-    <w:bookmarkEnd w:id="44"/>
-    <w:bookmarkEnd w:id="45"/>
-    <w:bookmarkStart w:id="49" w:name="v1020--2026-05-29"/>
+    <w:bookmarkEnd w:id="59"/>
+    <w:bookmarkEnd w:id="60"/>
+    <w:bookmarkStart w:id="64" w:name="v1020--2026-05-29"/>
     <w:p>
       <w:pPr>
         <w:pStyle w:val="Heading2"/>
@@ -5773,7 +8914,7 @@
         <w:t xml:space="preserve">pastes the selected content.</w:t>
       </w:r>
     </w:p>
-    <w:bookmarkStart w:id="46" w:name="fixed-2"/>
+    <w:bookmarkStart w:id="61" w:name="fixed-4"/>
     <w:p>
       <w:pPr>
         <w:pStyle w:val="Heading3"/>
@@ -5787,7 +8928,7 @@
         <w:pStyle w:val="Compact"/>
         <w:numPr>
           <w:ilvl w:val="0"/>
-          <w:numId w:val="1021"/>
+          <w:numId w:val="1031"/>
         </w:numPr>
       </w:pPr>
       <w:r>
@@ -5983,7 +9124,7 @@
         <w:pStyle w:val="Compact"/>
         <w:numPr>
           <w:ilvl w:val="0"/>
-          <w:numId w:val="1021"/>
+          <w:numId w:val="1031"/>
         </w:numPr>
       </w:pPr>
       <w:r>
@@ -6023,7 +9164,7 @@
         <w:pStyle w:val="Compact"/>
         <w:numPr>
           <w:ilvl w:val="1"/>
-          <w:numId w:val="1022"/>
+          <w:numId w:val="1032"/>
         </w:numPr>
       </w:pPr>
       <w:r>
@@ -6072,7 +9213,7 @@
         <w:pStyle w:val="Compact"/>
         <w:numPr>
           <w:ilvl w:val="1"/>
-          <w:numId w:val="1022"/>
+          <w:numId w:val="1032"/>
         </w:numPr>
       </w:pPr>
       <w:r>
@@ -6110,8 +9251,8 @@
         <w:t xml:space="preserve">(skips dead sockets) without restarting them.</w:t>
       </w:r>
     </w:p>
-    <w:bookmarkEnd w:id="46"/>
-    <w:bookmarkStart w:id="47" w:name="Xb0011a4ada6cafcc72e9f3e3789f53c8350b727"/>
+    <w:bookmarkEnd w:id="61"/>
+    <w:bookmarkStart w:id="62" w:name="Xb0011a4ada6cafcc72e9f3e3789f53c8350b727"/>
     <w:p>
       <w:pPr>
         <w:pStyle w:val="Heading3"/>
@@ -6125,7 +9266,7 @@
         <w:pStyle w:val="Compact"/>
         <w:numPr>
           <w:ilvl w:val="0"/>
-          <w:numId w:val="1023"/>
+          <w:numId w:val="1033"/>
         </w:numPr>
       </w:pPr>
       <w:r>
@@ -6204,7 +9345,7 @@
         <w:pStyle w:val="Compact"/>
         <w:numPr>
           <w:ilvl w:val="0"/>
-          <w:numId w:val="1023"/>
+          <w:numId w:val="1033"/>
         </w:numPr>
       </w:pPr>
       <w:r>
@@ -6259,7 +9400,7 @@
         <w:pStyle w:val="Compact"/>
         <w:numPr>
           <w:ilvl w:val="0"/>
-          <w:numId w:val="1023"/>
+          <w:numId w:val="1033"/>
         </w:numPr>
       </w:pPr>
       <w:r>
@@ -6362,8 +9503,8 @@
         <w:t xml:space="preserve">). Meta-test 50 CAUGHT / 0 ESCAPED.</w:t>
       </w:r>
     </w:p>
-    <w:bookmarkEnd w:id="47"/>
-    <w:bookmarkStart w:id="48" w:name="validation"/>
+    <w:bookmarkEnd w:id="62"/>
+    <w:bookmarkStart w:id="63" w:name="validation"/>
     <w:p>
       <w:pPr>
         <w:pStyle w:val="Heading3"/>
@@ -6377,7 +9518,7 @@
         <w:pStyle w:val="Compact"/>
         <w:numPr>
           <w:ilvl w:val="0"/>
-          <w:numId w:val="1024"/>
+          <w:numId w:val="1034"/>
         </w:numPr>
       </w:pPr>
       <w:r>
@@ -6442,7 +9583,7 @@
         <w:pStyle w:val="Compact"/>
         <w:numPr>
           <w:ilvl w:val="0"/>
-          <w:numId w:val="1024"/>
+          <w:numId w:val="1034"/>
         </w:numPr>
       </w:pPr>
       <w:r>
@@ -6486,9 +9627,9 @@
         </w:pict>
       </w:r>
     </w:p>
-    <w:bookmarkEnd w:id="48"/>
-    <w:bookmarkEnd w:id="49"/>
-    <w:bookmarkStart w:id="52" w:name="v1019--2026-05-29"/>
+    <w:bookmarkEnd w:id="63"/>
+    <w:bookmarkEnd w:id="64"/>
+    <w:bookmarkStart w:id="67" w:name="v1019--2026-05-29"/>
     <w:p>
       <w:pPr>
         <w:pStyle w:val="Heading2"/>
@@ -6676,7 +9817,7 @@
         <w:t xml:space="preserve">while real interactive agent usage works.</w:t>
       </w:r>
     </w:p>
-    <w:bookmarkStart w:id="50" w:name="fixed-3"/>
+    <w:bookmarkStart w:id="65" w:name="fixed-5"/>
     <w:p>
       <w:pPr>
         <w:pStyle w:val="Heading3"/>
@@ -6690,7 +9831,7 @@
         <w:pStyle w:val="Compact"/>
         <w:numPr>
           <w:ilvl w:val="0"/>
-          <w:numId w:val="1025"/>
+          <w:numId w:val="1035"/>
         </w:numPr>
       </w:pPr>
       <w:r>
@@ -6764,8 +9905,8 @@
         <w:t xml:space="preserve">nezha meta-test rose from 46→48 mutations caught.</w:t>
       </w:r>
     </w:p>
-    <w:bookmarkEnd w:id="50"/>
-    <w:bookmarkStart w:id="51" w:name="validation-dual-host-latest-head"/>
+    <w:bookmarkEnd w:id="65"/>
+    <w:bookmarkStart w:id="66" w:name="validation-dual-host-latest-head"/>
     <w:p>
       <w:pPr>
         <w:pStyle w:val="Heading3"/>
@@ -6779,7 +9920,7 @@
         <w:pStyle w:val="Compact"/>
         <w:numPr>
           <w:ilvl w:val="0"/>
-          <w:numId w:val="1026"/>
+          <w:numId w:val="1036"/>
         </w:numPr>
       </w:pPr>
       <w:r>
@@ -6816,7 +9957,7 @@
         <w:pStyle w:val="Compact"/>
         <w:numPr>
           <w:ilvl w:val="0"/>
-          <w:numId w:val="1026"/>
+          <w:numId w:val="1036"/>
         </w:numPr>
       </w:pPr>
       <w:r>
@@ -6853,7 +9994,7 @@
         <w:pStyle w:val="Compact"/>
         <w:numPr>
           <w:ilvl w:val="0"/>
-          <w:numId w:val="1026"/>
+          <w:numId w:val="1036"/>
         </w:numPr>
       </w:pPr>
       <w:r>
@@ -6893,9 +10034,9 @@
         </w:pict>
       </w:r>
     </w:p>
-    <w:bookmarkEnd w:id="51"/>
-    <w:bookmarkEnd w:id="52"/>
-    <w:bookmarkStart w:id="55" w:name="v1018--2026-05-29"/>
+    <w:bookmarkEnd w:id="66"/>
+    <w:bookmarkEnd w:id="67"/>
+    <w:bookmarkStart w:id="70" w:name="v1018--2026-05-29"/>
     <w:p>
       <w:pPr>
         <w:pStyle w:val="Heading2"/>
@@ -7035,7 +10176,7 @@
         <w:t xml:space="preserve">work.</w:t>
       </w:r>
     </w:p>
-    <w:bookmarkStart w:id="53" w:name="fixed-a42--completes-the-mouse-copy-fix"/>
+    <w:bookmarkStart w:id="68" w:name="fixed-a42--completes-the-mouse-copy-fix"/>
     <w:p>
       <w:pPr>
         <w:pStyle w:val="Heading3"/>
@@ -7049,7 +10190,7 @@
         <w:pStyle w:val="Compact"/>
         <w:numPr>
           <w:ilvl w:val="0"/>
-          <w:numId w:val="1027"/>
+          <w:numId w:val="1037"/>
         </w:numPr>
       </w:pPr>
       <w:r>
@@ -7107,7 +10248,7 @@
         <w:pStyle w:val="Compact"/>
         <w:numPr>
           <w:ilvl w:val="0"/>
-          <w:numId w:val="1027"/>
+          <w:numId w:val="1037"/>
         </w:numPr>
       </w:pPr>
       <w:r>
@@ -7210,7 +10351,7 @@
         <w:pStyle w:val="Compact"/>
         <w:numPr>
           <w:ilvl w:val="0"/>
-          <w:numId w:val="1027"/>
+          <w:numId w:val="1037"/>
         </w:numPr>
       </w:pPr>
       <w:r>
@@ -7226,7 +10367,7 @@
         <w:pStyle w:val="Compact"/>
         <w:numPr>
           <w:ilvl w:val="1"/>
-          <w:numId w:val="1028"/>
+          <w:numId w:val="1038"/>
         </w:numPr>
       </w:pPr>
       <w:r>
@@ -7311,7 +10452,7 @@
         <w:pStyle w:val="Compact"/>
         <w:numPr>
           <w:ilvl w:val="1"/>
-          <w:numId w:val="1028"/>
+          <w:numId w:val="1038"/>
         </w:numPr>
       </w:pPr>
       <w:r>
@@ -7378,7 +10519,7 @@
         <w:pStyle w:val="Compact"/>
         <w:numPr>
           <w:ilvl w:val="1"/>
-          <w:numId w:val="1028"/>
+          <w:numId w:val="1038"/>
         </w:numPr>
       </w:pPr>
       <w:r>
@@ -7421,8 +10562,8 @@
         <w:t xml:space="preserve">(CAUGHT).</w:t>
       </w:r>
     </w:p>
-    <w:bookmarkEnd w:id="53"/>
-    <w:bookmarkStart w:id="54" w:name="validation-1"/>
+    <w:bookmarkEnd w:id="68"/>
+    <w:bookmarkStart w:id="69" w:name="validation-1"/>
     <w:p>
       <w:pPr>
         <w:pStyle w:val="Heading3"/>
@@ -7436,7 +10577,7 @@
         <w:pStyle w:val="Compact"/>
         <w:numPr>
           <w:ilvl w:val="0"/>
-          <w:numId w:val="1029"/>
+          <w:numId w:val="1039"/>
         </w:numPr>
       </w:pPr>
       <w:r>
@@ -7496,7 +10637,7 @@
         <w:pStyle w:val="Compact"/>
         <w:numPr>
           <w:ilvl w:val="0"/>
-          <w:numId w:val="1029"/>
+          <w:numId w:val="1039"/>
         </w:numPr>
       </w:pPr>
       <w:r>
@@ -7516,9 +10657,9 @@
         </w:pict>
       </w:r>
     </w:p>
-    <w:bookmarkEnd w:id="54"/>
-    <w:bookmarkEnd w:id="55"/>
-    <w:bookmarkStart w:id="61" w:name="v1017--2026-05-29"/>
+    <w:bookmarkEnd w:id="69"/>
+    <w:bookmarkEnd w:id="70"/>
+    <w:bookmarkStart w:id="76" w:name="v1017--2026-05-29"/>
     <w:p>
       <w:pPr>
         <w:pStyle w:val="Heading2"/>
@@ -7571,7 +10712,7 @@
         <w:t xml:space="preserve">in a row. one enter is enough."</w:t>
       </w:r>
     </w:p>
-    <w:bookmarkStart w:id="56" w:name="X7a0b91e8b8e19f1d7cf16f79d02714aefd7c0d4"/>
+    <w:bookmarkStart w:id="71" w:name="X7a0b91e8b8e19f1d7cf16f79d02714aefd7c0d4"/>
     <w:p>
       <w:pPr>
         <w:pStyle w:val="Heading3"/>
@@ -7585,7 +10726,7 @@
         <w:pStyle w:val="Compact"/>
         <w:numPr>
           <w:ilvl w:val="0"/>
-          <w:numId w:val="1030"/>
+          <w:numId w:val="1040"/>
         </w:numPr>
       </w:pPr>
       <w:r>
@@ -7709,7 +10850,7 @@
         <w:pStyle w:val="Compact"/>
         <w:numPr>
           <w:ilvl w:val="0"/>
-          <w:numId w:val="1030"/>
+          <w:numId w:val="1040"/>
         </w:numPr>
       </w:pPr>
       <w:r>
@@ -7821,7 +10962,7 @@
         <w:pStyle w:val="Compact"/>
         <w:numPr>
           <w:ilvl w:val="0"/>
-          <w:numId w:val="1030"/>
+          <w:numId w:val="1040"/>
         </w:numPr>
       </w:pPr>
       <w:r>
@@ -7858,7 +10999,7 @@
         <w:pStyle w:val="Compact"/>
         <w:numPr>
           <w:ilvl w:val="1"/>
-          <w:numId w:val="1031"/>
+          <w:numId w:val="1041"/>
         </w:numPr>
       </w:pPr>
       <w:r>
@@ -7913,8 +11054,8 @@
         <w:t xml:space="preserve">(strip toggle → test 55 FAILs, CAUGHT).</w:t>
       </w:r>
     </w:p>
-    <w:bookmarkEnd w:id="56"/>
-    <w:bookmarkStart w:id="57" w:name="Xccffd2ebf54112bb69d2f82956870fe571a46e4"/>
+    <w:bookmarkEnd w:id="71"/>
+    <w:bookmarkStart w:id="72" w:name="Xccffd2ebf54112bb69d2f82956870fe571a46e4"/>
     <w:p>
       <w:pPr>
         <w:pStyle w:val="Heading3"/>
@@ -7928,7 +11069,7 @@
         <w:pStyle w:val="Compact"/>
         <w:numPr>
           <w:ilvl w:val="0"/>
-          <w:numId w:val="1032"/>
+          <w:numId w:val="1042"/>
         </w:numPr>
       </w:pPr>
       <w:r>
@@ -8078,7 +11219,7 @@
         <w:pStyle w:val="Compact"/>
         <w:numPr>
           <w:ilvl w:val="0"/>
-          <w:numId w:val="1032"/>
+          <w:numId w:val="1042"/>
         </w:numPr>
       </w:pPr>
       <w:r>
@@ -8142,7 +11283,7 @@
         <w:pStyle w:val="Compact"/>
         <w:numPr>
           <w:ilvl w:val="0"/>
-          <w:numId w:val="1032"/>
+          <w:numId w:val="1042"/>
         </w:numPr>
       </w:pPr>
       <w:r>
@@ -8262,8 +11403,8 @@
         <w:t xml:space="preserve">PROMPT_COUNT 2 → 1 after deploy.</w:t>
       </w:r>
     </w:p>
-    <w:bookmarkEnd w:id="57"/>
-    <w:bookmarkStart w:id="58" w:name="X127426d11bfaa8740d0cd18ac26e202604ba213"/>
+    <w:bookmarkEnd w:id="72"/>
+    <w:bookmarkStart w:id="73" w:name="X127426d11bfaa8740d0cd18ac26e202604ba213"/>
     <w:p>
       <w:pPr>
         <w:pStyle w:val="Heading3"/>
@@ -8277,7 +11418,7 @@
         <w:pStyle w:val="Compact"/>
         <w:numPr>
           <w:ilvl w:val="0"/>
-          <w:numId w:val="1033"/>
+          <w:numId w:val="1043"/>
         </w:numPr>
       </w:pPr>
       <w:r>
@@ -8365,8 +11506,8 @@
         <w:t xml:space="preserve">during this cycle's dual-host setup.</w:t>
       </w:r>
     </w:p>
-    <w:bookmarkEnd w:id="58"/>
-    <w:bookmarkStart w:id="59" w:name="X0e247f6b01f2a385db7865be1f3cec3f8a5a2bf"/>
+    <w:bookmarkEnd w:id="73"/>
+    <w:bookmarkStart w:id="74" w:name="X0e247f6b01f2a385db7865be1f3cec3f8a5a2bf"/>
     <w:p>
       <w:pPr>
         <w:pStyle w:val="Heading3"/>
@@ -8392,7 +11533,7 @@
         <w:pStyle w:val="Compact"/>
         <w:numPr>
           <w:ilvl w:val="0"/>
-          <w:numId w:val="1034"/>
+          <w:numId w:val="1044"/>
         </w:numPr>
       </w:pPr>
       <w:r>
@@ -8462,7 +11603,7 @@
         <w:pStyle w:val="Compact"/>
         <w:numPr>
           <w:ilvl w:val="0"/>
-          <w:numId w:val="1034"/>
+          <w:numId w:val="1044"/>
         </w:numPr>
       </w:pPr>
       <w:r>
@@ -8532,7 +11673,7 @@
         <w:pStyle w:val="Compact"/>
         <w:numPr>
           <w:ilvl w:val="0"/>
-          <w:numId w:val="1034"/>
+          <w:numId w:val="1044"/>
         </w:numPr>
       </w:pPr>
       <w:r>
@@ -8545,8 +11686,8 @@
         <w:t xml:space="preserve">green on both.</w:t>
       </w:r>
     </w:p>
-    <w:bookmarkEnd w:id="59"/>
-    <w:bookmarkStart w:id="60" w:name="tooling"/>
+    <w:bookmarkEnd w:id="74"/>
+    <w:bookmarkStart w:id="75" w:name="tooling"/>
     <w:p>
       <w:pPr>
         <w:pStyle w:val="Heading3"/>
@@ -8560,7 +11701,7 @@
         <w:pStyle w:val="Compact"/>
         <w:numPr>
           <w:ilvl w:val="0"/>
-          <w:numId w:val="1035"/>
+          <w:numId w:val="1045"/>
         </w:numPr>
       </w:pPr>
       <w:r>
@@ -8614,7 +11755,7 @@
         <w:pStyle w:val="Compact"/>
         <w:numPr>
           <w:ilvl w:val="0"/>
-          <w:numId w:val="1035"/>
+          <w:numId w:val="1045"/>
         </w:numPr>
       </w:pPr>
       <w:r>
@@ -8667,9 +11808,9 @@
         </w:pict>
       </w:r>
     </w:p>
-    <w:bookmarkEnd w:id="60"/>
-    <w:bookmarkEnd w:id="61"/>
-    <w:bookmarkStart w:id="72" w:name="v1016--2026-05-28"/>
+    <w:bookmarkEnd w:id="75"/>
+    <w:bookmarkEnd w:id="76"/>
+    <w:bookmarkStart w:id="87" w:name="v1016--2026-05-28"/>
     <w:p>
       <w:pPr>
         <w:pStyle w:val="Heading2"/>
@@ -8730,7 +11871,7 @@
         <w:t xml:space="preserve">10-PWU pipeline (Q1..Q10) — all complete this cycle:</w:t>
       </w:r>
     </w:p>
-    <w:bookmarkStart w:id="62" w:name="fixed-q1--flake-hunt"/>
+    <w:bookmarkStart w:id="77" w:name="fixed-q1--flake-hunt"/>
     <w:p>
       <w:pPr>
         <w:pStyle w:val="Heading3"/>
@@ -8744,7 +11885,7 @@
         <w:pStyle w:val="Compact"/>
         <w:numPr>
           <w:ilvl w:val="0"/>
-          <w:numId w:val="1036"/>
+          <w:numId w:val="1046"/>
         </w:numPr>
       </w:pPr>
       <w:r>
@@ -8827,8 +11968,8 @@
         <w:t xml:space="preserve">violation observed in v1.0.15 post-release reverify.</w:t>
       </w:r>
     </w:p>
-    <w:bookmarkEnd w:id="62"/>
-    <w:bookmarkStart w:id="63" w:name="X232d423810b0553c5dadd090e06606e808f6797"/>
+    <w:bookmarkEnd w:id="77"/>
+    <w:bookmarkStart w:id="78" w:name="X232d423810b0553c5dadd090e06606e808f6797"/>
     <w:p>
       <w:pPr>
         <w:pStyle w:val="Heading3"/>
@@ -8842,7 +11983,7 @@
         <w:pStyle w:val="Compact"/>
         <w:numPr>
           <w:ilvl w:val="0"/>
-          <w:numId w:val="1037"/>
+          <w:numId w:val="1047"/>
         </w:numPr>
       </w:pPr>
       <w:r>
@@ -8912,7 +12053,7 @@
         <w:pStyle w:val="Compact"/>
         <w:numPr>
           <w:ilvl w:val="0"/>
-          <w:numId w:val="1037"/>
+          <w:numId w:val="1047"/>
         </w:numPr>
       </w:pPr>
       <w:r>
@@ -8970,7 +12111,7 @@
         <w:pStyle w:val="Compact"/>
         <w:numPr>
           <w:ilvl w:val="0"/>
-          <w:numId w:val="1037"/>
+          <w:numId w:val="1047"/>
         </w:numPr>
       </w:pPr>
       <w:r>
@@ -9025,7 +12166,7 @@
         <w:pStyle w:val="Compact"/>
         <w:numPr>
           <w:ilvl w:val="0"/>
-          <w:numId w:val="1037"/>
+          <w:numId w:val="1047"/>
         </w:numPr>
       </w:pPr>
       <w:r>
@@ -9062,8 +12203,8 @@
         <w:t xml:space="preserve">(since v1.0.9 introduction of P5-M20/M21).</w:t>
       </w:r>
     </w:p>
-    <w:bookmarkEnd w:id="63"/>
-    <w:bookmarkStart w:id="64" w:name="Xcc8c4b78224a1c4875dc7ee8b00dcf48c832b5c"/>
+    <w:bookmarkEnd w:id="78"/>
+    <w:bookmarkStart w:id="79" w:name="Xcc8c4b78224a1c4875dc7ee8b00dcf48c832b5c"/>
     <w:p>
       <w:pPr>
         <w:pStyle w:val="Heading3"/>
@@ -9077,7 +12218,7 @@
         <w:pStyle w:val="Compact"/>
         <w:numPr>
           <w:ilvl w:val="0"/>
-          <w:numId w:val="1038"/>
+          <w:numId w:val="1048"/>
         </w:numPr>
       </w:pPr>
       <w:r>
@@ -9135,7 +12276,7 @@
         <w:pStyle w:val="Compact"/>
         <w:numPr>
           <w:ilvl w:val="0"/>
-          <w:numId w:val="1038"/>
+          <w:numId w:val="1048"/>
         </w:numPr>
       </w:pPr>
       <w:r>
@@ -9199,7 +12340,7 @@
         <w:pStyle w:val="Compact"/>
         <w:numPr>
           <w:ilvl w:val="0"/>
-          <w:numId w:val="1038"/>
+          <w:numId w:val="1048"/>
         </w:numPr>
       </w:pPr>
       <w:r>
@@ -9233,7 +12374,7 @@
         <w:pStyle w:val="Compact"/>
         <w:numPr>
           <w:ilvl w:val="0"/>
-          <w:numId w:val="1038"/>
+          <w:numId w:val="1048"/>
         </w:numPr>
       </w:pPr>
       <w:r>
@@ -9291,7 +12432,7 @@
         <w:pStyle w:val="Compact"/>
         <w:numPr>
           <w:ilvl w:val="0"/>
-          <w:numId w:val="1038"/>
+          <w:numId w:val="1048"/>
         </w:numPr>
       </w:pPr>
       <w:r>
@@ -9314,8 +12455,8 @@
         <w:t xml:space="preserve">per §11.4.50 deterministic.</w:t>
       </w:r>
     </w:p>
-    <w:bookmarkEnd w:id="64"/>
-    <w:bookmarkStart w:id="65" w:name="Xf744f2397c7bd9e844c61c980f51a6943b59c07"/>
+    <w:bookmarkEnd w:id="79"/>
+    <w:bookmarkStart w:id="80" w:name="Xf744f2397c7bd9e844c61c980f51a6943b59c07"/>
     <w:p>
       <w:pPr>
         <w:pStyle w:val="Heading3"/>
@@ -9329,7 +12470,7 @@
         <w:pStyle w:val="Compact"/>
         <w:numPr>
           <w:ilvl w:val="0"/>
-          <w:numId w:val="1039"/>
+          <w:numId w:val="1049"/>
         </w:numPr>
       </w:pPr>
       <w:r>
@@ -9397,7 +12538,7 @@
         <w:pStyle w:val="Compact"/>
         <w:numPr>
           <w:ilvl w:val="0"/>
-          <w:numId w:val="1039"/>
+          <w:numId w:val="1049"/>
         </w:numPr>
       </w:pPr>
       <w:r>
@@ -9435,7 +12576,7 @@
         <w:pStyle w:val="Compact"/>
         <w:numPr>
           <w:ilvl w:val="0"/>
-          <w:numId w:val="1039"/>
+          <w:numId w:val="1049"/>
         </w:numPr>
       </w:pPr>
       <w:r>
@@ -9473,8 +12614,8 @@
         <w:t xml:space="preserve">doc with §11.4.99 Sources-verified footer.</w:t>
       </w:r>
     </w:p>
-    <w:bookmarkEnd w:id="65"/>
-    <w:bookmarkStart w:id="66" w:name="Xb00a2848bd93caed6491f7fc81899202a872296"/>
+    <w:bookmarkEnd w:id="80"/>
+    <w:bookmarkStart w:id="81" w:name="Xb00a2848bd93caed6491f7fc81899202a872296"/>
     <w:p>
       <w:pPr>
         <w:pStyle w:val="Heading3"/>
@@ -9488,7 +12629,7 @@
         <w:pStyle w:val="Compact"/>
         <w:numPr>
           <w:ilvl w:val="0"/>
-          <w:numId w:val="1040"/>
+          <w:numId w:val="1050"/>
         </w:numPr>
       </w:pPr>
       <w:r>
@@ -9531,7 +12672,7 @@
         <w:pStyle w:val="Compact"/>
         <w:numPr>
           <w:ilvl w:val="0"/>
-          <w:numId w:val="1040"/>
+          <w:numId w:val="1050"/>
         </w:numPr>
       </w:pPr>
       <w:r>
@@ -9679,7 +12820,7 @@
         <w:pStyle w:val="Compact"/>
         <w:numPr>
           <w:ilvl w:val="0"/>
-          <w:numId w:val="1040"/>
+          <w:numId w:val="1050"/>
         </w:numPr>
       </w:pPr>
       <w:r>
@@ -9709,8 +12850,8 @@
         <w:t xml:space="preserve">.</w:t>
       </w:r>
     </w:p>
-    <w:bookmarkEnd w:id="66"/>
-    <w:bookmarkStart w:id="67" w:name="implemented-q6--5-new-helixqa-challenges"/>
+    <w:bookmarkEnd w:id="81"/>
+    <w:bookmarkStart w:id="82" w:name="implemented-q6--5-new-helixqa-challenges"/>
     <w:p>
       <w:pPr>
         <w:pStyle w:val="Heading3"/>
@@ -9724,7 +12865,7 @@
         <w:pStyle w:val="Compact"/>
         <w:numPr>
           <w:ilvl w:val="0"/>
-          <w:numId w:val="1041"/>
+          <w:numId w:val="1051"/>
         </w:numPr>
       </w:pPr>
       <w:r>
@@ -9745,7 +12886,7 @@
         <w:pStyle w:val="Compact"/>
         <w:numPr>
           <w:ilvl w:val="0"/>
-          <w:numId w:val="1041"/>
+          <w:numId w:val="1051"/>
         </w:numPr>
       </w:pPr>
       <w:r>
@@ -9766,7 +12907,7 @@
         <w:pStyle w:val="Compact"/>
         <w:numPr>
           <w:ilvl w:val="0"/>
-          <w:numId w:val="1041"/>
+          <w:numId w:val="1051"/>
         </w:numPr>
       </w:pPr>
       <w:r>
@@ -9787,7 +12928,7 @@
         <w:pStyle w:val="Compact"/>
         <w:numPr>
           <w:ilvl w:val="0"/>
-          <w:numId w:val="1041"/>
+          <w:numId w:val="1051"/>
         </w:numPr>
       </w:pPr>
       <w:r>
@@ -9808,7 +12949,7 @@
         <w:pStyle w:val="Compact"/>
         <w:numPr>
           <w:ilvl w:val="0"/>
-          <w:numId w:val="1041"/>
+          <w:numId w:val="1051"/>
         </w:numPr>
       </w:pPr>
       <w:r>
@@ -9824,8 +12965,8 @@
         <w:t xml:space="preserve">— §11.4.99 Sources-verified footer enforcement.</w:t>
       </w:r>
     </w:p>
-    <w:bookmarkEnd w:id="67"/>
-    <w:bookmarkStart w:id="68" w:name="implemented-q7--documentation-extension"/>
+    <w:bookmarkEnd w:id="82"/>
+    <w:bookmarkStart w:id="83" w:name="implemented-q7--documentation-extension"/>
     <w:p>
       <w:pPr>
         <w:pStyle w:val="Heading3"/>
@@ -9839,7 +12980,7 @@
         <w:pStyle w:val="Compact"/>
         <w:numPr>
           <w:ilvl w:val="0"/>
-          <w:numId w:val="1042"/>
+          <w:numId w:val="1052"/>
         </w:numPr>
       </w:pPr>
       <w:r>
@@ -9888,7 +13029,7 @@
         <w:pStyle w:val="Compact"/>
         <w:numPr>
           <w:ilvl w:val="0"/>
-          <w:numId w:val="1042"/>
+          <w:numId w:val="1052"/>
         </w:numPr>
       </w:pPr>
       <w:r>
@@ -9931,7 +13072,7 @@
         <w:pStyle w:val="Compact"/>
         <w:numPr>
           <w:ilvl w:val="0"/>
-          <w:numId w:val="1042"/>
+          <w:numId w:val="1052"/>
         </w:numPr>
       </w:pPr>
       <w:r>
@@ -9974,7 +13115,7 @@
         <w:pStyle w:val="Compact"/>
         <w:numPr>
           <w:ilvl w:val="0"/>
-          <w:numId w:val="1042"/>
+          <w:numId w:val="1052"/>
         </w:numPr>
       </w:pPr>
       <w:r>
@@ -10003,7 +13144,7 @@
         <w:pStyle w:val="Compact"/>
         <w:numPr>
           <w:ilvl w:val="0"/>
-          <w:numId w:val="1042"/>
+          <w:numId w:val="1052"/>
         </w:numPr>
       </w:pPr>
       <w:r>
@@ -10037,8 +13178,8 @@
         <w:t xml:space="preserve">modernc.org/sqlite docs.</w:t>
       </w:r>
     </w:p>
-    <w:bookmarkEnd w:id="68"/>
-    <w:bookmarkStart w:id="69" w:name="implemented-q8--4-new-validation-tests"/>
+    <w:bookmarkEnd w:id="83"/>
+    <w:bookmarkStart w:id="84" w:name="implemented-q8--4-new-validation-tests"/>
     <w:p>
       <w:pPr>
         <w:pStyle w:val="Heading3"/>
@@ -10052,7 +13193,7 @@
         <w:pStyle w:val="Compact"/>
         <w:numPr>
           <w:ilvl w:val="0"/>
-          <w:numId w:val="1043"/>
+          <w:numId w:val="1053"/>
         </w:numPr>
       </w:pPr>
       <w:r>
@@ -10074,7 +13215,7 @@
         <w:pStyle w:val="Compact"/>
         <w:numPr>
           <w:ilvl w:val="0"/>
-          <w:numId w:val="1043"/>
+          <w:numId w:val="1053"/>
         </w:numPr>
       </w:pPr>
       <w:r>
@@ -10096,7 +13237,7 @@
         <w:pStyle w:val="Compact"/>
         <w:numPr>
           <w:ilvl w:val="0"/>
-          <w:numId w:val="1043"/>
+          <w:numId w:val="1053"/>
         </w:numPr>
       </w:pPr>
       <w:r>
@@ -10139,7 +13280,7 @@
         <w:pStyle w:val="Compact"/>
         <w:numPr>
           <w:ilvl w:val="0"/>
-          <w:numId w:val="1043"/>
+          <w:numId w:val="1053"/>
         </w:numPr>
       </w:pPr>
       <w:r>
@@ -10171,8 +13312,8 @@
         <w:t xml:space="preserve">every operator-facing doc; ISO date freshness ≤ 6 months.</w:t>
       </w:r>
     </w:p>
-    <w:bookmarkEnd w:id="69"/>
-    <w:bookmarkStart w:id="70" w:name="verified-green-q9--multi-host-re-verify"/>
+    <w:bookmarkEnd w:id="84"/>
+    <w:bookmarkStart w:id="85" w:name="verified-green-q9--multi-host-re-verify"/>
     <w:p>
       <w:pPr>
         <w:pStyle w:val="Heading3"/>
@@ -10186,7 +13327,7 @@
         <w:pStyle w:val="Compact"/>
         <w:numPr>
           <w:ilvl w:val="0"/>
-          <w:numId w:val="1044"/>
+          <w:numId w:val="1054"/>
         </w:numPr>
       </w:pPr>
       <w:r>
@@ -10220,7 +13361,7 @@
         <w:pStyle w:val="Compact"/>
         <w:numPr>
           <w:ilvl w:val="0"/>
-          <w:numId w:val="1044"/>
+          <w:numId w:val="1054"/>
         </w:numPr>
       </w:pPr>
       <w:r>
@@ -10237,8 +13378,8 @@
         <w:t xml:space="preserve">(Linux ALT 6.12 x86_64): GREEN (to be populated post-deploy).</w:t>
       </w:r>
     </w:p>
-    <w:bookmarkEnd w:id="70"/>
-    <w:bookmarkStart w:id="71" w:name="honest-gaps-deferred-per-1146"/>
+    <w:bookmarkEnd w:id="85"/>
+    <w:bookmarkStart w:id="86" w:name="honest-gaps-deferred-per-1146"/>
     <w:p>
       <w:pPr>
         <w:pStyle w:val="Heading3"/>
@@ -10252,7 +13393,7 @@
         <w:pStyle w:val="Compact"/>
         <w:numPr>
           <w:ilvl w:val="0"/>
-          <w:numId w:val="1045"/>
+          <w:numId w:val="1055"/>
         </w:numPr>
       </w:pPr>
       <w:r>
@@ -10282,7 +13423,7 @@
         <w:pStyle w:val="Compact"/>
         <w:numPr>
           <w:ilvl w:val="0"/>
-          <w:numId w:val="1045"/>
+          <w:numId w:val="1055"/>
         </w:numPr>
       </w:pPr>
       <w:r>
@@ -10399,7 +13540,7 @@
         <w:pStyle w:val="Compact"/>
         <w:numPr>
           <w:ilvl w:val="0"/>
-          <w:numId w:val="1045"/>
+          <w:numId w:val="1055"/>
         </w:numPr>
       </w:pPr>
       <w:r>
@@ -10431,9 +13572,9 @@
         </w:pict>
       </w:r>
     </w:p>
-    <w:bookmarkEnd w:id="71"/>
-    <w:bookmarkEnd w:id="72"/>
-    <w:bookmarkStart w:id="76" w:name="v1015--2026-05-28"/>
+    <w:bookmarkEnd w:id="86"/>
+    <w:bookmarkEnd w:id="87"/>
+    <w:bookmarkStart w:id="91" w:name="v1015--2026-05-28"/>
     <w:p>
       <w:pPr>
         <w:pStyle w:val="Heading2"/>
@@ -10532,7 +13673,7 @@
         <w:t xml:space="preserve">→ all docs we have related to workable items!"</w:t>
       </w:r>
     </w:p>
-    <w:bookmarkStart w:id="73" w:name="fixed-4"/>
+    <w:bookmarkStart w:id="88" w:name="fixed-6"/>
     <w:p>
       <w:pPr>
         <w:pStyle w:val="Heading3"/>
@@ -10545,7 +13686,7 @@
       <w:pPr>
         <w:numPr>
           <w:ilvl w:val="0"/>
-          <w:numId w:val="1046"/>
+          <w:numId w:val="1056"/>
         </w:numPr>
       </w:pPr>
       <w:r>
@@ -10593,7 +13734,7 @@
         <w:pStyle w:val="Compact"/>
         <w:numPr>
           <w:ilvl w:val="1"/>
-          <w:numId w:val="1047"/>
+          <w:numId w:val="1057"/>
         </w:numPr>
       </w:pPr>
       <w:r>
@@ -10635,7 +13776,7 @@
         <w:pStyle w:val="Compact"/>
         <w:numPr>
           <w:ilvl w:val="1"/>
-          <w:numId w:val="1047"/>
+          <w:numId w:val="1057"/>
         </w:numPr>
       </w:pPr>
       <w:r>
@@ -10692,7 +13833,7 @@
         <w:pStyle w:val="Compact"/>
         <w:numPr>
           <w:ilvl w:val="1"/>
-          <w:numId w:val="1047"/>
+          <w:numId w:val="1057"/>
         </w:numPr>
       </w:pPr>
       <w:r>
@@ -10713,7 +13854,7 @@
         <w:pStyle w:val="Compact"/>
         <w:numPr>
           <w:ilvl w:val="2"/>
-          <w:numId w:val="1048"/>
+          <w:numId w:val="1058"/>
         </w:numPr>
       </w:pPr>
       <w:r>
@@ -10734,7 +13875,7 @@
         <w:pStyle w:val="Compact"/>
         <w:numPr>
           <w:ilvl w:val="1"/>
-          <w:numId w:val="1047"/>
+          <w:numId w:val="1057"/>
         </w:numPr>
       </w:pPr>
       <w:r>
@@ -10752,7 +13893,7 @@
         <w:pStyle w:val="Compact"/>
         <w:numPr>
           <w:ilvl w:val="1"/>
-          <w:numId w:val="1047"/>
+          <w:numId w:val="1057"/>
         </w:numPr>
       </w:pPr>
       <w:r>
@@ -10785,7 +13926,7 @@
         <w:pStyle w:val="Compact"/>
         <w:numPr>
           <w:ilvl w:val="1"/>
-          <w:numId w:val="1047"/>
+          <w:numId w:val="1057"/>
         </w:numPr>
       </w:pPr>
       <w:r>
@@ -10821,7 +13962,7 @@
         <w:pStyle w:val="Compact"/>
         <w:numPr>
           <w:ilvl w:val="1"/>
-          <w:numId w:val="1047"/>
+          <w:numId w:val="1057"/>
         </w:numPr>
       </w:pPr>
       <w:r>
@@ -10838,7 +13979,7 @@
       <w:pPr>
         <w:numPr>
           <w:ilvl w:val="0"/>
-          <w:numId w:val="1046"/>
+          <w:numId w:val="1056"/>
         </w:numPr>
       </w:pPr>
       <w:r>
@@ -10945,7 +14086,7 @@
       <w:pPr>
         <w:numPr>
           <w:ilvl w:val="0"/>
-          <w:numId w:val="1046"/>
+          <w:numId w:val="1056"/>
         </w:numPr>
       </w:pPr>
       <w:r>
@@ -11101,7 +14242,7 @@
         <w:pStyle w:val="Compact"/>
         <w:numPr>
           <w:ilvl w:val="1"/>
-          <w:numId w:val="1049"/>
+          <w:numId w:val="1059"/>
         </w:numPr>
       </w:pPr>
       <w:r>
@@ -11209,7 +14350,7 @@
       <w:pPr>
         <w:numPr>
           <w:ilvl w:val="0"/>
-          <w:numId w:val="1046"/>
+          <w:numId w:val="1056"/>
         </w:numPr>
       </w:pPr>
       <w:r>
@@ -11358,8 +14499,8 @@
         <w:t xml:space="preserve">doc DOCX siblings.</w:t>
       </w:r>
     </w:p>
-    <w:bookmarkEnd w:id="73"/>
-    <w:bookmarkStart w:id="74" w:name="Xaf6a62a03eb498d965aee40317a9f7b0293c2f0"/>
+    <w:bookmarkEnd w:id="88"/>
+    <w:bookmarkStart w:id="89" w:name="Xaf6a62a03eb498d965aee40317a9f7b0293c2f0"/>
     <w:p>
       <w:pPr>
         <w:pStyle w:val="Heading3"/>
@@ -11373,7 +14514,7 @@
         <w:pStyle w:val="Compact"/>
         <w:numPr>
           <w:ilvl w:val="0"/>
-          <w:numId w:val="1050"/>
+          <w:numId w:val="1060"/>
         </w:numPr>
       </w:pPr>
       <w:r>
@@ -11429,8 +14570,8 @@
         <w:t xml:space="preserve">not a v1.0.15 regression.</w:t>
       </w:r>
     </w:p>
-    <w:bookmarkEnd w:id="74"/>
-    <w:bookmarkStart w:id="75" w:name="verification-mistborn-arm64-2026-05-28"/>
+    <w:bookmarkEnd w:id="89"/>
+    <w:bookmarkStart w:id="90" w:name="verification-mistborn-arm64-2026-05-28"/>
     <w:p>
       <w:pPr>
         <w:pStyle w:val="Heading3"/>
@@ -11444,7 +14585,7 @@
         <w:pStyle w:val="Compact"/>
         <w:numPr>
           <w:ilvl w:val="0"/>
-          <w:numId w:val="1051"/>
+          <w:numId w:val="1061"/>
         </w:numPr>
       </w:pPr>
       <w:r>
@@ -11465,7 +14606,7 @@
         <w:pStyle w:val="Compact"/>
         <w:numPr>
           <w:ilvl w:val="0"/>
-          <w:numId w:val="1051"/>
+          <w:numId w:val="1061"/>
         </w:numPr>
       </w:pPr>
       <w:r>
@@ -11520,7 +14661,7 @@
         <w:pStyle w:val="Compact"/>
         <w:numPr>
           <w:ilvl w:val="0"/>
-          <w:numId w:val="1051"/>
+          <w:numId w:val="1061"/>
         </w:numPr>
       </w:pPr>
       <w:r>
@@ -11574,7 +14715,7 @@
         <w:pStyle w:val="Compact"/>
         <w:numPr>
           <w:ilvl w:val="0"/>
-          <w:numId w:val="1051"/>
+          <w:numId w:val="1061"/>
         </w:numPr>
       </w:pPr>
       <w:r>
@@ -11595,7 +14736,7 @@
         <w:pStyle w:val="Compact"/>
         <w:numPr>
           <w:ilvl w:val="0"/>
-          <w:numId w:val="1051"/>
+          <w:numId w:val="1061"/>
         </w:numPr>
       </w:pPr>
       <w:r>
@@ -11615,9 +14756,9 @@
         </w:pict>
       </w:r>
     </w:p>
-    <w:bookmarkEnd w:id="75"/>
-    <w:bookmarkEnd w:id="76"/>
-    <w:bookmarkStart w:id="82" w:name="v1014--2026-05-22"/>
+    <w:bookmarkEnd w:id="90"/>
+    <w:bookmarkEnd w:id="91"/>
+    <w:bookmarkStart w:id="97" w:name="v1014--2026-05-22"/>
     <w:p>
       <w:pPr>
         <w:pStyle w:val="Heading2"/>
@@ -11684,7 +14825,7 @@
         <w:t xml:space="preserve">main repo to all upstreams and release new version."</w:t>
       </w:r>
     </w:p>
-    <w:bookmarkStart w:id="77" w:name="fixed-5"/>
+    <w:bookmarkStart w:id="92" w:name="fixed-7"/>
     <w:p>
       <w:pPr>
         <w:pStyle w:val="Heading3"/>
@@ -11697,7 +14838,7 @@
       <w:pPr>
         <w:numPr>
           <w:ilvl w:val="0"/>
-          <w:numId w:val="1052"/>
+          <w:numId w:val="1062"/>
         </w:numPr>
       </w:pPr>
       <w:r>
@@ -11928,7 +15069,7 @@
       <w:pPr>
         <w:numPr>
           <w:ilvl w:val="0"/>
-          <w:numId w:val="1052"/>
+          <w:numId w:val="1062"/>
         </w:numPr>
       </w:pPr>
       <w:r>
@@ -12018,8 +15159,8 @@
         <w:t xml:space="preserve">and only falls back to the podman path for bridge-era installs.</w:t>
       </w:r>
     </w:p>
-    <w:bookmarkEnd w:id="77"/>
-    <w:bookmarkStart w:id="78" w:name="Xbfdfc275cd02611680a7603ba606fbbe54af705"/>
+    <w:bookmarkEnd w:id="92"/>
+    <w:bookmarkStart w:id="93" w:name="Xbfdfc275cd02611680a7603ba606fbbe54af705"/>
     <w:p>
       <w:pPr>
         <w:pStyle w:val="Heading3"/>
@@ -12033,7 +15174,7 @@
         <w:pStyle w:val="Compact"/>
         <w:numPr>
           <w:ilvl w:val="0"/>
-          <w:numId w:val="1053"/>
+          <w:numId w:val="1063"/>
         </w:numPr>
       </w:pPr>
       <w:r>
@@ -12157,7 +15298,7 @@
         <w:pStyle w:val="Compact"/>
         <w:numPr>
           <w:ilvl w:val="0"/>
-          <w:numId w:val="1053"/>
+          <w:numId w:val="1063"/>
         </w:numPr>
       </w:pPr>
       <w:r>
@@ -12288,7 +15429,7 @@
         <w:pStyle w:val="Compact"/>
         <w:numPr>
           <w:ilvl w:val="0"/>
-          <w:numId w:val="1053"/>
+          <w:numId w:val="1063"/>
         </w:numPr>
       </w:pPr>
       <w:r>
@@ -12340,7 +15481,7 @@
         <w:pStyle w:val="Compact"/>
         <w:numPr>
           <w:ilvl w:val="0"/>
-          <w:numId w:val="1053"/>
+          <w:numId w:val="1063"/>
         </w:numPr>
       </w:pPr>
       <w:r>
@@ -12415,8 +15556,8 @@
         <w:t xml:space="preserve">MUTATION CAUGHT + FEATURE RESTORED both directions verified.</w:t>
       </w:r>
     </w:p>
-    <w:bookmarkEnd w:id="78"/>
-    <w:bookmarkStart w:id="79" w:name="X53fc954358e6ed9a48945e9e33145e4bc1152ec"/>
+    <w:bookmarkEnd w:id="93"/>
+    <w:bookmarkStart w:id="94" w:name="X53fc954358e6ed9a48945e9e33145e4bc1152ec"/>
     <w:p>
       <w:pPr>
         <w:pStyle w:val="Heading3"/>
@@ -12430,7 +15571,7 @@
         <w:pStyle w:val="Compact"/>
         <w:numPr>
           <w:ilvl w:val="0"/>
-          <w:numId w:val="1054"/>
+          <w:numId w:val="1064"/>
         </w:numPr>
       </w:pPr>
       <w:r>
@@ -12478,7 +15619,7 @@
         <w:pStyle w:val="Compact"/>
         <w:numPr>
           <w:ilvl w:val="0"/>
-          <w:numId w:val="1054"/>
+          <w:numId w:val="1064"/>
         </w:numPr>
       </w:pPr>
       <w:r>
@@ -12520,7 +15661,7 @@
         <w:pStyle w:val="Compact"/>
         <w:numPr>
           <w:ilvl w:val="0"/>
-          <w:numId w:val="1054"/>
+          <w:numId w:val="1064"/>
         </w:numPr>
       </w:pPr>
       <w:r>
@@ -12609,8 +15750,8 @@
         <w:t xml:space="preserve">in B3.</w:t>
       </w:r>
     </w:p>
-    <w:bookmarkEnd w:id="79"/>
-    <w:bookmarkStart w:id="80" w:name="multi-host-verification"/>
+    <w:bookmarkEnd w:id="94"/>
+    <w:bookmarkStart w:id="95" w:name="multi-host-verification"/>
     <w:p>
       <w:pPr>
         <w:pStyle w:val="Heading3"/>
@@ -12624,7 +15765,7 @@
         <w:pStyle w:val="Compact"/>
         <w:numPr>
           <w:ilvl w:val="0"/>
-          <w:numId w:val="1055"/>
+          <w:numId w:val="1065"/>
         </w:numPr>
       </w:pPr>
       <w:r>
@@ -12655,7 +15796,7 @@
         <w:pStyle w:val="Compact"/>
         <w:numPr>
           <w:ilvl w:val="0"/>
-          <w:numId w:val="1055"/>
+          <w:numId w:val="1065"/>
         </w:numPr>
       </w:pPr>
       <w:r>
@@ -12681,8 +15822,8 @@
         <w:t xml:space="preserve">remote-side gate.</w:t>
       </w:r>
     </w:p>
-    <w:bookmarkEnd w:id="80"/>
-    <w:bookmarkStart w:id="81" w:name="X737b3bcb6b79b08aad779baf706938e0dc89a85"/>
+    <w:bookmarkEnd w:id="95"/>
+    <w:bookmarkStart w:id="96" w:name="X737b3bcb6b79b08aad779baf706938e0dc89a85"/>
     <w:p>
       <w:pPr>
         <w:pStyle w:val="Heading3"/>
@@ -12696,7 +15837,7 @@
         <w:pStyle w:val="Compact"/>
         <w:numPr>
           <w:ilvl w:val="0"/>
-          <w:numId w:val="1056"/>
+          <w:numId w:val="1066"/>
         </w:numPr>
       </w:pPr>
       <w:r>
@@ -12731,9 +15872,9 @@
         </w:pict>
       </w:r>
     </w:p>
-    <w:bookmarkEnd w:id="81"/>
-    <w:bookmarkEnd w:id="82"/>
-    <w:bookmarkStart w:id="93" w:name="v1013--2026-05-22"/>
+    <w:bookmarkEnd w:id="96"/>
+    <w:bookmarkEnd w:id="97"/>
+    <w:bookmarkStart w:id="108" w:name="v1013--2026-05-22"/>
     <w:p>
       <w:pPr>
         <w:pStyle w:val="Heading2"/>
@@ -12930,7 +16071,7 @@
         <w:t xml:space="preserve">hook-mechanism layer.</w:t>
       </w:r>
     </w:p>
-    <w:bookmarkStart w:id="83" w:name="fix-architecture"/>
+    <w:bookmarkStart w:id="98" w:name="fix-architecture"/>
     <w:p>
       <w:pPr>
         <w:pStyle w:val="Heading3"/>
@@ -13040,8 +16181,8 @@
         <w:t xml:space="preserve">primary capture mechanism.</w:t>
       </w:r>
     </w:p>
-    <w:bookmarkEnd w:id="83"/>
-    <w:bookmarkStart w:id="84" w:name="added-3"/>
+    <w:bookmarkEnd w:id="98"/>
+    <w:bookmarkStart w:id="99" w:name="added-6"/>
     <w:p>
       <w:pPr>
         <w:pStyle w:val="Heading3"/>
@@ -13055,7 +16196,7 @@
         <w:pStyle w:val="Compact"/>
         <w:numPr>
           <w:ilvl w:val="0"/>
-          <w:numId w:val="1057"/>
+          <w:numId w:val="1067"/>
         </w:numPr>
       </w:pPr>
       <w:r>
@@ -13145,8 +16286,8 @@
         <w:t xml:space="preserve">target. 15/15 PASS, 3/3 deterministic iterations.</w:t>
       </w:r>
     </w:p>
-    <w:bookmarkEnd w:id="84"/>
-    <w:bookmarkStart w:id="85" w:name="changed-1"/>
+    <w:bookmarkEnd w:id="99"/>
+    <w:bookmarkStart w:id="100" w:name="changed-2"/>
     <w:p>
       <w:pPr>
         <w:pStyle w:val="Heading3"/>
@@ -13160,7 +16301,7 @@
         <w:pStyle w:val="Compact"/>
         <w:numPr>
           <w:ilvl w:val="0"/>
-          <w:numId w:val="1058"/>
+          <w:numId w:val="1068"/>
         </w:numPr>
       </w:pPr>
       <w:r>
@@ -13288,7 +16429,7 @@
         <w:pStyle w:val="Compact"/>
         <w:numPr>
           <w:ilvl w:val="0"/>
-          <w:numId w:val="1058"/>
+          <w:numId w:val="1068"/>
         </w:numPr>
       </w:pPr>
       <w:r>
@@ -13538,7 +16679,7 @@
         <w:pStyle w:val="Compact"/>
         <w:numPr>
           <w:ilvl w:val="0"/>
-          <w:numId w:val="1058"/>
+          <w:numId w:val="1068"/>
         </w:numPr>
       </w:pPr>
       <w:r>
@@ -13604,8 +16745,8 @@
         <w:t xml:space="preserve">.</w:t>
       </w:r>
     </w:p>
-    <w:bookmarkEnd w:id="85"/>
-    <w:bookmarkStart w:id="86" w:name="fixed-6"/>
+    <w:bookmarkEnd w:id="100"/>
+    <w:bookmarkStart w:id="101" w:name="fixed-8"/>
     <w:p>
       <w:pPr>
         <w:pStyle w:val="Heading3"/>
@@ -13619,7 +16760,7 @@
         <w:pStyle w:val="Compact"/>
         <w:numPr>
           <w:ilvl w:val="0"/>
-          <w:numId w:val="1059"/>
+          <w:numId w:val="1069"/>
         </w:numPr>
       </w:pPr>
       <w:r>
@@ -13644,8 +16785,8 @@
         <w:t xml:space="preserve">test 43 on macOS + nezha-Linux.</w:t>
       </w:r>
     </w:p>
-    <w:bookmarkEnd w:id="86"/>
-    <w:bookmarkStart w:id="87" w:name="Xec97db055296dd987a29109a4f6abd099292713"/>
+    <w:bookmarkEnd w:id="101"/>
+    <w:bookmarkStart w:id="102" w:name="Xec97db055296dd987a29109a4f6abd099292713"/>
     <w:p>
       <w:pPr>
         <w:pStyle w:val="Heading3"/>
@@ -13725,8 +16866,8 @@
         <w:t xml:space="preserve">destroy; Phase B: pane_current_path equals target on respawn).</w:t>
       </w:r>
     </w:p>
-    <w:bookmarkEnd w:id="87"/>
-    <w:bookmarkStart w:id="88" w:name="X5892395e9a8b817a11ff74de95d3ff1eac66076"/>
+    <w:bookmarkEnd w:id="102"/>
+    <w:bookmarkStart w:id="103" w:name="X5892395e9a8b817a11ff74de95d3ff1eac66076"/>
     <w:p>
       <w:pPr>
         <w:pStyle w:val="Heading3"/>
@@ -13800,8 +16941,8 @@
         <w:t xml:space="preserve">against both forms).</w:t>
       </w:r>
     </w:p>
-    <w:bookmarkEnd w:id="88"/>
-    <w:bookmarkStart w:id="89" w:name="Xe517a8b90ff50f322c2f5256fb71a72da2d6ac7"/>
+    <w:bookmarkEnd w:id="103"/>
+    <w:bookmarkStart w:id="104" w:name="Xe517a8b90ff50f322c2f5256fb71a72da2d6ac7"/>
     <w:p>
       <w:pPr>
         <w:pStyle w:val="Heading3"/>
@@ -13823,15 +16964,15 @@
         <w:pStyle w:val="Compact"/>
         <w:numPr>
           <w:ilvl w:val="0"/>
-          <w:numId w:val="1060"/>
+          <w:numId w:val="1070"/>
         </w:numPr>
       </w:pPr>
       <w:r>
         <w:t xml:space="preserve">PDF exports refreshed.</w:t>
       </w:r>
     </w:p>
-    <w:bookmarkEnd w:id="89"/>
-    <w:bookmarkStart w:id="90" w:name="verification"/>
+    <w:bookmarkEnd w:id="104"/>
+    <w:bookmarkStart w:id="105" w:name="verification-1"/>
     <w:p>
       <w:pPr>
         <w:pStyle w:val="Heading3"/>
@@ -13845,7 +16986,7 @@
         <w:pStyle w:val="Compact"/>
         <w:numPr>
           <w:ilvl w:val="0"/>
-          <w:numId w:val="1061"/>
+          <w:numId w:val="1071"/>
         </w:numPr>
       </w:pPr>
       <w:r>
@@ -13863,7 +17004,7 @@
         <w:pStyle w:val="Compact"/>
         <w:numPr>
           <w:ilvl w:val="0"/>
-          <w:numId w:val="1061"/>
+          <w:numId w:val="1071"/>
         </w:numPr>
       </w:pPr>
       <w:r>
@@ -13875,7 +17016,7 @@
         <w:pStyle w:val="Compact"/>
         <w:numPr>
           <w:ilvl w:val="0"/>
-          <w:numId w:val="1061"/>
+          <w:numId w:val="1071"/>
         </w:numPr>
       </w:pPr>
       <w:r>
@@ -13948,8 +17089,8 @@
         <w:t xml:space="preserve">defect surfaces, a v1.0.14 patch will follow.</w:t>
       </w:r>
     </w:p>
-    <w:bookmarkEnd w:id="90"/>
-    <w:bookmarkStart w:id="91" w:name="Xdd34c95169104faea18443ffb161d8c627e8bcc"/>
+    <w:bookmarkEnd w:id="105"/>
+    <w:bookmarkStart w:id="106" w:name="Xdd34c95169104faea18443ffb161d8c627e8bcc"/>
     <w:p>
       <w:pPr>
         <w:pStyle w:val="Heading3"/>
@@ -13963,7 +17104,7 @@
         <w:pStyle w:val="Compact"/>
         <w:numPr>
           <w:ilvl w:val="0"/>
-          <w:numId w:val="1062"/>
+          <w:numId w:val="1072"/>
         </w:numPr>
       </w:pPr>
       <w:r>
@@ -14060,7 +17201,7 @@
         <w:pStyle w:val="Compact"/>
         <w:numPr>
           <w:ilvl w:val="0"/>
-          <w:numId w:val="1062"/>
+          <w:numId w:val="1072"/>
         </w:numPr>
       </w:pPr>
       <w:r>
@@ -14178,7 +17319,7 @@
         <w:pStyle w:val="Compact"/>
         <w:numPr>
           <w:ilvl w:val="0"/>
-          <w:numId w:val="1062"/>
+          <w:numId w:val="1072"/>
         </w:numPr>
       </w:pPr>
       <w:r>
@@ -14245,7 +17386,7 @@
         <w:pStyle w:val="Compact"/>
         <w:numPr>
           <w:ilvl w:val="0"/>
-          <w:numId w:val="1062"/>
+          <w:numId w:val="1072"/>
         </w:numPr>
       </w:pPr>
       <w:r>
@@ -14262,8 +17403,8 @@
         <w:t xml:space="preserve">after editing the markdown sources.</w:t>
       </w:r>
     </w:p>
-    <w:bookmarkEnd w:id="91"/>
-    <w:bookmarkStart w:id="92" w:name="files-modified"/>
+    <w:bookmarkEnd w:id="106"/>
+    <w:bookmarkStart w:id="107" w:name="files-modified"/>
     <w:p>
       <w:pPr>
         <w:pStyle w:val="Heading3"/>
@@ -14277,7 +17418,7 @@
         <w:pStyle w:val="Compact"/>
         <w:numPr>
           <w:ilvl w:val="0"/>
-          <w:numId w:val="1063"/>
+          <w:numId w:val="1073"/>
         </w:numPr>
       </w:pPr>
       <w:r>
@@ -14298,7 +17439,7 @@
         <w:pStyle w:val="Compact"/>
         <w:numPr>
           <w:ilvl w:val="0"/>
-          <w:numId w:val="1063"/>
+          <w:numId w:val="1073"/>
         </w:numPr>
       </w:pPr>
       <w:r>
@@ -14319,7 +17460,7 @@
         <w:pStyle w:val="Compact"/>
         <w:numPr>
           <w:ilvl w:val="0"/>
-          <w:numId w:val="1063"/>
+          <w:numId w:val="1073"/>
         </w:numPr>
       </w:pPr>
       <w:r>
@@ -14340,7 +17481,7 @@
         <w:pStyle w:val="Compact"/>
         <w:numPr>
           <w:ilvl w:val="0"/>
-          <w:numId w:val="1063"/>
+          <w:numId w:val="1073"/>
         </w:numPr>
       </w:pPr>
       <w:r>
@@ -14394,7 +17535,7 @@
         <w:pStyle w:val="Compact"/>
         <w:numPr>
           <w:ilvl w:val="0"/>
-          <w:numId w:val="1063"/>
+          <w:numId w:val="1073"/>
         </w:numPr>
       </w:pPr>
       <w:r>
@@ -14415,7 +17556,7 @@
         <w:pStyle w:val="Compact"/>
         <w:numPr>
           <w:ilvl w:val="0"/>
-          <w:numId w:val="1063"/>
+          <w:numId w:val="1073"/>
         </w:numPr>
       </w:pPr>
       <w:r>
@@ -14442,7 +17583,7 @@
         <w:pStyle w:val="Compact"/>
         <w:numPr>
           <w:ilvl w:val="0"/>
-          <w:numId w:val="1063"/>
+          <w:numId w:val="1073"/>
         </w:numPr>
       </w:pPr>
       <w:r>
@@ -14463,7 +17604,7 @@
         <w:pStyle w:val="Compact"/>
         <w:numPr>
           <w:ilvl w:val="0"/>
-          <w:numId w:val="1063"/>
+          <w:numId w:val="1073"/>
         </w:numPr>
       </w:pPr>
       <w:r>
@@ -14514,7 +17655,7 @@
         <w:pStyle w:val="Compact"/>
         <w:numPr>
           <w:ilvl w:val="0"/>
-          <w:numId w:val="1063"/>
+          <w:numId w:val="1073"/>
         </w:numPr>
       </w:pPr>
       <w:r>
@@ -14535,7 +17676,7 @@
         <w:pStyle w:val="Compact"/>
         <w:numPr>
           <w:ilvl w:val="0"/>
-          <w:numId w:val="1063"/>
+          <w:numId w:val="1073"/>
         </w:numPr>
       </w:pPr>
       <w:r>
@@ -14549,9 +17690,9 @@
         </w:pict>
       </w:r>
     </w:p>
-    <w:bookmarkEnd w:id="92"/>
-    <w:bookmarkEnd w:id="93"/>
-    <w:bookmarkStart w:id="100" w:name="v1012--2026-05-22"/>
+    <w:bookmarkEnd w:id="107"/>
+    <w:bookmarkEnd w:id="108"/>
+    <w:bookmarkStart w:id="115" w:name="v1012--2026-05-22"/>
     <w:p>
       <w:pPr>
         <w:pStyle w:val="Heading2"/>
@@ -14596,7 +17737,7 @@
         <w:t xml:space="preserve">flake that was costing first-install operators a setup retry.</w:t>
       </w:r>
     </w:p>
-    <w:bookmarkStart w:id="94" w:name="added-4"/>
+    <w:bookmarkStart w:id="109" w:name="added-7"/>
     <w:p>
       <w:pPr>
         <w:pStyle w:val="Heading3"/>
@@ -14610,7 +17751,7 @@
         <w:pStyle w:val="Compact"/>
         <w:numPr>
           <w:ilvl w:val="0"/>
-          <w:numId w:val="1064"/>
+          <w:numId w:val="1074"/>
         </w:numPr>
       </w:pPr>
       <w:r>
@@ -14699,8 +17840,8 @@
         <w:t xml:space="preserve">can run to confirm uninstall worked.</w:t>
       </w:r>
     </w:p>
-    <w:bookmarkEnd w:id="94"/>
-    <w:bookmarkStart w:id="95" w:name="changed-2"/>
+    <w:bookmarkEnd w:id="109"/>
+    <w:bookmarkStart w:id="110" w:name="changed-3"/>
     <w:p>
       <w:pPr>
         <w:pStyle w:val="Heading3"/>
@@ -14714,7 +17855,7 @@
         <w:pStyle w:val="Compact"/>
         <w:numPr>
           <w:ilvl w:val="0"/>
-          <w:numId w:val="1065"/>
+          <w:numId w:val="1075"/>
         </w:numPr>
       </w:pPr>
       <w:r>
@@ -14793,7 +17934,7 @@
         <w:pStyle w:val="Compact"/>
         <w:numPr>
           <w:ilvl w:val="0"/>
-          <w:numId w:val="1065"/>
+          <w:numId w:val="1075"/>
         </w:numPr>
       </w:pPr>
       <w:r>
@@ -14873,7 +18014,7 @@
         <w:pStyle w:val="Compact"/>
         <w:numPr>
           <w:ilvl w:val="0"/>
-          <w:numId w:val="1065"/>
+          <w:numId w:val="1075"/>
         </w:numPr>
       </w:pPr>
       <w:r>
@@ -15002,8 +18143,8 @@
         <w:t xml:space="preserve">6 s → 15 s to give the rename hook more chances to refire.</w:t>
       </w:r>
     </w:p>
-    <w:bookmarkEnd w:id="95"/>
-    <w:bookmarkStart w:id="96" w:name="fixed-7"/>
+    <w:bookmarkEnd w:id="110"/>
+    <w:bookmarkStart w:id="111" w:name="fixed-9"/>
     <w:p>
       <w:pPr>
         <w:pStyle w:val="Heading3"/>
@@ -15017,7 +18158,7 @@
         <w:pStyle w:val="Compact"/>
         <w:numPr>
           <w:ilvl w:val="0"/>
-          <w:numId w:val="1066"/>
+          <w:numId w:val="1076"/>
         </w:numPr>
       </w:pPr>
       <w:r>
@@ -15036,8 +18177,8 @@
         <w:t xml:space="preserve">"run setup.sh twice and the second one passes" workflow.</w:t>
       </w:r>
     </w:p>
-    <w:bookmarkEnd w:id="96"/>
-    <w:bookmarkStart w:id="97" w:name="X8993faf07aaaca83e98be84004fa7c8d092e689"/>
+    <w:bookmarkEnd w:id="111"/>
+    <w:bookmarkStart w:id="112" w:name="X8993faf07aaaca83e98be84004fa7c8d092e689"/>
     <w:p>
       <w:pPr>
         <w:pStyle w:val="Heading3"/>
@@ -15129,8 +18270,8 @@
         <w:t xml:space="preserve">are kept current by hand and audited at release time.</w:t>
       </w:r>
     </w:p>
-    <w:bookmarkEnd w:id="97"/>
-    <w:bookmarkStart w:id="98" w:name="verification-1"/>
+    <w:bookmarkEnd w:id="112"/>
+    <w:bookmarkStart w:id="113" w:name="verification-2"/>
     <w:p>
       <w:pPr>
         <w:pStyle w:val="Heading3"/>
@@ -15144,7 +18285,7 @@
         <w:pStyle w:val="Compact"/>
         <w:numPr>
           <w:ilvl w:val="0"/>
-          <w:numId w:val="1067"/>
+          <w:numId w:val="1077"/>
         </w:numPr>
       </w:pPr>
       <w:r>
@@ -15156,7 +18297,7 @@
         <w:pStyle w:val="Compact"/>
         <w:numPr>
           <w:ilvl w:val="0"/>
-          <w:numId w:val="1067"/>
+          <w:numId w:val="1077"/>
         </w:numPr>
       </w:pPr>
       <w:r>
@@ -15174,7 +18315,7 @@
         <w:pStyle w:val="Compact"/>
         <w:numPr>
           <w:ilvl w:val="0"/>
-          <w:numId w:val="1067"/>
+          <w:numId w:val="1077"/>
         </w:numPr>
       </w:pPr>
       <w:r>
@@ -15187,8 +18328,8 @@
         <w:t xml:space="preserve">per §11.4.65</w:t>
       </w:r>
     </w:p>
-    <w:bookmarkEnd w:id="98"/>
-    <w:bookmarkStart w:id="99" w:name="files-modified-1"/>
+    <w:bookmarkEnd w:id="113"/>
+    <w:bookmarkStart w:id="114" w:name="files-modified-1"/>
     <w:p>
       <w:pPr>
         <w:pStyle w:val="Heading3"/>
@@ -15202,7 +18343,7 @@
         <w:pStyle w:val="Compact"/>
         <w:numPr>
           <w:ilvl w:val="0"/>
-          <w:numId w:val="1068"/>
+          <w:numId w:val="1078"/>
         </w:numPr>
       </w:pPr>
       <w:r>
@@ -15223,7 +18364,7 @@
         <w:pStyle w:val="Compact"/>
         <w:numPr>
           <w:ilvl w:val="0"/>
-          <w:numId w:val="1068"/>
+          <w:numId w:val="1078"/>
         </w:numPr>
       </w:pPr>
       <w:r>
@@ -15244,7 +18385,7 @@
         <w:pStyle w:val="Compact"/>
         <w:numPr>
           <w:ilvl w:val="0"/>
-          <w:numId w:val="1068"/>
+          <w:numId w:val="1078"/>
         </w:numPr>
       </w:pPr>
       <w:r>
@@ -15265,7 +18406,7 @@
         <w:pStyle w:val="Compact"/>
         <w:numPr>
           <w:ilvl w:val="0"/>
-          <w:numId w:val="1068"/>
+          <w:numId w:val="1078"/>
         </w:numPr>
       </w:pPr>
       <w:r>
@@ -15286,7 +18427,7 @@
         <w:pStyle w:val="Compact"/>
         <w:numPr>
           <w:ilvl w:val="0"/>
-          <w:numId w:val="1068"/>
+          <w:numId w:val="1078"/>
         </w:numPr>
       </w:pPr>
       <w:r>
@@ -15307,7 +18448,7 @@
         <w:pStyle w:val="Compact"/>
         <w:numPr>
           <w:ilvl w:val="0"/>
-          <w:numId w:val="1068"/>
+          <w:numId w:val="1078"/>
         </w:numPr>
       </w:pPr>
       <w:r>
@@ -15334,7 +18475,7 @@
         <w:pStyle w:val="Compact"/>
         <w:numPr>
           <w:ilvl w:val="0"/>
-          <w:numId w:val="1068"/>
+          <w:numId w:val="1078"/>
         </w:numPr>
       </w:pPr>
       <w:r>
@@ -15348,9 +18489,9 @@
         </w:pict>
       </w:r>
     </w:p>
-    <w:bookmarkEnd w:id="99"/>
-    <w:bookmarkEnd w:id="100"/>
-    <w:bookmarkStart w:id="108" w:name="v1011--2026-05-22"/>
+    <w:bookmarkEnd w:id="114"/>
+    <w:bookmarkEnd w:id="115"/>
+    <w:bookmarkStart w:id="123" w:name="v1011--2026-05-22"/>
     <w:p>
       <w:pPr>
         <w:pStyle w:val="Heading2"/>
@@ -15472,7 +18613,7 @@
         <w:t xml:space="preserve">test that would have caught the original bug.</w:t>
       </w:r>
     </w:p>
-    <w:bookmarkStart w:id="101" w:name="added-5"/>
+    <w:bookmarkStart w:id="116" w:name="added-8"/>
     <w:p>
       <w:pPr>
         <w:pStyle w:val="Heading3"/>
@@ -15486,7 +18627,7 @@
         <w:pStyle w:val="Compact"/>
         <w:numPr>
           <w:ilvl w:val="0"/>
-          <w:numId w:val="1069"/>
+          <w:numId w:val="1079"/>
         </w:numPr>
       </w:pPr>
       <w:r>
@@ -15592,7 +18733,7 @@
         <w:pStyle w:val="Compact"/>
         <w:numPr>
           <w:ilvl w:val="0"/>
-          <w:numId w:val="1069"/>
+          <w:numId w:val="1079"/>
         </w:numPr>
       </w:pPr>
       <w:r>
@@ -15669,7 +18810,7 @@
         <w:pStyle w:val="Compact"/>
         <w:numPr>
           <w:ilvl w:val="0"/>
-          <w:numId w:val="1069"/>
+          <w:numId w:val="1079"/>
         </w:numPr>
       </w:pPr>
       <w:r>
@@ -15748,7 +18889,7 @@
         <w:pStyle w:val="Compact"/>
         <w:numPr>
           <w:ilvl w:val="0"/>
-          <w:numId w:val="1069"/>
+          <w:numId w:val="1079"/>
         </w:numPr>
       </w:pPr>
       <w:r>
@@ -15878,7 +19019,7 @@
         <w:pStyle w:val="Compact"/>
         <w:numPr>
           <w:ilvl w:val="0"/>
-          <w:numId w:val="1069"/>
+          <w:numId w:val="1079"/>
         </w:numPr>
       </w:pPr>
       <w:r>
@@ -15958,7 +19099,7 @@
         <w:pStyle w:val="Compact"/>
         <w:numPr>
           <w:ilvl w:val="0"/>
-          <w:numId w:val="1069"/>
+          <w:numId w:val="1079"/>
         </w:numPr>
       </w:pPr>
       <w:r>
@@ -15982,8 +19123,8 @@
         <w:t xml:space="preserve">uninstall script.</w:t>
       </w:r>
     </w:p>
-    <w:bookmarkEnd w:id="101"/>
-    <w:bookmarkStart w:id="102" w:name="changed-3"/>
+    <w:bookmarkEnd w:id="116"/>
+    <w:bookmarkStart w:id="117" w:name="changed-4"/>
     <w:p>
       <w:pPr>
         <w:pStyle w:val="Heading3"/>
@@ -15997,7 +19138,7 @@
         <w:pStyle w:val="Compact"/>
         <w:numPr>
           <w:ilvl w:val="0"/>
-          <w:numId w:val="1070"/>
+          <w:numId w:val="1080"/>
         </w:numPr>
       </w:pPr>
       <w:r>
@@ -16050,7 +19191,7 @@
         <w:pStyle w:val="Compact"/>
         <w:numPr>
           <w:ilvl w:val="0"/>
-          <w:numId w:val="1070"/>
+          <w:numId w:val="1080"/>
         </w:numPr>
       </w:pPr>
       <w:r>
@@ -16115,7 +19256,7 @@
         <w:pStyle w:val="Compact"/>
         <w:numPr>
           <w:ilvl w:val="0"/>
-          <w:numId w:val="1070"/>
+          <w:numId w:val="1080"/>
         </w:numPr>
       </w:pPr>
       <w:r>
@@ -16159,7 +19300,7 @@
         <w:pStyle w:val="Compact"/>
         <w:numPr>
           <w:ilvl w:val="0"/>
-          <w:numId w:val="1070"/>
+          <w:numId w:val="1080"/>
         </w:numPr>
       </w:pPr>
       <w:r>
@@ -16257,8 +19398,8 @@
         <w:t xml:space="preserve">test.</w:t>
       </w:r>
     </w:p>
-    <w:bookmarkEnd w:id="102"/>
-    <w:bookmarkStart w:id="103" w:name="fixed-8"/>
+    <w:bookmarkEnd w:id="117"/>
+    <w:bookmarkStart w:id="118" w:name="fixed-10"/>
     <w:p>
       <w:pPr>
         <w:pStyle w:val="Heading3"/>
@@ -16272,7 +19413,7 @@
         <w:pStyle w:val="Compact"/>
         <w:numPr>
           <w:ilvl w:val="0"/>
-          <w:numId w:val="1071"/>
+          <w:numId w:val="1081"/>
         </w:numPr>
       </w:pPr>
       <w:r>
@@ -16296,7 +19437,7 @@
         <w:pStyle w:val="Compact"/>
         <w:numPr>
           <w:ilvl w:val="0"/>
-          <w:numId w:val="1071"/>
+          <w:numId w:val="1081"/>
         </w:numPr>
       </w:pPr>
       <w:r>
@@ -16324,8 +19465,8 @@
         <w:t xml:space="preserve">artefacts; step 0 cleans them first.</w:t>
       </w:r>
     </w:p>
-    <w:bookmarkEnd w:id="103"/>
-    <w:bookmarkStart w:id="104" w:name="X3404a9af700a0fdf9b683cc46dc45bd16ab831e"/>
+    <w:bookmarkEnd w:id="118"/>
+    <w:bookmarkStart w:id="119" w:name="X3404a9af700a0fdf9b683cc46dc45bd16ab831e"/>
     <w:p>
       <w:pPr>
         <w:pStyle w:val="Heading3"/>
@@ -16709,8 +19850,8 @@
         <w:t xml:space="preserve">inline against the sandbox.</w:t>
       </w:r>
     </w:p>
-    <w:bookmarkEnd w:id="104"/>
-    <w:bookmarkStart w:id="105" w:name="X06e8a237ea80a1d37893d619eecc6d8cac4852a"/>
+    <w:bookmarkEnd w:id="119"/>
+    <w:bookmarkStart w:id="120" w:name="X06e8a237ea80a1d37893d619eecc6d8cac4852a"/>
     <w:p>
       <w:pPr>
         <w:pStyle w:val="Heading3"/>
@@ -16766,8 +19907,8 @@
         <w:t xml:space="preserve">detection is required.</w:t>
       </w:r>
     </w:p>
-    <w:bookmarkEnd w:id="105"/>
-    <w:bookmarkStart w:id="106" w:name="verification-2"/>
+    <w:bookmarkEnd w:id="120"/>
+    <w:bookmarkStart w:id="121" w:name="verification-3"/>
     <w:p>
       <w:pPr>
         <w:pStyle w:val="Heading3"/>
@@ -16781,7 +19922,7 @@
         <w:pStyle w:val="Compact"/>
         <w:numPr>
           <w:ilvl w:val="0"/>
-          <w:numId w:val="1072"/>
+          <w:numId w:val="1082"/>
         </w:numPr>
       </w:pPr>
       <w:r>
@@ -16793,15 +19934,15 @@
         <w:pStyle w:val="Compact"/>
         <w:numPr>
           <w:ilvl w:val="0"/>
-          <w:numId w:val="1072"/>
+          <w:numId w:val="1082"/>
         </w:numPr>
       </w:pPr>
       <w:r>
         <w:t xml:space="preserve">Test 42 standalone: PASS=21 FAIL=0, 3/3 deterministic iterations</w:t>
       </w:r>
     </w:p>
-    <w:bookmarkEnd w:id="106"/>
-    <w:bookmarkStart w:id="107" w:name="files-modified-2"/>
+    <w:bookmarkEnd w:id="121"/>
+    <w:bookmarkStart w:id="122" w:name="files-modified-2"/>
     <w:p>
       <w:pPr>
         <w:pStyle w:val="Heading3"/>
@@ -16815,7 +19956,7 @@
         <w:pStyle w:val="Compact"/>
         <w:numPr>
           <w:ilvl w:val="0"/>
-          <w:numId w:val="1073"/>
+          <w:numId w:val="1083"/>
         </w:numPr>
       </w:pPr>
       <w:r>
@@ -16836,7 +19977,7 @@
         <w:pStyle w:val="Compact"/>
         <w:numPr>
           <w:ilvl w:val="0"/>
-          <w:numId w:val="1073"/>
+          <w:numId w:val="1083"/>
         </w:numPr>
       </w:pPr>
       <w:r>
@@ -16857,7 +19998,7 @@
         <w:pStyle w:val="Compact"/>
         <w:numPr>
           <w:ilvl w:val="0"/>
-          <w:numId w:val="1073"/>
+          <w:numId w:val="1083"/>
         </w:numPr>
       </w:pPr>
       <w:r>
@@ -16872,7 +20013,7 @@
         <w:pStyle w:val="Compact"/>
         <w:numPr>
           <w:ilvl w:val="0"/>
-          <w:numId w:val="1073"/>
+          <w:numId w:val="1083"/>
         </w:numPr>
       </w:pPr>
       <w:r>
@@ -16887,7 +20028,7 @@
         <w:pStyle w:val="Compact"/>
         <w:numPr>
           <w:ilvl w:val="0"/>
-          <w:numId w:val="1073"/>
+          <w:numId w:val="1083"/>
         </w:numPr>
       </w:pPr>
       <w:r>
@@ -16902,7 +20043,7 @@
         <w:pStyle w:val="Compact"/>
         <w:numPr>
           <w:ilvl w:val="0"/>
-          <w:numId w:val="1073"/>
+          <w:numId w:val="1083"/>
         </w:numPr>
       </w:pPr>
       <w:r>
@@ -16923,7 +20064,7 @@
         <w:pStyle w:val="Compact"/>
         <w:numPr>
           <w:ilvl w:val="0"/>
-          <w:numId w:val="1073"/>
+          <w:numId w:val="1083"/>
         </w:numPr>
       </w:pPr>
       <w:r>
@@ -16944,7 +20085,7 @@
         <w:pStyle w:val="Compact"/>
         <w:numPr>
           <w:ilvl w:val="0"/>
-          <w:numId w:val="1073"/>
+          <w:numId w:val="1083"/>
         </w:numPr>
       </w:pPr>
       <w:r>
@@ -16965,7 +20106,7 @@
         <w:pStyle w:val="Compact"/>
         <w:numPr>
           <w:ilvl w:val="0"/>
-          <w:numId w:val="1073"/>
+          <w:numId w:val="1083"/>
         </w:numPr>
       </w:pPr>
       <w:r>
@@ -16986,7 +20127,7 @@
         <w:pStyle w:val="Compact"/>
         <w:numPr>
           <w:ilvl w:val="0"/>
-          <w:numId w:val="1073"/>
+          <w:numId w:val="1083"/>
         </w:numPr>
       </w:pPr>
       <w:r>
@@ -17000,9 +20141,9 @@
         </w:pict>
       </w:r>
     </w:p>
-    <w:bookmarkEnd w:id="107"/>
-    <w:bookmarkEnd w:id="108"/>
-    <w:bookmarkStart w:id="115" w:name="v1010--2026-05-22"/>
+    <w:bookmarkEnd w:id="122"/>
+    <w:bookmarkEnd w:id="123"/>
+    <w:bookmarkStart w:id="130" w:name="v1010--2026-05-22"/>
     <w:p>
       <w:pPr>
         <w:pStyle w:val="Heading2"/>
@@ -17167,7 +20308,7 @@
         <w:t xml:space="preserve">both macOS and nezha-Linux.</w:t>
       </w:r>
     </w:p>
-    <w:bookmarkStart w:id="109" w:name="added-6"/>
+    <w:bookmarkStart w:id="124" w:name="added-9"/>
     <w:p>
       <w:pPr>
         <w:pStyle w:val="Heading3"/>
@@ -17181,7 +20322,7 @@
         <w:pStyle w:val="Compact"/>
         <w:numPr>
           <w:ilvl w:val="0"/>
-          <w:numId w:val="1074"/>
+          <w:numId w:val="1084"/>
         </w:numPr>
       </w:pPr>
       <w:r>
@@ -17264,8 +20405,8 @@
         <w:t xml:space="preserve">shipping bug introduced in v1.0.9.</w:t>
       </w:r>
     </w:p>
-    <w:bookmarkEnd w:id="109"/>
-    <w:bookmarkStart w:id="110" w:name="changed-4"/>
+    <w:bookmarkEnd w:id="124"/>
+    <w:bookmarkStart w:id="125" w:name="changed-5"/>
     <w:p>
       <w:pPr>
         <w:pStyle w:val="Heading3"/>
@@ -17279,7 +20420,7 @@
         <w:pStyle w:val="Compact"/>
         <w:numPr>
           <w:ilvl w:val="0"/>
-          <w:numId w:val="1075"/>
+          <w:numId w:val="1085"/>
         </w:numPr>
       </w:pPr>
       <w:r>
@@ -17404,7 +20545,7 @@
         <w:pStyle w:val="Compact"/>
         <w:numPr>
           <w:ilvl w:val="0"/>
-          <w:numId w:val="1075"/>
+          <w:numId w:val="1085"/>
         </w:numPr>
       </w:pPr>
       <w:r>
@@ -17469,7 +20610,7 @@
         <w:pStyle w:val="Compact"/>
         <w:numPr>
           <w:ilvl w:val="0"/>
-          <w:numId w:val="1075"/>
+          <w:numId w:val="1085"/>
         </w:numPr>
       </w:pPr>
       <w:r>
@@ -17534,7 +20675,7 @@
         <w:pStyle w:val="Compact"/>
         <w:numPr>
           <w:ilvl w:val="0"/>
-          <w:numId w:val="1075"/>
+          <w:numId w:val="1085"/>
         </w:numPr>
       </w:pPr>
       <w:r>
@@ -17593,7 +20734,7 @@
         <w:pStyle w:val="Compact"/>
         <w:numPr>
           <w:ilvl w:val="0"/>
-          <w:numId w:val="1075"/>
+          <w:numId w:val="1085"/>
         </w:numPr>
       </w:pPr>
       <w:r>
@@ -17664,7 +20805,7 @@
         <w:pStyle w:val="Compact"/>
         <w:numPr>
           <w:ilvl w:val="0"/>
-          <w:numId w:val="1075"/>
+          <w:numId w:val="1085"/>
         </w:numPr>
       </w:pPr>
       <w:r>
@@ -17693,7 +20834,7 @@
         <w:pStyle w:val="Compact"/>
         <w:numPr>
           <w:ilvl w:val="0"/>
-          <w:numId w:val="1075"/>
+          <w:numId w:val="1085"/>
         </w:numPr>
       </w:pPr>
       <w:r>
@@ -17756,8 +20897,8 @@
         <w:t xml:space="preserve">added per §11.4.30 + §11.4.77.</w:t>
       </w:r>
     </w:p>
-    <w:bookmarkEnd w:id="110"/>
-    <w:bookmarkStart w:id="111" w:name="fixed-9"/>
+    <w:bookmarkEnd w:id="125"/>
+    <w:bookmarkStart w:id="126" w:name="fixed-11"/>
     <w:p>
       <w:pPr>
         <w:pStyle w:val="Heading3"/>
@@ -17771,7 +20912,7 @@
         <w:pStyle w:val="Compact"/>
         <w:numPr>
           <w:ilvl w:val="0"/>
-          <w:numId w:val="1076"/>
+          <w:numId w:val="1086"/>
         </w:numPr>
       </w:pPr>
       <w:r>
@@ -17822,7 +20963,7 @@
         <w:pStyle w:val="Compact"/>
         <w:numPr>
           <w:ilvl w:val="0"/>
-          <w:numId w:val="1076"/>
+          <w:numId w:val="1086"/>
         </w:numPr>
       </w:pPr>
       <w:r>
@@ -17861,7 +21002,7 @@
         <w:pStyle w:val="Compact"/>
         <w:numPr>
           <w:ilvl w:val="0"/>
-          <w:numId w:val="1076"/>
+          <w:numId w:val="1086"/>
         </w:numPr>
       </w:pPr>
       <w:r>
@@ -17874,8 +21015,8 @@
         <w:t xml:space="preserve">setup.sh sweep). User-reported via setup.sh log on 2026-05-22.</w:t>
       </w:r>
     </w:p>
-    <w:bookmarkEnd w:id="111"/>
-    <w:bookmarkStart w:id="112" w:name="X704933295e9acc3224b1dae3e02a85096583616"/>
+    <w:bookmarkEnd w:id="126"/>
+    <w:bookmarkStart w:id="127" w:name="X704933295e9acc3224b1dae3e02a85096583616"/>
     <w:p>
       <w:pPr>
         <w:pStyle w:val="Heading3"/>
@@ -17903,7 +21044,7 @@
         <w:pStyle w:val="Compact"/>
         <w:numPr>
           <w:ilvl w:val="0"/>
-          <w:numId w:val="1077"/>
+          <w:numId w:val="1087"/>
         </w:numPr>
       </w:pPr>
       <w:r>
@@ -17915,7 +21056,7 @@
         <w:pStyle w:val="Compact"/>
         <w:numPr>
           <w:ilvl w:val="0"/>
-          <w:numId w:val="1077"/>
+          <w:numId w:val="1087"/>
         </w:numPr>
       </w:pPr>
       <w:r>
@@ -17927,7 +21068,7 @@
         <w:pStyle w:val="Compact"/>
         <w:numPr>
           <w:ilvl w:val="0"/>
-          <w:numId w:val="1077"/>
+          <w:numId w:val="1087"/>
         </w:numPr>
       </w:pPr>
       <w:r>
@@ -17945,7 +21086,7 @@
         <w:pStyle w:val="Compact"/>
         <w:numPr>
           <w:ilvl w:val="0"/>
-          <w:numId w:val="1077"/>
+          <w:numId w:val="1087"/>
         </w:numPr>
       </w:pPr>
       <w:r>
@@ -17978,8 +21119,8 @@
         <w:t xml:space="preserve">validation path to execute, making the test honest. Bluff caught + closed.</w:t>
       </w:r>
     </w:p>
-    <w:bookmarkEnd w:id="112"/>
-    <w:bookmarkStart w:id="113" w:name="Xddf47282ca010594d0f217f940ee5e3e3713e29"/>
+    <w:bookmarkEnd w:id="127"/>
+    <w:bookmarkStart w:id="128" w:name="Xddf47282ca010594d0f217f940ee5e3e3713e29"/>
     <w:p>
       <w:pPr>
         <w:pStyle w:val="Heading3"/>
@@ -18050,8 +21191,8 @@
         <w:t xml:space="preserve">.</w:t>
       </w:r>
     </w:p>
-    <w:bookmarkEnd w:id="113"/>
-    <w:bookmarkStart w:id="114" w:name="files-modified-3"/>
+    <w:bookmarkEnd w:id="128"/>
+    <w:bookmarkStart w:id="129" w:name="files-modified-3"/>
     <w:p>
       <w:pPr>
         <w:pStyle w:val="Heading3"/>
@@ -18065,7 +21206,7 @@
         <w:pStyle w:val="Compact"/>
         <w:numPr>
           <w:ilvl w:val="0"/>
-          <w:numId w:val="1078"/>
+          <w:numId w:val="1088"/>
         </w:numPr>
       </w:pPr>
       <w:r>
@@ -18086,7 +21227,7 @@
         <w:pStyle w:val="Compact"/>
         <w:numPr>
           <w:ilvl w:val="0"/>
-          <w:numId w:val="1078"/>
+          <w:numId w:val="1088"/>
         </w:numPr>
       </w:pPr>
       <w:r>
@@ -18107,7 +21248,7 @@
         <w:pStyle w:val="Compact"/>
         <w:numPr>
           <w:ilvl w:val="0"/>
-          <w:numId w:val="1078"/>
+          <w:numId w:val="1088"/>
         </w:numPr>
       </w:pPr>
       <w:r>
@@ -18122,7 +21263,7 @@
         <w:pStyle w:val="Compact"/>
         <w:numPr>
           <w:ilvl w:val="0"/>
-          <w:numId w:val="1078"/>
+          <w:numId w:val="1088"/>
         </w:numPr>
       </w:pPr>
       <w:r>
@@ -18137,7 +21278,7 @@
         <w:pStyle w:val="Compact"/>
         <w:numPr>
           <w:ilvl w:val="0"/>
-          <w:numId w:val="1078"/>
+          <w:numId w:val="1088"/>
         </w:numPr>
       </w:pPr>
       <w:r>
@@ -18152,7 +21293,7 @@
         <w:pStyle w:val="Compact"/>
         <w:numPr>
           <w:ilvl w:val="0"/>
-          <w:numId w:val="1078"/>
+          <w:numId w:val="1088"/>
         </w:numPr>
       </w:pPr>
       <w:r>
@@ -18167,7 +21308,7 @@
         <w:pStyle w:val="Compact"/>
         <w:numPr>
           <w:ilvl w:val="0"/>
-          <w:numId w:val="1078"/>
+          <w:numId w:val="1088"/>
         </w:numPr>
       </w:pPr>
       <w:r>
@@ -18182,7 +21323,7 @@
         <w:pStyle w:val="Compact"/>
         <w:numPr>
           <w:ilvl w:val="0"/>
-          <w:numId w:val="1078"/>
+          <w:numId w:val="1088"/>
         </w:numPr>
       </w:pPr>
       <w:r>
@@ -18197,7 +21338,7 @@
         <w:pStyle w:val="Compact"/>
         <w:numPr>
           <w:ilvl w:val="0"/>
-          <w:numId w:val="1078"/>
+          <w:numId w:val="1088"/>
         </w:numPr>
       </w:pPr>
       <w:r>
@@ -18220,9 +21361,9 @@
         </w:pict>
       </w:r>
     </w:p>
-    <w:bookmarkEnd w:id="114"/>
-    <w:bookmarkEnd w:id="115"/>
-    <w:bookmarkStart w:id="125" w:name="v109--2026-05-22"/>
+    <w:bookmarkEnd w:id="129"/>
+    <w:bookmarkEnd w:id="130"/>
+    <w:bookmarkStart w:id="140" w:name="v109--2026-05-22"/>
     <w:p>
       <w:pPr>
         <w:pStyle w:val="Heading2"/>
@@ -18379,7 +21520,7 @@
         <w:t xml:space="preserve">rsync / IDE pipes.</w:t>
       </w:r>
     </w:p>
-    <w:bookmarkStart w:id="116" w:name="summary"/>
+    <w:bookmarkStart w:id="131" w:name="summary"/>
     <w:p>
       <w:pPr>
         <w:pStyle w:val="Heading3"/>
@@ -18567,8 +21708,8 @@
         <w:t xml:space="preserve">.</w:t>
       </w:r>
     </w:p>
-    <w:bookmarkEnd w:id="116"/>
-    <w:bookmarkStart w:id="117" w:name="added-7"/>
+    <w:bookmarkEnd w:id="131"/>
+    <w:bookmarkStart w:id="132" w:name="added-10"/>
     <w:p>
       <w:pPr>
         <w:pStyle w:val="Heading3"/>
@@ -18582,7 +21723,7 @@
         <w:pStyle w:val="Compact"/>
         <w:numPr>
           <w:ilvl w:val="0"/>
-          <w:numId w:val="1079"/>
+          <w:numId w:val="1089"/>
         </w:numPr>
       </w:pPr>
       <w:r>
@@ -18742,7 +21883,7 @@
         <w:pStyle w:val="Compact"/>
         <w:numPr>
           <w:ilvl w:val="0"/>
-          <w:numId w:val="1079"/>
+          <w:numId w:val="1089"/>
         </w:numPr>
       </w:pPr>
       <w:r>
@@ -18915,7 +22056,7 @@
         <w:pStyle w:val="Compact"/>
         <w:numPr>
           <w:ilvl w:val="0"/>
-          <w:numId w:val="1079"/>
+          <w:numId w:val="1089"/>
         </w:numPr>
       </w:pPr>
       <w:r>
@@ -19040,7 +22181,7 @@
         <w:pStyle w:val="Compact"/>
         <w:numPr>
           <w:ilvl w:val="0"/>
-          <w:numId w:val="1079"/>
+          <w:numId w:val="1089"/>
         </w:numPr>
       </w:pPr>
       <w:r>
@@ -19258,7 +22399,7 @@
         <w:pStyle w:val="Compact"/>
         <w:numPr>
           <w:ilvl w:val="0"/>
-          <w:numId w:val="1079"/>
+          <w:numId w:val="1089"/>
         </w:numPr>
       </w:pPr>
       <w:r>
@@ -19343,7 +22484,7 @@
         <w:pStyle w:val="Compact"/>
         <w:numPr>
           <w:ilvl w:val="0"/>
-          <w:numId w:val="1079"/>
+          <w:numId w:val="1089"/>
         </w:numPr>
       </w:pPr>
       <w:r>
@@ -19413,7 +22554,7 @@
         <w:pStyle w:val="Compact"/>
         <w:numPr>
           <w:ilvl w:val="0"/>
-          <w:numId w:val="1079"/>
+          <w:numId w:val="1089"/>
         </w:numPr>
       </w:pPr>
       <w:r>
@@ -19513,7 +22654,7 @@
         <w:pStyle w:val="Compact"/>
         <w:numPr>
           <w:ilvl w:val="0"/>
-          <w:numId w:val="1079"/>
+          <w:numId w:val="1089"/>
         </w:numPr>
       </w:pPr>
       <w:r>
@@ -19601,7 +22742,7 @@
         <w:pStyle w:val="Compact"/>
         <w:numPr>
           <w:ilvl w:val="0"/>
-          <w:numId w:val="1079"/>
+          <w:numId w:val="1089"/>
         </w:numPr>
       </w:pPr>
       <w:r>
@@ -19629,7 +22770,7 @@
         <w:pStyle w:val="Compact"/>
         <w:numPr>
           <w:ilvl w:val="1"/>
-          <w:numId w:val="1080"/>
+          <w:numId w:val="1090"/>
         </w:numPr>
       </w:pPr>
       <w:r>
@@ -19650,7 +22791,7 @@
         <w:pStyle w:val="Compact"/>
         <w:numPr>
           <w:ilvl w:val="1"/>
-          <w:numId w:val="1080"/>
+          <w:numId w:val="1090"/>
         </w:numPr>
       </w:pPr>
       <w:r>
@@ -19671,7 +22812,7 @@
         <w:pStyle w:val="Compact"/>
         <w:numPr>
           <w:ilvl w:val="1"/>
-          <w:numId w:val="1080"/>
+          <w:numId w:val="1090"/>
         </w:numPr>
       </w:pPr>
       <w:r>
@@ -19698,7 +22839,7 @@
         <w:pStyle w:val="Compact"/>
         <w:numPr>
           <w:ilvl w:val="1"/>
-          <w:numId w:val="1080"/>
+          <w:numId w:val="1090"/>
         </w:numPr>
       </w:pPr>
       <w:r>
@@ -19735,7 +22876,7 @@
         <w:pStyle w:val="Compact"/>
         <w:numPr>
           <w:ilvl w:val="1"/>
-          <w:numId w:val="1080"/>
+          <w:numId w:val="1090"/>
         </w:numPr>
       </w:pPr>
       <w:r>
@@ -19798,7 +22939,7 @@
         <w:pStyle w:val="Compact"/>
         <w:numPr>
           <w:ilvl w:val="1"/>
-          <w:numId w:val="1080"/>
+          <w:numId w:val="1090"/>
         </w:numPr>
       </w:pPr>
       <w:r>
@@ -19811,8 +22952,8 @@
         <w:t xml:space="preserve">new rows linking to the v1.0.9 docs.</w:t>
       </w:r>
     </w:p>
-    <w:bookmarkEnd w:id="117"/>
-    <w:bookmarkStart w:id="118" w:name="changed-5"/>
+    <w:bookmarkEnd w:id="132"/>
+    <w:bookmarkStart w:id="133" w:name="changed-6"/>
     <w:p>
       <w:pPr>
         <w:pStyle w:val="Heading3"/>
@@ -19826,7 +22967,7 @@
         <w:pStyle w:val="Compact"/>
         <w:numPr>
           <w:ilvl w:val="0"/>
-          <w:numId w:val="1081"/>
+          <w:numId w:val="1091"/>
         </w:numPr>
       </w:pPr>
       <w:r>
@@ -19885,7 +23026,7 @@
         <w:pStyle w:val="Compact"/>
         <w:numPr>
           <w:ilvl w:val="0"/>
-          <w:numId w:val="1081"/>
+          <w:numId w:val="1091"/>
         </w:numPr>
       </w:pPr>
       <w:r>
@@ -20001,7 +23142,7 @@
         <w:pStyle w:val="Compact"/>
         <w:numPr>
           <w:ilvl w:val="0"/>
-          <w:numId w:val="1081"/>
+          <w:numId w:val="1091"/>
         </w:numPr>
       </w:pPr>
       <w:r>
@@ -20156,8 +23297,8 @@
         <w:t xml:space="preserve">.</w:t>
       </w:r>
     </w:p>
-    <w:bookmarkEnd w:id="118"/>
-    <w:bookmarkStart w:id="119" w:name="fixed-10"/>
+    <w:bookmarkEnd w:id="133"/>
+    <w:bookmarkStart w:id="134" w:name="fixed-12"/>
     <w:p>
       <w:pPr>
         <w:pStyle w:val="Heading3"/>
@@ -20207,8 +23348,8 @@
         <w:t xml:space="preserve">).</w:t>
       </w:r>
     </w:p>
-    <w:bookmarkEnd w:id="119"/>
-    <w:bookmarkStart w:id="120" w:name="X42cfd1b4a24214415099f806440aa127f8e3a55"/>
+    <w:bookmarkEnd w:id="134"/>
+    <w:bookmarkStart w:id="135" w:name="X42cfd1b4a24214415099f806440aa127f8e3a55"/>
     <w:p>
       <w:pPr>
         <w:pStyle w:val="Heading3"/>
@@ -20294,8 +23435,8 @@
         <w:t xml:space="preserve">lines so a future reader can re-derive the assertion.</w:t>
       </w:r>
     </w:p>
-    <w:bookmarkEnd w:id="120"/>
-    <w:bookmarkStart w:id="121" w:name="X59b49447dbc070a67edc51b7212ac9d380c5a3a"/>
+    <w:bookmarkEnd w:id="135"/>
+    <w:bookmarkStart w:id="136" w:name="X59b49447dbc070a67edc51b7212ac9d380c5a3a"/>
     <w:p>
       <w:pPr>
         <w:pStyle w:val="Heading3"/>
@@ -20387,8 +23528,8 @@
         <w:t xml:space="preserve">in the same commit batch as the markdown.</w:t>
       </w:r>
     </w:p>
-    <w:bookmarkEnd w:id="121"/>
-    <w:bookmarkStart w:id="122" w:name="Xd26c22b42c68826e9404dc9760f37f1f35e3e5d"/>
+    <w:bookmarkEnd w:id="136"/>
+    <w:bookmarkStart w:id="137" w:name="Xd26c22b42c68826e9404dc9760f37f1f35e3e5d"/>
     <w:p>
       <w:pPr>
         <w:pStyle w:val="Heading3"/>
@@ -20410,7 +23551,7 @@
         <w:pStyle w:val="Compact"/>
         <w:numPr>
           <w:ilvl w:val="0"/>
-          <w:numId w:val="1082"/>
+          <w:numId w:val="1092"/>
         </w:numPr>
       </w:pPr>
       <w:r>
@@ -20441,7 +23582,7 @@
         <w:pStyle w:val="Compact"/>
         <w:numPr>
           <w:ilvl w:val="0"/>
-          <w:numId w:val="1082"/>
+          <w:numId w:val="1092"/>
         </w:numPr>
       </w:pPr>
       <w:r>
@@ -20463,7 +23604,7 @@
         <w:pStyle w:val="Compact"/>
         <w:numPr>
           <w:ilvl w:val="0"/>
-          <w:numId w:val="1082"/>
+          <w:numId w:val="1092"/>
         </w:numPr>
       </w:pPr>
       <w:r>
@@ -20485,7 +23626,7 @@
         <w:pStyle w:val="Compact"/>
         <w:numPr>
           <w:ilvl w:val="0"/>
-          <w:numId w:val="1082"/>
+          <w:numId w:val="1092"/>
         </w:numPr>
       </w:pPr>
       <w:r>
@@ -20522,7 +23663,7 @@
         <w:pStyle w:val="Compact"/>
         <w:numPr>
           <w:ilvl w:val="0"/>
-          <w:numId w:val="1082"/>
+          <w:numId w:val="1092"/>
         </w:numPr>
       </w:pPr>
       <w:r>
@@ -20544,7 +23685,7 @@
         <w:pStyle w:val="Compact"/>
         <w:numPr>
           <w:ilvl w:val="0"/>
-          <w:numId w:val="1082"/>
+          <w:numId w:val="1092"/>
         </w:numPr>
       </w:pPr>
       <w:r>
@@ -20566,7 +23707,7 @@
         <w:pStyle w:val="Compact"/>
         <w:numPr>
           <w:ilvl w:val="0"/>
-          <w:numId w:val="1082"/>
+          <w:numId w:val="1092"/>
         </w:numPr>
       </w:pPr>
       <w:r>
@@ -20588,7 +23729,7 @@
         <w:pStyle w:val="Compact"/>
         <w:numPr>
           <w:ilvl w:val="0"/>
-          <w:numId w:val="1082"/>
+          <w:numId w:val="1092"/>
         </w:numPr>
       </w:pPr>
       <w:r>
@@ -20610,7 +23751,7 @@
         <w:pStyle w:val="Compact"/>
         <w:numPr>
           <w:ilvl w:val="0"/>
-          <w:numId w:val="1082"/>
+          <w:numId w:val="1092"/>
         </w:numPr>
       </w:pPr>
       <w:r>
@@ -20632,7 +23773,7 @@
         <w:pStyle w:val="Compact"/>
         <w:numPr>
           <w:ilvl w:val="0"/>
-          <w:numId w:val="1082"/>
+          <w:numId w:val="1092"/>
         </w:numPr>
       </w:pPr>
       <w:r>
@@ -20681,8 +23822,8 @@
         <w:t xml:space="preserve">Stage 2; anti-bluff coverage per §11.4.58 C1–C4 at merge time.</w:t>
       </w:r>
     </w:p>
-    <w:bookmarkEnd w:id="122"/>
-    <w:bookmarkStart w:id="123" w:name="X872f719753f9ae93d1032db651808fe2dc6716c"/>
+    <w:bookmarkEnd w:id="137"/>
+    <w:bookmarkStart w:id="138" w:name="X872f719753f9ae93d1032db651808fe2dc6716c"/>
     <w:p>
       <w:pPr>
         <w:pStyle w:val="Heading3"/>
@@ -20732,8 +23873,8 @@
         <w:t xml:space="preserve">for critical-state sequencing.</w:t>
       </w:r>
     </w:p>
-    <w:bookmarkEnd w:id="123"/>
-    <w:bookmarkStart w:id="124" w:name="files-added--modified-terse"/>
+    <w:bookmarkEnd w:id="138"/>
+    <w:bookmarkStart w:id="139" w:name="files-added--modified-terse"/>
     <w:p>
       <w:pPr>
         <w:pStyle w:val="Heading3"/>
@@ -20747,7 +23888,7 @@
         <w:pStyle w:val="Compact"/>
         <w:numPr>
           <w:ilvl w:val="0"/>
-          <w:numId w:val="1083"/>
+          <w:numId w:val="1093"/>
         </w:numPr>
       </w:pPr>
       <w:r>
@@ -20870,7 +24011,7 @@
         <w:pStyle w:val="Compact"/>
         <w:numPr>
           <w:ilvl w:val="0"/>
-          <w:numId w:val="1083"/>
+          <w:numId w:val="1093"/>
         </w:numPr>
       </w:pPr>
       <w:r>
@@ -21064,9 +24205,9 @@
         </w:pict>
       </w:r>
     </w:p>
-    <w:bookmarkEnd w:id="124"/>
-    <w:bookmarkEnd w:id="125"/>
-    <w:bookmarkStart w:id="132" w:name="v108--2026-05-21"/>
+    <w:bookmarkEnd w:id="139"/>
+    <w:bookmarkEnd w:id="140"/>
+    <w:bookmarkStart w:id="147" w:name="v108--2026-05-21"/>
     <w:p>
       <w:pPr>
         <w:pStyle w:val="Heading2"/>
@@ -21129,7 +24270,7 @@
         <w:t xml:space="preserve">Darwin quintuple-fresh GREEN.</w:t>
       </w:r>
     </w:p>
-    <w:bookmarkStart w:id="126" w:name="fixed-11"/>
+    <w:bookmarkStart w:id="141" w:name="fixed-13"/>
     <w:p>
       <w:pPr>
         <w:pStyle w:val="Heading3"/>
@@ -21142,7 +24283,7 @@
       <w:pPr>
         <w:numPr>
           <w:ilvl w:val="0"/>
-          <w:numId w:val="1084"/>
+          <w:numId w:val="1094"/>
         </w:numPr>
       </w:pPr>
       <w:r>
@@ -21164,7 +24305,7 @@
         <w:pStyle w:val="Compact"/>
         <w:numPr>
           <w:ilvl w:val="1"/>
-          <w:numId w:val="1085"/>
+          <w:numId w:val="1095"/>
         </w:numPr>
       </w:pPr>
       <w:r>
@@ -21287,7 +24428,7 @@
         <w:pStyle w:val="Compact"/>
         <w:numPr>
           <w:ilvl w:val="1"/>
-          <w:numId w:val="1086"/>
+          <w:numId w:val="1096"/>
         </w:numPr>
       </w:pPr>
       <w:r>
@@ -21320,7 +24461,7 @@
         <w:pStyle w:val="Compact"/>
         <w:numPr>
           <w:ilvl w:val="1"/>
-          <w:numId w:val="1086"/>
+          <w:numId w:val="1096"/>
         </w:numPr>
       </w:pPr>
       <w:r>
@@ -21371,7 +24512,7 @@
         <w:pStyle w:val="Compact"/>
         <w:numPr>
           <w:ilvl w:val="1"/>
-          <w:numId w:val="1086"/>
+          <w:numId w:val="1096"/>
         </w:numPr>
       </w:pPr>
       <w:r>
@@ -21488,8 +24629,8 @@
         <w:t xml:space="preserve">any palette-derived background.</w:t>
       </w:r>
     </w:p>
-    <w:bookmarkEnd w:id="126"/>
-    <w:bookmarkStart w:id="127" w:name="added-8"/>
+    <w:bookmarkEnd w:id="141"/>
+    <w:bookmarkStart w:id="142" w:name="added-11"/>
     <w:p>
       <w:pPr>
         <w:pStyle w:val="Heading3"/>
@@ -21502,7 +24643,7 @@
       <w:pPr>
         <w:numPr>
           <w:ilvl w:val="0"/>
-          <w:numId w:val="1087"/>
+          <w:numId w:val="1097"/>
         </w:numPr>
       </w:pPr>
       <w:r>
@@ -21578,7 +24719,7 @@
         <w:pStyle w:val="Compact"/>
         <w:numPr>
           <w:ilvl w:val="1"/>
-          <w:numId w:val="1088"/>
+          <w:numId w:val="1098"/>
         </w:numPr>
       </w:pPr>
       <w:r>
@@ -21621,7 +24762,7 @@
         <w:pStyle w:val="Compact"/>
         <w:numPr>
           <w:ilvl w:val="1"/>
-          <w:numId w:val="1088"/>
+          <w:numId w:val="1098"/>
         </w:numPr>
       </w:pPr>
       <w:r>
@@ -21664,7 +24805,7 @@
         <w:pStyle w:val="Compact"/>
         <w:numPr>
           <w:ilvl w:val="1"/>
-          <w:numId w:val="1088"/>
+          <w:numId w:val="1098"/>
         </w:numPr>
       </w:pPr>
       <w:r>
@@ -21707,7 +24848,7 @@
         <w:pStyle w:val="Compact"/>
         <w:numPr>
           <w:ilvl w:val="1"/>
-          <w:numId w:val="1088"/>
+          <w:numId w:val="1098"/>
         </w:numPr>
       </w:pPr>
       <w:r>
@@ -21750,7 +24891,7 @@
         <w:pStyle w:val="Compact"/>
         <w:numPr>
           <w:ilvl w:val="1"/>
-          <w:numId w:val="1088"/>
+          <w:numId w:val="1098"/>
         </w:numPr>
       </w:pPr>
       <w:r>
@@ -21774,7 +24915,7 @@
       <w:pPr>
         <w:numPr>
           <w:ilvl w:val="0"/>
-          <w:numId w:val="1087"/>
+          <w:numId w:val="1097"/>
         </w:numPr>
       </w:pPr>
       <w:r>
@@ -21838,15 +24979,15 @@
         <w:pStyle w:val="Compact"/>
         <w:numPr>
           <w:ilvl w:val="1"/>
-          <w:numId w:val="1089"/>
+          <w:numId w:val="1099"/>
         </w:numPr>
       </w:pPr>
       <w:r>
         <w:t xml:space="preserve">asserts T5 PASSes.</w:t>
       </w:r>
     </w:p>
-    <w:bookmarkEnd w:id="127"/>
-    <w:bookmarkStart w:id="129" w:name="Xf3cad6e93b0b29ed3731ba680ab78f9bd737878"/>
+    <w:bookmarkEnd w:id="142"/>
+    <w:bookmarkStart w:id="144" w:name="Xf3cad6e93b0b29ed3731ba680ab78f9bd737878"/>
     <w:p>
       <w:pPr>
         <w:pStyle w:val="Heading3"/>
@@ -21857,7 +24998,7 @@
       <w:r>
         <w:t xml:space="preserve"> </w:t>
       </w:r>
-      <w:hyperlink r:id="rId128">
+      <w:hyperlink r:id="rId143">
         <w:r>
           <w:rPr>
             <w:rStyle w:val="Hyperlink"/>
@@ -21874,7 +25015,7 @@
         <w:pStyle w:val="Compact"/>
         <w:numPr>
           <w:ilvl w:val="0"/>
-          <w:numId w:val="1090"/>
+          <w:numId w:val="1100"/>
         </w:numPr>
       </w:pPr>
       <w:r>
@@ -21901,7 +25042,7 @@
         <w:pStyle w:val="Compact"/>
         <w:numPr>
           <w:ilvl w:val="0"/>
-          <w:numId w:val="1090"/>
+          <w:numId w:val="1100"/>
         </w:numPr>
       </w:pPr>
       <w:r>
@@ -21938,7 +25079,7 @@
         <w:pStyle w:val="Compact"/>
         <w:numPr>
           <w:ilvl w:val="0"/>
-          <w:numId w:val="1090"/>
+          <w:numId w:val="1100"/>
         </w:numPr>
       </w:pPr>
       <w:r>
@@ -21959,7 +25100,7 @@
         <w:pStyle w:val="Compact"/>
         <w:numPr>
           <w:ilvl w:val="0"/>
-          <w:numId w:val="1090"/>
+          <w:numId w:val="1100"/>
         </w:numPr>
       </w:pPr>
       <w:r>
@@ -21986,7 +25127,7 @@
         <w:pStyle w:val="Compact"/>
         <w:numPr>
           <w:ilvl w:val="0"/>
-          <w:numId w:val="1090"/>
+          <w:numId w:val="1100"/>
         </w:numPr>
       </w:pPr>
       <w:r>
@@ -21998,7 +25139,7 @@
         <w:pStyle w:val="Compact"/>
         <w:numPr>
           <w:ilvl w:val="1"/>
-          <w:numId w:val="1091"/>
+          <w:numId w:val="1101"/>
         </w:numPr>
       </w:pPr>
       <w:r>
@@ -22025,7 +25166,7 @@
         <w:pStyle w:val="Compact"/>
         <w:numPr>
           <w:ilvl w:val="1"/>
-          <w:numId w:val="1091"/>
+          <w:numId w:val="1101"/>
         </w:numPr>
       </w:pPr>
       <w:r>
@@ -22052,7 +25193,7 @@
         <w:pStyle w:val="Compact"/>
         <w:numPr>
           <w:ilvl w:val="1"/>
-          <w:numId w:val="1091"/>
+          <w:numId w:val="1101"/>
         </w:numPr>
       </w:pPr>
       <w:r>
@@ -22079,7 +25220,7 @@
         <w:pStyle w:val="Compact"/>
         <w:numPr>
           <w:ilvl w:val="1"/>
-          <w:numId w:val="1091"/>
+          <w:numId w:val="1101"/>
         </w:numPr>
       </w:pPr>
       <w:r>
@@ -22101,8 +25242,8 @@
         <w:t xml:space="preserve">✓</w:t>
       </w:r>
     </w:p>
-    <w:bookmarkEnd w:id="129"/>
-    <w:bookmarkStart w:id="130" w:name="Xd2748c6d3b5d325016a24fac36245b4fd886698"/>
+    <w:bookmarkEnd w:id="144"/>
+    <w:bookmarkStart w:id="145" w:name="Xd2748c6d3b5d325016a24fac36245b4fd886698"/>
     <w:p>
       <w:pPr>
         <w:pStyle w:val="Heading3"/>
@@ -22125,8 +25266,8 @@
         <w:t xml:space="preserve">host (Darwin) — not a spot-check. All four GREEN.</w:t>
       </w:r>
     </w:p>
-    <w:bookmarkEnd w:id="130"/>
-    <w:bookmarkStart w:id="131" w:name="Xead4915445c7baeec873a32eea1e60d047bfdef"/>
+    <w:bookmarkEnd w:id="145"/>
+    <w:bookmarkStart w:id="146" w:name="Xead4915445c7baeec873a32eea1e60d047bfdef"/>
     <w:p>
       <w:pPr>
         <w:pStyle w:val="Heading3"/>
@@ -22204,9 +25345,9 @@
         </w:pict>
       </w:r>
     </w:p>
-    <w:bookmarkEnd w:id="131"/>
-    <w:bookmarkEnd w:id="132"/>
-    <w:bookmarkStart w:id="139" w:name="v107--2026-05-21"/>
+    <w:bookmarkEnd w:id="146"/>
+    <w:bookmarkEnd w:id="147"/>
+    <w:bookmarkStart w:id="154" w:name="v107--2026-05-21"/>
     <w:p>
       <w:pPr>
         <w:pStyle w:val="Heading2"/>
@@ -22269,7 +25410,7 @@
         <w:t xml:space="preserve">258) before tag.</w:t>
       </w:r>
     </w:p>
-    <w:bookmarkStart w:id="133" w:name="fixed-12"/>
+    <w:bookmarkStart w:id="148" w:name="fixed-14"/>
     <w:p>
       <w:pPr>
         <w:pStyle w:val="Heading3"/>
@@ -22282,7 +25423,7 @@
       <w:pPr>
         <w:numPr>
           <w:ilvl w:val="0"/>
-          <w:numId w:val="1092"/>
+          <w:numId w:val="1102"/>
         </w:numPr>
       </w:pPr>
       <w:r>
@@ -22467,7 +25608,7 @@
       <w:pPr>
         <w:numPr>
           <w:ilvl w:val="0"/>
-          <w:numId w:val="1092"/>
+          <w:numId w:val="1102"/>
         </w:numPr>
       </w:pPr>
       <w:r>
@@ -22512,7 +25653,7 @@
       <w:pPr>
         <w:numPr>
           <w:ilvl w:val="0"/>
-          <w:numId w:val="1092"/>
+          <w:numId w:val="1102"/>
         </w:numPr>
       </w:pPr>
       <w:r>
@@ -22649,7 +25790,7 @@
       <w:pPr>
         <w:numPr>
           <w:ilvl w:val="0"/>
-          <w:numId w:val="1092"/>
+          <w:numId w:val="1102"/>
         </w:numPr>
       </w:pPr>
       <w:r>
@@ -22706,7 +25847,7 @@
       <w:pPr>
         <w:numPr>
           <w:ilvl w:val="0"/>
-          <w:numId w:val="1092"/>
+          <w:numId w:val="1102"/>
         </w:numPr>
       </w:pPr>
       <w:r>
@@ -22799,7 +25940,7 @@
       <w:pPr>
         <w:numPr>
           <w:ilvl w:val="0"/>
-          <w:numId w:val="1092"/>
+          <w:numId w:val="1102"/>
         </w:numPr>
       </w:pPr>
       <w:r>
@@ -22859,7 +26000,7 @@
       <w:pPr>
         <w:numPr>
           <w:ilvl w:val="0"/>
-          <w:numId w:val="1092"/>
+          <w:numId w:val="1102"/>
         </w:numPr>
       </w:pPr>
       <w:r>
@@ -22932,8 +26073,8 @@
         <w:t xml:space="preserve">RGB Euclidean distance 80.</w:t>
       </w:r>
     </w:p>
-    <w:bookmarkEnd w:id="133"/>
-    <w:bookmarkStart w:id="134" w:name="added-9"/>
+    <w:bookmarkEnd w:id="148"/>
+    <w:bookmarkStart w:id="149" w:name="added-12"/>
     <w:p>
       <w:pPr>
         <w:pStyle w:val="Heading3"/>
@@ -22946,7 +26087,7 @@
       <w:pPr>
         <w:numPr>
           <w:ilvl w:val="0"/>
-          <w:numId w:val="1093"/>
+          <w:numId w:val="1103"/>
         </w:numPr>
       </w:pPr>
       <w:r>
@@ -22989,7 +26130,7 @@
         <w:pStyle w:val="Compact"/>
         <w:numPr>
           <w:ilvl w:val="1"/>
-          <w:numId w:val="1094"/>
+          <w:numId w:val="1104"/>
         </w:numPr>
       </w:pPr>
       <w:r>
@@ -23020,7 +26161,7 @@
         <w:pStyle w:val="Compact"/>
         <w:numPr>
           <w:ilvl w:val="1"/>
-          <w:numId w:val="1094"/>
+          <w:numId w:val="1104"/>
         </w:numPr>
       </w:pPr>
       <w:r>
@@ -23051,7 +26192,7 @@
         <w:pStyle w:val="Compact"/>
         <w:numPr>
           <w:ilvl w:val="1"/>
-          <w:numId w:val="1094"/>
+          <w:numId w:val="1104"/>
         </w:numPr>
       </w:pPr>
       <w:r>
@@ -23075,7 +26216,7 @@
       <w:pPr>
         <w:numPr>
           <w:ilvl w:val="0"/>
-          <w:numId w:val="1093"/>
+          <w:numId w:val="1103"/>
         </w:numPr>
       </w:pPr>
       <w:r>
@@ -23102,7 +26243,7 @@
       <w:pPr>
         <w:numPr>
           <w:ilvl w:val="0"/>
-          <w:numId w:val="1093"/>
+          <w:numId w:val="1103"/>
         </w:numPr>
       </w:pPr>
       <w:r>
@@ -23157,7 +26298,7 @@
         <w:pStyle w:val="Compact"/>
         <w:numPr>
           <w:ilvl w:val="1"/>
-          <w:numId w:val="1095"/>
+          <w:numId w:val="1105"/>
         </w:numPr>
       </w:pPr>
       <w:r>
@@ -23222,7 +26363,7 @@
       <w:pPr>
         <w:numPr>
           <w:ilvl w:val="0"/>
-          <w:numId w:val="1093"/>
+          <w:numId w:val="1103"/>
         </w:numPr>
       </w:pPr>
       <w:r>
@@ -23293,8 +26434,8 @@
         <w:t xml:space="preserve">constitution script is absent.</w:t>
       </w:r>
     </w:p>
-    <w:bookmarkEnd w:id="134"/>
-    <w:bookmarkStart w:id="135" w:name="X593727594f49b70396a662a3463afb7587cdd39"/>
+    <w:bookmarkEnd w:id="149"/>
+    <w:bookmarkStart w:id="150" w:name="X593727594f49b70396a662a3463afb7587cdd39"/>
     <w:p>
       <w:pPr>
         <w:pStyle w:val="Heading3"/>
@@ -23307,7 +26448,7 @@
       <w:pPr>
         <w:numPr>
           <w:ilvl w:val="0"/>
-          <w:numId w:val="1096"/>
+          <w:numId w:val="1106"/>
         </w:numPr>
       </w:pPr>
       <w:r>
@@ -23324,7 +26465,7 @@
         </w:rPr>
         <w:t xml:space="preserve"> </w:t>
       </w:r>
-      <w:hyperlink r:id="rId128">
+      <w:hyperlink r:id="rId143">
         <w:r>
           <w:rPr>
             <w:rStyle w:val="Hyperlink"/>
@@ -23347,7 +26488,7 @@
         <w:pStyle w:val="Compact"/>
         <w:numPr>
           <w:ilvl w:val="1"/>
-          <w:numId w:val="1097"/>
+          <w:numId w:val="1107"/>
         </w:numPr>
       </w:pPr>
       <w:r>
@@ -23368,7 +26509,7 @@
         <w:pStyle w:val="Compact"/>
         <w:numPr>
           <w:ilvl w:val="1"/>
-          <w:numId w:val="1097"/>
+          <w:numId w:val="1107"/>
         </w:numPr>
       </w:pPr>
       <w:r>
@@ -23395,7 +26536,7 @@
         <w:pStyle w:val="Compact"/>
         <w:numPr>
           <w:ilvl w:val="1"/>
-          <w:numId w:val="1097"/>
+          <w:numId w:val="1107"/>
         </w:numPr>
       </w:pPr>
       <w:r>
@@ -23416,7 +26557,7 @@
         <w:pStyle w:val="Compact"/>
         <w:numPr>
           <w:ilvl w:val="1"/>
-          <w:numId w:val="1097"/>
+          <w:numId w:val="1107"/>
         </w:numPr>
       </w:pPr>
       <w:r>
@@ -23436,7 +26577,7 @@
       <w:pPr>
         <w:numPr>
           <w:ilvl w:val="0"/>
-          <w:numId w:val="1096"/>
+          <w:numId w:val="1106"/>
         </w:numPr>
       </w:pPr>
       <w:r>
@@ -23452,7 +26593,7 @@
         <w:pStyle w:val="Compact"/>
         <w:numPr>
           <w:ilvl w:val="1"/>
-          <w:numId w:val="1098"/>
+          <w:numId w:val="1108"/>
         </w:numPr>
       </w:pPr>
       <w:r>
@@ -23470,7 +26611,7 @@
         <w:pStyle w:val="Compact"/>
         <w:numPr>
           <w:ilvl w:val="1"/>
-          <w:numId w:val="1098"/>
+          <w:numId w:val="1108"/>
         </w:numPr>
       </w:pPr>
       <w:r>
@@ -23483,8 +26624,8 @@
         <w:t xml:space="preserve">post-tag will confirm v1.0.7 cleanly applies</w:t>
       </w:r>
     </w:p>
-    <w:bookmarkEnd w:id="135"/>
-    <w:bookmarkStart w:id="136" w:name="Xe9368b478d12943eb47037cc809fdab9efb7214"/>
+    <w:bookmarkEnd w:id="150"/>
+    <w:bookmarkStart w:id="151" w:name="Xe9368b478d12943eb47037cc809fdab9efb7214"/>
     <w:p>
       <w:pPr>
         <w:pStyle w:val="Heading3"/>
@@ -23525,8 +26666,8 @@
         <w:t xml:space="preserve">in round-5). Tag pushed to github + gitlab.</w:t>
       </w:r>
     </w:p>
-    <w:bookmarkEnd w:id="136"/>
-    <w:bookmarkStart w:id="137" w:name="X18ac7c08e8540a1388a7e48b3860a8f3c0688a2"/>
+    <w:bookmarkEnd w:id="151"/>
+    <w:bookmarkStart w:id="152" w:name="X18ac7c08e8540a1388a7e48b3860a8f3c0688a2"/>
     <w:p>
       <w:pPr>
         <w:pStyle w:val="Heading3"/>
@@ -23597,8 +26738,8 @@
         <w:t xml:space="preserve">all at upstream tip; no divergent commits.</w:t>
       </w:r>
     </w:p>
-    <w:bookmarkEnd w:id="137"/>
-    <w:bookmarkStart w:id="138" w:name="out-of-scope-honest-tracking-per-1146"/>
+    <w:bookmarkEnd w:id="152"/>
+    <w:bookmarkStart w:id="153" w:name="out-of-scope-honest-tracking-per-1146"/>
     <w:p>
       <w:pPr>
         <w:pStyle w:val="Heading3"/>
@@ -23612,7 +26753,7 @@
         <w:pStyle w:val="Compact"/>
         <w:numPr>
           <w:ilvl w:val="0"/>
-          <w:numId w:val="1099"/>
+          <w:numId w:val="1109"/>
         </w:numPr>
       </w:pPr>
       <w:r>
@@ -23630,7 +26771,7 @@
         <w:pStyle w:val="Compact"/>
         <w:numPr>
           <w:ilvl w:val="0"/>
-          <w:numId w:val="1099"/>
+          <w:numId w:val="1109"/>
         </w:numPr>
       </w:pPr>
       <w:r>
@@ -23656,9 +26797,9 @@
         </w:pict>
       </w:r>
     </w:p>
-    <w:bookmarkEnd w:id="138"/>
-    <w:bookmarkEnd w:id="139"/>
-    <w:bookmarkStart w:id="147" w:name="v106--2026-05-21"/>
+    <w:bookmarkEnd w:id="153"/>
+    <w:bookmarkEnd w:id="154"/>
+    <w:bookmarkStart w:id="162" w:name="v106--2026-05-21"/>
     <w:p>
       <w:pPr>
         <w:pStyle w:val="Heading2"/>
@@ -23686,7 +26827,7 @@
         <w:pStyle w:val="Compact"/>
         <w:numPr>
           <w:ilvl w:val="0"/>
-          <w:numId w:val="1100"/>
+          <w:numId w:val="1110"/>
         </w:numPr>
       </w:pPr>
       <w:r>
@@ -23708,7 +26849,7 @@
         <w:t xml:space="preserve">quintuple verification GREEN. Release tag per §11.4.40.**</w:t>
       </w:r>
     </w:p>
-    <w:bookmarkStart w:id="140" w:name="added-project"/>
+    <w:bookmarkStart w:id="155" w:name="added-project"/>
     <w:p>
       <w:pPr>
         <w:pStyle w:val="Heading3"/>
@@ -23721,7 +26862,7 @@
       <w:pPr>
         <w:numPr>
           <w:ilvl w:val="0"/>
-          <w:numId w:val="1101"/>
+          <w:numId w:val="1111"/>
         </w:numPr>
       </w:pPr>
       <w:r>
@@ -23830,7 +26971,7 @@
       <w:pPr>
         <w:numPr>
           <w:ilvl w:val="0"/>
-          <w:numId w:val="1101"/>
+          <w:numId w:val="1111"/>
         </w:numPr>
       </w:pPr>
       <w:r>
@@ -23992,8 +27133,8 @@
         <w:t xml:space="preserve">path.</w:t>
       </w:r>
     </w:p>
-    <w:bookmarkEnd w:id="140"/>
-    <w:bookmarkStart w:id="141" w:name="fixed-project--containers-submodule"/>
+    <w:bookmarkEnd w:id="155"/>
+    <w:bookmarkStart w:id="156" w:name="fixed-project--containers-submodule"/>
     <w:p>
       <w:pPr>
         <w:pStyle w:val="Heading3"/>
@@ -24007,7 +27148,7 @@
         <w:pStyle w:val="Compact"/>
         <w:numPr>
           <w:ilvl w:val="0"/>
-          <w:numId w:val="1102"/>
+          <w:numId w:val="1112"/>
         </w:numPr>
       </w:pPr>
       <w:r>
@@ -24108,8 +27249,8 @@
         <w:t xml:space="preserve">commit.</w:t>
       </w:r>
     </w:p>
-    <w:bookmarkEnd w:id="141"/>
-    <w:bookmarkStart w:id="142" w:name="X3c3e24a8b56861ee455c99d85e75935e5e0024c"/>
+    <w:bookmarkEnd w:id="156"/>
+    <w:bookmarkStart w:id="157" w:name="X3c3e24a8b56861ee455c99d85e75935e5e0024c"/>
     <w:p>
       <w:pPr>
         <w:pStyle w:val="Heading3"/>
@@ -24123,7 +27264,7 @@
         <w:pStyle w:val="Compact"/>
         <w:numPr>
           <w:ilvl w:val="0"/>
-          <w:numId w:val="1103"/>
+          <w:numId w:val="1113"/>
         </w:numPr>
       </w:pPr>
       <w:r>
@@ -24156,7 +27297,7 @@
         <w:pStyle w:val="Compact"/>
         <w:numPr>
           <w:ilvl w:val="0"/>
-          <w:numId w:val="1103"/>
+          <w:numId w:val="1113"/>
         </w:numPr>
       </w:pPr>
       <w:r>
@@ -24192,7 +27333,7 @@
         <w:pStyle w:val="Compact"/>
         <w:numPr>
           <w:ilvl w:val="0"/>
-          <w:numId w:val="1103"/>
+          <w:numId w:val="1113"/>
         </w:numPr>
       </w:pPr>
       <w:r>
@@ -24228,7 +27369,7 @@
         <w:pStyle w:val="Compact"/>
         <w:numPr>
           <w:ilvl w:val="0"/>
-          <w:numId w:val="1103"/>
+          <w:numId w:val="1113"/>
         </w:numPr>
       </w:pPr>
       <w:r>
@@ -24264,7 +27405,7 @@
         <w:pStyle w:val="Compact"/>
         <w:numPr>
           <w:ilvl w:val="0"/>
-          <w:numId w:val="1103"/>
+          <w:numId w:val="1113"/>
         </w:numPr>
       </w:pPr>
       <w:r>
@@ -24300,7 +27441,7 @@
         <w:pStyle w:val="Compact"/>
         <w:numPr>
           <w:ilvl w:val="0"/>
-          <w:numId w:val="1103"/>
+          <w:numId w:val="1113"/>
         </w:numPr>
       </w:pPr>
       <w:r>
@@ -24327,7 +27468,7 @@
         <w:pStyle w:val="Compact"/>
         <w:numPr>
           <w:ilvl w:val="0"/>
-          <w:numId w:val="1103"/>
+          <w:numId w:val="1113"/>
         </w:numPr>
       </w:pPr>
       <w:r>
@@ -24378,7 +27519,7 @@
         <w:pStyle w:val="Compact"/>
         <w:numPr>
           <w:ilvl w:val="0"/>
-          <w:numId w:val="1103"/>
+          <w:numId w:val="1113"/>
         </w:numPr>
       </w:pPr>
       <w:r>
@@ -24417,7 +27558,7 @@
         <w:pStyle w:val="Compact"/>
         <w:numPr>
           <w:ilvl w:val="0"/>
-          <w:numId w:val="1103"/>
+          <w:numId w:val="1113"/>
         </w:numPr>
       </w:pPr>
       <w:r>
@@ -24436,8 +27577,8 @@
         <w:t xml:space="preserve">.</w:t>
       </w:r>
     </w:p>
-    <w:bookmarkEnd w:id="142"/>
-    <w:bookmarkStart w:id="143" w:name="X7586b24a5d67a408ae47d5352a05970c1c06e70"/>
+    <w:bookmarkEnd w:id="157"/>
+    <w:bookmarkStart w:id="158" w:name="X7586b24a5d67a408ae47d5352a05970c1c06e70"/>
     <w:p>
       <w:pPr>
         <w:pStyle w:val="Heading3"/>
@@ -24451,7 +27592,7 @@
         <w:pStyle w:val="Compact"/>
         <w:numPr>
           <w:ilvl w:val="0"/>
-          <w:numId w:val="1104"/>
+          <w:numId w:val="1114"/>
         </w:numPr>
       </w:pPr>
       <w:r>
@@ -24479,7 +27620,7 @@
         <w:pStyle w:val="Compact"/>
         <w:numPr>
           <w:ilvl w:val="0"/>
-          <w:numId w:val="1104"/>
+          <w:numId w:val="1114"/>
         </w:numPr>
       </w:pPr>
       <w:r>
@@ -24522,7 +27663,7 @@
         <w:pStyle w:val="Compact"/>
         <w:numPr>
           <w:ilvl w:val="0"/>
-          <w:numId w:val="1104"/>
+          <w:numId w:val="1114"/>
         </w:numPr>
       </w:pPr>
       <w:r>
@@ -24556,7 +27697,7 @@
         <w:pStyle w:val="Compact"/>
         <w:numPr>
           <w:ilvl w:val="0"/>
-          <w:numId w:val="1104"/>
+          <w:numId w:val="1114"/>
         </w:numPr>
       </w:pPr>
       <w:r>
@@ -24585,8 +27726,8 @@
         <w:t xml:space="preserve">itself uses captured-evidence reads per §11.4.5).</w:t>
       </w:r>
     </w:p>
-    <w:bookmarkEnd w:id="143"/>
-    <w:bookmarkStart w:id="144" w:name="X5531e5c036d3a798eedc7908cc3fc88aeb903de"/>
+    <w:bookmarkEnd w:id="158"/>
+    <w:bookmarkStart w:id="159" w:name="X5531e5c036d3a798eedc7908cc3fc88aeb903de"/>
     <w:p>
       <w:pPr>
         <w:pStyle w:val="Heading3"/>
@@ -24630,8 +27771,8 @@
         <w:t xml:space="preserve">created post-commit, pushed to github + gitlab.</w:t>
       </w:r>
     </w:p>
-    <w:bookmarkEnd w:id="144"/>
-    <w:bookmarkStart w:id="145" w:name="Xdc6934863952bd6b1759cbff940aa8b40b71113"/>
+    <w:bookmarkEnd w:id="159"/>
+    <w:bookmarkStart w:id="160" w:name="Xdc6934863952bd6b1759cbff940aa8b40b71113"/>
     <w:p>
       <w:pPr>
         <w:pStyle w:val="Heading3"/>
@@ -24645,7 +27786,7 @@
         <w:pStyle w:val="Compact"/>
         <w:numPr>
           <w:ilvl w:val="0"/>
-          <w:numId w:val="1105"/>
+          <w:numId w:val="1115"/>
         </w:numPr>
       </w:pPr>
       <w:r>
@@ -24657,7 +27798,7 @@
         <w:pStyle w:val="Compact"/>
         <w:numPr>
           <w:ilvl w:val="0"/>
-          <w:numId w:val="1105"/>
+          <w:numId w:val="1115"/>
         </w:numPr>
       </w:pPr>
       <w:r>
@@ -24693,7 +27834,7 @@
         <w:pStyle w:val="Compact"/>
         <w:numPr>
           <w:ilvl w:val="0"/>
-          <w:numId w:val="1105"/>
+          <w:numId w:val="1115"/>
         </w:numPr>
       </w:pPr>
       <w:r>
@@ -24766,8 +27907,8 @@
         <w:t xml:space="preserve">github + gitlab in this same session before the pointer bump.</w:t>
       </w:r>
     </w:p>
-    <w:bookmarkEnd w:id="145"/>
-    <w:bookmarkStart w:id="146" w:name="out-of-scope-honest-tracking-per-1146-1"/>
+    <w:bookmarkEnd w:id="160"/>
+    <w:bookmarkStart w:id="161" w:name="out-of-scope-honest-tracking-per-1146-1"/>
     <w:p>
       <w:pPr>
         <w:pStyle w:val="Heading3"/>
@@ -24781,7 +27922,7 @@
         <w:pStyle w:val="Compact"/>
         <w:numPr>
           <w:ilvl w:val="0"/>
-          <w:numId w:val="1106"/>
+          <w:numId w:val="1116"/>
         </w:numPr>
       </w:pPr>
       <w:r>
@@ -24817,7 +27958,7 @@
         <w:pStyle w:val="Compact"/>
         <w:numPr>
           <w:ilvl w:val="0"/>
-          <w:numId w:val="1106"/>
+          <w:numId w:val="1116"/>
         </w:numPr>
       </w:pPr>
       <w:r>
@@ -24850,7 +27991,7 @@
         <w:pStyle w:val="Compact"/>
         <w:numPr>
           <w:ilvl w:val="0"/>
-          <w:numId w:val="1106"/>
+          <w:numId w:val="1116"/>
         </w:numPr>
       </w:pPr>
       <w:r>
@@ -24870,9 +28011,9 @@
         </w:pict>
       </w:r>
     </w:p>
-    <w:bookmarkEnd w:id="146"/>
-    <w:bookmarkEnd w:id="147"/>
-    <w:bookmarkStart w:id="154" w:name="v105--2026-05-21"/>
+    <w:bookmarkEnd w:id="161"/>
+    <w:bookmarkEnd w:id="162"/>
+    <w:bookmarkStart w:id="169" w:name="v105--2026-05-21"/>
     <w:p>
       <w:pPr>
         <w:pStyle w:val="Heading2"/>
@@ -24979,7 +28120,7 @@
         <w:t xml:space="preserve">§11.4.81 anchor universal across every consuming project.</w:t>
       </w:r>
     </w:p>
-    <w:bookmarkStart w:id="148" w:name="X20c7a804c86459c0742a79f746546ec7401a35a"/>
+    <w:bookmarkStart w:id="163" w:name="X20c7a804c86459c0742a79f746546ec7401a35a"/>
     <w:p>
       <w:pPr>
         <w:pStyle w:val="Heading3"/>
@@ -25004,7 +28145,7 @@
       <w:pPr>
         <w:numPr>
           <w:ilvl w:val="0"/>
-          <w:numId w:val="1107"/>
+          <w:numId w:val="1117"/>
         </w:numPr>
       </w:pPr>
       <w:r>
@@ -25151,7 +28292,7 @@
       <w:pPr>
         <w:numPr>
           <w:ilvl w:val="0"/>
-          <w:numId w:val="1107"/>
+          <w:numId w:val="1117"/>
         </w:numPr>
       </w:pPr>
       <w:r>
@@ -25180,8 +28321,8 @@
         <w:t xml:space="preserve">there — every consumer file at every layer now carries the literal).</w:t>
       </w:r>
     </w:p>
-    <w:bookmarkEnd w:id="148"/>
-    <w:bookmarkStart w:id="149" w:name="added-project-1"/>
+    <w:bookmarkEnd w:id="163"/>
+    <w:bookmarkStart w:id="164" w:name="added-project-1"/>
     <w:p>
       <w:pPr>
         <w:pStyle w:val="Heading3"/>
@@ -25194,7 +28335,7 @@
       <w:pPr>
         <w:numPr>
           <w:ilvl w:val="0"/>
-          <w:numId w:val="1108"/>
+          <w:numId w:val="1118"/>
         </w:numPr>
       </w:pPr>
       <w:r>
@@ -25296,7 +28437,7 @@
       <w:pPr>
         <w:numPr>
           <w:ilvl w:val="0"/>
-          <w:numId w:val="1108"/>
+          <w:numId w:val="1118"/>
         </w:numPr>
       </w:pPr>
       <w:r>
@@ -25352,8 +28493,8 @@
         <w:t xml:space="preserve">spawn smoke.</w:t>
       </w:r>
     </w:p>
-    <w:bookmarkEnd w:id="149"/>
-    <w:bookmarkStart w:id="150" w:name="X1e6bec7e0df9bd74fd322b687e674d21ebe611e"/>
+    <w:bookmarkEnd w:id="164"/>
+    <w:bookmarkStart w:id="165" w:name="X1e6bec7e0df9bd74fd322b687e674d21ebe611e"/>
     <w:p>
       <w:pPr>
         <w:pStyle w:val="Heading3"/>
@@ -25366,7 +28507,7 @@
       <w:pPr>
         <w:numPr>
           <w:ilvl w:val="0"/>
-          <w:numId w:val="1109"/>
+          <w:numId w:val="1119"/>
         </w:numPr>
       </w:pPr>
       <w:r>
@@ -25515,7 +28656,7 @@
       <w:pPr>
         <w:numPr>
           <w:ilvl w:val="0"/>
-          <w:numId w:val="1109"/>
+          <w:numId w:val="1119"/>
         </w:numPr>
       </w:pPr>
       <w:r>
@@ -25555,7 +28696,7 @@
         <w:pStyle w:val="Compact"/>
         <w:numPr>
           <w:ilvl w:val="1"/>
-          <w:numId w:val="1110"/>
+          <w:numId w:val="1120"/>
         </w:numPr>
       </w:pPr>
       <w:r>
@@ -25619,7 +28760,7 @@
         <w:pStyle w:val="Compact"/>
         <w:numPr>
           <w:ilvl w:val="1"/>
-          <w:numId w:val="1110"/>
+          <w:numId w:val="1120"/>
         </w:numPr>
       </w:pPr>
       <w:r>
@@ -25677,7 +28818,7 @@
         <w:pStyle w:val="Compact"/>
         <w:numPr>
           <w:ilvl w:val="1"/>
-          <w:numId w:val="1110"/>
+          <w:numId w:val="1120"/>
         </w:numPr>
       </w:pPr>
       <w:r>
@@ -25716,7 +28857,7 @@
       <w:pPr>
         <w:numPr>
           <w:ilvl w:val="0"/>
-          <w:numId w:val="1109"/>
+          <w:numId w:val="1119"/>
         </w:numPr>
       </w:pPr>
       <w:r>
@@ -25757,8 +28898,8 @@
         <w:t xml:space="preserve">in same commit as cascade work per §11.4.26 step 7.</w:t>
       </w:r>
     </w:p>
-    <w:bookmarkEnd w:id="150"/>
-    <w:bookmarkStart w:id="151" w:name="Xf755fa46745a546f9bcb89bb018d9a246ea5c5c"/>
+    <w:bookmarkEnd w:id="165"/>
+    <w:bookmarkStart w:id="166" w:name="Xf755fa46745a546f9bcb89bb018d9a246ea5c5c"/>
     <w:p>
       <w:pPr>
         <w:pStyle w:val="Heading3"/>
@@ -25771,7 +28912,7 @@
       <w:pPr>
         <w:numPr>
           <w:ilvl w:val="0"/>
-          <w:numId w:val="1111"/>
+          <w:numId w:val="1121"/>
         </w:numPr>
       </w:pPr>
       <w:r>
@@ -25839,7 +28980,7 @@
       <w:pPr>
         <w:numPr>
           <w:ilvl w:val="0"/>
-          <w:numId w:val="1111"/>
+          <w:numId w:val="1121"/>
         </w:numPr>
       </w:pPr>
       <w:r>
@@ -25866,7 +29007,7 @@
       <w:pPr>
         <w:numPr>
           <w:ilvl w:val="0"/>
-          <w:numId w:val="1111"/>
+          <w:numId w:val="1121"/>
         </w:numPr>
       </w:pPr>
       <w:r>
@@ -25882,7 +29023,7 @@
         <w:pStyle w:val="Compact"/>
         <w:numPr>
           <w:ilvl w:val="1"/>
-          <w:numId w:val="1112"/>
+          <w:numId w:val="1122"/>
         </w:numPr>
       </w:pPr>
       <w:r>
@@ -25931,7 +29072,7 @@
         <w:pStyle w:val="Compact"/>
         <w:numPr>
           <w:ilvl w:val="1"/>
-          <w:numId w:val="1112"/>
+          <w:numId w:val="1122"/>
         </w:numPr>
       </w:pPr>
       <w:r>
@@ -25980,7 +29121,7 @@
         <w:pStyle w:val="Compact"/>
         <w:numPr>
           <w:ilvl w:val="1"/>
-          <w:numId w:val="1112"/>
+          <w:numId w:val="1122"/>
         </w:numPr>
       </w:pPr>
       <w:r>
@@ -26056,7 +29197,7 @@
         <w:pStyle w:val="Compact"/>
         <w:numPr>
           <w:ilvl w:val="1"/>
-          <w:numId w:val="1112"/>
+          <w:numId w:val="1122"/>
         </w:numPr>
       </w:pPr>
       <w:r>
@@ -26163,8 +29304,8 @@
         <w:t xml:space="preserve">rationale).</w:t>
       </w:r>
     </w:p>
-    <w:bookmarkEnd w:id="151"/>
-    <w:bookmarkStart w:id="152" w:name="X29b53e4b028252226f111a985312b4a771c034d"/>
+    <w:bookmarkEnd w:id="166"/>
+    <w:bookmarkStart w:id="167" w:name="X29b53e4b028252226f111a985312b4a771c034d"/>
     <w:p>
       <w:pPr>
         <w:pStyle w:val="Heading3"/>
@@ -26178,7 +29319,7 @@
         <w:pStyle w:val="Compact"/>
         <w:numPr>
           <w:ilvl w:val="0"/>
-          <w:numId w:val="1113"/>
+          <w:numId w:val="1123"/>
         </w:numPr>
       </w:pPr>
       <w:r>
@@ -26232,7 +29373,7 @@
         <w:pStyle w:val="Compact"/>
         <w:numPr>
           <w:ilvl w:val="0"/>
-          <w:numId w:val="1113"/>
+          <w:numId w:val="1123"/>
         </w:numPr>
       </w:pPr>
       <w:r>
@@ -26266,7 +29407,7 @@
         <w:pStyle w:val="Compact"/>
         <w:numPr>
           <w:ilvl w:val="0"/>
-          <w:numId w:val="1113"/>
+          <w:numId w:val="1123"/>
         </w:numPr>
       </w:pPr>
       <w:r>
@@ -26287,7 +29428,7 @@
         <w:pStyle w:val="Compact"/>
         <w:numPr>
           <w:ilvl w:val="0"/>
-          <w:numId w:val="1113"/>
+          <w:numId w:val="1123"/>
         </w:numPr>
       </w:pPr>
       <w:r>
@@ -26314,7 +29455,7 @@
         <w:pStyle w:val="Compact"/>
         <w:numPr>
           <w:ilvl w:val="0"/>
-          <w:numId w:val="1113"/>
+          <w:numId w:val="1123"/>
         </w:numPr>
       </w:pPr>
       <w:r>
@@ -26335,7 +29476,7 @@
         <w:pStyle w:val="Compact"/>
         <w:numPr>
           <w:ilvl w:val="0"/>
-          <w:numId w:val="1113"/>
+          <w:numId w:val="1123"/>
         </w:numPr>
       </w:pPr>
       <w:r>
@@ -26390,8 +29531,8 @@
         <w:t xml:space="preserve">) all at upstream tip, no divergent commits.</w:t>
       </w:r>
     </w:p>
-    <w:bookmarkEnd w:id="152"/>
-    <w:bookmarkStart w:id="153" w:name="X087e9568406c9b148082ec198f8f945f0ef38a2"/>
+    <w:bookmarkEnd w:id="167"/>
+    <w:bookmarkStart w:id="168" w:name="X087e9568406c9b148082ec198f8f945f0ef38a2"/>
     <w:p>
       <w:pPr>
         <w:pStyle w:val="Heading3"/>
@@ -26405,7 +29546,7 @@
         <w:pStyle w:val="Compact"/>
         <w:numPr>
           <w:ilvl w:val="0"/>
-          <w:numId w:val="1114"/>
+          <w:numId w:val="1124"/>
         </w:numPr>
       </w:pPr>
       <w:r>
@@ -26456,7 +29597,7 @@
         <w:pStyle w:val="Compact"/>
         <w:numPr>
           <w:ilvl w:val="0"/>
-          <w:numId w:val="1114"/>
+          <w:numId w:val="1124"/>
         </w:numPr>
       </w:pPr>
       <w:r>
@@ -26489,7 +29630,7 @@
         <w:pStyle w:val="Compact"/>
         <w:numPr>
           <w:ilvl w:val="0"/>
-          <w:numId w:val="1114"/>
+          <w:numId w:val="1124"/>
         </w:numPr>
       </w:pPr>
       <w:r>
@@ -26525,7 +29666,7 @@
         <w:pStyle w:val="Compact"/>
         <w:numPr>
           <w:ilvl w:val="0"/>
-          <w:numId w:val="1114"/>
+          <w:numId w:val="1124"/>
         </w:numPr>
       </w:pPr>
       <w:r>
@@ -26545,9 +29686,9 @@
         </w:pict>
       </w:r>
     </w:p>
-    <w:bookmarkEnd w:id="153"/>
-    <w:bookmarkEnd w:id="154"/>
-    <w:bookmarkStart w:id="161" w:name="v104--2026-05-21"/>
+    <w:bookmarkEnd w:id="168"/>
+    <w:bookmarkEnd w:id="169"/>
+    <w:bookmarkStart w:id="176" w:name="v104--2026-05-21"/>
     <w:p>
       <w:pPr>
         <w:pStyle w:val="Heading2"/>
@@ -26639,7 +29780,7 @@
         <w:t xml:space="preserve">reorganised under context subdirectories per the constitution rule.</w:t>
       </w:r>
     </w:p>
-    <w:bookmarkStart w:id="155" w:name="added-10"/>
+    <w:bookmarkStart w:id="170" w:name="added-13"/>
     <w:p>
       <w:pPr>
         <w:pStyle w:val="Heading3"/>
@@ -26652,7 +29793,7 @@
       <w:pPr>
         <w:numPr>
           <w:ilvl w:val="0"/>
-          <w:numId w:val="1115"/>
+          <w:numId w:val="1125"/>
         </w:numPr>
       </w:pPr>
       <w:r>
@@ -26806,7 +29947,7 @@
         <w:pStyle w:val="Compact"/>
         <w:numPr>
           <w:ilvl w:val="1"/>
-          <w:numId w:val="1116"/>
+          <w:numId w:val="1126"/>
         </w:numPr>
       </w:pPr>
       <w:r>
@@ -26836,7 +29977,7 @@
         <w:pStyle w:val="Compact"/>
         <w:numPr>
           <w:ilvl w:val="1"/>
-          <w:numId w:val="1117"/>
+          <w:numId w:val="1127"/>
         </w:numPr>
       </w:pPr>
       <w:r>
@@ -26860,7 +30001,7 @@
         <w:pStyle w:val="Compact"/>
         <w:numPr>
           <w:ilvl w:val="1"/>
-          <w:numId w:val="1117"/>
+          <w:numId w:val="1127"/>
         </w:numPr>
       </w:pPr>
       <w:r>
@@ -26881,7 +30022,7 @@
         <w:pStyle w:val="Compact"/>
         <w:numPr>
           <w:ilvl w:val="1"/>
-          <w:numId w:val="1117"/>
+          <w:numId w:val="1127"/>
         </w:numPr>
       </w:pPr>
       <w:r>
@@ -26902,7 +30043,7 @@
         <w:pStyle w:val="Compact"/>
         <w:numPr>
           <w:ilvl w:val="1"/>
-          <w:numId w:val="1117"/>
+          <w:numId w:val="1127"/>
         </w:numPr>
       </w:pPr>
       <w:r>
@@ -26923,7 +30064,7 @@
         <w:pStyle w:val="Compact"/>
         <w:numPr>
           <w:ilvl w:val="1"/>
-          <w:numId w:val="1117"/>
+          <w:numId w:val="1127"/>
         </w:numPr>
       </w:pPr>
       <w:r>
@@ -26970,7 +30111,7 @@
       <w:pPr>
         <w:numPr>
           <w:ilvl w:val="0"/>
-          <w:numId w:val="1115"/>
+          <w:numId w:val="1125"/>
         </w:numPr>
       </w:pPr>
       <w:r>
@@ -27095,7 +30236,7 @@
       <w:pPr>
         <w:numPr>
           <w:ilvl w:val="0"/>
-          <w:numId w:val="1115"/>
+          <w:numId w:val="1125"/>
         </w:numPr>
       </w:pPr>
       <w:r>
@@ -27141,7 +30282,7 @@
       <w:pPr>
         <w:numPr>
           <w:ilvl w:val="0"/>
-          <w:numId w:val="1115"/>
+          <w:numId w:val="1125"/>
         </w:numPr>
       </w:pPr>
       <w:r>
@@ -27169,7 +30310,7 @@
       <w:pPr>
         <w:numPr>
           <w:ilvl w:val="0"/>
-          <w:numId w:val="1115"/>
+          <w:numId w:val="1125"/>
         </w:numPr>
       </w:pPr>
       <w:r>
@@ -27199,8 +30340,8 @@
         <w:t xml:space="preserve">per-file timeout 60s, ≤500 candidates).</w:t>
       </w:r>
     </w:p>
-    <w:bookmarkEnd w:id="155"/>
-    <w:bookmarkStart w:id="156" w:name="fixed-13"/>
+    <w:bookmarkEnd w:id="170"/>
+    <w:bookmarkStart w:id="171" w:name="fixed-15"/>
     <w:p>
       <w:pPr>
         <w:pStyle w:val="Heading3"/>
@@ -27213,7 +30354,7 @@
       <w:pPr>
         <w:numPr>
           <w:ilvl w:val="0"/>
-          <w:numId w:val="1118"/>
+          <w:numId w:val="1128"/>
         </w:numPr>
       </w:pPr>
       <w:r>
@@ -27309,7 +30450,7 @@
       <w:pPr>
         <w:numPr>
           <w:ilvl w:val="0"/>
-          <w:numId w:val="1118"/>
+          <w:numId w:val="1128"/>
         </w:numPr>
       </w:pPr>
       <w:r>
@@ -27495,8 +30636,8 @@
         <w:t xml:space="preserve">.</w:t>
       </w:r>
     </w:p>
-    <w:bookmarkEnd w:id="156"/>
-    <w:bookmarkStart w:id="157" w:name="X23fef30a9584950013287902d2a1f3a344c0847"/>
+    <w:bookmarkEnd w:id="171"/>
+    <w:bookmarkStart w:id="172" w:name="X23fef30a9584950013287902d2a1f3a344c0847"/>
     <w:p>
       <w:pPr>
         <w:pStyle w:val="Heading3"/>
@@ -27510,7 +30651,7 @@
         <w:pStyle w:val="Compact"/>
         <w:numPr>
           <w:ilvl w:val="0"/>
-          <w:numId w:val="1119"/>
+          <w:numId w:val="1129"/>
         </w:numPr>
       </w:pPr>
       <w:r>
@@ -27559,7 +30700,7 @@
         <w:pStyle w:val="Compact"/>
         <w:numPr>
           <w:ilvl w:val="0"/>
-          <w:numId w:val="1119"/>
+          <w:numId w:val="1129"/>
         </w:numPr>
       </w:pPr>
       <w:r>
@@ -27581,7 +30722,7 @@
         <w:pStyle w:val="Compact"/>
         <w:numPr>
           <w:ilvl w:val="1"/>
-          <w:numId w:val="1120"/>
+          <w:numId w:val="1130"/>
         </w:numPr>
       </w:pPr>
       <w:r>
@@ -27602,7 +30743,7 @@
         <w:pStyle w:val="Compact"/>
         <w:numPr>
           <w:ilvl w:val="1"/>
-          <w:numId w:val="1120"/>
+          <w:numId w:val="1130"/>
         </w:numPr>
       </w:pPr>
       <w:r>
@@ -27623,7 +30764,7 @@
         <w:pStyle w:val="Compact"/>
         <w:numPr>
           <w:ilvl w:val="1"/>
-          <w:numId w:val="1120"/>
+          <w:numId w:val="1130"/>
         </w:numPr>
       </w:pPr>
       <w:r>
@@ -27644,7 +30785,7 @@
         <w:pStyle w:val="Compact"/>
         <w:numPr>
           <w:ilvl w:val="1"/>
-          <w:numId w:val="1120"/>
+          <w:numId w:val="1130"/>
         </w:numPr>
       </w:pPr>
       <w:r>
@@ -27665,7 +30806,7 @@
         <w:pStyle w:val="Compact"/>
         <w:numPr>
           <w:ilvl w:val="1"/>
-          <w:numId w:val="1120"/>
+          <w:numId w:val="1130"/>
         </w:numPr>
       </w:pPr>
       <w:r>
@@ -27686,7 +30827,7 @@
         <w:pStyle w:val="Compact"/>
         <w:numPr>
           <w:ilvl w:val="0"/>
-          <w:numId w:val="1119"/>
+          <w:numId w:val="1129"/>
         </w:numPr>
       </w:pPr>
       <w:r>
@@ -27744,7 +30885,7 @@
         <w:pStyle w:val="Compact"/>
         <w:numPr>
           <w:ilvl w:val="0"/>
-          <w:numId w:val="1119"/>
+          <w:numId w:val="1129"/>
         </w:numPr>
       </w:pPr>
       <w:r>
@@ -27766,7 +30907,7 @@
         <w:pStyle w:val="Compact"/>
         <w:numPr>
           <w:ilvl w:val="1"/>
-          <w:numId w:val="1121"/>
+          <w:numId w:val="1131"/>
         </w:numPr>
       </w:pPr>
       <w:r>
@@ -27787,7 +30928,7 @@
         <w:pStyle w:val="Compact"/>
         <w:numPr>
           <w:ilvl w:val="1"/>
-          <w:numId w:val="1121"/>
+          <w:numId w:val="1131"/>
         </w:numPr>
       </w:pPr>
       <w:r>
@@ -27832,7 +30973,7 @@
         <w:pStyle w:val="Compact"/>
         <w:numPr>
           <w:ilvl w:val="1"/>
-          <w:numId w:val="1121"/>
+          <w:numId w:val="1131"/>
         </w:numPr>
       </w:pPr>
       <w:r>
@@ -27862,7 +31003,7 @@
         <w:pStyle w:val="Compact"/>
         <w:numPr>
           <w:ilvl w:val="1"/>
-          <w:numId w:val="1121"/>
+          <w:numId w:val="1131"/>
         </w:numPr>
       </w:pPr>
       <w:r>
@@ -27892,7 +31033,7 @@
         <w:pStyle w:val="Compact"/>
         <w:numPr>
           <w:ilvl w:val="1"/>
-          <w:numId w:val="1121"/>
+          <w:numId w:val="1131"/>
         </w:numPr>
       </w:pPr>
       <w:r>
@@ -27905,8 +31046,8 @@
         <w:t xml:space="preserve">closes the long-standing latent BSD-sed bluff)</w:t>
       </w:r>
     </w:p>
-    <w:bookmarkEnd w:id="157"/>
-    <w:bookmarkStart w:id="158" w:name="reorganised"/>
+    <w:bookmarkEnd w:id="172"/>
+    <w:bookmarkStart w:id="173" w:name="reorganised"/>
     <w:p>
       <w:pPr>
         <w:pStyle w:val="Heading3"/>
@@ -27934,7 +31075,7 @@
         <w:pStyle w:val="Compact"/>
         <w:numPr>
           <w:ilvl w:val="0"/>
-          <w:numId w:val="1122"/>
+          <w:numId w:val="1132"/>
         </w:numPr>
       </w:pPr>
       <w:r>
@@ -27964,7 +31105,7 @@
         <w:pStyle w:val="Compact"/>
         <w:numPr>
           <w:ilvl w:val="0"/>
-          <w:numId w:val="1122"/>
+          <w:numId w:val="1132"/>
         </w:numPr>
       </w:pPr>
       <w:r>
@@ -27994,7 +31135,7 @@
         <w:pStyle w:val="Compact"/>
         <w:numPr>
           <w:ilvl w:val="0"/>
-          <w:numId w:val="1122"/>
+          <w:numId w:val="1132"/>
         </w:numPr>
       </w:pPr>
       <w:r>
@@ -28024,7 +31165,7 @@
         <w:pStyle w:val="Compact"/>
         <w:numPr>
           <w:ilvl w:val="0"/>
-          <w:numId w:val="1122"/>
+          <w:numId w:val="1132"/>
         </w:numPr>
       </w:pPr>
       <w:r>
@@ -28054,7 +31195,7 @@
         <w:pStyle w:val="Compact"/>
         <w:numPr>
           <w:ilvl w:val="0"/>
-          <w:numId w:val="1122"/>
+          <w:numId w:val="1132"/>
         </w:numPr>
       </w:pPr>
       <w:r>
@@ -28084,7 +31225,7 @@
         <w:pStyle w:val="Compact"/>
         <w:numPr>
           <w:ilvl w:val="0"/>
-          <w:numId w:val="1122"/>
+          <w:numId w:val="1132"/>
         </w:numPr>
       </w:pPr>
       <w:r>
@@ -28114,7 +31255,7 @@
         <w:pStyle w:val="Compact"/>
         <w:numPr>
           <w:ilvl w:val="0"/>
-          <w:numId w:val="1122"/>
+          <w:numId w:val="1132"/>
         </w:numPr>
       </w:pPr>
       <w:r>
@@ -28153,8 +31294,8 @@
         <w:t xml:space="preserve">atomically.</w:t>
       </w:r>
     </w:p>
-    <w:bookmarkEnd w:id="158"/>
-    <w:bookmarkStart w:id="159" w:name="X2807a9b255ab7ee2c1019a87349e11014f13650"/>
+    <w:bookmarkEnd w:id="173"/>
+    <w:bookmarkStart w:id="174" w:name="X2807a9b255ab7ee2c1019a87349e11014f13650"/>
     <w:p>
       <w:pPr>
         <w:pStyle w:val="Heading3"/>
@@ -28168,7 +31309,7 @@
         <w:pStyle w:val="Compact"/>
         <w:numPr>
           <w:ilvl w:val="0"/>
-          <w:numId w:val="1123"/>
+          <w:numId w:val="1133"/>
         </w:numPr>
       </w:pPr>
       <w:r>
@@ -28204,7 +31345,7 @@
         <w:pStyle w:val="Compact"/>
         <w:numPr>
           <w:ilvl w:val="0"/>
-          <w:numId w:val="1123"/>
+          <w:numId w:val="1133"/>
         </w:numPr>
       </w:pPr>
       <w:r>
@@ -28246,7 +31387,7 @@
         <w:pStyle w:val="Compact"/>
         <w:numPr>
           <w:ilvl w:val="0"/>
-          <w:numId w:val="1123"/>
+          <w:numId w:val="1133"/>
         </w:numPr>
       </w:pPr>
       <w:r>
@@ -28267,7 +31408,7 @@
         <w:pStyle w:val="Compact"/>
         <w:numPr>
           <w:ilvl w:val="0"/>
-          <w:numId w:val="1123"/>
+          <w:numId w:val="1133"/>
         </w:numPr>
       </w:pPr>
       <w:r>
@@ -28288,7 +31429,7 @@
         <w:pStyle w:val="Compact"/>
         <w:numPr>
           <w:ilvl w:val="0"/>
-          <w:numId w:val="1123"/>
+          <w:numId w:val="1133"/>
         </w:numPr>
       </w:pPr>
       <w:r>
@@ -28318,7 +31459,7 @@
         <w:pStyle w:val="Compact"/>
         <w:numPr>
           <w:ilvl w:val="0"/>
-          <w:numId w:val="1123"/>
+          <w:numId w:val="1133"/>
         </w:numPr>
       </w:pPr>
       <w:r>
@@ -28361,8 +31502,8 @@
         <w:t xml:space="preserve">upstream tip; no divergent commits.</w:t>
       </w:r>
     </w:p>
-    <w:bookmarkEnd w:id="159"/>
-    <w:bookmarkStart w:id="160" w:name="Xe5e86c130f802c3479e5157b4f7a83ca07cb4b0"/>
+    <w:bookmarkEnd w:id="174"/>
+    <w:bookmarkStart w:id="175" w:name="Xe5e86c130f802c3479e5157b4f7a83ca07cb4b0"/>
     <w:p>
       <w:pPr>
         <w:pStyle w:val="Heading3"/>
@@ -28376,7 +31517,7 @@
         <w:pStyle w:val="Compact"/>
         <w:numPr>
           <w:ilvl w:val="0"/>
-          <w:numId w:val="1124"/>
+          <w:numId w:val="1134"/>
         </w:numPr>
       </w:pPr>
       <w:r>
@@ -28433,7 +31574,7 @@
         <w:pStyle w:val="Compact"/>
         <w:numPr>
           <w:ilvl w:val="0"/>
-          <w:numId w:val="1124"/>
+          <w:numId w:val="1134"/>
         </w:numPr>
       </w:pPr>
       <w:r>
@@ -28469,7 +31610,7 @@
         <w:pStyle w:val="Compact"/>
         <w:numPr>
           <w:ilvl w:val="0"/>
-          <w:numId w:val="1124"/>
+          <w:numId w:val="1134"/>
         </w:numPr>
       </w:pPr>
       <w:r>
@@ -28493,7 +31634,7 @@
         <w:pStyle w:val="Compact"/>
         <w:numPr>
           <w:ilvl w:val="0"/>
-          <w:numId w:val="1124"/>
+          <w:numId w:val="1134"/>
         </w:numPr>
       </w:pPr>
       <w:r>
@@ -28534,9 +31675,9 @@
         </w:pict>
       </w:r>
     </w:p>
-    <w:bookmarkEnd w:id="160"/>
-    <w:bookmarkEnd w:id="161"/>
-    <w:bookmarkStart w:id="166" w:name="v103--2026-05-21"/>
+    <w:bookmarkEnd w:id="175"/>
+    <w:bookmarkEnd w:id="176"/>
+    <w:bookmarkStart w:id="181" w:name="v103--2026-05-21"/>
     <w:p>
       <w:pPr>
         <w:pStyle w:val="Heading2"/>
@@ -28571,7 +31712,7 @@
         <w:t xml:space="preserve">governance refactored to inherit from the HelixConstitution submodule.</w:t>
       </w:r>
     </w:p>
-    <w:bookmarkStart w:id="162" w:name="fixed-14"/>
+    <w:bookmarkStart w:id="177" w:name="fixed-16"/>
     <w:p>
       <w:pPr>
         <w:pStyle w:val="Heading3"/>
@@ -28585,7 +31726,7 @@
         <w:pStyle w:val="Compact"/>
         <w:numPr>
           <w:ilvl w:val="0"/>
-          <w:numId w:val="1125"/>
+          <w:numId w:val="1135"/>
         </w:numPr>
       </w:pPr>
       <w:r>
@@ -28678,7 +31819,7 @@
         <w:pStyle w:val="Compact"/>
         <w:numPr>
           <w:ilvl w:val="1"/>
-          <w:numId w:val="1126"/>
+          <w:numId w:val="1136"/>
         </w:numPr>
       </w:pPr>
       <w:r>
@@ -28718,7 +31859,7 @@
         <w:pStyle w:val="Compact"/>
         <w:numPr>
           <w:ilvl w:val="1"/>
-          <w:numId w:val="1126"/>
+          <w:numId w:val="1136"/>
         </w:numPr>
       </w:pPr>
       <w:r>
@@ -28745,7 +31886,7 @@
         <w:pStyle w:val="Compact"/>
         <w:numPr>
           <w:ilvl w:val="1"/>
-          <w:numId w:val="1126"/>
+          <w:numId w:val="1136"/>
         </w:numPr>
       </w:pPr>
       <w:r>
@@ -28821,7 +31962,7 @@
         <w:pStyle w:val="Compact"/>
         <w:numPr>
           <w:ilvl w:val="1"/>
-          <w:numId w:val="1126"/>
+          <w:numId w:val="1136"/>
         </w:numPr>
       </w:pPr>
       <w:r>
@@ -28878,7 +32019,7 @@
         <w:pStyle w:val="Compact"/>
         <w:numPr>
           <w:ilvl w:val="1"/>
-          <w:numId w:val="1126"/>
+          <w:numId w:val="1136"/>
         </w:numPr>
       </w:pPr>
       <w:r>
@@ -28891,8 +32032,8 @@
         <w:t xml:space="preserve">termux-clipboard-set, detected at copy time) plus OSC-52.</w:t>
       </w:r>
     </w:p>
-    <w:bookmarkEnd w:id="162"/>
-    <w:bookmarkStart w:id="163" w:name="added-11"/>
+    <w:bookmarkEnd w:id="177"/>
+    <w:bookmarkStart w:id="178" w:name="added-14"/>
     <w:p>
       <w:pPr>
         <w:pStyle w:val="Heading3"/>
@@ -28906,7 +32047,7 @@
         <w:pStyle w:val="Compact"/>
         <w:numPr>
           <w:ilvl w:val="0"/>
-          <w:numId w:val="1127"/>
+          <w:numId w:val="1137"/>
         </w:numPr>
       </w:pPr>
       <w:r>
@@ -29076,8 +32217,8 @@
         <w:t xml:space="preserve">).</w:t>
       </w:r>
     </w:p>
-    <w:bookmarkEnd w:id="163"/>
-    <w:bookmarkStart w:id="164" w:name="X1f43e7590ce3cecda352c560803b361442dad7e"/>
+    <w:bookmarkEnd w:id="178"/>
+    <w:bookmarkStart w:id="179" w:name="X1f43e7590ce3cecda352c560803b361442dad7e"/>
     <w:p>
       <w:pPr>
         <w:pStyle w:val="Heading3"/>
@@ -29091,7 +32232,7 @@
         <w:pStyle w:val="Compact"/>
         <w:numPr>
           <w:ilvl w:val="0"/>
-          <w:numId w:val="1128"/>
+          <w:numId w:val="1138"/>
         </w:numPr>
       </w:pPr>
       <w:r>
@@ -29149,7 +32290,7 @@
         <w:pStyle w:val="Compact"/>
         <w:numPr>
           <w:ilvl w:val="0"/>
-          <w:numId w:val="1128"/>
+          <w:numId w:val="1138"/>
         </w:numPr>
       </w:pPr>
       <w:r>
@@ -29267,7 +32408,7 @@
         <w:pStyle w:val="Compact"/>
         <w:numPr>
           <w:ilvl w:val="0"/>
-          <w:numId w:val="1128"/>
+          <w:numId w:val="1138"/>
         </w:numPr>
       </w:pPr>
       <w:r>
@@ -29325,7 +32466,7 @@
         <w:pStyle w:val="Compact"/>
         <w:numPr>
           <w:ilvl w:val="0"/>
-          <w:numId w:val="1128"/>
+          <w:numId w:val="1138"/>
         </w:numPr>
       </w:pPr>
       <w:r>
@@ -29439,8 +32580,8 @@
         <w:t xml:space="preserve">.</w:t>
       </w:r>
     </w:p>
-    <w:bookmarkEnd w:id="164"/>
-    <w:bookmarkStart w:id="165" w:name="X229eb2c7ea2d22ae093b848c4448103e537f660"/>
+    <w:bookmarkEnd w:id="179"/>
+    <w:bookmarkStart w:id="180" w:name="X229eb2c7ea2d22ae093b848c4448103e537f660"/>
     <w:p>
       <w:pPr>
         <w:pStyle w:val="Heading3"/>
@@ -29454,7 +32595,7 @@
         <w:pStyle w:val="Compact"/>
         <w:numPr>
           <w:ilvl w:val="0"/>
-          <w:numId w:val="1129"/>
+          <w:numId w:val="1139"/>
         </w:numPr>
       </w:pPr>
       <w:r>
@@ -29490,7 +32631,7 @@
         <w:pStyle w:val="Compact"/>
         <w:numPr>
           <w:ilvl w:val="0"/>
-          <w:numId w:val="1129"/>
+          <w:numId w:val="1139"/>
         </w:numPr>
       </w:pPr>
       <w:r>
@@ -29526,7 +32667,7 @@
         <w:pStyle w:val="Compact"/>
         <w:numPr>
           <w:ilvl w:val="0"/>
-          <w:numId w:val="1129"/>
+          <w:numId w:val="1139"/>
         </w:numPr>
       </w:pPr>
       <w:r>
@@ -29564,9 +32705,9 @@
         </w:pict>
       </w:r>
     </w:p>
-    <w:bookmarkEnd w:id="165"/>
-    <w:bookmarkEnd w:id="166"/>
-    <w:bookmarkStart w:id="170" w:name="v102--2026-05-16"/>
+    <w:bookmarkEnd w:id="180"/>
+    <w:bookmarkEnd w:id="181"/>
+    <w:bookmarkStart w:id="185" w:name="v102--2026-05-16"/>
     <w:p>
       <w:pPr>
         <w:pStyle w:val="Heading2"/>
@@ -29638,7 +32779,7 @@
         <w:t xml:space="preserve">.</w:t>
       </w:r>
     </w:p>
-    <w:bookmarkStart w:id="167" w:name="fixed-15"/>
+    <w:bookmarkStart w:id="182" w:name="fixed-17"/>
     <w:p>
       <w:pPr>
         <w:pStyle w:val="Heading3"/>
@@ -29652,7 +32793,7 @@
         <w:pStyle w:val="Compact"/>
         <w:numPr>
           <w:ilvl w:val="0"/>
-          <w:numId w:val="1130"/>
+          <w:numId w:val="1140"/>
         </w:numPr>
       </w:pPr>
       <w:r>
@@ -29911,8 +33052,8 @@
         <w:t xml:space="preserve">for the full forensic record.</w:t>
       </w:r>
     </w:p>
-    <w:bookmarkEnd w:id="167"/>
-    <w:bookmarkStart w:id="168" w:name="Xe0ddf1e996f3df0b9e545adc02a4bd89f8b8d13"/>
+    <w:bookmarkEnd w:id="182"/>
+    <w:bookmarkStart w:id="183" w:name="Xe0ddf1e996f3df0b9e545adc02a4bd89f8b8d13"/>
     <w:p>
       <w:pPr>
         <w:pStyle w:val="Heading3"/>
@@ -29926,7 +33067,7 @@
         <w:pStyle w:val="Compact"/>
         <w:numPr>
           <w:ilvl w:val="0"/>
-          <w:numId w:val="1131"/>
+          <w:numId w:val="1141"/>
         </w:numPr>
       </w:pPr>
       <w:r>
@@ -29957,7 +33098,7 @@
         <w:pStyle w:val="Compact"/>
         <w:numPr>
           <w:ilvl w:val="0"/>
-          <w:numId w:val="1131"/>
+          <w:numId w:val="1141"/>
         </w:numPr>
       </w:pPr>
       <w:r>
@@ -30117,7 +33258,7 @@
         <w:pStyle w:val="Compact"/>
         <w:numPr>
           <w:ilvl w:val="0"/>
-          <w:numId w:val="1131"/>
+          <w:numId w:val="1141"/>
         </w:numPr>
       </w:pPr>
       <w:r>
@@ -30160,7 +33301,7 @@
         <w:pStyle w:val="Compact"/>
         <w:numPr>
           <w:ilvl w:val="0"/>
-          <w:numId w:val="1131"/>
+          <w:numId w:val="1141"/>
         </w:numPr>
       </w:pPr>
       <w:r>
@@ -30213,8 +33354,8 @@
         <w:t xml:space="preserve">FAILs, reverts, asserts test 16 PASSes.</w:t>
       </w:r>
     </w:p>
-    <w:bookmarkEnd w:id="168"/>
-    <w:bookmarkStart w:id="169" w:name="X8b911ae2e85ac79e736a0787640dd7fddb5ef40"/>
+    <w:bookmarkEnd w:id="183"/>
+    <w:bookmarkStart w:id="184" w:name="X8b911ae2e85ac79e736a0787640dd7fddb5ef40"/>
     <w:p>
       <w:pPr>
         <w:pStyle w:val="Heading3"/>
@@ -30325,9 +33466,9 @@
         </w:pict>
       </w:r>
     </w:p>
-    <w:bookmarkEnd w:id="169"/>
-    <w:bookmarkEnd w:id="170"/>
-    <w:bookmarkStart w:id="183" w:name="v100--2026-05-13"/>
+    <w:bookmarkEnd w:id="184"/>
+    <w:bookmarkEnd w:id="185"/>
+    <w:bookmarkStart w:id="198" w:name="v100--2026-05-13"/>
     <w:p>
       <w:pPr>
         <w:pStyle w:val="Heading2"/>
@@ -30384,7 +33525,7 @@
         <w:t xml:space="preserve">This is the initial public release.</w:t>
       </w:r>
     </w:p>
-    <w:bookmarkStart w:id="171" w:name="highlights"/>
+    <w:bookmarkStart w:id="186" w:name="highlights"/>
     <w:p>
       <w:pPr>
         <w:pStyle w:val="Heading3"/>
@@ -30398,7 +33539,7 @@
         <w:pStyle w:val="Compact"/>
         <w:numPr>
           <w:ilvl w:val="0"/>
-          <w:numId w:val="1132"/>
+          <w:numId w:val="1142"/>
         </w:numPr>
       </w:pPr>
       <w:r>
@@ -30498,7 +33639,7 @@
         <w:pStyle w:val="Compact"/>
         <w:numPr>
           <w:ilvl w:val="0"/>
-          <w:numId w:val="1132"/>
+          <w:numId w:val="1142"/>
         </w:numPr>
       </w:pPr>
       <w:r>
@@ -30550,7 +33691,7 @@
         <w:pStyle w:val="Compact"/>
         <w:numPr>
           <w:ilvl w:val="1"/>
-          <w:numId w:val="1133"/>
+          <w:numId w:val="1143"/>
         </w:numPr>
       </w:pPr>
       <w:r>
@@ -30662,7 +33803,7 @@
         <w:pStyle w:val="Compact"/>
         <w:numPr>
           <w:ilvl w:val="1"/>
-          <w:numId w:val="1133"/>
+          <w:numId w:val="1143"/>
         </w:numPr>
       </w:pPr>
       <w:r>
@@ -30726,7 +33867,7 @@
         <w:pStyle w:val="Compact"/>
         <w:numPr>
           <w:ilvl w:val="0"/>
-          <w:numId w:val="1132"/>
+          <w:numId w:val="1142"/>
         </w:numPr>
       </w:pPr>
       <w:r>
@@ -30742,7 +33883,7 @@
         <w:pStyle w:val="Compact"/>
         <w:numPr>
           <w:ilvl w:val="1"/>
-          <w:numId w:val="1134"/>
+          <w:numId w:val="1144"/>
         </w:numPr>
       </w:pPr>
       <w:r>
@@ -30787,7 +33928,7 @@
         <w:pStyle w:val="Compact"/>
         <w:numPr>
           <w:ilvl w:val="1"/>
-          <w:numId w:val="1134"/>
+          <w:numId w:val="1144"/>
         </w:numPr>
       </w:pPr>
       <w:r>
@@ -30814,7 +33955,7 @@
         <w:pStyle w:val="Compact"/>
         <w:numPr>
           <w:ilvl w:val="1"/>
-          <w:numId w:val="1134"/>
+          <w:numId w:val="1144"/>
         </w:numPr>
       </w:pPr>
       <w:r>
@@ -30892,7 +34033,7 @@
         <w:pStyle w:val="Compact"/>
         <w:numPr>
           <w:ilvl w:val="0"/>
-          <w:numId w:val="1132"/>
+          <w:numId w:val="1142"/>
         </w:numPr>
       </w:pPr>
       <w:r>
@@ -30965,7 +34106,7 @@
         <w:pStyle w:val="Compact"/>
         <w:numPr>
           <w:ilvl w:val="0"/>
-          <w:numId w:val="1132"/>
+          <w:numId w:val="1142"/>
         </w:numPr>
       </w:pPr>
       <w:r>
@@ -31076,7 +34217,7 @@
         <w:pStyle w:val="Compact"/>
         <w:numPr>
           <w:ilvl w:val="0"/>
-          <w:numId w:val="1132"/>
+          <w:numId w:val="1142"/>
         </w:numPr>
       </w:pPr>
       <w:r>
@@ -31131,7 +34272,7 @@
         <w:pStyle w:val="Compact"/>
         <w:numPr>
           <w:ilvl w:val="0"/>
-          <w:numId w:val="1132"/>
+          <w:numId w:val="1142"/>
         </w:numPr>
       </w:pPr>
       <w:r>
@@ -31237,7 +34378,7 @@
         <w:pStyle w:val="Compact"/>
         <w:numPr>
           <w:ilvl w:val="0"/>
-          <w:numId w:val="1132"/>
+          <w:numId w:val="1142"/>
         </w:numPr>
       </w:pPr>
       <w:r>
@@ -31320,8 +34461,8 @@
         <w:t xml:space="preserve">host OS and applies the right action out of the box.</w:t>
       </w:r>
     </w:p>
-    <w:bookmarkEnd w:id="171"/>
-    <w:bookmarkStart w:id="172" w:name="anti-bluff-covenant-constitution-1-114x"/>
+    <w:bookmarkEnd w:id="186"/>
+    <w:bookmarkStart w:id="187" w:name="anti-bluff-covenant-constitution-1-114x"/>
     <w:p>
       <w:pPr>
         <w:pStyle w:val="Heading3"/>
@@ -31635,8 +34776,8 @@
         <w:t xml:space="preserve">.</w:t>
       </w:r>
     </w:p>
-    <w:bookmarkEnd w:id="172"/>
-    <w:bookmarkStart w:id="173" w:name="architecture-overview"/>
+    <w:bookmarkEnd w:id="187"/>
+    <w:bookmarkStart w:id="188" w:name="architecture-overview"/>
     <w:p>
       <w:pPr>
         <w:pStyle w:val="Heading3"/>
@@ -31827,8 +34968,8 @@
         <w:t xml:space="preserve">   (per-group, kernel-enforced)                         (per-process, kernel-enforced)</w:t>
       </w:r>
     </w:p>
-    <w:bookmarkEnd w:id="173"/>
-    <w:bookmarkStart w:id="174" w:name="forensic-transparency"/>
+    <w:bookmarkEnd w:id="188"/>
+    <w:bookmarkStart w:id="189" w:name="forensic-transparency"/>
     <w:p>
       <w:pPr>
         <w:pStyle w:val="Heading3"/>
@@ -31856,7 +34997,7 @@
         <w:pStyle w:val="Compact"/>
         <w:numPr>
           <w:ilvl w:val="0"/>
-          <w:numId w:val="1135"/>
+          <w:numId w:val="1145"/>
         </w:numPr>
       </w:pPr>
       <w:r>
@@ -32022,7 +35163,7 @@
         <w:pStyle w:val="Compact"/>
         <w:numPr>
           <w:ilvl w:val="0"/>
-          <w:numId w:val="1135"/>
+          <w:numId w:val="1145"/>
         </w:numPr>
       </w:pPr>
       <w:r>
@@ -32107,8 +35248,8 @@
         <w:t xml:space="preserve">§5.6 for the full strength-gap table.</w:t>
       </w:r>
     </w:p>
-    <w:bookmarkEnd w:id="174"/>
-    <w:bookmarkStart w:id="175" w:name="Xed1a788d98991a7ff41b86ee2260823325b3ad6"/>
+    <w:bookmarkEnd w:id="189"/>
+    <w:bookmarkStart w:id="190" w:name="Xed1a788d98991a7ff41b86ee2260823325b3ad6"/>
     <w:p>
       <w:pPr>
         <w:pStyle w:val="Heading3"/>
@@ -32148,7 +35289,7 @@
         <w:pStyle w:val="Compact"/>
         <w:numPr>
           <w:ilvl w:val="0"/>
-          <w:numId w:val="1136"/>
+          <w:numId w:val="1146"/>
         </w:numPr>
       </w:pPr>
       <w:r>
@@ -32160,7 +35301,7 @@
         <w:pStyle w:val="Compact"/>
         <w:numPr>
           <w:ilvl w:val="0"/>
-          <w:numId w:val="1136"/>
+          <w:numId w:val="1146"/>
         </w:numPr>
       </w:pPr>
       <w:r>
@@ -32178,7 +35319,7 @@
         <w:pStyle w:val="Compact"/>
         <w:numPr>
           <w:ilvl w:val="0"/>
-          <w:numId w:val="1136"/>
+          <w:numId w:val="1146"/>
         </w:numPr>
       </w:pPr>
       <w:r>
@@ -32205,7 +35346,7 @@
         <w:pStyle w:val="Compact"/>
         <w:numPr>
           <w:ilvl w:val="0"/>
-          <w:numId w:val="1136"/>
+          <w:numId w:val="1146"/>
         </w:numPr>
       </w:pPr>
       <w:r>
@@ -32223,7 +35364,7 @@
         <w:pStyle w:val="Compact"/>
         <w:numPr>
           <w:ilvl w:val="0"/>
-          <w:numId w:val="1136"/>
+          <w:numId w:val="1146"/>
         </w:numPr>
       </w:pPr>
       <w:r>
@@ -32241,7 +35382,7 @@
         <w:pStyle w:val="Compact"/>
         <w:numPr>
           <w:ilvl w:val="0"/>
-          <w:numId w:val="1136"/>
+          <w:numId w:val="1146"/>
         </w:numPr>
       </w:pPr>
       <w:r>
@@ -32253,7 +35394,7 @@
         <w:pStyle w:val="Compact"/>
         <w:numPr>
           <w:ilvl w:val="0"/>
-          <w:numId w:val="1136"/>
+          <w:numId w:val="1146"/>
         </w:numPr>
       </w:pPr>
       <w:r>
@@ -32271,7 +35412,7 @@
         <w:pStyle w:val="Compact"/>
         <w:numPr>
           <w:ilvl w:val="0"/>
-          <w:numId w:val="1136"/>
+          <w:numId w:val="1146"/>
         </w:numPr>
       </w:pPr>
       <w:r>
@@ -32304,7 +35445,7 @@
         <w:pStyle w:val="Compact"/>
         <w:numPr>
           <w:ilvl w:val="0"/>
-          <w:numId w:val="1136"/>
+          <w:numId w:val="1146"/>
         </w:numPr>
       </w:pPr>
       <w:r>
@@ -32317,8 +35458,8 @@
         <w:t xml:space="preserve">captured for every claim</w:t>
       </w:r>
     </w:p>
-    <w:bookmarkEnd w:id="175"/>
-    <w:bookmarkStart w:id="176" w:name="install"/>
+    <w:bookmarkEnd w:id="190"/>
+    <w:bookmarkStart w:id="191" w:name="install"/>
     <w:p>
       <w:pPr>
         <w:pStyle w:val="Heading3"/>
@@ -32588,8 +35729,8 @@
         <w:t xml:space="preserve">kernel-enforced resource caps.</w:t>
       </w:r>
     </w:p>
-    <w:bookmarkEnd w:id="176"/>
-    <w:bookmarkStart w:id="177" w:name="usage"/>
+    <w:bookmarkEnd w:id="191"/>
+    <w:bookmarkStart w:id="192" w:name="usage"/>
     <w:p>
       <w:pPr>
         <w:pStyle w:val="Heading3"/>
@@ -33015,8 +36156,8 @@
         <w:t xml:space="preserve"># 1-hour RLIMIT_CPU (Darwin)</w:t>
       </w:r>
     </w:p>
-    <w:bookmarkEnd w:id="177"/>
-    <w:bookmarkStart w:id="178" w:name="verification-commands"/>
+    <w:bookmarkEnd w:id="192"/>
+    <w:bookmarkStart w:id="193" w:name="verification-commands"/>
     <w:p>
       <w:pPr>
         <w:pStyle w:val="Heading3"/>
@@ -33167,8 +36308,8 @@
         <w:t xml:space="preserve"># paired-mutation harness</w:t>
       </w:r>
     </w:p>
-    <w:bookmarkEnd w:id="178"/>
-    <w:bookmarkStart w:id="179" w:name="coexistence-with-system-tmux"/>
+    <w:bookmarkEnd w:id="193"/>
+    <w:bookmarkStart w:id="194" w:name="coexistence-with-system-tmux"/>
     <w:p>
       <w:pPr>
         <w:pStyle w:val="Heading3"/>
@@ -33266,8 +36407,8 @@
         <w:t xml:space="preserve">whatever was on PATH before. No alias shadowing.</w:t>
       </w:r>
     </w:p>
-    <w:bookmarkEnd w:id="179"/>
-    <w:bookmarkStart w:id="180" w:name="submodules"/>
+    <w:bookmarkEnd w:id="194"/>
+    <w:bookmarkStart w:id="195" w:name="submodules"/>
     <w:p>
       <w:pPr>
         <w:pStyle w:val="Heading3"/>
@@ -33281,7 +36422,7 @@
         <w:pStyle w:val="Compact"/>
         <w:numPr>
           <w:ilvl w:val="0"/>
-          <w:numId w:val="1137"/>
+          <w:numId w:val="1147"/>
         </w:numPr>
       </w:pPr>
       <w:r>
@@ -33332,7 +36473,7 @@
         <w:pStyle w:val="Compact"/>
         <w:numPr>
           <w:ilvl w:val="0"/>
-          <w:numId w:val="1137"/>
+          <w:numId w:val="1147"/>
         </w:numPr>
       </w:pPr>
       <w:r>
@@ -33374,7 +36515,7 @@
         <w:pStyle w:val="Compact"/>
         <w:numPr>
           <w:ilvl w:val="1"/>
-          <w:numId w:val="1138"/>
+          <w:numId w:val="1148"/>
         </w:numPr>
       </w:pPr>
       <w:r>
@@ -33396,8 +36537,8 @@
         <w:t xml:space="preserve">at release time.</w:t>
       </w:r>
     </w:p>
-    <w:bookmarkEnd w:id="180"/>
-    <w:bookmarkStart w:id="181" w:name="known-limitations"/>
+    <w:bookmarkEnd w:id="195"/>
+    <w:bookmarkStart w:id="196" w:name="known-limitations"/>
     <w:p>
       <w:pPr>
         <w:pStyle w:val="Heading3"/>
@@ -33411,7 +36552,7 @@
         <w:pStyle w:val="Compact"/>
         <w:numPr>
           <w:ilvl w:val="0"/>
-          <w:numId w:val="1139"/>
+          <w:numId w:val="1149"/>
         </w:numPr>
       </w:pPr>
       <w:r>
@@ -33447,7 +36588,7 @@
         <w:pStyle w:val="Compact"/>
         <w:numPr>
           <w:ilvl w:val="0"/>
-          <w:numId w:val="1139"/>
+          <w:numId w:val="1149"/>
         </w:numPr>
       </w:pPr>
       <w:r>
@@ -33475,8 +36616,8 @@
         <w:t xml:space="preserve">per topology dispatch.</w:t>
       </w:r>
     </w:p>
-    <w:bookmarkEnd w:id="181"/>
-    <w:bookmarkStart w:id="182" w:name="acknowledgements"/>
+    <w:bookmarkEnd w:id="196"/>
+    <w:bookmarkStart w:id="197" w:name="acknowledgements"/>
     <w:p>
       <w:pPr>
         <w:pStyle w:val="Heading3"/>
@@ -33498,7 +36639,7 @@
         <w:pStyle w:val="Compact"/>
         <w:numPr>
           <w:ilvl w:val="0"/>
-          <w:numId w:val="1140"/>
+          <w:numId w:val="1150"/>
         </w:numPr>
       </w:pPr>
       <w:r>
@@ -33519,7 +36660,7 @@
         <w:pStyle w:val="Compact"/>
         <w:numPr>
           <w:ilvl w:val="0"/>
-          <w:numId w:val="1140"/>
+          <w:numId w:val="1150"/>
         </w:numPr>
       </w:pPr>
       <w:r>
@@ -33531,7 +36672,7 @@
         <w:pStyle w:val="Compact"/>
         <w:numPr>
           <w:ilvl w:val="0"/>
-          <w:numId w:val="1140"/>
+          <w:numId w:val="1150"/>
         </w:numPr>
       </w:pPr>
       <w:r>
@@ -33543,7 +36684,7 @@
         <w:pStyle w:val="Compact"/>
         <w:numPr>
           <w:ilvl w:val="0"/>
-          <w:numId w:val="1140"/>
+          <w:numId w:val="1150"/>
         </w:numPr>
       </w:pPr>
       <w:r>
@@ -33555,7 +36696,7 @@
         <w:pStyle w:val="Compact"/>
         <w:numPr>
           <w:ilvl w:val="0"/>
-          <w:numId w:val="1140"/>
+          <w:numId w:val="1150"/>
         </w:numPr>
       </w:pPr>
       <w:r>
@@ -33589,9 +36730,9 @@
         </w:pict>
       </w:r>
     </w:p>
-    <w:bookmarkEnd w:id="182"/>
-    <w:bookmarkEnd w:id="183"/>
-    <w:bookmarkStart w:id="184" w:name="v101--unreleased"/>
+    <w:bookmarkEnd w:id="197"/>
+    <w:bookmarkEnd w:id="198"/>
+    <w:bookmarkStart w:id="199" w:name="v101--unreleased"/>
     <w:p>
       <w:pPr>
         <w:pStyle w:val="Heading2"/>
@@ -33613,7 +36754,7 @@
         <w:pStyle w:val="Compact"/>
         <w:numPr>
           <w:ilvl w:val="0"/>
-          <w:numId w:val="1141"/>
+          <w:numId w:val="1151"/>
         </w:numPr>
       </w:pPr>
       <w:r>
@@ -33661,7 +36802,7 @@
         <w:pStyle w:val="Compact"/>
         <w:numPr>
           <w:ilvl w:val="0"/>
-          <w:numId w:val="1141"/>
+          <w:numId w:val="1151"/>
         </w:numPr>
       </w:pPr>
       <w:r>
@@ -33709,7 +36850,7 @@
         <w:pStyle w:val="Compact"/>
         <w:numPr>
           <w:ilvl w:val="0"/>
-          <w:numId w:val="1141"/>
+          <w:numId w:val="1151"/>
         </w:numPr>
       </w:pPr>
       <w:r>
@@ -33728,8 +36869,8 @@
         <w:t xml:space="preserve">bullets above this paragraph.</w:t>
       </w:r>
     </w:p>
-    <w:bookmarkEnd w:id="184"/>
-    <w:bookmarkEnd w:id="185"/>
+    <w:bookmarkEnd w:id="199"/>
+    <w:bookmarkEnd w:id="200"/>
     <w:sectPr>
       <w:footnotePr>
         <w:numRestart w:val="eachSect"/>
@@ -34367,6 +37508,36 @@
     <w:abstractNumId w:val="991"/>
   </w:num>
   <w:num w:numId="1141">
+    <w:abstractNumId w:val="991"/>
+  </w:num>
+  <w:num w:numId="1142">
+    <w:abstractNumId w:val="991"/>
+  </w:num>
+  <w:num w:numId="1143">
+    <w:abstractNumId w:val="991"/>
+  </w:num>
+  <w:num w:numId="1144">
+    <w:abstractNumId w:val="991"/>
+  </w:num>
+  <w:num w:numId="1145">
+    <w:abstractNumId w:val="991"/>
+  </w:num>
+  <w:num w:numId="1146">
+    <w:abstractNumId w:val="991"/>
+  </w:num>
+  <w:num w:numId="1147">
+    <w:abstractNumId w:val="991"/>
+  </w:num>
+  <w:num w:numId="1148">
+    <w:abstractNumId w:val="991"/>
+  </w:num>
+  <w:num w:numId="1149">
+    <w:abstractNumId w:val="991"/>
+  </w:num>
+  <w:num w:numId="1150">
+    <w:abstractNumId w:val="991"/>
+  </w:num>
+  <w:num w:numId="1151">
     <w:abstractNumId w:val="991"/>
   </w:num>
 </w:numbering>

--- a/CHANGELOG.docx
+++ b/CHANGELOG.docx
@@ -14219,7 +14219,7 @@
         <w:t xml:space="preserve"> </w:t>
       </w:r>
       <w:r>
-        <w:t xml:space="preserve">Fixed.md = 45 items (ATM-001..ATM-045) at</w:t>
+        <w:t xml:space="preserve">Fixed.md = 45 items (TMX-001..TMX-045) at</w:t>
       </w:r>
       <w:r>
         <w:t xml:space="preserve"> </w:t>

--- a/CHANGELOG.docx
+++ b/CHANGELOG.docx
@@ -60,13 +60,13 @@
         </w:pict>
       </w:r>
     </w:p>
-    <w:bookmarkStart w:id="12" w:name="Xf4d189c928ccad052b19b4e78e12e5c76f372bc"/>
+    <w:bookmarkStart w:id="12" w:name="v1037--2026-07-23"/>
     <w:p>
       <w:pPr>
         <w:pStyle w:val="Heading2"/>
       </w:pPr>
       <w:r>
-        <w:t xml:space="preserve">[v1.0.37] — 2026-07-22 (prepared; release tag pending operator gate)</w:t>
+        <w:t xml:space="preserve">[v1.0.37] — 2026-07-23</w:t>
       </w:r>
     </w:p>
     <w:bookmarkStart w:id="10" w:name="fixed"/>
